--- a/downloads/student/ai-3-week-23.docx
+++ b/downloads/student/ai-3-week-23.docx
@@ -2044,6 +2044,16 @@
     <w:p>
       <w:r>
         <w:t>This deterministic loop counts a stated condition; it neither trains a model nor measures whether the books suit a reader.</w:t>
+      </w:r>
+    </w:p>
+    <w:p>
+      <w:r>
+        <w:t>Read the labelled picture: Trace the changed list and identify where the result differs. Point to the relevant step in the picture, then write the changed result and the rule or evidence that supports it.</w:t>
+      </w:r>
+    </w:p>
+    <w:p>
+      <w:r>
+        <w:t>Change one thing: Replace the last page count 90 with 100. Predict the result before checking the explanation. What remains the same?</w:t>
       </w:r>
     </w:p>
     <w:p>
@@ -4093,6 +4103,187 @@
     <w:p>
       <w:r>
         <w:t>Attempt the independent case before hints. Record whether you worked alone, used a hint or followed a model. After feedback, fix the first unsupported step and explain why it changed. A later check uses a changed case, not a copied answer.</w:t>
+      </w:r>
+    </w:p>
+    <w:p>
+      <w:pPr>
+        <w:pStyle w:val="Heading1"/>
+      </w:pPr>
+      <w:r>
+        <w:t>15. Your lesson route</w:t>
+      </w:r>
+    </w:p>
+    <w:p>
+      <w:r>
+        <w:t>Start with this question: Translate a “count qualifying books” paper procedure into a Python-style trace.</w:t>
+      </w:r>
+    </w:p>
+    <w:tbl>
+      <w:tblPr>
+        <w:tblStyle w:val="LightShading-Accent1"/>
+        <w:tblW w:type="auto" w:w="0"/>
+        <w:tblLook w:firstColumn="1" w:firstRow="1" w:lastColumn="0" w:lastRow="0" w:noHBand="0" w:noVBand="1" w:val="04A0"/>
+      </w:tblPr>
+      <w:tblGrid>
+        <w:gridCol w:w="5112"/>
+        <w:gridCol w:w="5112"/>
+      </w:tblGrid>
+      <w:tr>
+        <w:trPr>
+          <w:tblHeader/>
+        </w:trPr>
+        <w:tc>
+          <w:tcPr>
+            <w:tcW w:type="dxa" w:w="5112"/>
+          </w:tcPr>
+          <w:p>
+            <w:r>
+              <w:t>By the end, I can</w:t>
+            </w:r>
+          </w:p>
+        </w:tc>
+        <w:tc>
+          <w:tcPr>
+            <w:tcW w:type="dxa" w:w="5112"/>
+          </w:tcPr>
+          <w:p>
+            <w:r>
+              <w:t>How I will show it</w:t>
+            </w:r>
+          </w:p>
+        </w:tc>
+      </w:tr>
+      <w:tr>
+        <w:tc>
+          <w:tcPr>
+            <w:tcW w:type="dxa" w:w="5112"/>
+          </w:tcPr>
+          <w:p>
+            <w:r>
+              <w:t>Translate a short paper calculation into a Python script</w:t>
+            </w:r>
+          </w:p>
+        </w:tc>
+        <w:tc>
+          <w:tcPr>
+            <w:tcW w:type="dxa" w:w="5112"/>
+          </w:tcPr>
+          <w:p>
+            <w:r>
+              <w:t>Explain the deciding step, show a trace or test, and state one limit.</w:t>
+            </w:r>
+          </w:p>
+        </w:tc>
+      </w:tr>
+      <w:tr>
+        <w:tc>
+          <w:tcPr>
+            <w:tcW w:type="dxa" w:w="5112"/>
+          </w:tcPr>
+          <w:p>
+            <w:r>
+              <w:t>Predict and explain the order of executed statements</w:t>
+            </w:r>
+          </w:p>
+        </w:tc>
+        <w:tc>
+          <w:tcPr>
+            <w:tcW w:type="dxa" w:w="5112"/>
+          </w:tcPr>
+          <w:p>
+            <w:r>
+              <w:t>Explain the deciding step, show a trace or test, and state one limit.</w:t>
+            </w:r>
+          </w:p>
+        </w:tc>
+      </w:tr>
+      <w:tr>
+        <w:tc>
+          <w:tcPr>
+            <w:tcW w:type="dxa" w:w="5112"/>
+          </w:tcPr>
+          <w:p>
+            <w:r>
+              <w:t>Keep expected and observed output separate when checking a program</w:t>
+            </w:r>
+          </w:p>
+        </w:tc>
+        <w:tc>
+          <w:tcPr>
+            <w:tcW w:type="dxa" w:w="5112"/>
+          </w:tcPr>
+          <w:p>
+            <w:r>
+              <w:t>Explain the deciding step, show a trace or test, and state one limit.</w:t>
+            </w:r>
+          </w:p>
+        </w:tc>
+      </w:tr>
+    </w:tbl>
+    <w:p>
+      <w:r>
+        <w:t>Remember → watch and explain → try with help → investigate → try independently → keep project evidence. Your teacher may spread this lesson across several classes.</w:t>
+      </w:r>
+    </w:p>
+    <w:p>
+      <w:r>
+        <w:t>Keep your first prediction. Compare it with what the evidence shows and explain any change.</w:t>
+      </w:r>
+    </w:p>
+    <w:p>
+      <w:pPr>
+        <w:pStyle w:val="Heading1"/>
+      </w:pPr>
+      <w:r>
+        <w:t>16. Finish and return</w:t>
+      </w:r>
+    </w:p>
+    <w:p>
+      <w:r>
+        <w:t>Close your notes. Explain this goal in your own words: Translate a short paper calculation into a Python script</w:t>
+      </w:r>
+    </w:p>
+    <w:p>
+      <w:pPr>
+        <w:pStyle w:val="Heading3"/>
+      </w:pPr>
+      <w:r>
+        <w:t>My deciding step, evidence and one remaining question</w:t>
+      </w:r>
+    </w:p>
+    <w:p>
+      <w:r>
+        <w:t>________________________________________________________________</w:t>
+      </w:r>
+    </w:p>
+    <w:p>
+      <w:r>
+        <w:t>________________________________________________________________</w:t>
+      </w:r>
+    </w:p>
+    <w:p>
+      <w:r>
+        <w:t>________________________________________________________________</w:t>
+      </w:r>
+    </w:p>
+    <w:p>
+      <w:r>
+        <w:t>________________________________________________________________</w:t>
+      </w:r>
+    </w:p>
+    <w:p>
+      <w:r>
+        <w:t>________________________________________________________________</w:t>
+      </w:r>
+    </w:p>
+    <w:p>
+      <w:r>
+        <w:t>If you are unsure, return to the worked picture and explain one arrow. If you are ready, change an input or assumption and justify your prediction.</w:t>
+      </w:r>
+    </w:p>
+    <w:p>
+      <w:r>
+        <w:t>Save your workbook evidence. At the next review, try a different case before opening your old answer.</w:t>
       </w:r>
     </w:p>
     <w:sectPr>

--- a/downloads/student/ai-3-week-23.docx
+++ b/downloads/student/ai-3-week-23.docx
@@ -4284,6 +4284,215 @@
     <w:p>
       <w:r>
         <w:t>Save your workbook evidence. At the next review, try a different case before opening your old answer.</w:t>
+      </w:r>
+    </w:p>
+    <w:p>
+      <w:pPr>
+        <w:pStyle w:val="Heading1"/>
+      </w:pPr>
+      <w:r>
+        <w:t>17. Supported practice, repair and portfolio</w:t>
+      </w:r>
+    </w:p>
+    <w:p>
+      <w:r>
+        <w:t>Use this supported practice once, in the browser or on paper. Keep the reserved independent assessment for a separate first attempt before teacher feedback.</w:t>
+      </w:r>
+    </w:p>
+    <w:p>
+      <w:r>
+        <w:t>Translate a “count qualifying books” paper procedure into a Python-style trace.</w:t>
+      </w:r>
+    </w:p>
+    <w:p>
+      <w:pPr>
+        <w:pStyle w:val="Heading3"/>
+      </w:pPr>
+      <w:r>
+        <w:t>Practice 1: explain the deciding evidence</w:t>
+      </w:r>
+    </w:p>
+    <w:p>
+      <w:r>
+        <w:t>Which labelled step matches this detail? The final result is 2 qualifying books, not the sum of their page counts.</w:t>
+      </w:r>
+    </w:p>
+    <w:p>
+      <w:r>
+        <w:t>1. Trace decisions</w:t>
+      </w:r>
+    </w:p>
+    <w:p>
+      <w:r>
+        <w:t>2. Start counter</w:t>
+      </w:r>
+    </w:p>
+    <w:p>
+      <w:r>
+        <w:t>3. Report count</w:t>
+      </w:r>
+    </w:p>
+    <w:p>
+      <w:pPr>
+        <w:pStyle w:val="Heading3"/>
+      </w:pPr>
+      <w:r>
+        <w:t>My selected conclusion, deciding fact and explanation</w:t>
+      </w:r>
+    </w:p>
+    <w:p>
+      <w:r>
+        <w:t>________________________________________________________________</w:t>
+      </w:r>
+    </w:p>
+    <w:p>
+      <w:r>
+        <w:t>________________________________________________________________</w:t>
+      </w:r>
+    </w:p>
+    <w:p>
+      <w:r>
+        <w:t>________________________________________________________________</w:t>
+      </w:r>
+    </w:p>
+    <w:p>
+      <w:r>
+        <w:t>________________________________________________________________</w:t>
+      </w:r>
+    </w:p>
+    <w:p>
+      <w:r>
+        <w:t>________________________________________________________________</w:t>
+      </w:r>
+    </w:p>
+    <w:p>
+      <w:r>
+        <w:t>Hint if needed: Read the steps in the pictorial case. Match the supplied detail to the stage that performs or records it.</w:t>
+      </w:r>
+    </w:p>
+    <w:p>
+      <w:r>
+        <w:t>After your attempt, compare with the supported explanation: Report count The final result is 2 qualifying books, not the sum of their page counts. Read the picture in order. The final result is 2 qualifying books, not the sum of their page counts. The arrows show which recorded input or intermediate result each decision uses. Explain the deciding step aloud before checking the changed case; pointing to the final answer alone does not show how it follows.</w:t>
+      </w:r>
+    </w:p>
+    <w:p>
+      <w:pPr>
+        <w:pStyle w:val="Heading3"/>
+      </w:pPr>
+      <w:r>
+        <w:t>Practice 2: explain the deciding evidence</w:t>
+      </w:r>
+    </w:p>
+    <w:p>
+      <w:r>
+        <w:t>Changed-case practice: Replace the last page count 90 with 100. Which conclusion is supported by the supplied facts?</w:t>
+      </w:r>
+    </w:p>
+    <w:p>
+      <w:r>
+        <w:t>1. This one example guarantees correct results for every future input.</w:t>
+      </w:r>
+    </w:p>
+    <w:p>
+      <w:r>
+        <w:t>2. We can decide the result without examining the changed input or the procedure.</w:t>
+      </w:r>
+    </w:p>
+    <w:p>
+      <w:r>
+        <w:t>3. The final count becomes 1.</w:t>
+      </w:r>
+    </w:p>
+    <w:p>
+      <w:pPr>
+        <w:pStyle w:val="Heading3"/>
+      </w:pPr>
+      <w:r>
+        <w:t>My selected conclusion, deciding fact and explanation</w:t>
+      </w:r>
+    </w:p>
+    <w:p>
+      <w:r>
+        <w:t>________________________________________________________________</w:t>
+      </w:r>
+    </w:p>
+    <w:p>
+      <w:r>
+        <w:t>________________________________________________________________</w:t>
+      </w:r>
+    </w:p>
+    <w:p>
+      <w:r>
+        <w:t>________________________________________________________________</w:t>
+      </w:r>
+    </w:p>
+    <w:p>
+      <w:r>
+        <w:t>________________________________________________________________</w:t>
+      </w:r>
+    </w:p>
+    <w:p>
+      <w:r>
+        <w:t>________________________________________________________________</w:t>
+      </w:r>
+    </w:p>
+    <w:p>
+      <w:r>
+        <w:t>Hint if needed: Use the changed condition and the deciding step in the pictorial trace. The answer must say what follows from those facts.</w:t>
+      </w:r>
+    </w:p>
+    <w:p>
+      <w:r>
+        <w:t>After your attempt, compare with the supported explanation: The final count becomes 1. The comparison is strictly less than 100, so the boundary value does not qualify.</w:t>
+      </w:r>
+    </w:p>
+    <w:p>
+      <w:pPr>
+        <w:pStyle w:val="Heading3"/>
+      </w:pPr>
+      <w:r>
+        <w:t>Repair a missing building block</w:t>
+      </w:r>
+    </w:p>
+    <w:p>
+      <w:r>
+        <w:t>Review Requests Responses and JSON (ai-3/22). Goal: Parse JSON into Python records. Short practice: Would converting the text silently prove the source count is correct? Point to the relevant step in the picture, then write the changed result and the rule or evidence that supports it.. Return to this week and explain what you changed.</w:t>
+      </w:r>
+    </w:p>
+    <w:p>
+      <w:r>
+        <w:t>Review Conversation State and Memory (ai-3/20). Goal: Explain the mechanism and terminology of conversation state and retention. Short practice: What is selected_book after the correction and after exit? Point to the relevant step in the picture, then write the changed result and the rule or evidence that supports it.. Return to this week and explain what you changed.</w:t>
+      </w:r>
+    </w:p>
+    <w:p>
+      <w:r>
+        <w:t>Review Model Memory vs Retrieval (ai-3/17). Goal: Explain the mechanism and terminology of retrieval and indexing. Short practice: Why can the assistant not certify 15: 00 when the notice is missing? Point to the relevant step in the picture, then write the changed result and the rule or evidence that supports it.. Return to this week and explain what you changed.</w:t>
+      </w:r>
+    </w:p>
+    <w:p>
+      <w:pPr>
+        <w:pStyle w:val="Heading3"/>
+      </w:pPr>
+      <w:r>
+        <w:t>Predict, run and debug</w:t>
+      </w:r>
+    </w:p>
+    <w:p>
+      <w:r>
+        <w:t>The browser lab lets you edit the supported Python examples already included in this lesson. Predict first, run, inspect the actual output or error, change one input, then run again. Keep code, predictions, actual results and a reasoned revision together. On paper, label your result as a trace rather than an execution.</w:t>
+      </w:r>
+    </w:p>
+    <w:p>
+      <w:pPr>
+        <w:pStyle w:val="Heading3"/>
+      </w:pPr>
+      <w:r>
+        <w:t>Keep your completed work</w:t>
+      </w:r>
+    </w:p>
+    <w:p>
+      <w:r>
+        <w:t>Use Download completed work in the hosted lesson to export your answers, reflections, practice feedback and code-run evidence. Open the HTML copy to read or print it. Drafts stay in this browser when storage is available; clear drafts on a shared device.</w:t>
       </w:r>
     </w:p>
     <w:sectPr>

--- a/downloads/student/ai-3-week-23.docx
+++ b/downloads/student/ai-3-week-23.docx
@@ -42,6 +42,11 @@
       </w:r>
     </w:p>
     <w:p>
+      <w:r>
+        <w:t>Start with the target: Translate a short paper calculation into a Python script. Try the recall before opening notes.</w:t>
+      </w:r>
+    </w:p>
+    <w:p>
       <w:pPr>
         <w:pStyle w:val="Heading3"/>
       </w:pPr>
@@ -50,18 +55,60 @@
       </w:r>
     </w:p>
     <w:p>
-      <w:r>
+      <w:pPr>
+        <w:spacing w:line="336" w:lineRule="auto" w:after="180"/>
+      </w:pPr>
+      <w:r>
+        <w:rPr>
+          <w:b w:val="0"/>
+        </w:rPr>
         <w:t>I can translate a short paper calculation into a Python script.</w:t>
       </w:r>
     </w:p>
     <w:p>
-      <w:r>
+      <w:pPr>
+        <w:spacing w:line="336" w:lineRule="auto" w:after="180"/>
+      </w:pPr>
+      <w:r>
+        <w:rPr>
+          <w:b w:val="0"/>
+        </w:rPr>
         <w:t>I can predict and explain the order of executed statements.</w:t>
       </w:r>
     </w:p>
     <w:p>
-      <w:r>
-        <w:t>I can keep expected and observed output separate when checking a program.</w:t>
+      <w:pPr>
+        <w:spacing w:line="336" w:lineRule="auto" w:after="180"/>
+      </w:pPr>
+      <w:r>
+        <w:rPr>
+          <w:b w:val="0"/>
+        </w:rPr>
+        <w:t xml:space="preserve">I can keep expected and observed </w:t>
+      </w:r>
+      <w:r>
+        <w:rPr>
+          <w:b/>
+        </w:rPr>
+        <w:t>output</w:t>
+      </w:r>
+      <w:r>
+        <w:rPr>
+          <w:b w:val="0"/>
+        </w:rPr>
+        <w:t xml:space="preserve"> separate when checking a </w:t>
+      </w:r>
+      <w:r>
+        <w:rPr>
+          <w:b/>
+        </w:rPr>
+        <w:t>program</w:t>
+      </w:r>
+      <w:r>
+        <w:rPr>
+          <w:b w:val="0"/>
+        </w:rPr>
+        <w:t>.</w:t>
       </w:r>
     </w:p>
     <w:p>
@@ -73,38 +120,134 @@
       </w:r>
     </w:p>
     <w:p>
-      <w:r>
+      <w:pPr>
+        <w:spacing w:line="336" w:lineRule="auto" w:after="180"/>
+      </w:pPr>
+      <w:r>
+        <w:rPr>
+          <w:b w:val="0"/>
+        </w:rPr>
         <w:t>Close your notes first. A rough first answer helps us choose the right starting point; it is not a score for your ability.</w:t>
       </w:r>
     </w:p>
     <w:p>
-      <w:r>
+      <w:pPr>
+        <w:spacing w:line="336" w:lineRule="auto" w:after="180"/>
+      </w:pPr>
+      <w:r>
+        <w:rPr>
+          <w:b w:val="0"/>
+        </w:rPr>
         <w:t>Without opening the old lesson, explain one key idea from Requests Responses and JSON. Give an example and a mistake that the idea helps you avoid.</w:t>
       </w:r>
     </w:p>
     <w:p>
-      <w:r>
+      <w:pPr>
+        <w:spacing w:line="336" w:lineRule="auto" w:after="180"/>
+      </w:pPr>
+      <w:r>
+        <w:rPr>
+          <w:b w:val="0"/>
+        </w:rPr>
         <w:t>Without opening the old lesson, explain one key idea from Conversation State and Memory. Give an example and a mistake that the idea helps you avoid.</w:t>
       </w:r>
     </w:p>
     <w:p>
-      <w:r>
+      <w:pPr>
+        <w:spacing w:line="336" w:lineRule="auto" w:after="180"/>
+      </w:pPr>
+      <w:r>
+        <w:rPr>
+          <w:b w:val="0"/>
+        </w:rPr>
         <w:t>Without opening the old lesson, explain one key idea from Model Memory vs Retrieval. Give an example and a mistake that the idea helps you avoid.</w:t>
       </w:r>
     </w:p>
     <w:p>
-      <w:r>
-        <w:t>After trying, check the relevant lesson or ask your teacher. Change the part of your explanation that the evidence shows was wrong.</w:t>
-      </w:r>
-    </w:p>
-    <w:p>
-      <w:r>
+      <w:pPr>
+        <w:spacing w:line="336" w:lineRule="auto" w:after="180"/>
+      </w:pPr>
+      <w:r>
+        <w:rPr>
+          <w:b w:val="0"/>
+        </w:rPr>
+        <w:t xml:space="preserve">After trying, check the relevant lesson or ask your teacher. Change the part of your explanation that the </w:t>
+      </w:r>
+      <w:r>
+        <w:rPr>
+          <w:b/>
+        </w:rPr>
+        <w:t>evidence</w:t>
+      </w:r>
+      <w:r>
+        <w:rPr>
+          <w:b w:val="0"/>
+        </w:rPr>
+        <w:t xml:space="preserve"> shows was wrong.</w:t>
+      </w:r>
+    </w:p>
+    <w:p>
+      <w:pPr>
+        <w:spacing w:line="336" w:lineRule="auto" w:after="180"/>
+      </w:pPr>
+      <w:r>
+        <w:rPr>
+          <w:b w:val="0"/>
+        </w:rPr>
         <w:t>Week 23: Block-to-Python Bridge</w:t>
       </w:r>
     </w:p>
     <w:p>
-      <w:r>
-        <w:t>Variables, conditions, lists, loops, and functions carry the same logic across representations.</w:t>
+      <w:pPr>
+        <w:spacing w:line="336" w:lineRule="auto" w:after="180"/>
+      </w:pPr>
+      <w:r>
+        <w:rPr>
+          <w:b/>
+        </w:rPr>
+        <w:t>Variable</w:t>
+      </w:r>
+      <w:r>
+        <w:rPr>
+          <w:b w:val="0"/>
+        </w:rPr>
+        <w:t xml:space="preserve">s, </w:t>
+      </w:r>
+      <w:r>
+        <w:rPr>
+          <w:b/>
+        </w:rPr>
+        <w:t>condition</w:t>
+      </w:r>
+      <w:r>
+        <w:rPr>
+          <w:b w:val="0"/>
+        </w:rPr>
+        <w:t xml:space="preserve">s, </w:t>
+      </w:r>
+      <w:r>
+        <w:rPr>
+          <w:b/>
+        </w:rPr>
+        <w:t>list</w:t>
+      </w:r>
+      <w:r>
+        <w:rPr>
+          <w:b w:val="0"/>
+        </w:rPr>
+        <w:t xml:space="preserve">s, loops, and </w:t>
+      </w:r>
+      <w:r>
+        <w:rPr>
+          <w:b/>
+        </w:rPr>
+        <w:t>function</w:t>
+      </w:r>
+      <w:r>
+        <w:rPr>
+          <w:b w:val="0"/>
+        </w:rPr>
+        <w:t>s carry the same logic across representations.</w:t>
       </w:r>
     </w:p>
     <w:p>
@@ -144,17 +287,35 @@
       </w:r>
     </w:p>
     <w:p>
-      <w:r>
+      <w:pPr>
+        <w:spacing w:line="336" w:lineRule="auto" w:after="180"/>
+      </w:pPr>
+      <w:r>
+        <w:rPr>
+          <w:b/>
+        </w:rPr>
         <w:t>CREATOR MISSION</w:t>
       </w:r>
     </w:p>
     <w:p>
-      <w:r>
+      <w:pPr>
+        <w:spacing w:line="336" w:lineRule="auto" w:after="180"/>
+      </w:pPr>
+      <w:r>
+        <w:rPr>
+          <w:b w:val="0"/>
+        </w:rPr>
         <w:t>Translate a block workflow into readable Python.</w:t>
       </w:r>
     </w:p>
     <w:p>
-      <w:r>
+      <w:pPr>
+        <w:spacing w:line="336" w:lineRule="auto" w:after="180"/>
+      </w:pPr>
+      <w:r>
+        <w:rPr>
+          <w:b w:val="0"/>
+        </w:rPr>
         <w:t>Creator name and date:</w:t>
       </w:r>
     </w:p>
@@ -200,7 +361,14 @@
       </w:r>
     </w:p>
     <w:p>
-      <w:r>
+      <w:pPr>
+        <w:spacing w:line="336" w:lineRule="auto" w:after="180"/>
+        <w:shd w:fill="F5F1FB"/>
+      </w:pPr>
+      <w:r>
+        <w:rPr>
+          <w:b w:val="0"/>
+        </w:rPr>
         <w:t>Four packs contain six counters each. What steps find and show the total?</w:t>
       </w:r>
     </w:p>
@@ -213,7 +381,13 @@
       </w:r>
     </w:p>
     <w:p>
-      <w:r>
+      <w:pPr>
+        <w:spacing w:line="336" w:lineRule="auto" w:after="180"/>
+      </w:pPr>
+      <w:r>
+        <w:rPr>
+          <w:b w:val="0"/>
+        </w:rPr>
         <w:t>By the end, I can explain block to python bridge using a traced example and a stated limitation.</w:t>
       </w:r>
     </w:p>
@@ -227,17 +401,52 @@
     </w:p>
     <w:p>
       <w:r>
+        <w:t>Investigate the supplied Block to Python Bridge case. Separate observations, given facts and assumptions before choosing an explanation.</w:t>
+      </w:r>
+    </w:p>
+    <w:p>
+      <w:pPr>
+        <w:spacing w:line="336" w:lineRule="auto" w:after="180"/>
+      </w:pPr>
+      <w:r>
+        <w:rPr>
+          <w:b/>
+        </w:rPr>
         <w:t>PICTURE STORY</w:t>
       </w:r>
     </w:p>
     <w:p>
-      <w:r>
+      <w:pPr>
+        <w:spacing w:line="336" w:lineRule="auto" w:after="180"/>
+      </w:pPr>
+      <w:r>
+        <w:rPr>
+          <w:b w:val="0"/>
+        </w:rPr>
         <w:t>Notice → Predict → Explain</w:t>
       </w:r>
     </w:p>
     <w:p>
-      <w:r>
-        <w:t>Begin with visible evidence. Do not explain more than the picture and information support.</w:t>
+      <w:pPr>
+        <w:spacing w:line="336" w:lineRule="auto" w:after="180"/>
+      </w:pPr>
+      <w:r>
+        <w:rPr>
+          <w:b w:val="0"/>
+        </w:rPr>
+        <w:t xml:space="preserve">Begin with visible </w:t>
+      </w:r>
+      <w:r>
+        <w:rPr>
+          <w:b/>
+        </w:rPr>
+        <w:t>evidence</w:t>
+      </w:r>
+      <w:r>
+        <w:rPr>
+          <w:b w:val="0"/>
+        </w:rPr>
+        <w:t>. Do not explain more than the picture and information support.</w:t>
       </w:r>
     </w:p>
     <w:p>
@@ -277,18 +486,70 @@
       </w:r>
     </w:p>
     <w:p>
-      <w:r>
+      <w:pPr>
+        <w:pStyle w:val="Heading3"/>
+      </w:pPr>
+      <w:r>
+        <w:t>Start with this puzzle</w:t>
+      </w:r>
+    </w:p>
+    <w:p>
+      <w:pPr>
+        <w:spacing w:line="336" w:lineRule="auto" w:after="180"/>
+        <w:shd w:fill="F1F6FC"/>
+      </w:pPr>
+      <w:r>
+        <w:rPr>
+          <w:b w:val="0"/>
+        </w:rPr>
         <w:t>MYSTERY</w:t>
       </w:r>
     </w:p>
     <w:p>
-      <w:r>
-        <w:t>The learners must use block-to-python bridge to solve a problem. What information do they have? What decision or calculation do they make? What would count as evidence that it worked?</w:t>
-      </w:r>
-    </w:p>
-    <w:p>
-      <w:r>
-        <w:t>Three observations (what you can point to):</w:t>
+      <w:pPr>
+        <w:spacing w:line="336" w:lineRule="auto" w:after="180"/>
+        <w:shd w:fill="F5F1FB"/>
+      </w:pPr>
+      <w:r>
+        <w:rPr>
+          <w:b w:val="0"/>
+        </w:rPr>
+        <w:t xml:space="preserve">The learners must use block-to-python bridge to solve a problem. What information do they have? What decision or calculation do they make? What would count as </w:t>
+      </w:r>
+      <w:r>
+        <w:rPr>
+          <w:b/>
+        </w:rPr>
+        <w:t>evidence</w:t>
+      </w:r>
+      <w:r>
+        <w:rPr>
+          <w:b w:val="0"/>
+        </w:rPr>
+        <w:t xml:space="preserve"> that it worked?</w:t>
+      </w:r>
+    </w:p>
+    <w:p>
+      <w:pPr>
+        <w:spacing w:line="336" w:lineRule="auto" w:after="180"/>
+      </w:pPr>
+      <w:r>
+        <w:rPr>
+          <w:b w:val="0"/>
+        </w:rPr>
+        <w:t xml:space="preserve">Three </w:t>
+      </w:r>
+      <w:r>
+        <w:rPr>
+          <w:b/>
+        </w:rPr>
+        <w:t>observation</w:t>
+      </w:r>
+      <w:r>
+        <w:rPr>
+          <w:b w:val="0"/>
+        </w:rPr>
+        <w:t>s (what you can point to):</w:t>
       </w:r>
     </w:p>
     <w:p>
@@ -325,8 +586,26 @@
       </w:r>
     </w:p>
     <w:p>
-      <w:r>
-        <w:t>My prediction and the clue supporting it:</w:t>
+      <w:pPr>
+        <w:spacing w:line="336" w:lineRule="auto" w:after="180"/>
+      </w:pPr>
+      <w:r>
+        <w:rPr>
+          <w:b w:val="0"/>
+        </w:rPr>
+        <w:t xml:space="preserve">My </w:t>
+      </w:r>
+      <w:r>
+        <w:rPr>
+          <w:b/>
+        </w:rPr>
+        <w:t>prediction</w:t>
+      </w:r>
+      <w:r>
+        <w:rPr>
+          <w:b w:val="0"/>
+        </w:rPr>
+        <w:t xml:space="preserve"> and the clue supporting it:</w:t>
       </w:r>
     </w:p>
     <w:p>
@@ -371,13 +650,95 @@
       </w:r>
     </w:p>
     <w:p>
-      <w:r>
-        <w:t>In Grade 6 you traced rules on paper. Now you will write a small Python program and check what it actually does. Begin with a counter-packing calculation, not the whole activity adviser. The requirement is to find the total counters in equal packs and display that total. For this first program, the supplied quantities are whole, nonnegative numbers; it does not yet validate typed input.</w:t>
-      </w:r>
-    </w:p>
-    <w:p>
-      <w:r>
-        <w:t>Use a teacher-prepared Python 3 editor that can run a saved .py file. Open a new file called counters.py, type the code exactly as shown in the next section, save it, and use the editor’s Run command. Read the output area separately from the source editor. No account, AI tool, package installation or personal data is needed. If a device is unavailable, trace on paper and label the result predicted rather than executed.</w:t>
+      <w:pPr>
+        <w:spacing w:line="336" w:lineRule="auto" w:after="180"/>
+      </w:pPr>
+      <w:r>
+        <w:rPr>
+          <w:b w:val="0"/>
+        </w:rPr>
+        <w:t xml:space="preserve">In Grade 6 you traced rules on paper. Now you will write a small Python </w:t>
+      </w:r>
+      <w:r>
+        <w:rPr>
+          <w:b/>
+        </w:rPr>
+        <w:t>program</w:t>
+      </w:r>
+      <w:r>
+        <w:rPr>
+          <w:b w:val="0"/>
+        </w:rPr>
+        <w:t xml:space="preserve"> and check what it actually does. Begin with a counter-packing calculation, not the whole activity adviser.</w:t>
+      </w:r>
+    </w:p>
+    <w:p>
+      <w:pPr>
+        <w:spacing w:line="336" w:lineRule="auto" w:after="180"/>
+      </w:pPr>
+      <w:r>
+        <w:rPr>
+          <w:b w:val="0"/>
+        </w:rPr>
+        <w:t xml:space="preserve">The requirement is to find the total counters in equal packs and display that total. For this first </w:t>
+      </w:r>
+      <w:r>
+        <w:rPr>
+          <w:b/>
+        </w:rPr>
+        <w:t>program</w:t>
+      </w:r>
+      <w:r>
+        <w:rPr>
+          <w:b w:val="0"/>
+        </w:rPr>
+        <w:t xml:space="preserve">, the supplied quantities are whole, nonnegative numbers; it does not yet validate typed </w:t>
+      </w:r>
+      <w:r>
+        <w:rPr>
+          <w:b/>
+        </w:rPr>
+        <w:t>input</w:t>
+      </w:r>
+      <w:r>
+        <w:rPr>
+          <w:b w:val="0"/>
+        </w:rPr>
+        <w:t>.</w:t>
+      </w:r>
+    </w:p>
+    <w:p>
+      <w:pPr>
+        <w:spacing w:line="336" w:lineRule="auto" w:after="180"/>
+      </w:pPr>
+      <w:r>
+        <w:rPr>
+          <w:b w:val="0"/>
+        </w:rPr>
+        <w:t>Use a teacher-prepared Python 3 editor that can run a saved .py file. Open a new file called counters.py, type the code exactly as shown in the next section, save it, and use the editor’s Run command.</w:t>
+      </w:r>
+    </w:p>
+    <w:p>
+      <w:pPr>
+        <w:spacing w:line="336" w:lineRule="auto" w:after="180"/>
+      </w:pPr>
+      <w:r>
+        <w:rPr>
+          <w:b w:val="0"/>
+        </w:rPr>
+        <w:t xml:space="preserve">Read the </w:t>
+      </w:r>
+      <w:r>
+        <w:rPr>
+          <w:b/>
+        </w:rPr>
+        <w:t>output</w:t>
+      </w:r>
+      <w:r>
+        <w:rPr>
+          <w:b w:val="0"/>
+        </w:rPr>
+        <w:t xml:space="preserve"> area separately from the source editor. No account, AI tool, package installation or personal data is needed. If a device is unavailable, trace on paper and label the result predicted rather than executed.</w:t>
       </w:r>
     </w:p>
     <w:p>
@@ -390,16 +751,69 @@
     </w:p>
     <w:p>
       <w:r>
-        <w:t>VISUAL MECHANISM</w:t>
-      </w:r>
-    </w:p>
-    <w:p>
-      <w:r>
-        <w:t>Input → Process → Output</w:t>
-      </w:r>
-    </w:p>
-    <w:p>
-      <w:r>
+        <w:t>Follow the mechanism for Block to Python Bridge. Connect each labelled input, deciding step and result.</w:t>
+      </w:r>
+    </w:p>
+    <w:p>
+      <w:pPr>
+        <w:spacing w:line="336" w:lineRule="auto" w:after="180"/>
+      </w:pPr>
+      <w:r>
+        <w:rPr>
+          <w:b/>
+        </w:rPr>
+        <w:t xml:space="preserve">VISUAL </w:t>
+      </w:r>
+      <w:r>
+        <w:rPr>
+          <w:b/>
+        </w:rPr>
+        <w:t>MECHANISM</w:t>
+      </w:r>
+    </w:p>
+    <w:p>
+      <w:pPr>
+        <w:spacing w:line="336" w:lineRule="auto" w:after="180"/>
+      </w:pPr>
+      <w:r>
+        <w:rPr>
+          <w:b/>
+        </w:rPr>
+        <w:t>Input</w:t>
+      </w:r>
+      <w:r>
+        <w:rPr>
+          <w:b w:val="0"/>
+        </w:rPr>
+        <w:t xml:space="preserve"> → </w:t>
+      </w:r>
+      <w:r>
+        <w:rPr>
+          <w:b/>
+        </w:rPr>
+        <w:t>Process</w:t>
+      </w:r>
+      <w:r>
+        <w:rPr>
+          <w:b w:val="0"/>
+        </w:rPr>
+        <w:t xml:space="preserve"> → </w:t>
+      </w:r>
+      <w:r>
+        <w:rPr>
+          <w:b/>
+        </w:rPr>
+        <w:t>Output</w:t>
+      </w:r>
+    </w:p>
+    <w:p>
+      <w:pPr>
+        <w:spacing w:line="336" w:lineRule="auto" w:after="180"/>
+      </w:pPr>
+      <w:r>
+        <w:rPr>
+          <w:b w:val="0"/>
+        </w:rPr>
         <w:t>Trace the information. At each stage, ask what changed and how you could test it.</w:t>
       </w:r>
     </w:p>
@@ -440,7 +854,13 @@
       </w:r>
     </w:p>
     <w:p>
-      <w:r>
+      <w:pPr>
+        <w:spacing w:line="336" w:lineRule="auto" w:after="180"/>
+      </w:pPr>
+      <w:r>
+        <w:rPr>
+          <w:b w:val="0"/>
+        </w:rPr>
         <w:t>↓</w:t>
       </w:r>
     </w:p>
@@ -481,7 +901,13 @@
       </w:r>
     </w:p>
     <w:p>
-      <w:r>
+      <w:pPr>
+        <w:spacing w:line="336" w:lineRule="auto" w:after="180"/>
+      </w:pPr>
+      <w:r>
+        <w:rPr>
+          <w:b w:val="0"/>
+        </w:rPr>
         <w:t>↓</w:t>
       </w:r>
     </w:p>
@@ -522,7 +948,13 @@
       </w:r>
     </w:p>
     <w:p>
-      <w:r>
+      <w:pPr>
+        <w:spacing w:line="336" w:lineRule="auto" w:after="180"/>
+      </w:pPr>
+      <w:r>
+        <w:rPr>
+          <w:b w:val="0"/>
+        </w:rPr>
         <w:t>Which stage could fail even when the other two are correct? Explain:</w:t>
       </w:r>
     </w:p>
@@ -739,8 +1171,25 @@
       </w:r>
     </w:p>
     <w:p>
-      <w:r>
-        <w:t>Read the script from top to bottom. The equals sign assigns the value on its right to the name on its left. The star means multiplication. print(total) displays the value of total; it does not display the letters in the name. Type ordinary straight characters and keep the parentheses. The Python prompt symbols &gt;&gt;&gt; are not part of this saved script.</w:t>
+      <w:pPr>
+        <w:spacing w:line="336" w:lineRule="auto" w:after="180"/>
+      </w:pPr>
+      <w:r>
+        <w:rPr>
+          <w:b w:val="0"/>
+        </w:rPr>
+        <w:t>Read the script from top to bottom. The equals sign assigns the value on its right to the name on its left. The star means multiplication. print(total) displays the value of total; it does not display the letters in the name.</w:t>
+      </w:r>
+    </w:p>
+    <w:p>
+      <w:pPr>
+        <w:spacing w:line="336" w:lineRule="auto" w:after="180"/>
+      </w:pPr>
+      <w:r>
+        <w:rPr>
+          <w:b w:val="0"/>
+        </w:rPr>
+        <w:t>Type ordinary straight characters and keep the parentheses. The Python prompt symbols &gt;&gt;&gt; are not part of this saved script.</w:t>
       </w:r>
     </w:p>
     <w:p>
@@ -752,8 +1201,26 @@
       </w:r>
     </w:p>
     <w:p>
-      <w:r>
-        <w:t>Point to the input, the deciding step and the result in this week’s visual. Explain the same step in ordinary words. A picture helps when you can say what each part represents.</w:t>
+      <w:pPr>
+        <w:spacing w:line="336" w:lineRule="auto" w:after="180"/>
+      </w:pPr>
+      <w:r>
+        <w:rPr>
+          <w:b w:val="0"/>
+        </w:rPr>
+        <w:t xml:space="preserve">Point to the </w:t>
+      </w:r>
+      <w:r>
+        <w:rPr>
+          <w:b/>
+        </w:rPr>
+        <w:t>input</w:t>
+      </w:r>
+      <w:r>
+        <w:rPr>
+          <w:b w:val="0"/>
+        </w:rPr>
+        <w:t>, the deciding step and the result in this week’s visual. Explain the same step in ordinary words. A picture helps when you can say what each part represents.</w:t>
       </w:r>
     </w:p>
     <w:p>
@@ -766,16 +1233,54 @@
     </w:p>
     <w:p>
       <w:r>
+        <w:t>Compare the supplied cases for Block to Python Bridge. Identify the detail that changes the conclusion.</w:t>
+      </w:r>
+    </w:p>
+    <w:p>
+      <w:pPr>
+        <w:pStyle w:val="Heading3"/>
+      </w:pPr>
+      <w:r>
+        <w:t>The case to investigate</w:t>
+      </w:r>
+    </w:p>
+    <w:p>
+      <w:pPr>
+        <w:spacing w:line="336" w:lineRule="auto" w:after="180"/>
+        <w:shd w:fill="F1F6FC"/>
+      </w:pPr>
+      <w:r>
+        <w:rPr>
+          <w:b w:val="0"/>
+        </w:rPr>
         <w:t>CASE GALLERY</w:t>
       </w:r>
     </w:p>
     <w:p>
-      <w:r>
-        <w:t>Four Tests, Four Kinds of Evidence</w:t>
-      </w:r>
-    </w:p>
-    <w:p>
-      <w:r>
+      <w:pPr>
+        <w:spacing w:line="336" w:lineRule="auto" w:after="180"/>
+      </w:pPr>
+      <w:r>
+        <w:rPr>
+          <w:b w:val="0"/>
+        </w:rPr>
+        <w:t xml:space="preserve">Four Tests, Four Kinds of </w:t>
+      </w:r>
+      <w:r>
+        <w:rPr>
+          <w:b/>
+        </w:rPr>
+        <w:t>Evidence</w:t>
+      </w:r>
+    </w:p>
+    <w:p>
+      <w:pPr>
+        <w:spacing w:line="336" w:lineRule="auto" w:after="180"/>
+      </w:pPr>
+      <w:r>
+        <w:rPr>
+          <w:b w:val="0"/>
+        </w:rPr>
         <w:t>A system is not understood until it survives more than one comfortable example.</w:t>
       </w:r>
     </w:p>
@@ -852,8 +1357,47 @@
       </w:r>
     </w:p>
     <w:p>
-      <w:r>
-        <w:t>NORMAL CASE: predict and name evidence.     BOUNDARY CASE: predict and name evidence.</w:t>
+      <w:pPr>
+        <w:pStyle w:val="Heading3"/>
+      </w:pPr>
+      <w:r>
+        <w:t>The normal case</w:t>
+      </w:r>
+    </w:p>
+    <w:p>
+      <w:pPr>
+        <w:spacing w:line="336" w:lineRule="auto" w:after="180"/>
+        <w:shd w:fill="F1F6FC"/>
+      </w:pPr>
+      <w:r>
+        <w:rPr>
+          <w:b w:val="0"/>
+        </w:rPr>
+        <w:t xml:space="preserve">NORMAL CASE: predict and name </w:t>
+      </w:r>
+      <w:r>
+        <w:rPr>
+          <w:b/>
+        </w:rPr>
+        <w:t>evidence</w:t>
+      </w:r>
+      <w:r>
+        <w:rPr>
+          <w:b w:val="0"/>
+        </w:rPr>
+        <w:t xml:space="preserve">.     BOUNDARY CASE: predict and name </w:t>
+      </w:r>
+      <w:r>
+        <w:rPr>
+          <w:b/>
+        </w:rPr>
+        <w:t>evidence</w:t>
+      </w:r>
+      <w:r>
+        <w:rPr>
+          <w:b w:val="0"/>
+        </w:rPr>
+        <w:t>.</w:t>
       </w:r>
     </w:p>
     <w:p>
@@ -929,12 +1473,58 @@
       </w:r>
     </w:p>
     <w:p>
-      <w:r>
-        <w:t>MISSING INFORMATION: predict and name evidence.     TRANSFER CASE: predict and name evidence.</w:t>
-      </w:r>
-    </w:p>
-    <w:p>
-      <w:r>
+      <w:pPr>
+        <w:pStyle w:val="Heading3"/>
+      </w:pPr>
+      <w:r>
+        <w:t>Check missing information</w:t>
+      </w:r>
+    </w:p>
+    <w:p>
+      <w:pPr>
+        <w:spacing w:line="336" w:lineRule="auto" w:after="180"/>
+        <w:shd w:fill="FFF5E6"/>
+      </w:pPr>
+      <w:r>
+        <w:rPr>
+          <w:b w:val="0"/>
+        </w:rPr>
+        <w:t xml:space="preserve">MISSING INFORMATION: predict and name </w:t>
+      </w:r>
+      <w:r>
+        <w:rPr>
+          <w:b/>
+        </w:rPr>
+        <w:t>evidence</w:t>
+      </w:r>
+      <w:r>
+        <w:rPr>
+          <w:b w:val="0"/>
+        </w:rPr>
+        <w:t xml:space="preserve">.     TRANSFER CASE: predict and name </w:t>
+      </w:r>
+      <w:r>
+        <w:rPr>
+          <w:b/>
+        </w:rPr>
+        <w:t>evidence</w:t>
+      </w:r>
+      <w:r>
+        <w:rPr>
+          <w:b w:val="0"/>
+        </w:rPr>
+        <w:t>.</w:t>
+      </w:r>
+    </w:p>
+    <w:p>
+      <w:pPr>
+        <w:spacing w:line="336" w:lineRule="auto" w:after="180"/>
+        <w:shd w:fill="F5F1FB"/>
+      </w:pPr>
+      <w:r>
+        <w:rPr>
+          <w:b w:val="0"/>
+        </w:rPr>
         <w:t>Which case is most likely to reveal a hidden assumption? Why?</w:t>
       </w:r>
     </w:p>
@@ -980,17 +1570,68 @@
       </w:r>
     </w:p>
     <w:p>
-      <w:r>
+      <w:pPr>
+        <w:pStyle w:val="Heading3"/>
+      </w:pPr>
+      <w:r>
+        <w:t>Change one thing</w:t>
+      </w:r>
+    </w:p>
+    <w:p>
+      <w:pPr>
+        <w:spacing w:line="336" w:lineRule="auto" w:after="180"/>
+        <w:shd w:fill="F5F1FB"/>
+      </w:pPr>
+      <w:r>
+        <w:rPr>
+          <w:b w:val="0"/>
+        </w:rPr>
         <w:t>Change: Replace the last page count 90 with 100.</w:t>
       </w:r>
     </w:p>
     <w:p>
-      <w:r>
-        <w:t>Prediction: The final count becomes 1.</w:t>
-      </w:r>
-    </w:p>
-    <w:p>
-      <w:r>
+      <w:pPr>
+        <w:pStyle w:val="Heading3"/>
+      </w:pPr>
+      <w:r>
+        <w:t>Predicted result</w:t>
+      </w:r>
+    </w:p>
+    <w:p>
+      <w:pPr>
+        <w:spacing w:line="336" w:lineRule="auto" w:after="180"/>
+        <w:shd w:fill="F1F6FC"/>
+      </w:pPr>
+      <w:r>
+        <w:rPr>
+          <w:b/>
+        </w:rPr>
+        <w:t>Prediction</w:t>
+      </w:r>
+      <w:r>
+        <w:rPr>
+          <w:b w:val="0"/>
+        </w:rPr>
+        <w:t>: The final count becomes 1.</w:t>
+      </w:r>
+    </w:p>
+    <w:p>
+      <w:pPr>
+        <w:pStyle w:val="Heading3"/>
+      </w:pPr>
+      <w:r>
+        <w:t>Why the result follows</w:t>
+      </w:r>
+    </w:p>
+    <w:p>
+      <w:pPr>
+        <w:spacing w:line="336" w:lineRule="auto" w:after="180"/>
+        <w:shd w:fill="F1F6FC"/>
+      </w:pPr>
+      <w:r>
+        <w:rPr>
+          <w:b w:val="0"/>
+        </w:rPr>
         <w:t>Reason: The comparison is strictly less than 100, so the boundary value does not qualify.</w:t>
       </w:r>
     </w:p>
@@ -1004,16 +1645,39 @@
     </w:p>
     <w:p>
       <w:r>
+        <w:t>Use the vocabulary of Block to Python Bridge to explain a concrete decision, rather than only memorising definitions.</w:t>
+      </w:r>
+    </w:p>
+    <w:p>
+      <w:pPr>
+        <w:spacing w:line="336" w:lineRule="auto" w:after="180"/>
+      </w:pPr>
+      <w:r>
+        <w:rPr>
+          <w:b/>
+        </w:rPr>
         <w:t>VOCABULARY LAB</w:t>
       </w:r>
     </w:p>
     <w:p>
-      <w:r>
+      <w:pPr>
+        <w:spacing w:line="336" w:lineRule="auto" w:after="180"/>
+      </w:pPr>
+      <w:r>
+        <w:rPr>
+          <w:b w:val="0"/>
+        </w:rPr>
         <w:t>Words You Can Use to Reason</w:t>
       </w:r>
     </w:p>
     <w:p>
-      <w:r>
+      <w:pPr>
+        <w:spacing w:line="336" w:lineRule="auto" w:after="180"/>
+      </w:pPr>
+      <w:r>
+        <w:rPr>
+          <w:b w:val="0"/>
+        </w:rPr>
         <w:t>A definition matters when you can recognize the idea, use it, and contrast it with a near-miss.</w:t>
       </w:r>
     </w:p>
@@ -1492,17 +2156,58 @@
     </w:p>
     <w:p>
       <w:r>
-        <w:t>WORKED EVIDENCE</w:t>
-      </w:r>
-    </w:p>
-    <w:p>
-      <w:r>
+        <w:t>Follow the worked trace for Block to Python Bridge, predict a step, then compare with its explanation.</w:t>
+      </w:r>
+    </w:p>
+    <w:p>
+      <w:pPr>
+        <w:spacing w:line="336" w:lineRule="auto" w:after="180"/>
+      </w:pPr>
+      <w:r>
+        <w:rPr>
+          <w:b/>
+        </w:rPr>
+        <w:t xml:space="preserve">WORKED </w:t>
+      </w:r>
+      <w:r>
+        <w:rPr>
+          <w:b/>
+        </w:rPr>
+        <w:t>EVIDENCE</w:t>
+      </w:r>
+    </w:p>
+    <w:p>
+      <w:pPr>
+        <w:spacing w:line="336" w:lineRule="auto" w:after="180"/>
+      </w:pPr>
+      <w:r>
+        <w:rPr>
+          <w:b w:val="0"/>
+        </w:rPr>
         <w:t>Reason Step by Step</w:t>
       </w:r>
     </w:p>
     <w:p>
-      <w:r>
-        <w:t>Predict first. Then check each step. A correct answer without visible reasoning is incomplete evidence.</w:t>
+      <w:pPr>
+        <w:spacing w:line="336" w:lineRule="auto" w:after="180"/>
+      </w:pPr>
+      <w:r>
+        <w:rPr>
+          <w:b w:val="0"/>
+        </w:rPr>
+        <w:t xml:space="preserve">Predict first. Then check each step. A correct answer without visible reasoning is incomplete </w:t>
+      </w:r>
+      <w:r>
+        <w:rPr>
+          <w:b/>
+        </w:rPr>
+        <w:t>evidence</w:t>
+      </w:r>
+      <w:r>
+        <w:rPr>
+          <w:b w:val="0"/>
+        </w:rPr>
+        <w:t>.</w:t>
       </w:r>
     </w:p>
     <w:p>
@@ -1542,27 +2247,97 @@
       </w:r>
     </w:p>
     <w:p>
-      <w:r>
+      <w:pPr>
+        <w:spacing w:line="336" w:lineRule="auto" w:after="180"/>
+        <w:shd w:fill="F4F9FC"/>
+      </w:pPr>
+      <w:r>
+        <w:rPr>
+          <w:b w:val="0"/>
+        </w:rPr>
         <w:t>1. Block: for each passage, check relevance.</w:t>
       </w:r>
     </w:p>
     <w:p>
-      <w:r>
+      <w:pPr>
+        <w:spacing w:line="336" w:lineRule="auto" w:after="180"/>
+        <w:shd w:fill="F4F9FC"/>
+      </w:pPr>
+      <w:r>
+        <w:rPr>
+          <w:b w:val="0"/>
+        </w:rPr>
         <w:t>2. Python: for passage in passages: ...</w:t>
       </w:r>
     </w:p>
     <w:p>
-      <w:r>
-        <w:t>3. Condition keeps passages with score ≥ threshold.</w:t>
-      </w:r>
-    </w:p>
-    <w:p>
-      <w:r>
-        <w:t>4. A function packages the selection logic and can be tested with normal and edge lists.</w:t>
-      </w:r>
-    </w:p>
-    <w:p>
-      <w:r>
+      <w:pPr>
+        <w:spacing w:line="336" w:lineRule="auto" w:after="180"/>
+        <w:shd w:fill="F4F9FC"/>
+      </w:pPr>
+      <w:r>
+        <w:rPr>
+          <w:b w:val="0"/>
+        </w:rPr>
+        <w:t xml:space="preserve">3. </w:t>
+      </w:r>
+      <w:r>
+        <w:rPr>
+          <w:b/>
+        </w:rPr>
+        <w:t>Condition</w:t>
+      </w:r>
+      <w:r>
+        <w:rPr>
+          <w:b w:val="0"/>
+        </w:rPr>
+        <w:t xml:space="preserve"> keeps passages with score ≥ threshold.</w:t>
+      </w:r>
+    </w:p>
+    <w:p>
+      <w:pPr>
+        <w:spacing w:line="336" w:lineRule="auto" w:after="180"/>
+        <w:shd w:fill="F4F9FC"/>
+      </w:pPr>
+      <w:r>
+        <w:rPr>
+          <w:b w:val="0"/>
+        </w:rPr>
+        <w:t xml:space="preserve">4. A </w:t>
+      </w:r>
+      <w:r>
+        <w:rPr>
+          <w:b/>
+        </w:rPr>
+        <w:t>function</w:t>
+      </w:r>
+      <w:r>
+        <w:rPr>
+          <w:b w:val="0"/>
+        </w:rPr>
+        <w:t xml:space="preserve"> packages the selection logic and can be tested with normal and edge </w:t>
+      </w:r>
+      <w:r>
+        <w:rPr>
+          <w:b/>
+        </w:rPr>
+        <w:t>list</w:t>
+      </w:r>
+      <w:r>
+        <w:rPr>
+          <w:b w:val="0"/>
+        </w:rPr>
+        <w:t>s.</w:t>
+      </w:r>
+    </w:p>
+    <w:p>
+      <w:pPr>
+        <w:spacing w:line="336" w:lineRule="auto" w:after="180"/>
+      </w:pPr>
+      <w:r>
+        <w:rPr>
+          <w:b w:val="0"/>
+        </w:rPr>
         <w:t>Recalculate, retrace, or restate the reasoning in your own representation:</w:t>
       </w:r>
     </w:p>
@@ -1600,8 +2375,27 @@
       </w:r>
     </w:p>
     <w:p>
-      <w:r>
-        <w:t>CHECK  Did the evidence answer the exact question? Did the total, path, or source record stay consistent?</w:t>
+      <w:pPr>
+        <w:spacing w:line="336" w:lineRule="auto" w:after="180"/>
+        <w:shd w:fill="F5F1FB"/>
+      </w:pPr>
+      <w:r>
+        <w:rPr>
+          <w:b w:val="0"/>
+        </w:rPr>
+        <w:t xml:space="preserve">CHECK  Did the </w:t>
+      </w:r>
+      <w:r>
+        <w:rPr>
+          <w:b/>
+        </w:rPr>
+        <w:t>evidence</w:t>
+      </w:r>
+      <w:r>
+        <w:rPr>
+          <w:b w:val="0"/>
+        </w:rPr>
+        <w:t xml:space="preserve"> answer the exact question? Did the total, path, or source record stay consistent?</w:t>
       </w:r>
     </w:p>
     <w:p>
@@ -1788,15 +2582,90 @@
       </w:tr>
     </w:tbl>
     <w:p>
-      <w:r>
-        <w:t>Write 24 as the expected output before running. Then copy the actual output into a separate column. A matching result supports this case, not every possible input. A saved file may contain an old edit: save again and rerun the whole script. Do not type the expected number into the output record without running.</w:t>
-      </w:r>
-    </w:p>
-    <w:p>
       <w:pPr>
         <w:pStyle w:val="Heading3"/>
       </w:pPr>
       <w:r>
+        <w:t>Worked explanation · Block to Python Bridge</w:t>
+      </w:r>
+    </w:p>
+    <w:p>
+      <w:pPr>
+        <w:spacing w:line="336" w:lineRule="auto" w:after="180"/>
+        <w:shd w:fill="F1F6FC"/>
+      </w:pPr>
+      <w:r>
+        <w:rPr>
+          <w:b w:val="0"/>
+        </w:rPr>
+        <w:t xml:space="preserve">Write 24 as the expected </w:t>
+      </w:r>
+      <w:r>
+        <w:rPr>
+          <w:b/>
+        </w:rPr>
+        <w:t>output</w:t>
+      </w:r>
+      <w:r>
+        <w:rPr>
+          <w:b w:val="0"/>
+        </w:rPr>
+        <w:t xml:space="preserve"> before running. Then copy the actual </w:t>
+      </w:r>
+      <w:r>
+        <w:rPr>
+          <w:b/>
+        </w:rPr>
+        <w:t>output</w:t>
+      </w:r>
+      <w:r>
+        <w:rPr>
+          <w:b w:val="0"/>
+        </w:rPr>
+        <w:t xml:space="preserve"> into a separate column. A matching result supports this case, not every possible </w:t>
+      </w:r>
+      <w:r>
+        <w:rPr>
+          <w:b/>
+        </w:rPr>
+        <w:t>input</w:t>
+      </w:r>
+      <w:r>
+        <w:rPr>
+          <w:b w:val="0"/>
+        </w:rPr>
+        <w:t>.</w:t>
+      </w:r>
+    </w:p>
+    <w:p>
+      <w:pPr>
+        <w:spacing w:line="336" w:lineRule="auto" w:after="180"/>
+        <w:shd w:fill="F1F6FC"/>
+      </w:pPr>
+      <w:r>
+        <w:rPr>
+          <w:b w:val="0"/>
+        </w:rPr>
+        <w:t xml:space="preserve">A saved file may contain an old edit: save again and rerun the whole script. Do not type the expected number into the </w:t>
+      </w:r>
+      <w:r>
+        <w:rPr>
+          <w:b/>
+        </w:rPr>
+        <w:t>output</w:t>
+      </w:r>
+      <w:r>
+        <w:rPr>
+          <w:b w:val="0"/>
+        </w:rPr>
+        <w:t xml:space="preserve"> record without running.</w:t>
+      </w:r>
+    </w:p>
+    <w:p>
+      <w:pPr>
+        <w:pStyle w:val="Heading3"/>
+      </w:pPr>
+      <w:r>
         <w:t>Why is there no displayed output after the third line? What changes if print(total) is placed first in a fresh run, before any assignment? Explain using which names exist.</w:t>
       </w:r>
     </w:p>
@@ -1834,7 +2703,13 @@
       </w:r>
     </w:p>
     <w:p>
-      <w:r>
+      <w:pPr>
+        <w:spacing w:line="336" w:lineRule="auto" w:after="180"/>
+      </w:pPr>
+      <w:r>
+        <w:rPr>
+          <w:b w:val="0"/>
+        </w:rPr>
         <w:t>Cover the result before checking it. Say what is given, choose the procedure, and follow one step at a time. Then uncover the result and explain your first mismatch. Ask why a step is allowed, not only what number it produces.</w:t>
       </w:r>
     </w:p>
@@ -1847,7 +2722,13 @@
       </w:r>
     </w:p>
     <w:p>
-      <w:r>
+      <w:pPr>
+        <w:spacing w:line="336" w:lineRule="auto" w:after="180"/>
+      </w:pPr>
+      <w:r>
+        <w:rPr>
+          <w:b w:val="0"/>
+        </w:rPr>
         <w:t>Translate a “count qualifying books” paper procedure into a Python-style trace.</w:t>
       </w:r>
     </w:p>
@@ -1860,13 +2741,55 @@
       </w:r>
     </w:p>
     <w:p>
-      <w:r>
+      <w:pPr>
+        <w:pStyle w:val="Heading3"/>
+      </w:pPr>
+      <w:r>
+        <w:t>Supplied facts</w:t>
+      </w:r>
+    </w:p>
+    <w:p>
+      <w:pPr>
+        <w:spacing w:line="336" w:lineRule="auto" w:after="180"/>
+        <w:shd w:fill="F1F6FC"/>
+      </w:pPr>
+      <w:r>
+        <w:rPr>
+          <w:b w:val="0"/>
+        </w:rPr>
         <w:t>Page counts are [80, 150, 90]. Start count=0; for each pages value, add 1 only when pages&lt;100.</w:t>
       </w:r>
     </w:p>
     <w:p>
-      <w:r>
-        <w:t>All inputs and outcomes in this worked example are invented classroom data; no real model run is claimed.</w:t>
+      <w:pPr>
+        <w:pStyle w:val="Heading3"/>
+      </w:pPr>
+      <w:r>
+        <w:t>Supplied facts</w:t>
+      </w:r>
+    </w:p>
+    <w:p>
+      <w:pPr>
+        <w:spacing w:line="336" w:lineRule="auto" w:after="180"/>
+        <w:shd w:fill="F1F6FC"/>
+      </w:pPr>
+      <w:r>
+        <w:rPr>
+          <w:b w:val="0"/>
+        </w:rPr>
+        <w:t xml:space="preserve">All </w:t>
+      </w:r>
+      <w:r>
+        <w:rPr>
+          <w:b/>
+        </w:rPr>
+        <w:t>input</w:t>
+      </w:r>
+      <w:r>
+        <w:rPr>
+          <w:b w:val="0"/>
+        </w:rPr>
+        <w:t>s and outcomes in this worked example are invented classroom data; no real model run is claimed.</w:t>
       </w:r>
     </w:p>
     <w:p>
@@ -2029,30 +2952,150 @@
       </w:r>
     </w:p>
     <w:p>
-      <w:r>
-        <w:t>Read the picture in order. The final result is 2 qualifying books, not the sum of their page counts. The arrows show which recorded input or intermediate result each decision uses. Explain the deciding step aloud before checking the changed case; pointing to the final answer alone does not show how it follows.</w:t>
-      </w:r>
-    </w:p>
-    <w:p>
       <w:pPr>
         <w:pStyle w:val="Heading3"/>
       </w:pPr>
       <w:r>
+        <w:t>Why the result follows</w:t>
+      </w:r>
+    </w:p>
+    <w:p>
+      <w:pPr>
+        <w:spacing w:line="336" w:lineRule="auto" w:after="180"/>
+        <w:shd w:fill="F1F6FC"/>
+      </w:pPr>
+      <w:r>
+        <w:rPr>
+          <w:b w:val="0"/>
+        </w:rPr>
+        <w:t xml:space="preserve">Read the picture in order. The final result is 2 qualifying books, not the sum of their page counts. The arrows show which recorded </w:t>
+      </w:r>
+      <w:r>
+        <w:rPr>
+          <w:b/>
+        </w:rPr>
+        <w:t>input</w:t>
+      </w:r>
+      <w:r>
+        <w:rPr>
+          <w:b w:val="0"/>
+        </w:rPr>
+        <w:t xml:space="preserve"> or intermediate result each decision uses.</w:t>
+      </w:r>
+    </w:p>
+    <w:p>
+      <w:pPr>
+        <w:spacing w:line="336" w:lineRule="auto" w:after="180"/>
+        <w:shd w:fill="F1F6FC"/>
+      </w:pPr>
+      <w:r>
+        <w:rPr>
+          <w:b w:val="0"/>
+        </w:rPr>
+        <w:t>Explain the deciding step aloud before checking the changed case; pointing to the final answer alone does not show how it follows.</w:t>
+      </w:r>
+    </w:p>
+    <w:p>
+      <w:pPr>
+        <w:pStyle w:val="Heading3"/>
+      </w:pPr>
+      <w:r>
         <w:t>What this example does not establish</w:t>
       </w:r>
     </w:p>
     <w:p>
-      <w:r>
-        <w:t>This deterministic loop counts a stated condition; it neither trains a model nor measures whether the books suit a reader.</w:t>
-      </w:r>
-    </w:p>
-    <w:p>
-      <w:r>
-        <w:t>Read the labelled picture: Trace the changed list and identify where the result differs. Point to the relevant step in the picture, then write the changed result and the rule or evidence that supports it.</w:t>
-      </w:r>
-    </w:p>
-    <w:p>
-      <w:r>
+      <w:pPr>
+        <w:pStyle w:val="Heading3"/>
+      </w:pPr>
+      <w:r>
+        <w:t>Keep the stated limit</w:t>
+      </w:r>
+    </w:p>
+    <w:p>
+      <w:pPr>
+        <w:spacing w:line="336" w:lineRule="auto" w:after="180"/>
+        <w:shd w:fill="FFF5E6"/>
+      </w:pPr>
+      <w:r>
+        <w:rPr>
+          <w:b w:val="0"/>
+        </w:rPr>
+        <w:t xml:space="preserve">This deterministic loop counts a stated </w:t>
+      </w:r>
+      <w:r>
+        <w:rPr>
+          <w:b/>
+        </w:rPr>
+        <w:t>condition</w:t>
+      </w:r>
+      <w:r>
+        <w:rPr>
+          <w:b w:val="0"/>
+        </w:rPr>
+        <w:t>; it neither trains a model nor measures whether the books suit a reader.</w:t>
+      </w:r>
+    </w:p>
+    <w:p>
+      <w:pPr>
+        <w:pStyle w:val="Heading3"/>
+      </w:pPr>
+      <w:r>
+        <w:t>Keep the stated limit</w:t>
+      </w:r>
+    </w:p>
+    <w:p>
+      <w:pPr>
+        <w:spacing w:line="336" w:lineRule="auto" w:after="180"/>
+        <w:shd w:fill="FFF5E6"/>
+      </w:pPr>
+      <w:r>
+        <w:rPr>
+          <w:b w:val="0"/>
+        </w:rPr>
+        <w:t xml:space="preserve">Read the labelled picture: Trace the changed </w:t>
+      </w:r>
+      <w:r>
+        <w:rPr>
+          <w:b/>
+        </w:rPr>
+        <w:t>list</w:t>
+      </w:r>
+      <w:r>
+        <w:rPr>
+          <w:b w:val="0"/>
+        </w:rPr>
+        <w:t xml:space="preserve"> and identify where the result differs. Point to the relevant step in the picture, then write the changed result and the rule or </w:t>
+      </w:r>
+      <w:r>
+        <w:rPr>
+          <w:b/>
+        </w:rPr>
+        <w:t>evidence</w:t>
+      </w:r>
+      <w:r>
+        <w:rPr>
+          <w:b w:val="0"/>
+        </w:rPr>
+        <w:t xml:space="preserve"> that supports it.</w:t>
+      </w:r>
+    </w:p>
+    <w:p>
+      <w:pPr>
+        <w:pStyle w:val="Heading3"/>
+      </w:pPr>
+      <w:r>
+        <w:t>Keep the stated limit</w:t>
+      </w:r>
+    </w:p>
+    <w:p>
+      <w:pPr>
+        <w:spacing w:line="336" w:lineRule="auto" w:after="180"/>
+        <w:shd w:fill="FFF5E6"/>
+      </w:pPr>
+      <w:r>
+        <w:rPr>
+          <w:b w:val="0"/>
+        </w:rPr>
         <w:t>Change one thing: Replace the last page count 90 with 100. Predict the result before checking the explanation. What remains the same?</w:t>
       </w:r>
     </w:p>
@@ -2066,17 +3109,61 @@
     </w:p>
     <w:p>
       <w:r>
+        <w:t>Find the unsupported step in the Block to Python Bridge claim and explain a repair using the supplied evidence.</w:t>
+      </w:r>
+    </w:p>
+    <w:p>
+      <w:pPr>
+        <w:pStyle w:val="Heading3"/>
+      </w:pPr>
+      <w:r>
+        <w:t>Find the first error</w:t>
+      </w:r>
+    </w:p>
+    <w:p>
+      <w:pPr>
+        <w:spacing w:line="336" w:lineRule="auto" w:after="180"/>
+        <w:shd w:fill="FFF5E6"/>
+      </w:pPr>
+      <w:r>
+        <w:rPr>
+          <w:b w:val="0"/>
+        </w:rPr>
         <w:t>ERROR DETECTIVE</w:t>
       </w:r>
     </w:p>
     <w:p>
-      <w:r>
+      <w:pPr>
+        <w:spacing w:line="336" w:lineRule="auto" w:after="180"/>
+      </w:pPr>
+      <w:r>
+        <w:rPr>
+          <w:b w:val="0"/>
+        </w:rPr>
         <w:t>Compare → Diagnose → Repair</w:t>
       </w:r>
     </w:p>
     <w:p>
-      <w:r>
-        <w:t>Do not patch the answer. Find the earliest unsupported assumption, wrong step, or weak evidence.</w:t>
+      <w:pPr>
+        <w:spacing w:line="336" w:lineRule="auto" w:after="180"/>
+      </w:pPr>
+      <w:r>
+        <w:rPr>
+          <w:b w:val="0"/>
+        </w:rPr>
+        <w:t xml:space="preserve">Do not patch the answer. Find the earliest unsupported assumption, wrong step, or weak </w:t>
+      </w:r>
+      <w:r>
+        <w:rPr>
+          <w:b/>
+        </w:rPr>
+        <w:t>evidence</w:t>
+      </w:r>
+      <w:r>
+        <w:rPr>
+          <w:b w:val="0"/>
+        </w:rPr>
+        <w:t>.</w:t>
       </w:r>
     </w:p>
     <w:p>
@@ -2326,7 +3413,14 @@
       </w:tr>
     </w:tbl>
     <w:p>
-      <w:r>
+      <w:pPr>
+        <w:spacing w:line="336" w:lineRule="auto" w:after="180"/>
+        <w:shd w:fill="F5F1FB"/>
+      </w:pPr>
+      <w:r>
+        <w:rPr>
+          <w:b w:val="0"/>
+        </w:rPr>
         <w:t>Repair one cause. Why is this repair better than changing several things?</w:t>
       </w:r>
     </w:p>
@@ -2372,15 +3466,78 @@
       </w:r>
     </w:p>
     <w:p>
-      <w:r>
-        <w:t>Save the file with the input values, expected and observed outputs, and a short explanation. This program follows a written multiplication rule. It has not trained a model, predicted somebody’s preferences or checked that real packs contain the stated number. Its conclusion depends on the supplied data. Week 2 examines the values and types behind these names.</w:t>
-      </w:r>
-    </w:p>
-    <w:p>
       <w:pPr>
         <w:pStyle w:val="Heading3"/>
       </w:pPr>
       <w:r>
+        <w:t>Check the claim against the facts</w:t>
+      </w:r>
+    </w:p>
+    <w:p>
+      <w:pPr>
+        <w:spacing w:line="336" w:lineRule="auto" w:after="180"/>
+        <w:shd w:fill="FFF5E6"/>
+      </w:pPr>
+      <w:r>
+        <w:rPr>
+          <w:b w:val="0"/>
+        </w:rPr>
+        <w:t xml:space="preserve">Save the file with the </w:t>
+      </w:r>
+      <w:r>
+        <w:rPr>
+          <w:b/>
+        </w:rPr>
+        <w:t>input</w:t>
+      </w:r>
+      <w:r>
+        <w:rPr>
+          <w:b w:val="0"/>
+        </w:rPr>
+        <w:t xml:space="preserve"> values, expected and observed </w:t>
+      </w:r>
+      <w:r>
+        <w:rPr>
+          <w:b/>
+        </w:rPr>
+        <w:t>output</w:t>
+      </w:r>
+      <w:r>
+        <w:rPr>
+          <w:b w:val="0"/>
+        </w:rPr>
+        <w:t xml:space="preserve">s, and a short explanation. This </w:t>
+      </w:r>
+      <w:r>
+        <w:rPr>
+          <w:b/>
+        </w:rPr>
+        <w:t>program</w:t>
+      </w:r>
+      <w:r>
+        <w:rPr>
+          <w:b w:val="0"/>
+        </w:rPr>
+        <w:t xml:space="preserve"> follows a written multiplication rule.</w:t>
+      </w:r>
+    </w:p>
+    <w:p>
+      <w:pPr>
+        <w:spacing w:line="336" w:lineRule="auto" w:after="180"/>
+        <w:shd w:fill="FFF5E6"/>
+      </w:pPr>
+      <w:r>
+        <w:rPr>
+          <w:b w:val="0"/>
+        </w:rPr>
+        <w:t>It has not trained a model, predicted somebody’s preferences or checked that real packs contain the stated number. Its conclusion depends on the supplied data. Week 2 examines the values and types behind these names.</w:t>
+      </w:r>
+    </w:p>
+    <w:p>
+      <w:pPr>
+        <w:pStyle w:val="Heading3"/>
+      </w:pPr>
+      <w:r>
         <w:t>A script runs without an error and displays 11 for five packs of six. Is it correct for the stated requirement? Give the required result, the likely wrong operation and one check after repair. State whether your evidence came from a device run or a paper trace.</w:t>
       </w:r>
     </w:p>
@@ -2419,16 +3576,39 @@
     </w:p>
     <w:p>
       <w:r>
+        <w:t>Practise Block to Python Bridge with support, then explain the deciding step in your own words.</w:t>
+      </w:r>
+    </w:p>
+    <w:p>
+      <w:pPr>
+        <w:spacing w:line="336" w:lineRule="auto" w:after="180"/>
+      </w:pPr>
+      <w:r>
+        <w:rPr>
+          <w:b/>
+        </w:rPr>
         <w:t>LOGIC STUDIO</w:t>
       </w:r>
     </w:p>
     <w:p>
-      <w:r>
+      <w:pPr>
+        <w:spacing w:line="336" w:lineRule="auto" w:after="180"/>
+      </w:pPr>
+      <w:r>
+        <w:rPr>
+          <w:b w:val="0"/>
+        </w:rPr>
         <w:t>Specify Before You Run</w:t>
       </w:r>
     </w:p>
     <w:p>
-      <w:r>
+      <w:pPr>
+        <w:spacing w:line="336" w:lineRule="auto" w:after="180"/>
+      </w:pPr>
+      <w:r>
+        <w:rPr>
+          <w:b w:val="0"/>
+        </w:rPr>
         <w:t>Prompts, schemas, retrieval, tool calls, and code are inspectable parts of one AI product.</w:t>
       </w:r>
     </w:p>
@@ -2469,8 +3649,26 @@
       </w:r>
     </w:p>
     <w:p>
-      <w:r>
-        <w:t>SET task, audience, constraints, output_schema</w:t>
+      <w:pPr>
+        <w:spacing w:line="336" w:lineRule="auto" w:after="180"/>
+      </w:pPr>
+      <w:r>
+        <w:rPr>
+          <w:b w:val="0"/>
+        </w:rPr>
+        <w:t xml:space="preserve">SET task, audience, constraints, </w:t>
+      </w:r>
+      <w:r>
+        <w:rPr>
+          <w:b/>
+        </w:rPr>
+        <w:t>output</w:t>
+      </w:r>
+      <w:r>
+        <w:rPr>
+          <w:b w:val="0"/>
+        </w:rPr>
+        <w:t>_schema</w:t>
         <w:br/>
         <w:t>LOAD approved_context or retrieval_result</w:t>
         <w:br/>
@@ -2478,14 +3676,57 @@
         <w:br/>
         <w:t>VALIDATE fields, claims, citations, and safety</w:t>
         <w:br/>
-        <w:t>IF evidence missing: ask, retrieve, or abstain</w:t>
+        <w:t xml:space="preserve">IF </w:t>
+      </w:r>
+      <w:r>
+        <w:rPr>
+          <w:b/>
+        </w:rPr>
+        <w:t>evidence</w:t>
+      </w:r>
+      <w:r>
+        <w:rPr>
+          <w:b w:val="0"/>
+        </w:rPr>
+        <w:t xml:space="preserve"> missing: ask, retrieve, or abstain</w:t>
         <w:br/>
-        <w:t>RETURN useful output + source trail + limitations</w:t>
-      </w:r>
-    </w:p>
-    <w:p>
-      <w:r>
-        <w:t>Trace one input. Which line changes the state or chooses a path?</w:t>
+        <w:t xml:space="preserve">RETURN useful </w:t>
+      </w:r>
+      <w:r>
+        <w:rPr>
+          <w:b/>
+        </w:rPr>
+        <w:t>output</w:t>
+      </w:r>
+      <w:r>
+        <w:rPr>
+          <w:b w:val="0"/>
+        </w:rPr>
+        <w:t xml:space="preserve"> + source trail + limitations</w:t>
+      </w:r>
+    </w:p>
+    <w:p>
+      <w:pPr>
+        <w:spacing w:line="336" w:lineRule="auto" w:after="180"/>
+        <w:shd w:fill="F5F1FB"/>
+      </w:pPr>
+      <w:r>
+        <w:rPr>
+          <w:b w:val="0"/>
+        </w:rPr>
+        <w:t xml:space="preserve">Trace one </w:t>
+      </w:r>
+      <w:r>
+        <w:rPr>
+          <w:b/>
+        </w:rPr>
+        <w:t>input</w:t>
+      </w:r>
+      <w:r>
+        <w:rPr>
+          <w:b w:val="0"/>
+        </w:rPr>
+        <w:t>. Which line changes the state or chooses a path?</w:t>
       </w:r>
     </w:p>
     <w:p>
@@ -2530,8 +3771,49 @@
       </w:r>
     </w:p>
     <w:p>
-      <w:r>
-        <w:t>Change only packs to 5. Predict the result from five groups of six, save, then run the entire file again. The expected output is 30. Keep the original four-pack result beside the new one and label the changed input. A comment can explain an instruction: Python ignores text after # outside a string. A comment does not change the calculation.</w:t>
+      <w:pPr>
+        <w:spacing w:line="336" w:lineRule="auto" w:after="180"/>
+      </w:pPr>
+      <w:r>
+        <w:rPr>
+          <w:b w:val="0"/>
+        </w:rPr>
+        <w:t xml:space="preserve">Change only packs to 5. Predict the result from five groups of six, save, then run the entire file again. The expected </w:t>
+      </w:r>
+      <w:r>
+        <w:rPr>
+          <w:b/>
+        </w:rPr>
+        <w:t>output</w:t>
+      </w:r>
+      <w:r>
+        <w:rPr>
+          <w:b w:val="0"/>
+        </w:rPr>
+        <w:t xml:space="preserve"> is 30. Keep the original four-pack result beside the new one and label the changed </w:t>
+      </w:r>
+      <w:r>
+        <w:rPr>
+          <w:b/>
+        </w:rPr>
+        <w:t>input</w:t>
+      </w:r>
+      <w:r>
+        <w:rPr>
+          <w:b w:val="0"/>
+        </w:rPr>
+        <w:t>.</w:t>
+      </w:r>
+    </w:p>
+    <w:p>
+      <w:pPr>
+        <w:spacing w:line="336" w:lineRule="auto" w:after="180"/>
+      </w:pPr>
+      <w:r>
+        <w:rPr>
+          <w:b w:val="0"/>
+        </w:rPr>
+        <w:t>A comment can explain an instruction: Python ignores text after # outside a string. A comment does not change the calculation.</w:t>
       </w:r>
     </w:p>
     <w:p>
@@ -2550,8 +3832,49 @@
       </w:r>
     </w:p>
     <w:p>
-      <w:r>
-        <w:t>A program can run successfully and still solve the wrong problem. Replacing * with + would display 11 for this input, but addition does not count five groups of six. Use the requirement and a paper calculation to check meaning; the absence of an error message is not proof of correctness.</w:t>
+      <w:pPr>
+        <w:spacing w:line="336" w:lineRule="auto" w:after="180"/>
+      </w:pPr>
+      <w:r>
+        <w:rPr>
+          <w:b w:val="0"/>
+        </w:rPr>
+        <w:t xml:space="preserve">A </w:t>
+      </w:r>
+      <w:r>
+        <w:rPr>
+          <w:b/>
+        </w:rPr>
+        <w:t>program</w:t>
+      </w:r>
+      <w:r>
+        <w:rPr>
+          <w:b w:val="0"/>
+        </w:rPr>
+        <w:t xml:space="preserve"> can run successfully and still solve the wrong problem. Replacing * with + would display 11 for this </w:t>
+      </w:r>
+      <w:r>
+        <w:rPr>
+          <w:b/>
+        </w:rPr>
+        <w:t>input</w:t>
+      </w:r>
+      <w:r>
+        <w:rPr>
+          <w:b w:val="0"/>
+        </w:rPr>
+        <w:t>, but addition does not count five groups of six.</w:t>
+      </w:r>
+    </w:p>
+    <w:p>
+      <w:pPr>
+        <w:spacing w:line="336" w:lineRule="auto" w:after="180"/>
+      </w:pPr>
+      <w:r>
+        <w:rPr>
+          <w:b w:val="0"/>
+        </w:rPr>
+        <w:t>Use the requirement and a paper calculation to check meaning; the absence of an error message is not proof of correctness.</w:t>
       </w:r>
     </w:p>
     <w:p>
@@ -2563,8 +3886,38 @@
       </w:r>
     </w:p>
     <w:p>
-      <w:r>
-        <w:t>Use workbook W2 for the connected example “From a paper algorithm to Python”. First fill the input and rule boxes. Try the middle steps before asking for a hint. After a hint, try the next step yourself.</w:t>
+      <w:pPr>
+        <w:spacing w:line="336" w:lineRule="auto" w:after="180"/>
+      </w:pPr>
+      <w:r>
+        <w:rPr>
+          <w:b w:val="0"/>
+        </w:rPr>
+        <w:t xml:space="preserve">Use workbook W2 for the connected example “From a paper </w:t>
+      </w:r>
+      <w:r>
+        <w:rPr>
+          <w:b/>
+        </w:rPr>
+        <w:t>algorithm</w:t>
+      </w:r>
+      <w:r>
+        <w:rPr>
+          <w:b w:val="0"/>
+        </w:rPr>
+        <w:t xml:space="preserve"> to Python”. First fill the </w:t>
+      </w:r>
+      <w:r>
+        <w:rPr>
+          <w:b/>
+        </w:rPr>
+        <w:t>input</w:t>
+      </w:r>
+      <w:r>
+        <w:rPr>
+          <w:b w:val="0"/>
+        </w:rPr>
+        <w:t xml:space="preserve"> and rule boxes. Try the middle steps before asking for a hint. After a hint, try the next step yourself.</w:t>
       </w:r>
     </w:p>
     <w:tbl>
@@ -2647,7 +4000,13 @@
       </w:tr>
     </w:tbl>
     <w:p>
-      <w:r>
+      <w:pPr>
+        <w:spacing w:line="336" w:lineRule="auto" w:after="180"/>
+      </w:pPr>
+      <w:r>
+        <w:rPr>
+          <w:b w:val="0"/>
+        </w:rPr>
         <w:t>Explain your trace to a partner. Your partner points to one step to check. Swap roles on the next case. Each person writes their own explanation.</w:t>
       </w:r>
     </w:p>
@@ -2660,12 +4019,47 @@
       </w:r>
     </w:p>
     <w:p>
-      <w:r>
-        <w:t>Use the worked case for From a paper algorithm to Python. Proposed explanation: “An equals sign displays the answer”. Decide whether this explanation is supported. Point to the step or supplied fact that decides; explain your repair if needed.</w:t>
-      </w:r>
-    </w:p>
-    <w:p>
-      <w:r>
+      <w:pPr>
+        <w:spacing w:line="336" w:lineRule="auto" w:after="180"/>
+      </w:pPr>
+      <w:r>
+        <w:rPr>
+          <w:b w:val="0"/>
+        </w:rPr>
+        <w:t xml:space="preserve">Use the worked case for From a paper </w:t>
+      </w:r>
+      <w:r>
+        <w:rPr>
+          <w:b/>
+        </w:rPr>
+        <w:t>algorithm</w:t>
+      </w:r>
+      <w:r>
+        <w:rPr>
+          <w:b w:val="0"/>
+        </w:rPr>
+        <w:t xml:space="preserve"> to Python. Proposed explanation: “An equals sign displays the answer”. Decide whether this explanation is supported.</w:t>
+      </w:r>
+    </w:p>
+    <w:p>
+      <w:pPr>
+        <w:spacing w:line="336" w:lineRule="auto" w:after="180"/>
+      </w:pPr>
+      <w:r>
+        <w:rPr>
+          <w:b w:val="0"/>
+        </w:rPr>
+        <w:t>Point to the step or supplied fact that decides; explain your repair if needed.</w:t>
+      </w:r>
+    </w:p>
+    <w:p>
+      <w:pPr>
+        <w:spacing w:line="336" w:lineRule="auto" w:after="180"/>
+      </w:pPr>
+      <w:r>
+        <w:rPr>
+          <w:b w:val="0"/>
+        </w:rPr>
         <w:t>Answer on your own before discussion. If you are unsure, say which step you need help with.</w:t>
       </w:r>
     </w:p>
@@ -2678,8 +4072,38 @@
       </w:r>
     </w:p>
     <w:p>
-      <w:r>
-        <w:t>Trace the changed list and identify where the result differs. Point to the relevant step in the picture, then write the changed result and the rule or evidence that supports it.</w:t>
+      <w:pPr>
+        <w:spacing w:line="336" w:lineRule="auto" w:after="180"/>
+      </w:pPr>
+      <w:r>
+        <w:rPr>
+          <w:b w:val="0"/>
+        </w:rPr>
+        <w:t xml:space="preserve">Trace the changed </w:t>
+      </w:r>
+      <w:r>
+        <w:rPr>
+          <w:b/>
+        </w:rPr>
+        <w:t>list</w:t>
+      </w:r>
+      <w:r>
+        <w:rPr>
+          <w:b w:val="0"/>
+        </w:rPr>
+        <w:t xml:space="preserve"> and identify where the result differs. Point to the relevant step in the picture, then write the changed result and the rule or </w:t>
+      </w:r>
+      <w:r>
+        <w:rPr>
+          <w:b/>
+        </w:rPr>
+        <w:t>evidence</w:t>
+      </w:r>
+      <w:r>
+        <w:rPr>
+          <w:b w:val="0"/>
+        </w:rPr>
+        <w:t xml:space="preserve"> that supports it.</w:t>
       </w:r>
     </w:p>
     <w:p>
@@ -2711,7 +4135,13 @@
       </w:r>
     </w:p>
     <w:p>
-      <w:r>
+      <w:pPr>
+        <w:spacing w:line="336" w:lineRule="auto" w:after="180"/>
+      </w:pPr>
+      <w:r>
+        <w:rPr>
+          <w:b w:val="0"/>
+        </w:rPr>
         <w:t>This is supported practice. Keep the separately named independent case for an attempt before feedback.</w:t>
       </w:r>
     </w:p>
@@ -2725,16 +4155,45 @@
     </w:p>
     <w:p>
       <w:r>
-        <w:t>EVIDENCE LAB</w:t>
-      </w:r>
-    </w:p>
-    <w:p>
-      <w:r>
+        <w:t>Investigate Block to Python Bridge. Record the prediction, actual observation or labelled paper trace, explanation and next test separately.</w:t>
+      </w:r>
+    </w:p>
+    <w:p>
+      <w:pPr>
+        <w:spacing w:line="336" w:lineRule="auto" w:after="180"/>
+      </w:pPr>
+      <w:r>
+        <w:rPr>
+          <w:b/>
+        </w:rPr>
+        <w:t>EVIDENCE</w:t>
+      </w:r>
+      <w:r>
+        <w:rPr>
+          <w:b/>
+        </w:rPr>
+        <w:t xml:space="preserve"> LAB</w:t>
+      </w:r>
+    </w:p>
+    <w:p>
+      <w:pPr>
+        <w:spacing w:line="336" w:lineRule="auto" w:after="180"/>
+      </w:pPr>
+      <w:r>
+        <w:rPr>
+          <w:b w:val="0"/>
+        </w:rPr>
         <w:t>Predict → Test → Record → Explain</w:t>
       </w:r>
     </w:p>
     <w:p>
-      <w:r>
+      <w:pPr>
+        <w:spacing w:line="336" w:lineRule="auto" w:after="180"/>
+      </w:pPr>
+      <w:r>
+        <w:rPr>
+          <w:b w:val="0"/>
+        </w:rPr>
         <w:t>Keep expected and actual results separate. Surprises are useful data when recorded honestly.</w:t>
       </w:r>
     </w:p>
@@ -2775,8 +4234,38 @@
       </w:r>
     </w:p>
     <w:p>
-      <w:r>
-        <w:t>Translate five blocks, predict variable values, run or simulate, then test empty-list and missing-field cases.</w:t>
+      <w:pPr>
+        <w:spacing w:line="336" w:lineRule="auto" w:after="180"/>
+      </w:pPr>
+      <w:r>
+        <w:rPr>
+          <w:b w:val="0"/>
+        </w:rPr>
+        <w:t xml:space="preserve">Translate five blocks, predict </w:t>
+      </w:r>
+      <w:r>
+        <w:rPr>
+          <w:b/>
+        </w:rPr>
+        <w:t>variable</w:t>
+      </w:r>
+      <w:r>
+        <w:rPr>
+          <w:b w:val="0"/>
+        </w:rPr>
+        <w:t xml:space="preserve"> values, run or simulate, then test empty-</w:t>
+      </w:r>
+      <w:r>
+        <w:rPr>
+          <w:b/>
+        </w:rPr>
+        <w:t>list</w:t>
+      </w:r>
+      <w:r>
+        <w:rPr>
+          <w:b w:val="0"/>
+        </w:rPr>
+        <w:t xml:space="preserve"> and missing-field cases.</w:t>
       </w:r>
     </w:p>
     <w:tbl>
@@ -3025,7 +4514,14 @@
       </w:tr>
     </w:tbl>
     <w:p>
-      <w:r>
+      <w:pPr>
+        <w:spacing w:line="336" w:lineRule="auto" w:after="180"/>
+        <w:shd w:fill="F5F1FB"/>
+      </w:pPr>
+      <w:r>
+        <w:rPr>
+          <w:b w:val="0"/>
+        </w:rPr>
         <w:t>What did the hardest test teach you that the normal test did not?</w:t>
       </w:r>
     </w:p>
@@ -3071,7 +4567,13 @@
       </w:r>
     </w:p>
     <w:p>
-      <w:r>
+      <w:pPr>
+        <w:spacing w:line="336" w:lineRule="auto" w:after="180"/>
+      </w:pPr>
+      <w:r>
+        <w:rPr>
+          <w:b w:val="0"/>
+        </w:rPr>
         <w:t>Before trying: what do I expect, and why? While trying: which step could first go wrong? Afterwards: what did I actually observe, and what should change? Keep “not run” if you only traced the procedure.</w:t>
       </w:r>
     </w:p>
@@ -3085,17 +4587,52 @@
     </w:p>
     <w:p>
       <w:r>
+        <w:t>Move from recall to tracing, diagnosis and transfer in Block to Python Bridge. Explain why each step is justified.</w:t>
+      </w:r>
+    </w:p>
+    <w:p>
+      <w:pPr>
+        <w:spacing w:line="336" w:lineRule="auto" w:after="180"/>
+      </w:pPr>
+      <w:r>
+        <w:rPr>
+          <w:b/>
+        </w:rPr>
         <w:t>MASTERY</w:t>
       </w:r>
     </w:p>
     <w:p>
-      <w:r>
+      <w:pPr>
+        <w:spacing w:line="336" w:lineRule="auto" w:after="180"/>
+      </w:pPr>
+      <w:r>
+        <w:rPr>
+          <w:b w:val="0"/>
+        </w:rPr>
         <w:t>From Knowing the Word to Owning the Idea</w:t>
       </w:r>
     </w:p>
     <w:p>
-      <w:r>
-        <w:t>Move upward only when you can produce evidence without copying the worked example.</w:t>
+      <w:pPr>
+        <w:spacing w:line="336" w:lineRule="auto" w:after="180"/>
+      </w:pPr>
+      <w:r>
+        <w:rPr>
+          <w:b w:val="0"/>
+        </w:rPr>
+        <w:t xml:space="preserve">Move upward only when you can produce </w:t>
+      </w:r>
+      <w:r>
+        <w:rPr>
+          <w:b/>
+        </w:rPr>
+        <w:t>evidence</w:t>
+      </w:r>
+      <w:r>
+        <w:rPr>
+          <w:b w:val="0"/>
+        </w:rPr>
+        <w:t xml:space="preserve"> without copying the worked example.</w:t>
       </w:r>
     </w:p>
     <w:p>
@@ -3135,33 +4672,93 @@
       </w:r>
     </w:p>
     <w:p>
-      <w:r>
+      <w:pPr>
+        <w:spacing w:line="336" w:lineRule="auto" w:after="180"/>
+      </w:pPr>
+      <w:r>
+        <w:rPr>
+          <w:b w:val="0"/>
+        </w:rPr>
         <w:t>1 • NAME: Define the concept without repeating the textbook.</w:t>
       </w:r>
     </w:p>
     <w:p>
-      <w:r>
-        <w:t>2 • TRACE: Show the information, state, branch, calculation, or evidence path.</w:t>
-      </w:r>
-    </w:p>
-    <w:p>
-      <w:r>
+      <w:pPr>
+        <w:spacing w:line="336" w:lineRule="auto" w:after="180"/>
+      </w:pPr>
+      <w:r>
+        <w:rPr>
+          <w:b w:val="0"/>
+        </w:rPr>
+        <w:t xml:space="preserve">2 • TRACE: Show the information, state, branch, calculation, or </w:t>
+      </w:r>
+      <w:r>
+        <w:rPr>
+          <w:b/>
+        </w:rPr>
+        <w:t>evidence</w:t>
+      </w:r>
+      <w:r>
+        <w:rPr>
+          <w:b w:val="0"/>
+        </w:rPr>
+        <w:t xml:space="preserve"> path.</w:t>
+      </w:r>
+    </w:p>
+    <w:p>
+      <w:pPr>
+        <w:spacing w:line="336" w:lineRule="auto" w:after="180"/>
+      </w:pPr>
+      <w:r>
+        <w:rPr>
+          <w:b w:val="0"/>
+        </w:rPr>
         <w:t>3 • APPLY: Solve a different example independently.</w:t>
       </w:r>
     </w:p>
     <w:p>
-      <w:r>
+      <w:pPr>
+        <w:spacing w:line="336" w:lineRule="auto" w:after="180"/>
+      </w:pPr>
+      <w:r>
+        <w:rPr>
+          <w:b w:val="0"/>
+        </w:rPr>
         <w:t>4 • CHALLENGE: Find a boundary case, counterexample, or unfair outcome.</w:t>
       </w:r>
     </w:p>
     <w:p>
-      <w:r>
+      <w:pPr>
+        <w:spacing w:line="336" w:lineRule="auto" w:after="180"/>
+      </w:pPr>
+      <w:r>
+        <w:rPr>
+          <w:b w:val="0"/>
+        </w:rPr>
         <w:t>5 • EXPLAIN LIMITS: Say when the result should not be trusted or used alone.</w:t>
       </w:r>
     </w:p>
     <w:p>
-      <w:r>
-        <w:t>My strongest evidence of independent understanding:</w:t>
+      <w:pPr>
+        <w:spacing w:line="336" w:lineRule="auto" w:after="180"/>
+      </w:pPr>
+      <w:r>
+        <w:rPr>
+          <w:b w:val="0"/>
+        </w:rPr>
+        <w:t xml:space="preserve">My strongest </w:t>
+      </w:r>
+      <w:r>
+        <w:rPr>
+          <w:b/>
+        </w:rPr>
+        <w:t>evidence</w:t>
+      </w:r>
+      <w:r>
+        <w:rPr>
+          <w:b w:val="0"/>
+        </w:rPr>
+        <w:t xml:space="preserve"> of independent understanding:</w:t>
       </w:r>
     </w:p>
     <w:p>
@@ -3207,16 +4804,39 @@
     </w:p>
     <w:p>
       <w:r>
+        <w:t>Apply this week’s idea to Verified Study Buddy. Keep an annotated decision and the evidence supporting it.</w:t>
+      </w:r>
+    </w:p>
+    <w:p>
+      <w:pPr>
+        <w:spacing w:line="336" w:lineRule="auto" w:after="180"/>
+      </w:pPr>
+      <w:r>
+        <w:rPr>
+          <w:b/>
+        </w:rPr>
         <w:t>CUMULATIVE PROJECT</w:t>
       </w:r>
     </w:p>
     <w:p>
-      <w:r>
+      <w:pPr>
+        <w:spacing w:line="336" w:lineRule="auto" w:after="180"/>
+      </w:pPr>
+      <w:r>
+        <w:rPr>
+          <w:b w:val="0"/>
+        </w:rPr>
         <w:t>Verified Study Buddy</w:t>
       </w:r>
     </w:p>
     <w:p>
-      <w:r>
+      <w:pPr>
+        <w:spacing w:line="336" w:lineRule="auto" w:after="180"/>
+      </w:pPr>
+      <w:r>
+        <w:rPr>
+          <w:b w:val="0"/>
+        </w:rPr>
         <w:t>Every week adds one inspectable piece. The system must show how it reached a result.</w:t>
       </w:r>
     </w:p>
@@ -3257,17 +4877,63 @@
       </w:r>
     </w:p>
     <w:p>
-      <w:r>
-        <w:t>THIS WEEK’S CHECKPOINT  Implement small transparent functions for selection, validation, and citation formatting.</w:t>
-      </w:r>
-    </w:p>
-    <w:p>
-      <w:r>
-        <w:t>SYSTEM MAP  Learner need → prompt/schema → approved sources/retrieval → model/tool → structured answer → verification → human decision</w:t>
-      </w:r>
-    </w:p>
-    <w:p>
-      <w:r>
+      <w:pPr>
+        <w:spacing w:line="336" w:lineRule="auto" w:after="180"/>
+      </w:pPr>
+      <w:r>
+        <w:rPr>
+          <w:b w:val="0"/>
+        </w:rPr>
+        <w:t xml:space="preserve">THIS WEEK’S CHECKPOINT  Implement small transparent </w:t>
+      </w:r>
+      <w:r>
+        <w:rPr>
+          <w:b/>
+        </w:rPr>
+        <w:t>function</w:t>
+      </w:r>
+      <w:r>
+        <w:rPr>
+          <w:b w:val="0"/>
+        </w:rPr>
+        <w:t>s for selection, validation, and citation formatting.</w:t>
+      </w:r>
+    </w:p>
+    <w:p>
+      <w:pPr>
+        <w:pStyle w:val="Heading3"/>
+      </w:pPr>
+      <w:r>
+        <w:t>Trace the system</w:t>
+      </w:r>
+    </w:p>
+    <w:p>
+      <w:pPr>
+        <w:spacing w:line="336" w:lineRule="auto" w:after="180"/>
+        <w:shd w:fill="EDF7F3"/>
+      </w:pPr>
+      <w:r>
+        <w:rPr>
+          <w:b w:val="0"/>
+        </w:rPr>
+        <w:t xml:space="preserve">SYSTEM MAP  Learner need → prompt/schema → approved sources/retrieval → model/tool → structured answer → verification → </w:t>
+      </w:r>
+      <w:r>
+        <w:rPr>
+          <w:b/>
+        </w:rPr>
+        <w:t>human decision</w:t>
+      </w:r>
+    </w:p>
+    <w:p>
+      <w:pPr>
+        <w:spacing w:line="336" w:lineRule="auto" w:after="180"/>
+        <w:shd w:fill="F5F1FB"/>
+      </w:pPr>
+      <w:r>
+        <w:rPr>
+          <w:b w:val="0"/>
+        </w:rPr>
         <w:t>What will you add, change, or verify in the project this week?</w:t>
       </w:r>
     </w:p>
@@ -3305,8 +4971,27 @@
       </w:r>
     </w:p>
     <w:p>
-      <w:r>
-        <w:t>What should remain under human control?</w:t>
+      <w:pPr>
+        <w:spacing w:line="336" w:lineRule="auto" w:after="180"/>
+        <w:shd w:fill="F5F1FB"/>
+      </w:pPr>
+      <w:r>
+        <w:rPr>
+          <w:b w:val="0"/>
+        </w:rPr>
+        <w:t xml:space="preserve">What should remain under </w:t>
+      </w:r>
+      <w:r>
+        <w:rPr>
+          <w:b/>
+        </w:rPr>
+        <w:t>human control</w:t>
+      </w:r>
+      <w:r>
+        <w:rPr>
+          <w:b w:val="0"/>
+        </w:rPr>
+        <w:t>?</w:t>
       </w:r>
     </w:p>
     <w:p>
@@ -3343,21 +5028,77 @@
       </w:r>
     </w:p>
     <w:p>
-      <w:r>
-        <w:t>RESPONSIBLE DESIGN  Collect only necessary information. Show uncertainty and limits. Never confuse fluent output with verified truth.</w:t>
-      </w:r>
-    </w:p>
-    <w:p>
       <w:pPr>
         <w:pStyle w:val="Heading3"/>
       </w:pPr>
       <w:r>
+        <w:t>Responsible design</w:t>
+      </w:r>
+    </w:p>
+    <w:p>
+      <w:pPr>
+        <w:spacing w:line="336" w:lineRule="auto" w:after="180"/>
+        <w:shd w:fill="FFF5E6"/>
+      </w:pPr>
+      <w:r>
+        <w:rPr>
+          <w:b w:val="0"/>
+        </w:rPr>
+        <w:t xml:space="preserve">RESPONSIBLE DESIGN  Collect only necessary information. Show uncertainty and limits. Never confuse fluent </w:t>
+      </w:r>
+      <w:r>
+        <w:rPr>
+          <w:b/>
+        </w:rPr>
+        <w:t>output</w:t>
+      </w:r>
+      <w:r>
+        <w:rPr>
+          <w:b w:val="0"/>
+        </w:rPr>
+        <w:t xml:space="preserve"> with verified truth.</w:t>
+      </w:r>
+    </w:p>
+    <w:p>
+      <w:pPr>
+        <w:pStyle w:val="Heading3"/>
+      </w:pPr>
+      <w:r>
         <w:t>Evidence for your project</w:t>
       </w:r>
     </w:p>
     <w:p>
-      <w:r>
-        <w:t>For your Verified Study Buddy, save the input, procedure, observed result and limitation of this check. Label this worked example as practice; use a different, previously unreviewed case when checking independent understanding.</w:t>
+      <w:pPr>
+        <w:spacing w:line="336" w:lineRule="auto" w:after="180"/>
+      </w:pPr>
+      <w:r>
+        <w:rPr>
+          <w:b w:val="0"/>
+        </w:rPr>
+        <w:t xml:space="preserve">For your Verified Study Buddy, save the </w:t>
+      </w:r>
+      <w:r>
+        <w:rPr>
+          <w:b/>
+        </w:rPr>
+        <w:t>input</w:t>
+      </w:r>
+      <w:r>
+        <w:rPr>
+          <w:b w:val="0"/>
+        </w:rPr>
+        <w:t>, procedure, observed result and limitation of this check.</w:t>
+      </w:r>
+    </w:p>
+    <w:p>
+      <w:pPr>
+        <w:spacing w:line="336" w:lineRule="auto" w:after="180"/>
+      </w:pPr>
+      <w:r>
+        <w:rPr>
+          <w:b w:val="0"/>
+        </w:rPr>
+        <w:t>Label this worked example as practice; use a different, previously unreviewed case when checking independent understanding.</w:t>
       </w:r>
     </w:p>
     <w:p>
@@ -3370,16 +5111,48 @@
     </w:p>
     <w:p>
       <w:r>
+        <w:t>Use a genuinely new case for independent evidence. Previously discussed examples remain practice; use the separately named independent case before feedback.</w:t>
+      </w:r>
+    </w:p>
+    <w:p>
+      <w:pPr>
+        <w:pStyle w:val="Heading3"/>
+      </w:pPr>
+      <w:r>
+        <w:t>Independent evidence</w:t>
+      </w:r>
+    </w:p>
+    <w:p>
+      <w:pPr>
+        <w:spacing w:line="336" w:lineRule="auto" w:after="180"/>
+        <w:shd w:fill="FFF5E6"/>
+      </w:pPr>
+      <w:r>
+        <w:rPr>
+          <w:b w:val="0"/>
+        </w:rPr>
         <w:t>INDEPENDENT MASTERY PROOF</w:t>
       </w:r>
     </w:p>
     <w:p>
-      <w:r>
+      <w:pPr>
+        <w:spacing w:line="336" w:lineRule="auto" w:after="180"/>
+      </w:pPr>
+      <w:r>
+        <w:rPr>
+          <w:b w:val="0"/>
+        </w:rPr>
         <w:t>Explain • Transfer • Test • Defend</w:t>
       </w:r>
     </w:p>
     <w:p>
-      <w:r>
+      <w:pPr>
+        <w:spacing w:line="336" w:lineRule="auto" w:after="180"/>
+      </w:pPr>
+      <w:r>
+        <w:rPr>
+          <w:b w:val="0"/>
+        </w:rPr>
         <w:t>Complete this page without copying the worked example. Your reasoning matters more than decoration.</w:t>
       </w:r>
     </w:p>
@@ -3420,12 +5193,34 @@
       </w:r>
     </w:p>
     <w:p>
-      <w:r>
+      <w:pPr>
+        <w:pStyle w:val="Heading3"/>
+      </w:pPr>
+      <w:r>
+        <w:t>Try a more demanding case</w:t>
+      </w:r>
+    </w:p>
+    <w:p>
+      <w:pPr>
+        <w:spacing w:line="336" w:lineRule="auto" w:after="180"/>
+        <w:shd w:fill="F5F1FB"/>
+      </w:pPr>
+      <w:r>
+        <w:rPr>
+          <w:b w:val="0"/>
+        </w:rPr>
         <w:t>CHALLENGE  Translate a block workflow into readable Python.</w:t>
       </w:r>
     </w:p>
     <w:p>
-      <w:r>
+      <w:pPr>
+        <w:spacing w:line="336" w:lineRule="auto" w:after="180"/>
+        <w:shd w:fill="F4F9FC"/>
+      </w:pPr>
+      <w:r>
+        <w:rPr>
+          <w:b w:val="0"/>
+        </w:rPr>
         <w:t>1. My fresh example, trace, calculation, or design:</w:t>
       </w:r>
     </w:p>
@@ -3463,8 +5258,27 @@
       </w:r>
     </w:p>
     <w:p>
-      <w:r>
-        <w:t>2. My evidence that it works (include a boundary or missing-data case):</w:t>
+      <w:pPr>
+        <w:spacing w:line="336" w:lineRule="auto" w:after="180"/>
+        <w:shd w:fill="F4F9FC"/>
+      </w:pPr>
+      <w:r>
+        <w:rPr>
+          <w:b w:val="0"/>
+        </w:rPr>
+        <w:t xml:space="preserve">2. My </w:t>
+      </w:r>
+      <w:r>
+        <w:rPr>
+          <w:b/>
+        </w:rPr>
+        <w:t>evidence</w:t>
+      </w:r>
+      <w:r>
+        <w:rPr>
+          <w:b w:val="0"/>
+        </w:rPr>
+        <w:t xml:space="preserve"> that it works (include a boundary or missing-data case):</w:t>
       </w:r>
     </w:p>
     <w:p>
@@ -3501,7 +5315,14 @@
       </w:r>
     </w:p>
     <w:p>
-      <w:r>
+      <w:pPr>
+        <w:spacing w:line="336" w:lineRule="auto" w:after="180"/>
+        <w:shd w:fill="F4F9FC"/>
+      </w:pPr>
+      <w:r>
+        <w:rPr>
+          <w:b w:val="0"/>
+        </w:rPr>
         <w:t>3. One limitation, fairness concern, or situation needing human review:</w:t>
       </w:r>
     </w:p>
@@ -3539,8 +5360,47 @@
       </w:r>
     </w:p>
     <w:p>
-      <w:r>
-        <w:t>SELF-CHECK  □ I explained the mechanism  □ I used evidence  □ I tested a fresh case  □ I named a limitation  □ I can answer ‘why?’</w:t>
+      <w:pPr>
+        <w:pStyle w:val="Heading3"/>
+      </w:pPr>
+      <w:r>
+        <w:t>Check your explanation</w:t>
+      </w:r>
+    </w:p>
+    <w:p>
+      <w:pPr>
+        <w:spacing w:line="336" w:lineRule="auto" w:after="180"/>
+        <w:shd w:fill="F5F1FB"/>
+      </w:pPr>
+      <w:r>
+        <w:rPr>
+          <w:b w:val="0"/>
+        </w:rPr>
+        <w:t xml:space="preserve">SELF-CHECK  □ I explained the </w:t>
+      </w:r>
+      <w:r>
+        <w:rPr>
+          <w:b/>
+        </w:rPr>
+        <w:t>mechanism</w:t>
+      </w:r>
+      <w:r>
+        <w:rPr>
+          <w:b w:val="0"/>
+        </w:rPr>
+        <w:t xml:space="preserve">  □ I used </w:t>
+      </w:r>
+      <w:r>
+        <w:rPr>
+          <w:b/>
+        </w:rPr>
+        <w:t>evidence</w:t>
+      </w:r>
+      <w:r>
+        <w:rPr>
+          <w:b w:val="0"/>
+        </w:rPr>
+        <w:t xml:space="preserve">  □ I tested a fresh case  □ I named a limitation  □ I can answer ‘why?’</w:t>
       </w:r>
     </w:p>
     <w:p>
@@ -3552,6 +5412,11 @@
       </w:r>
     </w:p>
     <w:p>
+      <w:r>
+        <w:t>Revisit the complete Block to Python Bridge case for supported practice. Repeated examples do not become fresh assessments.</w:t>
+      </w:r>
+    </w:p>
+    <w:p>
       <w:pPr>
         <w:pStyle w:val="Heading3"/>
       </w:pPr>
@@ -3560,7 +5425,13 @@
       </w:r>
     </w:p>
     <w:p>
-      <w:r>
+      <w:pPr>
+        <w:spacing w:line="336" w:lineRule="auto" w:after="180"/>
+      </w:pPr>
+      <w:r>
+        <w:rPr>
+          <w:b w:val="0"/>
+        </w:rPr>
         <w:t>Use the supplied details to practise the weekly concept before attempting the independent question. This case extends the illustrated lesson.</w:t>
       </w:r>
     </w:p>
@@ -3573,8 +5444,26 @@
       </w:r>
     </w:p>
     <w:p>
-      <w:r>
-        <w:t>A block program sets total=0 and adds each value in [2,4,6].</w:t>
+      <w:pPr>
+        <w:spacing w:line="336" w:lineRule="auto" w:after="180"/>
+      </w:pPr>
+      <w:r>
+        <w:rPr>
+          <w:b w:val="0"/>
+        </w:rPr>
+        <w:t xml:space="preserve">A block </w:t>
+      </w:r>
+      <w:r>
+        <w:rPr>
+          <w:b/>
+        </w:rPr>
+        <w:t>program</w:t>
+      </w:r>
+      <w:r>
+        <w:rPr>
+          <w:b w:val="0"/>
+        </w:rPr>
+        <w:t xml:space="preserve"> sets total=0 and adds each value in [2,4,6].</w:t>
       </w:r>
     </w:p>
     <w:p>
@@ -3586,7 +5475,13 @@
       </w:r>
     </w:p>
     <w:p>
-      <w:r>
+      <w:pPr>
+        <w:spacing w:line="336" w:lineRule="auto" w:after="180"/>
+      </w:pPr>
+      <w:r>
+        <w:rPr>
+          <w:b w:val="0"/>
+        </w:rPr>
         <w:t>Translate and trace.</w:t>
       </w:r>
     </w:p>
@@ -3599,7 +5494,13 @@
       </w:r>
     </w:p>
     <w:p>
-      <w:r>
+      <w:pPr>
+        <w:spacing w:line="336" w:lineRule="auto" w:after="180"/>
+      </w:pPr>
+      <w:r>
+        <w:rPr>
+          <w:b w:val="0"/>
+        </w:rPr>
         <w:t>Python uses total=0, then an indented total += value inside for value in [2,4,6]. Totals are 2,6,12.</w:t>
       </w:r>
     </w:p>
@@ -3612,7 +5513,14 @@
       </w:r>
     </w:p>
     <w:p>
-      <w:r>
+      <w:pPr>
+        <w:spacing w:line="336" w:lineRule="auto" w:after="180"/>
+        <w:shd w:fill="F5F1FB"/>
+      </w:pPr>
+      <w:r>
+        <w:rPr>
+          <w:b w:val="0"/>
+        </w:rPr>
         <w:t>Which detail supports the answer, and why does it matter?</w:t>
       </w:r>
     </w:p>
@@ -3790,17 +5698,47 @@
       </w:tr>
     </w:tbl>
     <w:p>
-      <w:r>
-        <w:t>A block program sets total=0 and adds each value in [2,4,6].</w:t>
-      </w:r>
-    </w:p>
-    <w:p>
-      <w:r>
+      <w:pPr>
+        <w:spacing w:line="336" w:lineRule="auto" w:after="180"/>
+      </w:pPr>
+      <w:r>
+        <w:rPr>
+          <w:b w:val="0"/>
+        </w:rPr>
+        <w:t xml:space="preserve">A block </w:t>
+      </w:r>
+      <w:r>
+        <w:rPr>
+          <w:b/>
+        </w:rPr>
+        <w:t>program</w:t>
+      </w:r>
+      <w:r>
+        <w:rPr>
+          <w:b w:val="0"/>
+        </w:rPr>
+        <w:t xml:space="preserve"> sets total=0 and adds each value in [2,4,6].</w:t>
+      </w:r>
+    </w:p>
+    <w:p>
+      <w:pPr>
+        <w:spacing w:line="336" w:lineRule="auto" w:after="180"/>
+      </w:pPr>
+      <w:r>
+        <w:rPr>
+          <w:b w:val="0"/>
+        </w:rPr>
         <w:t>Translate and trace.</w:t>
       </w:r>
     </w:p>
     <w:p>
-      <w:r>
+      <w:pPr>
+        <w:spacing w:line="336" w:lineRule="auto" w:after="180"/>
+      </w:pPr>
+      <w:r>
+        <w:rPr>
+          <w:b w:val="0"/>
+        </w:rPr>
         <w:t>Python uses total=0, then an indented total += value inside for value in [2,4,6]. Totals are 2,6,12.</w:t>
       </w:r>
     </w:p>
@@ -3813,6 +5751,11 @@
       </w:r>
     </w:p>
     <w:p>
+      <w:r>
+        <w:t>Attempt the reserved new case before feedback. Record support; the earlier examples below remain additional practice.</w:t>
+      </w:r>
+    </w:p>
+    <w:p>
       <w:pPr>
         <w:pStyle w:val="Heading3"/>
       </w:pPr>
@@ -3821,7 +5764,14 @@
       </w:r>
     </w:p>
     <w:p>
-      <w:r>
+      <w:pPr>
+        <w:spacing w:line="336" w:lineRule="auto" w:after="180"/>
+        <w:shd w:fill="F5F1FB"/>
+      </w:pPr>
+      <w:r>
+        <w:rPr>
+          <w:b w:val="0"/>
+        </w:rPr>
         <w:t>Set total=0, then for values2,4,9 perform total=total+value. Trace the result. What changes if total=0 moves inside the loop before that addition?</w:t>
       </w:r>
     </w:p>
@@ -3869,7 +5819,13 @@
       </w:r>
     </w:p>
     <w:p>
-      <w:r>
+      <w:pPr>
+        <w:spacing w:line="336" w:lineRule="auto" w:after="180"/>
+      </w:pPr>
+      <w:r>
+        <w:rPr>
+          <w:b w:val="0"/>
+        </w:rPr>
         <w:t>Attempt this case before feedback. Record any help. Earlier examples below are further practice; a case already practised with feedback cannot establish fresh transfer.</w:t>
       </w:r>
     </w:p>
@@ -3882,18 +5838,55 @@
       </w:r>
     </w:p>
     <w:p>
-      <w:r>
+      <w:pPr>
+        <w:spacing w:line="336" w:lineRule="auto" w:after="180"/>
+      </w:pPr>
+      <w:r>
+        <w:rPr>
+          <w:b w:val="0"/>
+        </w:rPr>
         <w:t>Close the worked explanation. Apply the idea to this different question without copying.</w:t>
       </w:r>
     </w:p>
     <w:p>
-      <w:r>
-        <w:t>Trace this Python: score = 2; then if score &gt;= 2: score = score + 3. What is the final value, and what changes if the condition becomes score &gt; 2?</w:t>
-      </w:r>
-    </w:p>
-    <w:p>
-      <w:r>
-        <w:t>My answer, with a trace, calculation or supporting evidence</w:t>
+      <w:pPr>
+        <w:spacing w:line="336" w:lineRule="auto" w:after="180"/>
+        <w:shd w:fill="F5F1FB"/>
+      </w:pPr>
+      <w:r>
+        <w:rPr>
+          <w:b w:val="0"/>
+        </w:rPr>
+        <w:t xml:space="preserve">Trace this Python: score = 2; then if score &gt;= 2: score = score + 3. What is the final value, and what changes if the </w:t>
+      </w:r>
+      <w:r>
+        <w:rPr>
+          <w:b/>
+        </w:rPr>
+        <w:t>condition</w:t>
+      </w:r>
+      <w:r>
+        <w:rPr>
+          <w:b w:val="0"/>
+        </w:rPr>
+        <w:t xml:space="preserve"> becomes score &gt; 2?</w:t>
+      </w:r>
+    </w:p>
+    <w:p>
+      <w:pPr>
+        <w:spacing w:line="336" w:lineRule="auto" w:after="180"/>
+      </w:pPr>
+      <w:r>
+        <w:rPr>
+          <w:b w:val="0"/>
+        </w:rPr>
+        <w:t xml:space="preserve">My answer, with a trace, calculation or supporting </w:t>
+      </w:r>
+      <w:r>
+        <w:rPr>
+          <w:b/>
+        </w:rPr>
+        <w:t>evidence</w:t>
       </w:r>
     </w:p>
     <w:p>
@@ -3938,13 +5931,37 @@
       </w:r>
     </w:p>
     <w:p>
-      <w:r>
+      <w:pPr>
+        <w:spacing w:line="336" w:lineRule="auto" w:after="180"/>
+      </w:pPr>
+      <w:r>
+        <w:rPr>
+          <w:b w:val="0"/>
+        </w:rPr>
         <w:t>Change one relevant detail. Predict the result before testing. Include a boundary or missing-information case when it helps reveal a limit.</w:t>
       </w:r>
     </w:p>
     <w:p>
-      <w:r>
-        <w:t>My changed input and expected result</w:t>
+      <w:pPr>
+        <w:spacing w:line="336" w:lineRule="auto" w:after="180"/>
+      </w:pPr>
+      <w:r>
+        <w:rPr>
+          <w:b w:val="0"/>
+        </w:rPr>
+        <w:t xml:space="preserve">My changed </w:t>
+      </w:r>
+      <w:r>
+        <w:rPr>
+          <w:b/>
+        </w:rPr>
+        <w:t>input</w:t>
+      </w:r>
+      <w:r>
+        <w:rPr>
+          <w:b w:val="0"/>
+        </w:rPr>
+        <w:t xml:space="preserve"> and expected result</w:t>
       </w:r>
     </w:p>
     <w:p>
@@ -3989,13 +6006,49 @@
       </w:r>
     </w:p>
     <w:p>
-      <w:r>
-        <w:t>Implement small transparent functions for selection, validation, and citation formatting.</w:t>
-      </w:r>
-    </w:p>
-    <w:p>
-      <w:r>
-        <w:t>The evidence I will keep</w:t>
+      <w:pPr>
+        <w:spacing w:line="336" w:lineRule="auto" w:after="180"/>
+      </w:pPr>
+      <w:r>
+        <w:rPr>
+          <w:b w:val="0"/>
+        </w:rPr>
+        <w:t xml:space="preserve">Implement small transparent </w:t>
+      </w:r>
+      <w:r>
+        <w:rPr>
+          <w:b/>
+        </w:rPr>
+        <w:t>function</w:t>
+      </w:r>
+      <w:r>
+        <w:rPr>
+          <w:b w:val="0"/>
+        </w:rPr>
+        <w:t>s for selection, validation, and citation formatting.</w:t>
+      </w:r>
+    </w:p>
+    <w:p>
+      <w:pPr>
+        <w:spacing w:line="336" w:lineRule="auto" w:after="180"/>
+      </w:pPr>
+      <w:r>
+        <w:rPr>
+          <w:b w:val="0"/>
+        </w:rPr>
+        <w:t xml:space="preserve">The </w:t>
+      </w:r>
+      <w:r>
+        <w:rPr>
+          <w:b/>
+        </w:rPr>
+        <w:t>evidence</w:t>
+      </w:r>
+      <w:r>
+        <w:rPr>
+          <w:b w:val="0"/>
+        </w:rPr>
+        <w:t xml:space="preserve"> I will keep</w:t>
       </w:r>
     </w:p>
     <w:p>
@@ -4032,8 +6085,26 @@
       </w:r>
     </w:p>
     <w:p>
-      <w:r>
-        <w:t>Your teacher has the independent answer and scoring criteria. Complete the matching workbook week to keep your practice evidence together.</w:t>
+      <w:pPr>
+        <w:spacing w:line="336" w:lineRule="auto" w:after="180"/>
+      </w:pPr>
+      <w:r>
+        <w:rPr>
+          <w:b w:val="0"/>
+        </w:rPr>
+        <w:t xml:space="preserve">Your teacher has the independent answer and scoring criteria. Complete the matching workbook week to keep your practice </w:t>
+      </w:r>
+      <w:r>
+        <w:rPr>
+          <w:b/>
+        </w:rPr>
+        <w:t>evidence</w:t>
+      </w:r>
+      <w:r>
+        <w:rPr>
+          <w:b w:val="0"/>
+        </w:rPr>
+        <w:t xml:space="preserve"> together.</w:t>
       </w:r>
     </w:p>
     <w:p>
@@ -4045,7 +6116,13 @@
       </w:r>
     </w:p>
     <w:p>
-      <w:r>
+      <w:pPr>
+        <w:spacing w:line="336" w:lineRule="auto" w:after="180"/>
+      </w:pPr>
+      <w:r>
+        <w:rPr>
+          <w:b w:val="0"/>
+        </w:rPr>
         <w:t>Write Python that totals [3,5,7], then trace each total. Explain how indenting 'total=0' inside the loop changes the result.</w:t>
       </w:r>
     </w:p>
@@ -4101,8 +6178,25 @@
       </w:r>
     </w:p>
     <w:p>
-      <w:r>
-        <w:t>Attempt the independent case before hints. Record whether you worked alone, used a hint or followed a model. After feedback, fix the first unsupported step and explain why it changed. A later check uses a changed case, not a copied answer.</w:t>
+      <w:pPr>
+        <w:spacing w:line="336" w:lineRule="auto" w:after="180"/>
+      </w:pPr>
+      <w:r>
+        <w:rPr>
+          <w:b w:val="0"/>
+        </w:rPr>
+        <w:t>Attempt the independent case before hints. Record whether you worked alone, used a hint or followed a model. After feedback, fix the first unsupported step and explain why it changed.</w:t>
+      </w:r>
+    </w:p>
+    <w:p>
+      <w:pPr>
+        <w:spacing w:line="336" w:lineRule="auto" w:after="180"/>
+      </w:pPr>
+      <w:r>
+        <w:rPr>
+          <w:b w:val="0"/>
+        </w:rPr>
+        <w:t>A later check uses a changed case, not a copied answer.</w:t>
       </w:r>
     </w:p>
     <w:p>
@@ -4115,6 +6209,17 @@
     </w:p>
     <w:p>
       <w:r>
+        <w:t>Use this map to navigate Block to Python Bridge, connect the goals to tasks and keep one evidence record for each attempt.</w:t>
+      </w:r>
+    </w:p>
+    <w:p>
+      <w:pPr>
+        <w:spacing w:line="336" w:lineRule="auto" w:after="180"/>
+      </w:pPr>
+      <w:r>
+        <w:rPr>
+          <w:b w:val="0"/>
+        </w:rPr>
         <w:t>Start with this question: Translate a “count qualifying books” paper procedure into a Python-style trace.</w:t>
       </w:r>
     </w:p>
@@ -4221,13 +6326,61 @@
       </w:tr>
     </w:tbl>
     <w:p>
-      <w:r>
-        <w:t>Remember → watch and explain → try with help → investigate → try independently → keep project evidence. Your teacher may spread this lesson across several classes.</w:t>
-      </w:r>
-    </w:p>
-    <w:p>
-      <w:r>
-        <w:t>Keep your first prediction. Compare it with what the evidence shows and explain any change.</w:t>
+      <w:pPr>
+        <w:spacing w:line="336" w:lineRule="auto" w:after="180"/>
+      </w:pPr>
+      <w:r>
+        <w:rPr>
+          <w:b w:val="0"/>
+        </w:rPr>
+        <w:t xml:space="preserve">Remember → watch and explain → try with help → investigate → try independently → keep project </w:t>
+      </w:r>
+      <w:r>
+        <w:rPr>
+          <w:b/>
+        </w:rPr>
+        <w:t>evidence</w:t>
+      </w:r>
+      <w:r>
+        <w:rPr>
+          <w:b w:val="0"/>
+        </w:rPr>
+        <w:t>. Your teacher may spread this lesson across several classes.</w:t>
+      </w:r>
+    </w:p>
+    <w:p>
+      <w:pPr>
+        <w:spacing w:line="336" w:lineRule="auto" w:after="180"/>
+      </w:pPr>
+      <w:r>
+        <w:rPr>
+          <w:b w:val="0"/>
+        </w:rPr>
+        <w:t xml:space="preserve">Keep your first </w:t>
+      </w:r>
+      <w:r>
+        <w:rPr>
+          <w:b/>
+        </w:rPr>
+        <w:t>prediction</w:t>
+      </w:r>
+      <w:r>
+        <w:rPr>
+          <w:b w:val="0"/>
+        </w:rPr>
+        <w:t xml:space="preserve">. Compare it with what the </w:t>
+      </w:r>
+      <w:r>
+        <w:rPr>
+          <w:b/>
+        </w:rPr>
+        <w:t>evidence</w:t>
+      </w:r>
+      <w:r>
+        <w:rPr>
+          <w:b w:val="0"/>
+        </w:rPr>
+        <w:t xml:space="preserve"> shows and explain any change.</w:t>
       </w:r>
     </w:p>
     <w:p>
@@ -4240,6 +6393,17 @@
     </w:p>
     <w:p>
       <w:r>
+        <w:t>Explain Block to Python Bridge without notes, identify a remaining question and plan a later check with a changed case.</w:t>
+      </w:r>
+    </w:p>
+    <w:p>
+      <w:pPr>
+        <w:spacing w:line="336" w:lineRule="auto" w:after="180"/>
+      </w:pPr>
+      <w:r>
+        <w:rPr>
+          <w:b w:val="0"/>
+        </w:rPr>
         <w:t>Close your notes. Explain this goal in your own words: Translate a short paper calculation into a Python script</w:t>
       </w:r>
     </w:p>
@@ -4277,13 +6441,61 @@
       </w:r>
     </w:p>
     <w:p>
-      <w:r>
-        <w:t>If you are unsure, return to the worked picture and explain one arrow. If you are ready, change an input or assumption and justify your prediction.</w:t>
-      </w:r>
-    </w:p>
-    <w:p>
-      <w:r>
-        <w:t>Save your workbook evidence. At the next review, try a different case before opening your old answer.</w:t>
+      <w:pPr>
+        <w:spacing w:line="336" w:lineRule="auto" w:after="180"/>
+      </w:pPr>
+      <w:r>
+        <w:rPr>
+          <w:b w:val="0"/>
+        </w:rPr>
+        <w:t xml:space="preserve">If you are unsure, return to the worked picture and explain one arrow. If you are ready, change an </w:t>
+      </w:r>
+      <w:r>
+        <w:rPr>
+          <w:b/>
+        </w:rPr>
+        <w:t>input</w:t>
+      </w:r>
+      <w:r>
+        <w:rPr>
+          <w:b w:val="0"/>
+        </w:rPr>
+        <w:t xml:space="preserve"> or assumption and justify your </w:t>
+      </w:r>
+      <w:r>
+        <w:rPr>
+          <w:b/>
+        </w:rPr>
+        <w:t>prediction</w:t>
+      </w:r>
+      <w:r>
+        <w:rPr>
+          <w:b w:val="0"/>
+        </w:rPr>
+        <w:t>.</w:t>
+      </w:r>
+    </w:p>
+    <w:p>
+      <w:pPr>
+        <w:spacing w:line="336" w:lineRule="auto" w:after="180"/>
+      </w:pPr>
+      <w:r>
+        <w:rPr>
+          <w:b w:val="0"/>
+        </w:rPr>
+        <w:t xml:space="preserve">Save your workbook </w:t>
+      </w:r>
+      <w:r>
+        <w:rPr>
+          <w:b/>
+        </w:rPr>
+        <w:t>evidence</w:t>
+      </w:r>
+      <w:r>
+        <w:rPr>
+          <w:b w:val="0"/>
+        </w:rPr>
+        <w:t>. At the next review, try a different case before opening your old answer.</w:t>
       </w:r>
     </w:p>
     <w:p>
@@ -4296,11 +6508,28 @@
     </w:p>
     <w:p>
       <w:r>
+        <w:t>Attempt supported questions before using hints or feedback. Review a missing building block, then keep the completed work.</w:t>
+      </w:r>
+    </w:p>
+    <w:p>
+      <w:pPr>
+        <w:spacing w:line="336" w:lineRule="auto" w:after="180"/>
+      </w:pPr>
+      <w:r>
+        <w:rPr>
+          <w:b w:val="0"/>
+        </w:rPr>
         <w:t>Use this supported practice once, in the browser or on paper. Keep the reserved independent assessment for a separate first attempt before teacher feedback.</w:t>
       </w:r>
     </w:p>
     <w:p>
-      <w:r>
+      <w:pPr>
+        <w:spacing w:line="336" w:lineRule="auto" w:after="180"/>
+      </w:pPr>
+      <w:r>
+        <w:rPr>
+          <w:b w:val="0"/>
+        </w:rPr>
         <w:t>Translate a “count qualifying books” paper procedure into a Python-style trace.</w:t>
       </w:r>
     </w:p>
@@ -4313,22 +6542,49 @@
       </w:r>
     </w:p>
     <w:p>
-      <w:r>
+      <w:pPr>
+        <w:spacing w:line="336" w:lineRule="auto" w:after="180"/>
+      </w:pPr>
+      <w:r>
+        <w:rPr>
+          <w:b w:val="0"/>
+        </w:rPr>
         <w:t>Which labelled step matches this detail? The final result is 2 qualifying books, not the sum of their page counts.</w:t>
       </w:r>
     </w:p>
     <w:p>
-      <w:r>
+      <w:pPr>
+        <w:spacing w:line="336" w:lineRule="auto" w:after="180"/>
+        <w:shd w:fill="F4F9FC"/>
+      </w:pPr>
+      <w:r>
+        <w:rPr>
+          <w:b w:val="0"/>
+        </w:rPr>
         <w:t>1. Trace decisions</w:t>
       </w:r>
     </w:p>
     <w:p>
-      <w:r>
+      <w:pPr>
+        <w:spacing w:line="336" w:lineRule="auto" w:after="180"/>
+        <w:shd w:fill="F4F9FC"/>
+      </w:pPr>
+      <w:r>
+        <w:rPr>
+          <w:b w:val="0"/>
+        </w:rPr>
         <w:t>2. Start counter</w:t>
       </w:r>
     </w:p>
     <w:p>
-      <w:r>
+      <w:pPr>
+        <w:spacing w:line="336" w:lineRule="auto" w:after="180"/>
+        <w:shd w:fill="F4F9FC"/>
+      </w:pPr>
+      <w:r>
+        <w:rPr>
+          <w:b w:val="0"/>
+        </w:rPr>
         <w:t>3. Report count</w:t>
       </w:r>
     </w:p>
@@ -4366,40 +6622,166 @@
       </w:r>
     </w:p>
     <w:p>
-      <w:r>
+      <w:pPr>
+        <w:pStyle w:val="Heading3"/>
+      </w:pPr>
+      <w:r>
+        <w:t>Hint · try first</w:t>
+      </w:r>
+    </w:p>
+    <w:p>
+      <w:pPr>
+        <w:spacing w:line="336" w:lineRule="auto" w:after="180"/>
+        <w:shd w:fill="F1F6F8"/>
+      </w:pPr>
+      <w:r>
+        <w:rPr>
+          <w:b w:val="0"/>
+        </w:rPr>
         <w:t>Hint if needed: Read the steps in the pictorial case. Match the supplied detail to the stage that performs or records it.</w:t>
       </w:r>
     </w:p>
     <w:p>
-      <w:r>
-        <w:t>After your attempt, compare with the supported explanation: Report count The final result is 2 qualifying books, not the sum of their page counts. Read the picture in order. The final result is 2 qualifying books, not the sum of their page counts. The arrows show which recorded input or intermediate result each decision uses. Explain the deciding step aloud before checking the changed case; pointing to the final answer alone does not show how it follows.</w:t>
-      </w:r>
-    </w:p>
-    <w:p>
       <w:pPr>
         <w:pStyle w:val="Heading3"/>
       </w:pPr>
       <w:r>
+        <w:t>Feedback · compare after trying</w:t>
+      </w:r>
+    </w:p>
+    <w:p>
+      <w:pPr>
+        <w:spacing w:line="336" w:lineRule="auto" w:after="180"/>
+        <w:shd w:fill="F1F6FC"/>
+      </w:pPr>
+      <w:r>
+        <w:rPr>
+          <w:b w:val="0"/>
+        </w:rPr>
+        <w:t>After your attempt, compare with the supported explanation: Report count The final result is 2 qualifying books, not the sum of their page counts. Read the picture in order.</w:t>
+      </w:r>
+    </w:p>
+    <w:p>
+      <w:pPr>
+        <w:spacing w:line="336" w:lineRule="auto" w:after="180"/>
+        <w:shd w:fill="F1F6FC"/>
+      </w:pPr>
+      <w:r>
+        <w:rPr>
+          <w:b w:val="0"/>
+        </w:rPr>
+        <w:t xml:space="preserve">The final result is 2 qualifying books, not the sum of their page counts. The arrows show which recorded </w:t>
+      </w:r>
+      <w:r>
+        <w:rPr>
+          <w:b/>
+        </w:rPr>
+        <w:t>input</w:t>
+      </w:r>
+      <w:r>
+        <w:rPr>
+          <w:b w:val="0"/>
+        </w:rPr>
+        <w:t xml:space="preserve"> or intermediate result each decision uses.</w:t>
+      </w:r>
+    </w:p>
+    <w:p>
+      <w:pPr>
+        <w:spacing w:line="336" w:lineRule="auto" w:after="180"/>
+        <w:shd w:fill="F1F6FC"/>
+      </w:pPr>
+      <w:r>
+        <w:rPr>
+          <w:b w:val="0"/>
+        </w:rPr>
+        <w:t>Explain the deciding step aloud before checking the changed case; pointing to the final answer alone does not show how it follows.</w:t>
+      </w:r>
+    </w:p>
+    <w:p>
+      <w:pPr>
+        <w:pStyle w:val="Heading3"/>
+      </w:pPr>
+      <w:r>
         <w:t>Practice 2: explain the deciding evidence</w:t>
       </w:r>
     </w:p>
     <w:p>
-      <w:r>
+      <w:pPr>
+        <w:pStyle w:val="Heading3"/>
+      </w:pPr>
+      <w:r>
+        <w:t>Changed case · predict first</w:t>
+      </w:r>
+    </w:p>
+    <w:p>
+      <w:pPr>
+        <w:spacing w:line="336" w:lineRule="auto" w:after="180"/>
+        <w:shd w:fill="F5F1FB"/>
+      </w:pPr>
+      <w:r>
+        <w:rPr>
+          <w:b w:val="0"/>
+        </w:rPr>
         <w:t>Changed-case practice: Replace the last page count 90 with 100. Which conclusion is supported by the supplied facts?</w:t>
       </w:r>
     </w:p>
     <w:p>
-      <w:r>
-        <w:t>1. This one example guarantees correct results for every future input.</w:t>
-      </w:r>
-    </w:p>
-    <w:p>
-      <w:r>
-        <w:t>2. We can decide the result without examining the changed input or the procedure.</w:t>
-      </w:r>
-    </w:p>
-    <w:p>
-      <w:r>
+      <w:pPr>
+        <w:spacing w:line="336" w:lineRule="auto" w:after="180"/>
+        <w:shd w:fill="F4F9FC"/>
+      </w:pPr>
+      <w:r>
+        <w:rPr>
+          <w:b w:val="0"/>
+        </w:rPr>
+        <w:t xml:space="preserve">1. This one example guarantees correct results for every future </w:t>
+      </w:r>
+      <w:r>
+        <w:rPr>
+          <w:b/>
+        </w:rPr>
+        <w:t>input</w:t>
+      </w:r>
+      <w:r>
+        <w:rPr>
+          <w:b w:val="0"/>
+        </w:rPr>
+        <w:t>.</w:t>
+      </w:r>
+    </w:p>
+    <w:p>
+      <w:pPr>
+        <w:spacing w:line="336" w:lineRule="auto" w:after="180"/>
+        <w:shd w:fill="F4F9FC"/>
+      </w:pPr>
+      <w:r>
+        <w:rPr>
+          <w:b w:val="0"/>
+        </w:rPr>
+        <w:t xml:space="preserve">2. We can decide the result without examining the changed </w:t>
+      </w:r>
+      <w:r>
+        <w:rPr>
+          <w:b/>
+        </w:rPr>
+        <w:t>input</w:t>
+      </w:r>
+      <w:r>
+        <w:rPr>
+          <w:b w:val="0"/>
+        </w:rPr>
+        <w:t xml:space="preserve"> or the procedure.</w:t>
+      </w:r>
+    </w:p>
+    <w:p>
+      <w:pPr>
+        <w:spacing w:line="336" w:lineRule="auto" w:after="180"/>
+        <w:shd w:fill="F4F9FC"/>
+      </w:pPr>
+      <w:r>
+        <w:rPr>
+          <w:b w:val="0"/>
+        </w:rPr>
         <w:t>3. The final count becomes 1.</w:t>
       </w:r>
     </w:p>
@@ -4437,12 +6819,54 @@
       </w:r>
     </w:p>
     <w:p>
-      <w:r>
-        <w:t>Hint if needed: Use the changed condition and the deciding step in the pictorial trace. The answer must say what follows from those facts.</w:t>
-      </w:r>
-    </w:p>
-    <w:p>
-      <w:r>
+      <w:pPr>
+        <w:pStyle w:val="Heading3"/>
+      </w:pPr>
+      <w:r>
+        <w:t>Hint · try first</w:t>
+      </w:r>
+    </w:p>
+    <w:p>
+      <w:pPr>
+        <w:spacing w:line="336" w:lineRule="auto" w:after="180"/>
+        <w:shd w:fill="F1F6F8"/>
+      </w:pPr>
+      <w:r>
+        <w:rPr>
+          <w:b w:val="0"/>
+        </w:rPr>
+        <w:t xml:space="preserve">Hint if needed: Use the changed </w:t>
+      </w:r>
+      <w:r>
+        <w:rPr>
+          <w:b/>
+        </w:rPr>
+        <w:t>condition</w:t>
+      </w:r>
+      <w:r>
+        <w:rPr>
+          <w:b w:val="0"/>
+        </w:rPr>
+        <w:t xml:space="preserve"> and the deciding step in the pictorial trace. The answer must say what follows from those facts.</w:t>
+      </w:r>
+    </w:p>
+    <w:p>
+      <w:pPr>
+        <w:pStyle w:val="Heading3"/>
+      </w:pPr>
+      <w:r>
+        <w:t>Feedback · compare after trying</w:t>
+      </w:r>
+    </w:p>
+    <w:p>
+      <w:pPr>
+        <w:spacing w:line="336" w:lineRule="auto" w:after="180"/>
+        <w:shd w:fill="F1F6FC"/>
+      </w:pPr>
+      <w:r>
+        <w:rPr>
+          <w:b w:val="0"/>
+        </w:rPr>
         <w:t>After your attempt, compare with the supported explanation: The final count becomes 1. The comparison is strictly less than 100, so the boundary value does not qualify.</w:t>
       </w:r>
     </w:p>
@@ -4455,18 +6879,129 @@
       </w:r>
     </w:p>
     <w:p>
-      <w:r>
-        <w:t>Review Requests Responses and JSON (ai-3/22). Goal: Parse JSON into Python records. Short practice: Would converting the text silently prove the source count is correct? Point to the relevant step in the picture, then write the changed result and the rule or evidence that supports it.. Return to this week and explain what you changed.</w:t>
-      </w:r>
-    </w:p>
-    <w:p>
-      <w:r>
-        <w:t>Review Conversation State and Memory (ai-3/20). Goal: Explain the mechanism and terminology of conversation state and retention. Short practice: What is selected_book after the correction and after exit? Point to the relevant step in the picture, then write the changed result and the rule or evidence that supports it.. Return to this week and explain what you changed.</w:t>
-      </w:r>
-    </w:p>
-    <w:p>
-      <w:r>
-        <w:t>Review Model Memory vs Retrieval (ai-3/17). Goal: Explain the mechanism and terminology of retrieval and indexing. Short practice: Why can the assistant not certify 15: 00 when the notice is missing? Point to the relevant step in the picture, then write the changed result and the rule or evidence that supports it.. Return to this week and explain what you changed.</w:t>
+      <w:pPr>
+        <w:spacing w:line="336" w:lineRule="auto" w:after="180"/>
+      </w:pPr>
+      <w:r>
+        <w:rPr>
+          <w:b w:val="0"/>
+        </w:rPr>
+        <w:t>Review Requests Responses and JSON (ai-3/22). Goal: Parse JSON into Python records. Short practice: Would converting the text silently prove the source count is correct?</w:t>
+      </w:r>
+    </w:p>
+    <w:p>
+      <w:pPr>
+        <w:spacing w:line="336" w:lineRule="auto" w:after="180"/>
+      </w:pPr>
+      <w:r>
+        <w:rPr>
+          <w:b w:val="0"/>
+        </w:rPr>
+        <w:t xml:space="preserve">Point to the relevant step in the picture, then write the changed result and the rule or </w:t>
+      </w:r>
+      <w:r>
+        <w:rPr>
+          <w:b/>
+        </w:rPr>
+        <w:t>evidence</w:t>
+      </w:r>
+      <w:r>
+        <w:rPr>
+          <w:b w:val="0"/>
+        </w:rPr>
+        <w:t xml:space="preserve"> that supports it.. Return to this week and explain what you changed.</w:t>
+      </w:r>
+    </w:p>
+    <w:p>
+      <w:pPr>
+        <w:spacing w:line="336" w:lineRule="auto" w:after="180"/>
+      </w:pPr>
+      <w:r>
+        <w:rPr>
+          <w:b w:val="0"/>
+        </w:rPr>
+        <w:t xml:space="preserve">Review Conversation State and Memory (ai-3/20). Goal: Explain the </w:t>
+      </w:r>
+      <w:r>
+        <w:rPr>
+          <w:b/>
+        </w:rPr>
+        <w:t>mechanism</w:t>
+      </w:r>
+      <w:r>
+        <w:rPr>
+          <w:b w:val="0"/>
+        </w:rPr>
+        <w:t xml:space="preserve"> and terminology of conversation state and retention. Short practice: What is selected_book after the correction and after exit?</w:t>
+      </w:r>
+    </w:p>
+    <w:p>
+      <w:pPr>
+        <w:spacing w:line="336" w:lineRule="auto" w:after="180"/>
+      </w:pPr>
+      <w:r>
+        <w:rPr>
+          <w:b w:val="0"/>
+        </w:rPr>
+        <w:t xml:space="preserve">Point to the relevant step in the picture, then write the changed result and the rule or </w:t>
+      </w:r>
+      <w:r>
+        <w:rPr>
+          <w:b/>
+        </w:rPr>
+        <w:t>evidence</w:t>
+      </w:r>
+      <w:r>
+        <w:rPr>
+          <w:b w:val="0"/>
+        </w:rPr>
+        <w:t xml:space="preserve"> that supports it.. Return to this week and explain what you changed.</w:t>
+      </w:r>
+    </w:p>
+    <w:p>
+      <w:pPr>
+        <w:spacing w:line="336" w:lineRule="auto" w:after="180"/>
+      </w:pPr>
+      <w:r>
+        <w:rPr>
+          <w:b w:val="0"/>
+        </w:rPr>
+        <w:t xml:space="preserve">Review Model Memory vs Retrieval (ai-3/17). Goal: Explain the </w:t>
+      </w:r>
+      <w:r>
+        <w:rPr>
+          <w:b/>
+        </w:rPr>
+        <w:t>mechanism</w:t>
+      </w:r>
+      <w:r>
+        <w:rPr>
+          <w:b w:val="0"/>
+        </w:rPr>
+        <w:t xml:space="preserve"> and terminology of retrieval and indexing. Short practice: Why can the assistant not certify 15: 00 when the notice is missing?</w:t>
+      </w:r>
+    </w:p>
+    <w:p>
+      <w:pPr>
+        <w:spacing w:line="336" w:lineRule="auto" w:after="180"/>
+      </w:pPr>
+      <w:r>
+        <w:rPr>
+          <w:b w:val="0"/>
+        </w:rPr>
+        <w:t xml:space="preserve">Point to the relevant step in the picture, then write the changed result and the rule or </w:t>
+      </w:r>
+      <w:r>
+        <w:rPr>
+          <w:b/>
+        </w:rPr>
+        <w:t>evidence</w:t>
+      </w:r>
+      <w:r>
+        <w:rPr>
+          <w:b w:val="0"/>
+        </w:rPr>
+        <w:t xml:space="preserve"> that supports it.. Return to this week and explain what you changed.</w:t>
       </w:r>
     </w:p>
     <w:p>
@@ -4478,8 +7013,61 @@
       </w:r>
     </w:p>
     <w:p>
-      <w:r>
-        <w:t>The browser lab lets you edit the supported Python examples already included in this lesson. Predict first, run, inspect the actual output or error, change one input, then run again. Keep code, predictions, actual results and a reasoned revision together. On paper, label your result as a trace rather than an execution.</w:t>
+      <w:pPr>
+        <w:spacing w:line="336" w:lineRule="auto" w:after="180"/>
+      </w:pPr>
+      <w:r>
+        <w:rPr>
+          <w:b w:val="0"/>
+        </w:rPr>
+        <w:t xml:space="preserve">The browser lab lets you edit the supported Python examples already included in this lesson. Predict first, run, inspect the actual </w:t>
+      </w:r>
+      <w:r>
+        <w:rPr>
+          <w:b/>
+        </w:rPr>
+        <w:t>output</w:t>
+      </w:r>
+      <w:r>
+        <w:rPr>
+          <w:b w:val="0"/>
+        </w:rPr>
+        <w:t xml:space="preserve"> or error, change one </w:t>
+      </w:r>
+      <w:r>
+        <w:rPr>
+          <w:b/>
+        </w:rPr>
+        <w:t>input</w:t>
+      </w:r>
+      <w:r>
+        <w:rPr>
+          <w:b w:val="0"/>
+        </w:rPr>
+        <w:t>, then run again.</w:t>
+      </w:r>
+    </w:p>
+    <w:p>
+      <w:pPr>
+        <w:spacing w:line="336" w:lineRule="auto" w:after="180"/>
+      </w:pPr>
+      <w:r>
+        <w:rPr>
+          <w:b w:val="0"/>
+        </w:rPr>
+        <w:t xml:space="preserve">Keep code, </w:t>
+      </w:r>
+      <w:r>
+        <w:rPr>
+          <w:b/>
+        </w:rPr>
+        <w:t>prediction</w:t>
+      </w:r>
+      <w:r>
+        <w:rPr>
+          <w:b w:val="0"/>
+        </w:rPr>
+        <w:t>s, actual results and a reasoned revision together. On paper, label your result as a trace rather than an execution.</w:t>
       </w:r>
     </w:p>
     <w:p>
@@ -4491,8 +7079,650 @@
       </w:r>
     </w:p>
     <w:p>
-      <w:r>
-        <w:t>Use Download completed work in the hosted lesson to export your answers, reflections, practice feedback and code-run evidence. Open the HTML copy to read or print it. Drafts stay in this browser when storage is available; clear drafts on a shared device.</w:t>
+      <w:pPr>
+        <w:spacing w:line="336" w:lineRule="auto" w:after="180"/>
+      </w:pPr>
+      <w:r>
+        <w:rPr>
+          <w:b w:val="0"/>
+        </w:rPr>
+        <w:t xml:space="preserve">Use Download completed work in the hosted lesson to export your answers, reflections, practice feedback and code-run </w:t>
+      </w:r>
+      <w:r>
+        <w:rPr>
+          <w:b/>
+        </w:rPr>
+        <w:t>evidence</w:t>
+      </w:r>
+      <w:r>
+        <w:rPr>
+          <w:b w:val="0"/>
+        </w:rPr>
+        <w:t>. Open the HTML copy to read or print it.</w:t>
+      </w:r>
+    </w:p>
+    <w:p>
+      <w:pPr>
+        <w:spacing w:line="336" w:lineRule="auto" w:after="180"/>
+      </w:pPr>
+      <w:r>
+        <w:rPr>
+          <w:b w:val="0"/>
+        </w:rPr>
+        <w:t>Drafts stay in this browser when storage is available; clear drafts on a shared device.</w:t>
+      </w:r>
+    </w:p>
+    <w:p>
+      <w:pPr>
+        <w:pStyle w:val="Heading1"/>
+      </w:pPr>
+      <w:r>
+        <w:t>18. Visual concept journey</w:t>
+      </w:r>
+    </w:p>
+    <w:p>
+      <w:r>
+        <w:t>Explain each Block to Python Bridge graphic using its labels, deciding evidence and relevant limitation.</w:t>
+      </w:r>
+    </w:p>
+    <w:p>
+      <w:pPr>
+        <w:pStyle w:val="Heading3"/>
+      </w:pPr>
+      <w:r>
+        <w:t>01. Block to Python Bridge: the case</w:t>
+      </w:r>
+    </w:p>
+    <w:p>
+      <w:r>
+        <w:drawing>
+          <wp:inline xmlns:a="http://schemas.openxmlformats.org/drawingml/2006/main" xmlns:pic="http://schemas.openxmlformats.org/drawingml/2006/picture">
+            <wp:extent cx="5486400" cy="2990088"/>
+            <wp:docPr id="22" name="Picture 22" descr="Translate a “count qualifying books” paper procedure into a Python-style trace. Supplied facts: Page counts are [80, 150, 90]. Start count=0; for each pages value, add 1 only when pages&lt;100. All inputs and outcomes in this worked example are invented classroom data; no real model run is claimed."/>
+            <wp:cNvGraphicFramePr>
+              <a:graphicFrameLocks noChangeAspect="1"/>
+            </wp:cNvGraphicFramePr>
+            <a:graphic>
+              <a:graphicData uri="http://schemas.openxmlformats.org/drawingml/2006/picture">
+                <pic:pic>
+                  <pic:nvPicPr>
+                    <pic:cNvPr id="0" name="academy-story-ai-3-23-01.png"/>
+                    <pic:cNvPicPr/>
+                  </pic:nvPicPr>
+                  <pic:blipFill>
+                    <a:blip r:embed="rId29"/>
+                    <a:stretch>
+                      <a:fillRect/>
+                    </a:stretch>
+                  </pic:blipFill>
+                  <pic:spPr>
+                    <a:xfrm>
+                      <a:off x="0" y="0"/>
+                      <a:ext cx="5486400" cy="2990088"/>
+                    </a:xfrm>
+                    <a:prstGeom prst="rect"/>
+                  </pic:spPr>
+                </pic:pic>
+              </a:graphicData>
+            </a:graphic>
+          </wp:inline>
+        </w:drawing>
+      </w:r>
+    </w:p>
+    <w:p>
+      <w:pPr>
+        <w:spacing w:line="336" w:lineRule="auto" w:after="180"/>
+      </w:pPr>
+      <w:r>
+        <w:rPr>
+          <w:b w:val="0"/>
+        </w:rPr>
+        <w:t>Translate a “count qualifying books” paper procedure into a Python-style trace. Supplied facts: Page counts are [80, 150, 90]. Start count=0; for each pages value, add 1 only when pages&lt;100.</w:t>
+      </w:r>
+    </w:p>
+    <w:p>
+      <w:pPr>
+        <w:spacing w:line="336" w:lineRule="auto" w:after="180"/>
+      </w:pPr>
+      <w:r>
+        <w:rPr>
+          <w:b w:val="0"/>
+        </w:rPr>
+        <w:t xml:space="preserve">All </w:t>
+      </w:r>
+      <w:r>
+        <w:rPr>
+          <w:b/>
+        </w:rPr>
+        <w:t>input</w:t>
+      </w:r>
+      <w:r>
+        <w:rPr>
+          <w:b w:val="0"/>
+        </w:rPr>
+        <w:t>s and outcomes in this worked example are invented classroom data; no real model run is claimed.</w:t>
+      </w:r>
+    </w:p>
+    <w:p>
+      <w:pPr>
+        <w:spacing w:line="336" w:lineRule="auto" w:after="180"/>
+        <w:shd w:fill="F5F1FB"/>
+      </w:pPr>
+      <w:r>
+        <w:rPr>
+          <w:b w:val="0"/>
+        </w:rPr>
+        <w:t>Point to the given fact that matters most. Explain why it matters.</w:t>
+      </w:r>
+    </w:p>
+    <w:p>
+      <w:pPr>
+        <w:pStyle w:val="Heading3"/>
+      </w:pPr>
+      <w:r>
+        <w:t>02. Follow the deciding steps</w:t>
+      </w:r>
+    </w:p>
+    <w:p>
+      <w:r>
+        <w:drawing>
+          <wp:inline xmlns:a="http://schemas.openxmlformats.org/drawingml/2006/main" xmlns:pic="http://schemas.openxmlformats.org/drawingml/2006/picture">
+            <wp:extent cx="5486400" cy="3182112"/>
+            <wp:docPr id="23" name="Picture 23" descr="Start counter: count begins at 0 before the loop. → Trace decisions: 80 qualifies: count 1. 150 does not: count 1. 90 qualifies: count 2. → Report count: The final result is 2 qualifying books, not the sum of their page counts."/>
+            <wp:cNvGraphicFramePr>
+              <a:graphicFrameLocks noChangeAspect="1"/>
+            </wp:cNvGraphicFramePr>
+            <a:graphic>
+              <a:graphicData uri="http://schemas.openxmlformats.org/drawingml/2006/picture">
+                <pic:pic>
+                  <pic:nvPicPr>
+                    <pic:cNvPr id="0" name="academy-story-ai-3-23-02.png"/>
+                    <pic:cNvPicPr/>
+                  </pic:nvPicPr>
+                  <pic:blipFill>
+                    <a:blip r:embed="rId30"/>
+                    <a:stretch>
+                      <a:fillRect/>
+                    </a:stretch>
+                  </pic:blipFill>
+                  <pic:spPr>
+                    <a:xfrm>
+                      <a:off x="0" y="0"/>
+                      <a:ext cx="5486400" cy="3182112"/>
+                    </a:xfrm>
+                    <a:prstGeom prst="rect"/>
+                  </pic:spPr>
+                </pic:pic>
+              </a:graphicData>
+            </a:graphic>
+          </wp:inline>
+        </w:drawing>
+      </w:r>
+    </w:p>
+    <w:p>
+      <w:pPr>
+        <w:spacing w:line="336" w:lineRule="auto" w:after="180"/>
+      </w:pPr>
+      <w:r>
+        <w:rPr>
+          <w:b w:val="0"/>
+        </w:rPr>
+        <w:t>Start counter: count begins at 0 before the loop. → Trace decisions: 80 qualifies: count 1. 150 does not: count 1. 90 qualifies: count 2. → Report count: The final result is 2 qualifying books, not the sum of their page counts.</w:t>
+      </w:r>
+    </w:p>
+    <w:p>
+      <w:pPr>
+        <w:spacing w:line="336" w:lineRule="auto" w:after="180"/>
+        <w:shd w:fill="F5F1FB"/>
+      </w:pPr>
+      <w:r>
+        <w:rPr>
+          <w:b w:val="0"/>
+        </w:rPr>
+        <w:t xml:space="preserve">Point to each numbered stage and explain which recorded </w:t>
+      </w:r>
+      <w:r>
+        <w:rPr>
+          <w:b/>
+        </w:rPr>
+        <w:t>input</w:t>
+      </w:r>
+      <w:r>
+        <w:rPr>
+          <w:b w:val="0"/>
+        </w:rPr>
+        <w:t xml:space="preserve"> it uses.</w:t>
+      </w:r>
+    </w:p>
+    <w:p>
+      <w:pPr>
+        <w:pStyle w:val="Heading3"/>
+      </w:pPr>
+      <w:r>
+        <w:t>03. A calculation from paper to output</w:t>
+      </w:r>
+    </w:p>
+    <w:p>
+      <w:r>
+        <w:drawing>
+          <wp:inline xmlns:a="http://schemas.openxmlformats.org/drawingml/2006/main" xmlns:pic="http://schemas.openxmlformats.org/drawingml/2006/picture">
+            <wp:extent cx="5486400" cy="2834640"/>
+            <wp:docPr id="24" name="Picture 24" descr="A calculation from paper to output. Record pack count | packs = 4 | Name holds 4. Multiply two quantities | total = packs * per_pack | Name holds product. Show the answer | print(total) | Displays the value"/>
+            <wp:cNvGraphicFramePr>
+              <a:graphicFrameLocks noChangeAspect="1"/>
+            </wp:cNvGraphicFramePr>
+            <a:graphic>
+              <a:graphicData uri="http://schemas.openxmlformats.org/drawingml/2006/picture">
+                <pic:pic>
+                  <pic:nvPicPr>
+                    <pic:cNvPr id="0" name="academy-story-ai-3-23-03.png"/>
+                    <pic:cNvPicPr/>
+                  </pic:nvPicPr>
+                  <pic:blipFill>
+                    <a:blip r:embed="rId31"/>
+                    <a:stretch>
+                      <a:fillRect/>
+                    </a:stretch>
+                  </pic:blipFill>
+                  <pic:spPr>
+                    <a:xfrm>
+                      <a:off x="0" y="0"/>
+                      <a:ext cx="5486400" cy="2834640"/>
+                    </a:xfrm>
+                    <a:prstGeom prst="rect"/>
+                  </pic:spPr>
+                </pic:pic>
+              </a:graphicData>
+            </a:graphic>
+          </wp:inline>
+        </w:drawing>
+      </w:r>
+    </w:p>
+    <w:p>
+      <w:pPr>
+        <w:spacing w:line="336" w:lineRule="auto" w:after="180"/>
+      </w:pPr>
+      <w:r>
+        <w:rPr>
+          <w:b w:val="0"/>
+        </w:rPr>
+        <w:t xml:space="preserve">A calculation from paper to </w:t>
+      </w:r>
+      <w:r>
+        <w:rPr>
+          <w:b/>
+        </w:rPr>
+        <w:t>output</w:t>
+      </w:r>
+      <w:r>
+        <w:rPr>
+          <w:b w:val="0"/>
+        </w:rPr>
+        <w:t>. Record pack count | packs = 4 | Name holds 4. Multiply two quantities | total = packs * per_pack | Name holds product. Show the answer | print(total) | Displays the value</w:t>
+      </w:r>
+    </w:p>
+    <w:p>
+      <w:pPr>
+        <w:spacing w:line="336" w:lineRule="auto" w:after="180"/>
+        <w:shd w:fill="F5F1FB"/>
+      </w:pPr>
+      <w:r>
+        <w:rPr>
+          <w:b w:val="0"/>
+        </w:rPr>
+        <w:t>Read the labels and values. Explain the relationship the model shows.</w:t>
+      </w:r>
+    </w:p>
+    <w:p>
+      <w:pPr>
+        <w:pStyle w:val="Heading3"/>
+      </w:pPr>
+      <w:r>
+        <w:t>04. Change one thing. Trace what follows.</w:t>
+      </w:r>
+    </w:p>
+    <w:p>
+      <w:r>
+        <w:drawing>
+          <wp:inline xmlns:a="http://schemas.openxmlformats.org/drawingml/2006/main" xmlns:pic="http://schemas.openxmlformats.org/drawingml/2006/picture">
+            <wp:extent cx="5486400" cy="3026664"/>
+            <wp:docPr id="25" name="Picture 25" descr="Original case: The final result is 2 qualifying books, not the sum of their page counts. Changed condition: Replace the last page count 90 with 100. Expected result: The final count becomes 1. Reason: The comparison is strictly less than 100, so the boundary value does not qualify."/>
+            <wp:cNvGraphicFramePr>
+              <a:graphicFrameLocks noChangeAspect="1"/>
+            </wp:cNvGraphicFramePr>
+            <a:graphic>
+              <a:graphicData uri="http://schemas.openxmlformats.org/drawingml/2006/picture">
+                <pic:pic>
+                  <pic:nvPicPr>
+                    <pic:cNvPr id="0" name="academy-story-ai-3-23-04.png"/>
+                    <pic:cNvPicPr/>
+                  </pic:nvPicPr>
+                  <pic:blipFill>
+                    <a:blip r:embed="rId32"/>
+                    <a:stretch>
+                      <a:fillRect/>
+                    </a:stretch>
+                  </pic:blipFill>
+                  <pic:spPr>
+                    <a:xfrm>
+                      <a:off x="0" y="0"/>
+                      <a:ext cx="5486400" cy="3026664"/>
+                    </a:xfrm>
+                    <a:prstGeom prst="rect"/>
+                  </pic:spPr>
+                </pic:pic>
+              </a:graphicData>
+            </a:graphic>
+          </wp:inline>
+        </w:drawing>
+      </w:r>
+    </w:p>
+    <w:p>
+      <w:pPr>
+        <w:spacing w:line="336" w:lineRule="auto" w:after="180"/>
+      </w:pPr>
+      <w:r>
+        <w:rPr>
+          <w:b w:val="0"/>
+        </w:rPr>
+        <w:t xml:space="preserve">Original case: The final result is 2 qualifying books, not the sum of their page counts. Changed </w:t>
+      </w:r>
+      <w:r>
+        <w:rPr>
+          <w:b/>
+        </w:rPr>
+        <w:t>condition</w:t>
+      </w:r>
+      <w:r>
+        <w:rPr>
+          <w:b w:val="0"/>
+        </w:rPr>
+        <w:t>: Replace the last page count 90 with 100. Expected result: The final count becomes 1.</w:t>
+      </w:r>
+    </w:p>
+    <w:p>
+      <w:pPr>
+        <w:spacing w:line="336" w:lineRule="auto" w:after="180"/>
+      </w:pPr>
+      <w:r>
+        <w:rPr>
+          <w:b w:val="0"/>
+        </w:rPr>
+        <w:t>Reason: The comparison is strictly less than 100, so the boundary value does not qualify.</w:t>
+      </w:r>
+    </w:p>
+    <w:p>
+      <w:pPr>
+        <w:spacing w:line="336" w:lineRule="auto" w:after="180"/>
+        <w:shd w:fill="F5F1FB"/>
+      </w:pPr>
+      <w:r>
+        <w:rPr>
+          <w:b w:val="0"/>
+        </w:rPr>
+        <w:t>Predict before checking the worked changed-case result. Name what changed and what the supplied facts allow you to conclude.</w:t>
+      </w:r>
+    </w:p>
+    <w:p>
+      <w:pPr>
+        <w:pStyle w:val="Heading3"/>
+      </w:pPr>
+      <w:r>
+        <w:t>05. Connect the explanation to its limit</w:t>
+      </w:r>
+    </w:p>
+    <w:p>
+      <w:r>
+        <w:drawing>
+          <wp:inline xmlns:a="http://schemas.openxmlformats.org/drawingml/2006/main" xmlns:pic="http://schemas.openxmlformats.org/drawingml/2006/picture">
+            <wp:extent cx="5486400" cy="2834640"/>
+            <wp:docPr id="26" name="Picture 26" descr="Read the picture in order. The final result is 2 qualifying books, not the sum of their page counts. The arrows show which recorded input or intermediate result each decision uses. Explain the deciding step aloud before checking the changed case; pointing to the final answer alone does not show how it follows. Limit: This deterministic loop counts a stated condition; it neither trains a model nor measures whether the books suit a reader."/>
+            <wp:cNvGraphicFramePr>
+              <a:graphicFrameLocks noChangeAspect="1"/>
+            </wp:cNvGraphicFramePr>
+            <a:graphic>
+              <a:graphicData uri="http://schemas.openxmlformats.org/drawingml/2006/picture">
+                <pic:pic>
+                  <pic:nvPicPr>
+                    <pic:cNvPr id="0" name="academy-story-ai-3-23-05.png"/>
+                    <pic:cNvPicPr/>
+                  </pic:nvPicPr>
+                  <pic:blipFill>
+                    <a:blip r:embed="rId33"/>
+                    <a:stretch>
+                      <a:fillRect/>
+                    </a:stretch>
+                  </pic:blipFill>
+                  <pic:spPr>
+                    <a:xfrm>
+                      <a:off x="0" y="0"/>
+                      <a:ext cx="5486400" cy="2834640"/>
+                    </a:xfrm>
+                    <a:prstGeom prst="rect"/>
+                  </pic:spPr>
+                </pic:pic>
+              </a:graphicData>
+            </a:graphic>
+          </wp:inline>
+        </w:drawing>
+      </w:r>
+    </w:p>
+    <w:p>
+      <w:pPr>
+        <w:spacing w:line="336" w:lineRule="auto" w:after="180"/>
+      </w:pPr>
+      <w:r>
+        <w:rPr>
+          <w:b w:val="0"/>
+        </w:rPr>
+        <w:t xml:space="preserve">Read the picture in order. The final result is 2 qualifying books, not the sum of their page counts. The arrows show which recorded </w:t>
+      </w:r>
+      <w:r>
+        <w:rPr>
+          <w:b/>
+        </w:rPr>
+        <w:t>input</w:t>
+      </w:r>
+      <w:r>
+        <w:rPr>
+          <w:b w:val="0"/>
+        </w:rPr>
+        <w:t xml:space="preserve"> or intermediate result each decision uses.</w:t>
+      </w:r>
+    </w:p>
+    <w:p>
+      <w:pPr>
+        <w:spacing w:line="336" w:lineRule="auto" w:after="180"/>
+      </w:pPr>
+      <w:r>
+        <w:rPr>
+          <w:b w:val="0"/>
+        </w:rPr>
+        <w:t>Explain the deciding step aloud before checking the changed case; pointing to the final answer alone does not show how it follows.</w:t>
+      </w:r>
+    </w:p>
+    <w:p>
+      <w:pPr>
+        <w:spacing w:line="336" w:lineRule="auto" w:after="180"/>
+      </w:pPr>
+      <w:r>
+        <w:rPr>
+          <w:b w:val="0"/>
+        </w:rPr>
+        <w:t xml:space="preserve">Limit: This deterministic loop counts a stated </w:t>
+      </w:r>
+      <w:r>
+        <w:rPr>
+          <w:b/>
+        </w:rPr>
+        <w:t>condition</w:t>
+      </w:r>
+      <w:r>
+        <w:rPr>
+          <w:b w:val="0"/>
+        </w:rPr>
+        <w:t>; it neither trains a model nor measures whether the books suit a reader.</w:t>
+      </w:r>
+    </w:p>
+    <w:p>
+      <w:pPr>
+        <w:spacing w:line="336" w:lineRule="auto" w:after="180"/>
+        <w:shd w:fill="F5F1FB"/>
+      </w:pPr>
+      <w:r>
+        <w:rPr>
+          <w:b w:val="0"/>
+        </w:rPr>
+        <w:t>Explain the case, then point to a limit on the claim.</w:t>
+      </w:r>
+    </w:p>
+    <w:p>
+      <w:pPr>
+        <w:pStyle w:val="Heading3"/>
+      </w:pPr>
+      <w:r>
+        <w:t>06. Make the idea visible in your project</w:t>
+      </w:r>
+    </w:p>
+    <w:p>
+      <w:r>
+        <w:drawing>
+          <wp:inline xmlns:a="http://schemas.openxmlformats.org/drawingml/2006/main" xmlns:pic="http://schemas.openxmlformats.org/drawingml/2006/picture">
+            <wp:extent cx="5486400" cy="3681984"/>
+            <wp:docPr id="27" name="Picture 27" descr="For your Verified Study Buddy, save the input, procedure, observed result and limitation of this check. Label this worked example as practice; use a different, previously unreviewed case when checking independent understanding. Draw your input, deciding step, result and limit. Supported question: Trace the changed list and identify where the result differs. Point to the relevant step in the picture, then write the changed result and the rule or evidence that supports it."/>
+            <wp:cNvGraphicFramePr>
+              <a:graphicFrameLocks noChangeAspect="1"/>
+            </wp:cNvGraphicFramePr>
+            <a:graphic>
+              <a:graphicData uri="http://schemas.openxmlformats.org/drawingml/2006/picture">
+                <pic:pic>
+                  <pic:nvPicPr>
+                    <pic:cNvPr id="0" name="academy-story-ai-3-23-06.png"/>
+                    <pic:cNvPicPr/>
+                  </pic:nvPicPr>
+                  <pic:blipFill>
+                    <a:blip r:embed="rId34"/>
+                    <a:stretch>
+                      <a:fillRect/>
+                    </a:stretch>
+                  </pic:blipFill>
+                  <pic:spPr>
+                    <a:xfrm>
+                      <a:off x="0" y="0"/>
+                      <a:ext cx="5486400" cy="3681984"/>
+                    </a:xfrm>
+                    <a:prstGeom prst="rect"/>
+                  </pic:spPr>
+                </pic:pic>
+              </a:graphicData>
+            </a:graphic>
+          </wp:inline>
+        </w:drawing>
+      </w:r>
+    </w:p>
+    <w:p>
+      <w:pPr>
+        <w:spacing w:line="336" w:lineRule="auto" w:after="180"/>
+      </w:pPr>
+      <w:r>
+        <w:rPr>
+          <w:b w:val="0"/>
+        </w:rPr>
+        <w:t xml:space="preserve">For your Verified Study Buddy, save the </w:t>
+      </w:r>
+      <w:r>
+        <w:rPr>
+          <w:b/>
+        </w:rPr>
+        <w:t>input</w:t>
+      </w:r>
+      <w:r>
+        <w:rPr>
+          <w:b w:val="0"/>
+        </w:rPr>
+        <w:t>, procedure, observed result and limitation of this check.</w:t>
+      </w:r>
+    </w:p>
+    <w:p>
+      <w:pPr>
+        <w:spacing w:line="336" w:lineRule="auto" w:after="180"/>
+      </w:pPr>
+      <w:r>
+        <w:rPr>
+          <w:b w:val="0"/>
+        </w:rPr>
+        <w:t xml:space="preserve">Label this worked example as practice; use a different, previously unreviewed case when checking independent understanding. Draw your </w:t>
+      </w:r>
+      <w:r>
+        <w:rPr>
+          <w:b/>
+        </w:rPr>
+        <w:t>input</w:t>
+      </w:r>
+      <w:r>
+        <w:rPr>
+          <w:b w:val="0"/>
+        </w:rPr>
+        <w:t>, deciding step, result and limit.</w:t>
+      </w:r>
+    </w:p>
+    <w:p>
+      <w:pPr>
+        <w:spacing w:line="336" w:lineRule="auto" w:after="180"/>
+      </w:pPr>
+      <w:r>
+        <w:rPr>
+          <w:b w:val="0"/>
+        </w:rPr>
+        <w:t xml:space="preserve">Supported question: Trace the changed </w:t>
+      </w:r>
+      <w:r>
+        <w:rPr>
+          <w:b/>
+        </w:rPr>
+        <w:t>list</w:t>
+      </w:r>
+      <w:r>
+        <w:rPr>
+          <w:b w:val="0"/>
+        </w:rPr>
+        <w:t xml:space="preserve"> and identify where the result differs. Point to the relevant step in the picture, then write the changed result and the rule or </w:t>
+      </w:r>
+      <w:r>
+        <w:rPr>
+          <w:b/>
+        </w:rPr>
+        <w:t>evidence</w:t>
+      </w:r>
+      <w:r>
+        <w:rPr>
+          <w:b w:val="0"/>
+        </w:rPr>
+        <w:t xml:space="preserve"> that supports it.</w:t>
+      </w:r>
+    </w:p>
+    <w:p>
+      <w:pPr>
+        <w:spacing w:line="336" w:lineRule="auto" w:after="180"/>
+        <w:shd w:fill="F5F1FB"/>
+      </w:pPr>
+      <w:r>
+        <w:rPr>
+          <w:b w:val="0"/>
+        </w:rPr>
+        <w:t xml:space="preserve">Draw your project trace and justify the deciding step using </w:t>
+      </w:r>
+      <w:r>
+        <w:rPr>
+          <w:b/>
+        </w:rPr>
+        <w:t>evidence</w:t>
+      </w:r>
+      <w:r>
+        <w:rPr>
+          <w:b w:val="0"/>
+        </w:rPr>
+        <w:t>.</w:t>
       </w:r>
     </w:p>
     <w:sectPr>

--- a/downloads/student/ai-3-week-23.docx
+++ b/downloads/student/ai-3-week-23.docx
@@ -25,12 +25,17 @@
         <w:pStyle w:val="Heading1"/>
       </w:pPr>
       <w:r>
-        <w:t>Before you start</w:t>
-      </w:r>
-    </w:p>
-    <w:p>
-      <w:r>
-        <w:t>AI-2 Weeks 4–5: trace assignment and loops before translating syntax.</w:t>
+        <w:t>Map the actions. Predict the state. Check the actual result.</w:t>
+      </w:r>
+    </w:p>
+    <w:p>
+      <w:r>
+        <w:t>Translate bounded paper procedures into Python while preserving order and evidence.</w:t>
+      </w:r>
+    </w:p>
+    <w:p>
+      <w:r>
+        <w:t>Packing warm-up → five-action book loop → strict/empty boundaries → missing-field guard → independent sum/reset.</w:t>
       </w:r>
     </w:p>
     <w:p>
@@ -38,12 +43,128 @@
         <w:pStyle w:val="Heading1"/>
       </w:pPr>
       <w:r>
-        <w:t>01. Your mission</w:t>
-      </w:r>
-    </w:p>
-    <w:p>
-      <w:r>
-        <w:t>Start with the target: Translate a short paper calculation into a Python script. Try the recall before opening notes.</w:t>
+        <w:t>01. Can the same procedure survive a change of representation?</w:t>
+      </w:r>
+    </w:p>
+    <w:p>
+      <w:r>
+        <w:t>Predict a short script, then keep observed output separate from the prediction.</w:t>
+      </w:r>
+    </w:p>
+    <w:p>
+      <w:pPr>
+        <w:pStyle w:val="Heading2"/>
+      </w:pPr>
+      <w:r>
+        <w:t>Your learning goals</w:t>
+      </w:r>
+    </w:p>
+    <w:p>
+      <w:pPr>
+        <w:spacing w:line="336" w:lineRule="auto" w:after="180"/>
+      </w:pPr>
+      <w:r>
+        <w:rPr>
+          <w:b w:val="0"/>
+        </w:rPr>
+        <w:t>I can translate a short paper calculation into a Python script.</w:t>
+      </w:r>
+    </w:p>
+    <w:p>
+      <w:pPr>
+        <w:spacing w:line="336" w:lineRule="auto" w:after="180"/>
+      </w:pPr>
+      <w:r>
+        <w:rPr>
+          <w:b w:val="0"/>
+        </w:rPr>
+        <w:t>I can predict and explain the order of executed statements.</w:t>
+      </w:r>
+    </w:p>
+    <w:p>
+      <w:pPr>
+        <w:spacing w:line="336" w:lineRule="auto" w:after="180"/>
+      </w:pPr>
+      <w:r>
+        <w:rPr>
+          <w:b w:val="0"/>
+        </w:rPr>
+        <w:t xml:space="preserve">I can keep expected and observed </w:t>
+      </w:r>
+      <w:r>
+        <w:rPr>
+          <w:b/>
+        </w:rPr>
+        <w:t>output</w:t>
+      </w:r>
+      <w:r>
+        <w:rPr>
+          <w:b w:val="0"/>
+        </w:rPr>
+        <w:t xml:space="preserve"> separate when checking a </w:t>
+      </w:r>
+      <w:r>
+        <w:rPr>
+          <w:b/>
+        </w:rPr>
+        <w:t>program</w:t>
+      </w:r>
+      <w:r>
+        <w:rPr>
+          <w:b w:val="0"/>
+        </w:rPr>
+        <w:t>.</w:t>
+      </w:r>
+    </w:p>
+    <w:p>
+      <w:pPr>
+        <w:pStyle w:val="Heading2"/>
+      </w:pPr>
+      <w:r>
+        <w:t>Recall the calculation and interface</w:t>
+      </w:r>
+    </w:p>
+    <w:p>
+      <w:pPr>
+        <w:pStyle w:val="ListBullet"/>
+      </w:pPr>
+      <w:r>
+        <w:t>Close your notes first. A rough first answer helps us choose the right starting point; it is not a score for your ability.</w:t>
+      </w:r>
+    </w:p>
+    <w:p>
+      <w:pPr>
+        <w:pStyle w:val="ListBullet"/>
+      </w:pPr>
+      <w:r>
+        <w:t>Four packs contain six counters each. What steps find and show the total?</w:t>
+      </w:r>
+    </w:p>
+    <w:p>
+      <w:pPr>
+        <w:pStyle w:val="Heading2"/>
+      </w:pPr>
+      <w:r>
+        <w:t>Your end goal</w:t>
+      </w:r>
+    </w:p>
+    <w:p>
+      <w:pPr>
+        <w:spacing w:line="336" w:lineRule="auto" w:after="180"/>
+      </w:pPr>
+      <w:r>
+        <w:rPr>
+          <w:b w:val="0"/>
+        </w:rPr>
+        <w:t>By the end, I can explain block to python bridge using a traced example and a stated limitation.</w:t>
+      </w:r>
+    </w:p>
+    <w:p>
+      <w:pPr>
+        <w:pStyle w:val="Heading2"/>
+      </w:pPr>
+      <w:r>
+        <w:t>Earlier wording, alternatives and picture transcripts · reference / check after trying</w:t>
       </w:r>
     </w:p>
     <w:p>
@@ -56,78 +177,10 @@
     </w:p>
     <w:p>
       <w:pPr>
-        <w:spacing w:line="336" w:lineRule="auto" w:after="180"/>
-      </w:pPr>
-      <w:r>
-        <w:rPr>
-          <w:b w:val="0"/>
-        </w:rPr>
-        <w:t>I can translate a short paper calculation into a Python script.</w:t>
-      </w:r>
-    </w:p>
-    <w:p>
-      <w:pPr>
-        <w:spacing w:line="336" w:lineRule="auto" w:after="180"/>
-      </w:pPr>
-      <w:r>
-        <w:rPr>
-          <w:b w:val="0"/>
-        </w:rPr>
-        <w:t>I can predict and explain the order of executed statements.</w:t>
-      </w:r>
-    </w:p>
-    <w:p>
-      <w:pPr>
-        <w:spacing w:line="336" w:lineRule="auto" w:after="180"/>
-      </w:pPr>
-      <w:r>
-        <w:rPr>
-          <w:b w:val="0"/>
-        </w:rPr>
-        <w:t xml:space="preserve">I can keep expected and observed </w:t>
-      </w:r>
-      <w:r>
-        <w:rPr>
-          <w:b/>
-        </w:rPr>
-        <w:t>output</w:t>
-      </w:r>
-      <w:r>
-        <w:rPr>
-          <w:b w:val="0"/>
-        </w:rPr>
-        <w:t xml:space="preserve"> separate when checking a </w:t>
-      </w:r>
-      <w:r>
-        <w:rPr>
-          <w:b/>
-        </w:rPr>
-        <w:t>program</w:t>
-      </w:r>
-      <w:r>
-        <w:rPr>
-          <w:b w:val="0"/>
-        </w:rPr>
-        <w:t>.</w:t>
-      </w:r>
-    </w:p>
-    <w:p>
-      <w:pPr>
         <w:pStyle w:val="Heading3"/>
       </w:pPr>
       <w:r>
         <w:t>Remember before reading</w:t>
-      </w:r>
-    </w:p>
-    <w:p>
-      <w:pPr>
-        <w:spacing w:line="336" w:lineRule="auto" w:after="180"/>
-      </w:pPr>
-      <w:r>
-        <w:rPr>
-          <w:b w:val="0"/>
-        </w:rPr>
-        <w:t>Close your notes first. A rough first answer helps us choose the right starting point; it is not a score for your ability.</w:t>
       </w:r>
     </w:p>
     <w:p>
@@ -292,9 +345,143 @@
       </w:pPr>
       <w:r>
         <w:rPr>
+          <w:b w:val="0"/>
+        </w:rPr>
+        <w:t>CREATOR MISSION</w:t>
+      </w:r>
+    </w:p>
+    <w:p>
+      <w:pPr>
+        <w:spacing w:line="336" w:lineRule="auto" w:after="180"/>
+      </w:pPr>
+      <w:r>
+        <w:rPr>
+          <w:b w:val="0"/>
+        </w:rPr>
+        <w:t>Translate a block workflow into readable Python.</w:t>
+      </w:r>
+    </w:p>
+    <w:p>
+      <w:pPr>
+        <w:spacing w:line="336" w:lineRule="auto" w:after="180"/>
+      </w:pPr>
+      <w:r>
+        <w:rPr>
+          <w:b w:val="0"/>
+        </w:rPr>
+        <w:t>Creator name and date:</w:t>
+      </w:r>
+    </w:p>
+    <w:p>
+      <w:pPr>
+        <w:pStyle w:val="Heading3"/>
+      </w:pPr>
+      <w:r>
+        <w:t>Write or draw your reasoning and evidence.</w:t>
+      </w:r>
+    </w:p>
+    <w:p>
+      <w:r>
+        <w:t>________________________________________________________________</w:t>
+      </w:r>
+    </w:p>
+    <w:p>
+      <w:r>
+        <w:t>________________________________________________________________</w:t>
+      </w:r>
+    </w:p>
+    <w:p>
+      <w:r>
+        <w:t>________________________________________________________________</w:t>
+      </w:r>
+    </w:p>
+    <w:p>
+      <w:r>
+        <w:t>________________________________________________________________</w:t>
+      </w:r>
+    </w:p>
+    <w:p>
+      <w:r>
+        <w:t>________________________________________________________________</w:t>
+      </w:r>
+    </w:p>
+    <w:p>
+      <w:pPr>
+        <w:pStyle w:val="Heading3"/>
+      </w:pPr>
+      <w:r>
+        <w:t>Readiness for the connected explanation</w:t>
+      </w:r>
+    </w:p>
+    <w:p>
+      <w:pPr>
+        <w:pStyle w:val="Heading3"/>
+      </w:pPr>
+      <w:r>
+        <w:t>This week’s end goal</w:t>
+      </w:r>
+    </w:p>
+    <w:p>
+      <w:pPr>
+        <w:pStyle w:val="Heading1"/>
+      </w:pPr>
+      <w:r>
+        <w:t>02. Translate the rule before adding syntax</w:t>
+      </w:r>
+    </w:p>
+    <w:p>
+      <w:r>
+        <w:t>Use a teacher-prepared editor or label a paper trace clearly.</w:t>
+      </w:r>
+    </w:p>
+    <w:p>
+      <w:pPr>
+        <w:pStyle w:val="Heading2"/>
+      </w:pPr>
+      <w:r>
+        <w:t>Connect blocks, state and code</w:t>
+      </w:r>
+    </w:p>
+    <w:p>
+      <w:pPr>
+        <w:spacing w:line="336" w:lineRule="auto" w:after="180"/>
+      </w:pPr>
+      <w:r>
+        <w:rPr>
+          <w:b w:val="0"/>
+        </w:rPr>
+        <w:t>A block workflow and Python can express the same ordered procedure. First identify the input values, state changes, conditions and displayed result. Assignment changes a stored value; print displays one. Indentation marks the statements controlled by a loop or condition. The packing program is a short warm-up; the later book-counting trace adds a loop and a strict boundary. Neither procedure trains an AI model.</w:t>
+      </w:r>
+    </w:p>
+    <w:p>
+      <w:pPr>
+        <w:pStyle w:val="Heading2"/>
+      </w:pPr>
+      <w:r>
+        <w:t>Read the packing warm-up contract</w:t>
+      </w:r>
+    </w:p>
+    <w:p>
+      <w:pPr>
+        <w:spacing w:line="336" w:lineRule="auto" w:after="180"/>
+      </w:pPr>
+      <w:r>
+        <w:rPr>
+          <w:b w:val="0"/>
+        </w:rPr>
+        <w:t xml:space="preserve">In Grade 6 you traced rules on paper. Now you will write a small Python </w:t>
+      </w:r>
+      <w:r>
+        <w:rPr>
           <w:b/>
         </w:rPr>
-        <w:t>CREATOR MISSION</w:t>
+        <w:t>program</w:t>
+      </w:r>
+      <w:r>
+        <w:rPr>
+          <w:b w:val="0"/>
+        </w:rPr>
+        <w:t xml:space="preserve"> and check what it actually does. Begin with a counter-packing calculation, not the whole activity adviser.</w:t>
       </w:r>
     </w:p>
     <w:p>
@@ -305,7 +492,55 @@
         <w:rPr>
           <w:b w:val="0"/>
         </w:rPr>
-        <w:t>Translate a block workflow into readable Python.</w:t>
+        <w:t xml:space="preserve">The requirement is to find the total counters in equal packs and display that total. For this first </w:t>
+      </w:r>
+      <w:r>
+        <w:rPr>
+          <w:b/>
+        </w:rPr>
+        <w:t>program</w:t>
+      </w:r>
+      <w:r>
+        <w:rPr>
+          <w:b w:val="0"/>
+        </w:rPr>
+        <w:t xml:space="preserve">, the supplied quantities are whole, nonnegative numbers; it does not yet validate typed </w:t>
+      </w:r>
+      <w:r>
+        <w:rPr>
+          <w:b/>
+        </w:rPr>
+        <w:t>input</w:t>
+      </w:r>
+      <w:r>
+        <w:rPr>
+          <w:b w:val="0"/>
+        </w:rPr>
+        <w:t>.</w:t>
+      </w:r>
+    </w:p>
+    <w:p>
+      <w:pPr>
+        <w:pStyle w:val="Heading2"/>
+      </w:pPr>
+      <w:r>
+        <w:t>Run a saved script or trace on paper</w:t>
+      </w:r>
+    </w:p>
+    <w:p>
+      <w:pPr>
+        <w:pStyle w:val="ListNumber"/>
+      </w:pPr>
+      <w:r>
+        <w:t>Use a teacher-prepared Python 3 editor that can run a saved .py file. Open a new file called counters.py, type the code exactly as shown in the next section, save it, and use the editor’s Run command. Read the output area separately from the source editor. No account, AI tool, package installation or personal data is needed. If a device is unavailable, trace on paper and label the result predicted rather than executed.</w:t>
+      </w:r>
+    </w:p>
+    <w:p>
+      <w:pPr>
+        <w:pStyle w:val="Heading2"/>
+      </w:pPr>
+      <w:r>
+        <w:t>Earlier wording, alternatives and picture transcripts · reference / check after trying</w:t>
       </w:r>
     </w:p>
     <w:p>
@@ -315,102 +550,6 @@
       <w:r>
         <w:rPr>
           <w:b w:val="0"/>
-        </w:rPr>
-        <w:t>Creator name and date:</w:t>
-      </w:r>
-    </w:p>
-    <w:p>
-      <w:pPr>
-        <w:pStyle w:val="Heading3"/>
-      </w:pPr>
-      <w:r>
-        <w:t>Write or draw your reasoning and evidence.</w:t>
-      </w:r>
-    </w:p>
-    <w:p>
-      <w:r>
-        <w:t>________________________________________________________________</w:t>
-      </w:r>
-    </w:p>
-    <w:p>
-      <w:r>
-        <w:t>________________________________________________________________</w:t>
-      </w:r>
-    </w:p>
-    <w:p>
-      <w:r>
-        <w:t>________________________________________________________________</w:t>
-      </w:r>
-    </w:p>
-    <w:p>
-      <w:r>
-        <w:t>________________________________________________________________</w:t>
-      </w:r>
-    </w:p>
-    <w:p>
-      <w:r>
-        <w:t>________________________________________________________________</w:t>
-      </w:r>
-    </w:p>
-    <w:p>
-      <w:pPr>
-        <w:pStyle w:val="Heading3"/>
-      </w:pPr>
-      <w:r>
-        <w:t>Readiness for the connected explanation</w:t>
-      </w:r>
-    </w:p>
-    <w:p>
-      <w:pPr>
-        <w:spacing w:line="336" w:lineRule="auto" w:after="180"/>
-        <w:shd w:fill="F5F1FB"/>
-      </w:pPr>
-      <w:r>
-        <w:rPr>
-          <w:b w:val="0"/>
-        </w:rPr>
-        <w:t>Four packs contain six counters each. What steps find and show the total?</w:t>
-      </w:r>
-    </w:p>
-    <w:p>
-      <w:pPr>
-        <w:pStyle w:val="Heading3"/>
-      </w:pPr>
-      <w:r>
-        <w:t>This week’s end goal</w:t>
-      </w:r>
-    </w:p>
-    <w:p>
-      <w:pPr>
-        <w:spacing w:line="336" w:lineRule="auto" w:after="180"/>
-      </w:pPr>
-      <w:r>
-        <w:rPr>
-          <w:b w:val="0"/>
-        </w:rPr>
-        <w:t>By the end, I can explain block to python bridge using a traced example and a stated limitation.</w:t>
-      </w:r>
-    </w:p>
-    <w:p>
-      <w:pPr>
-        <w:pStyle w:val="Heading1"/>
-      </w:pPr>
-      <w:r>
-        <w:t>02. Notice the evidence</w:t>
-      </w:r>
-    </w:p>
-    <w:p>
-      <w:r>
-        <w:t>Investigate the supplied Block to Python Bridge case. Separate observations, given facts and assumptions before choosing an explanation.</w:t>
-      </w:r>
-    </w:p>
-    <w:p>
-      <w:pPr>
-        <w:spacing w:line="336" w:lineRule="auto" w:after="180"/>
-      </w:pPr>
-      <w:r>
-        <w:rPr>
-          <w:b/>
         </w:rPr>
         <w:t>PICTURE STORY</w:t>
       </w:r>
@@ -487,69 +626,115 @@
     </w:p>
     <w:p>
       <w:pPr>
+        <w:spacing w:line="336" w:lineRule="auto" w:after="180"/>
+      </w:pPr>
+      <w:r>
+        <w:rPr>
+          <w:b w:val="0"/>
+        </w:rPr>
+        <w:t>MYSTERY</w:t>
+      </w:r>
+    </w:p>
+    <w:p>
+      <w:pPr>
+        <w:spacing w:line="336" w:lineRule="auto" w:after="180"/>
+      </w:pPr>
+      <w:r>
+        <w:rPr>
+          <w:b w:val="0"/>
+        </w:rPr>
+        <w:t xml:space="preserve">The learners must use block-to-python bridge to solve a problem. What information do they have? What decision or calculation do they make? What would count as </w:t>
+      </w:r>
+      <w:r>
+        <w:rPr>
+          <w:b/>
+        </w:rPr>
+        <w:t>evidence</w:t>
+      </w:r>
+      <w:r>
+        <w:rPr>
+          <w:b w:val="0"/>
+        </w:rPr>
+        <w:t xml:space="preserve"> that it worked?</w:t>
+      </w:r>
+    </w:p>
+    <w:p>
+      <w:pPr>
+        <w:spacing w:line="336" w:lineRule="auto" w:after="180"/>
+      </w:pPr>
+      <w:r>
+        <w:rPr>
+          <w:b w:val="0"/>
+        </w:rPr>
+        <w:t xml:space="preserve">Three </w:t>
+      </w:r>
+      <w:r>
+        <w:rPr>
+          <w:b/>
+        </w:rPr>
+        <w:t>observation</w:t>
+      </w:r>
+      <w:r>
+        <w:rPr>
+          <w:b w:val="0"/>
+        </w:rPr>
+        <w:t>s (what you can point to):</w:t>
+      </w:r>
+    </w:p>
+    <w:p>
+      <w:pPr>
         <w:pStyle w:val="Heading3"/>
       </w:pPr>
       <w:r>
-        <w:t>Start with this puzzle</w:t>
+        <w:t>Write or draw your reasoning and evidence.</w:t>
+      </w:r>
+    </w:p>
+    <w:p>
+      <w:r>
+        <w:t>________________________________________________________________</w:t>
+      </w:r>
+    </w:p>
+    <w:p>
+      <w:r>
+        <w:t>________________________________________________________________</w:t>
+      </w:r>
+    </w:p>
+    <w:p>
+      <w:r>
+        <w:t>________________________________________________________________</w:t>
+      </w:r>
+    </w:p>
+    <w:p>
+      <w:r>
+        <w:t>________________________________________________________________</w:t>
+      </w:r>
+    </w:p>
+    <w:p>
+      <w:r>
+        <w:t>________________________________________________________________</w:t>
       </w:r>
     </w:p>
     <w:p>
       <w:pPr>
         <w:spacing w:line="336" w:lineRule="auto" w:after="180"/>
-        <w:shd w:fill="F1F6FC"/>
       </w:pPr>
       <w:r>
         <w:rPr>
           <w:b w:val="0"/>
         </w:rPr>
-        <w:t>MYSTERY</w:t>
-      </w:r>
-    </w:p>
-    <w:p>
-      <w:pPr>
-        <w:spacing w:line="336" w:lineRule="auto" w:after="180"/>
-        <w:shd w:fill="F5F1FB"/>
-      </w:pPr>
+        <w:t xml:space="preserve">My </w:t>
+      </w:r>
+      <w:r>
+        <w:rPr>
+          <w:b/>
+        </w:rPr>
+        <w:t>prediction</w:t>
+      </w:r>
       <w:r>
         <w:rPr>
           <w:b w:val="0"/>
         </w:rPr>
-        <w:t xml:space="preserve">The learners must use block-to-python bridge to solve a problem. What information do they have? What decision or calculation do they make? What would count as </w:t>
-      </w:r>
-      <w:r>
-        <w:rPr>
-          <w:b/>
-        </w:rPr>
-        <w:t>evidence</w:t>
-      </w:r>
-      <w:r>
-        <w:rPr>
-          <w:b w:val="0"/>
-        </w:rPr>
-        <w:t xml:space="preserve"> that it worked?</w:t>
-      </w:r>
-    </w:p>
-    <w:p>
-      <w:pPr>
-        <w:spacing w:line="336" w:lineRule="auto" w:after="180"/>
-      </w:pPr>
-      <w:r>
-        <w:rPr>
-          <w:b w:val="0"/>
-        </w:rPr>
-        <w:t xml:space="preserve">Three </w:t>
-      </w:r>
-      <w:r>
-        <w:rPr>
-          <w:b/>
-        </w:rPr>
-        <w:t>observation</w:t>
-      </w:r>
-      <w:r>
-        <w:rPr>
-          <w:b w:val="0"/>
-        </w:rPr>
-        <w:t>s (what you can point to):</w:t>
+        <w:t xml:space="preserve"> and the clue supporting it:</w:t>
       </w:r>
     </w:p>
     <w:p>
@@ -587,416 +772,31 @@
     </w:p>
     <w:p>
       <w:pPr>
-        <w:spacing w:line="336" w:lineRule="auto" w:after="180"/>
-      </w:pPr>
-      <w:r>
-        <w:rPr>
-          <w:b w:val="0"/>
-        </w:rPr>
-        <w:t xml:space="preserve">My </w:t>
-      </w:r>
-      <w:r>
-        <w:rPr>
-          <w:b/>
-        </w:rPr>
-        <w:t>prediction</w:t>
-      </w:r>
-      <w:r>
-        <w:rPr>
-          <w:b w:val="0"/>
-        </w:rPr>
-        <w:t xml:space="preserve"> and the clue supporting it:</w:t>
-      </w:r>
-    </w:p>
-    <w:p>
-      <w:pPr>
         <w:pStyle w:val="Heading3"/>
       </w:pPr>
       <w:r>
-        <w:t>Write or draw your reasoning and evidence.</w:t>
-      </w:r>
-    </w:p>
-    <w:p>
-      <w:r>
-        <w:t>________________________________________________________________</w:t>
-      </w:r>
-    </w:p>
-    <w:p>
-      <w:r>
-        <w:t>________________________________________________________________</w:t>
-      </w:r>
-    </w:p>
-    <w:p>
-      <w:r>
-        <w:t>________________________________________________________________</w:t>
-      </w:r>
-    </w:p>
-    <w:p>
-      <w:r>
-        <w:t>________________________________________________________________</w:t>
-      </w:r>
-    </w:p>
-    <w:p>
-      <w:r>
-        <w:t>________________________________________________________________</w:t>
-      </w:r>
-    </w:p>
-    <w:p>
-      <w:pPr>
-        <w:pStyle w:val="Heading3"/>
-      </w:pPr>
-      <w:r>
         <w:t>A closer explanation</w:t>
       </w:r>
     </w:p>
     <w:p>
       <w:pPr>
-        <w:spacing w:line="336" w:lineRule="auto" w:after="180"/>
-      </w:pPr>
-      <w:r>
-        <w:rPr>
-          <w:b w:val="0"/>
-        </w:rPr>
-        <w:t xml:space="preserve">In Grade 6 you traced rules on paper. Now you will write a small Python </w:t>
-      </w:r>
-      <w:r>
-        <w:rPr>
-          <w:b/>
-        </w:rPr>
-        <w:t>program</w:t>
-      </w:r>
-      <w:r>
-        <w:rPr>
-          <w:b w:val="0"/>
-        </w:rPr>
-        <w:t xml:space="preserve"> and check what it actually does. Begin with a counter-packing calculation, not the whole activity adviser.</w:t>
-      </w:r>
-    </w:p>
-    <w:p>
-      <w:pPr>
-        <w:spacing w:line="336" w:lineRule="auto" w:after="180"/>
-      </w:pPr>
-      <w:r>
-        <w:rPr>
-          <w:b w:val="0"/>
-        </w:rPr>
-        <w:t xml:space="preserve">The requirement is to find the total counters in equal packs and display that total. For this first </w:t>
-      </w:r>
-      <w:r>
-        <w:rPr>
-          <w:b/>
-        </w:rPr>
-        <w:t>program</w:t>
-      </w:r>
-      <w:r>
-        <w:rPr>
-          <w:b w:val="0"/>
-        </w:rPr>
-        <w:t xml:space="preserve">, the supplied quantities are whole, nonnegative numbers; it does not yet validate typed </w:t>
-      </w:r>
-      <w:r>
-        <w:rPr>
-          <w:b/>
-        </w:rPr>
-        <w:t>input</w:t>
-      </w:r>
-      <w:r>
-        <w:rPr>
-          <w:b w:val="0"/>
-        </w:rPr>
-        <w:t>.</w:t>
-      </w:r>
-    </w:p>
-    <w:p>
-      <w:pPr>
-        <w:spacing w:line="336" w:lineRule="auto" w:after="180"/>
-      </w:pPr>
-      <w:r>
-        <w:rPr>
-          <w:b w:val="0"/>
-        </w:rPr>
-        <w:t>Use a teacher-prepared Python 3 editor that can run a saved .py file. Open a new file called counters.py, type the code exactly as shown in the next section, save it, and use the editor’s Run command.</w:t>
-      </w:r>
-    </w:p>
-    <w:p>
-      <w:pPr>
-        <w:spacing w:line="336" w:lineRule="auto" w:after="180"/>
-      </w:pPr>
-      <w:r>
-        <w:rPr>
-          <w:b w:val="0"/>
-        </w:rPr>
-        <w:t xml:space="preserve">Read the </w:t>
-      </w:r>
-      <w:r>
-        <w:rPr>
-          <w:b/>
-        </w:rPr>
-        <w:t>output</w:t>
-      </w:r>
-      <w:r>
-        <w:rPr>
-          <w:b w:val="0"/>
-        </w:rPr>
-        <w:t xml:space="preserve"> area separately from the source editor. No account, AI tool, package installation or personal data is needed. If a device is unavailable, trace on paper and label the result predicted rather than executed.</w:t>
-      </w:r>
-    </w:p>
-    <w:p>
-      <w:pPr>
         <w:pStyle w:val="Heading1"/>
       </w:pPr>
       <w:r>
-        <w:t>03. See how it works</w:t>
-      </w:r>
-    </w:p>
-    <w:p>
-      <w:r>
-        <w:t>Follow the mechanism for Block to Python Bridge. Connect each labelled input, deciding step and result.</w:t>
-      </w:r>
-    </w:p>
-    <w:p>
-      <w:pPr>
-        <w:spacing w:line="336" w:lineRule="auto" w:after="180"/>
-      </w:pPr>
-      <w:r>
-        <w:rPr>
-          <w:b/>
-        </w:rPr>
-        <w:t xml:space="preserve">VISUAL </w:t>
-      </w:r>
-      <w:r>
-        <w:rPr>
-          <w:b/>
-        </w:rPr>
-        <w:t>MECHANISM</w:t>
-      </w:r>
-    </w:p>
-    <w:p>
-      <w:pPr>
-        <w:spacing w:line="336" w:lineRule="auto" w:after="180"/>
-      </w:pPr>
-      <w:r>
-        <w:rPr>
-          <w:b/>
-        </w:rPr>
-        <w:t>Input</w:t>
-      </w:r>
-      <w:r>
-        <w:rPr>
-          <w:b w:val="0"/>
-        </w:rPr>
-        <w:t xml:space="preserve"> → </w:t>
-      </w:r>
-      <w:r>
-        <w:rPr>
-          <w:b/>
-        </w:rPr>
-        <w:t>Process</w:t>
-      </w:r>
-      <w:r>
-        <w:rPr>
-          <w:b w:val="0"/>
-        </w:rPr>
-        <w:t xml:space="preserve"> → </w:t>
-      </w:r>
-      <w:r>
-        <w:rPr>
-          <w:b/>
-        </w:rPr>
-        <w:t>Output</w:t>
-      </w:r>
-    </w:p>
-    <w:p>
-      <w:pPr>
-        <w:spacing w:line="336" w:lineRule="auto" w:after="180"/>
-      </w:pPr>
-      <w:r>
-        <w:rPr>
-          <w:b w:val="0"/>
-        </w:rPr>
-        <w:t>Trace the information. At each stage, ask what changed and how you could test it.</w:t>
-      </w:r>
-    </w:p>
-    <w:p>
-      <w:r>
-        <w:drawing>
-          <wp:inline xmlns:a="http://schemas.openxmlformats.org/drawingml/2006/main" xmlns:pic="http://schemas.openxmlformats.org/drawingml/2006/picture">
-            <wp:extent cx="5486400" cy="3145536"/>
-            <wp:docPr id="3" name="Picture 3" descr="INPUT stage for Block-to-Python Bridge"/>
-            <wp:cNvGraphicFramePr>
-              <a:graphicFrameLocks noChangeAspect="1"/>
-            </wp:cNvGraphicFramePr>
-            <a:graphic>
-              <a:graphicData uri="http://schemas.openxmlformats.org/drawingml/2006/picture">
-                <pic:pic>
-                  <pic:nvPicPr>
-                    <pic:cNvPr id="0" name="94dbb5b977577df1afa1168e9204907aa3def658316b79db8f74d725220c7091.png"/>
-                    <pic:cNvPicPr/>
-                  </pic:nvPicPr>
-                  <pic:blipFill>
-                    <a:blip r:embed="rId10"/>
-                    <a:stretch>
-                      <a:fillRect/>
-                    </a:stretch>
-                  </pic:blipFill>
-                  <pic:spPr>
-                    <a:xfrm>
-                      <a:off x="0" y="0"/>
-                      <a:ext cx="5486400" cy="3145536"/>
-                    </a:xfrm>
-                    <a:prstGeom prst="rect"/>
-                  </pic:spPr>
-                </pic:pic>
-              </a:graphicData>
-            </a:graphic>
-          </wp:inline>
-        </w:drawing>
-      </w:r>
-    </w:p>
-    <w:p>
-      <w:pPr>
-        <w:spacing w:line="336" w:lineRule="auto" w:after="180"/>
-      </w:pPr>
-      <w:r>
-        <w:rPr>
-          <w:b w:val="0"/>
-        </w:rPr>
-        <w:t>↓</w:t>
-      </w:r>
-    </w:p>
-    <w:p>
-      <w:r>
-        <w:drawing>
-          <wp:inline xmlns:a="http://schemas.openxmlformats.org/drawingml/2006/main" xmlns:pic="http://schemas.openxmlformats.org/drawingml/2006/picture">
-            <wp:extent cx="5486400" cy="3145536"/>
-            <wp:docPr id="4" name="Picture 4" descr="PROCESS stage for Block-to-Python Bridge"/>
-            <wp:cNvGraphicFramePr>
-              <a:graphicFrameLocks noChangeAspect="1"/>
-            </wp:cNvGraphicFramePr>
-            <a:graphic>
-              <a:graphicData uri="http://schemas.openxmlformats.org/drawingml/2006/picture">
-                <pic:pic>
-                  <pic:nvPicPr>
-                    <pic:cNvPr id="0" name="24521bb004e04bd353e2602e74d111bc50296ec5260db0b1bbf73326cf05c9c0.png"/>
-                    <pic:cNvPicPr/>
-                  </pic:nvPicPr>
-                  <pic:blipFill>
-                    <a:blip r:embed="rId11"/>
-                    <a:stretch>
-                      <a:fillRect/>
-                    </a:stretch>
-                  </pic:blipFill>
-                  <pic:spPr>
-                    <a:xfrm>
-                      <a:off x="0" y="0"/>
-                      <a:ext cx="5486400" cy="3145536"/>
-                    </a:xfrm>
-                    <a:prstGeom prst="rect"/>
-                  </pic:spPr>
-                </pic:pic>
-              </a:graphicData>
-            </a:graphic>
-          </wp:inline>
-        </w:drawing>
-      </w:r>
-    </w:p>
-    <w:p>
-      <w:pPr>
-        <w:spacing w:line="336" w:lineRule="auto" w:after="180"/>
-      </w:pPr>
-      <w:r>
-        <w:rPr>
-          <w:b w:val="0"/>
-        </w:rPr>
-        <w:t>↓</w:t>
-      </w:r>
-    </w:p>
-    <w:p>
-      <w:r>
-        <w:drawing>
-          <wp:inline xmlns:a="http://schemas.openxmlformats.org/drawingml/2006/main" xmlns:pic="http://schemas.openxmlformats.org/drawingml/2006/picture">
-            <wp:extent cx="5486400" cy="3145536"/>
-            <wp:docPr id="5" name="Picture 5" descr="OUTPUT stage for Block-to-Python Bridge"/>
-            <wp:cNvGraphicFramePr>
-              <a:graphicFrameLocks noChangeAspect="1"/>
-            </wp:cNvGraphicFramePr>
-            <a:graphic>
-              <a:graphicData uri="http://schemas.openxmlformats.org/drawingml/2006/picture">
-                <pic:pic>
-                  <pic:nvPicPr>
-                    <pic:cNvPr id="0" name="fd726b2cf52e61a9c933ce1e01f52bb17953a945a7f2e9faa33529676f3679f3.png"/>
-                    <pic:cNvPicPr/>
-                  </pic:nvPicPr>
-                  <pic:blipFill>
-                    <a:blip r:embed="rId12"/>
-                    <a:stretch>
-                      <a:fillRect/>
-                    </a:stretch>
-                  </pic:blipFill>
-                  <pic:spPr>
-                    <a:xfrm>
-                      <a:off x="0" y="0"/>
-                      <a:ext cx="5486400" cy="3145536"/>
-                    </a:xfrm>
-                    <a:prstGeom prst="rect"/>
-                  </pic:spPr>
-                </pic:pic>
-              </a:graphicData>
-            </a:graphic>
-          </wp:inline>
-        </w:drawing>
-      </w:r>
-    </w:p>
-    <w:p>
-      <w:pPr>
-        <w:spacing w:line="336" w:lineRule="auto" w:after="180"/>
-      </w:pPr>
-      <w:r>
-        <w:rPr>
-          <w:b w:val="0"/>
-        </w:rPr>
-        <w:t>Which stage could fail even when the other two are correct? Explain:</w:t>
-      </w:r>
-    </w:p>
-    <w:p>
-      <w:pPr>
-        <w:pStyle w:val="Heading3"/>
-      </w:pPr>
-      <w:r>
-        <w:t>Write or draw your reasoning and evidence.</w:t>
-      </w:r>
-    </w:p>
-    <w:p>
-      <w:r>
-        <w:t>________________________________________________________________</w:t>
-      </w:r>
-    </w:p>
-    <w:p>
-      <w:r>
-        <w:t>________________________________________________________________</w:t>
-      </w:r>
-    </w:p>
-    <w:p>
-      <w:r>
-        <w:t>________________________________________________________________</w:t>
-      </w:r>
-    </w:p>
-    <w:p>
-      <w:r>
-        <w:t>________________________________________________________________</w:t>
-      </w:r>
-    </w:p>
-    <w:p>
-      <w:r>
-        <w:t>________________________________________________________________</w:t>
-      </w:r>
-    </w:p>
-    <w:p>
-      <w:pPr>
-        <w:pStyle w:val="Heading3"/>
-      </w:pPr>
-      <w:r>
-        <w:t>A closer explanation</w:t>
+        <w:t>03. Trace four ordered packing statements</w:t>
+      </w:r>
+    </w:p>
+    <w:p>
+      <w:r>
+        <w:t>The input contract supplies nonnegative whole counts; this warm-up does not validate arbitrary input.</w:t>
+      </w:r>
+    </w:p>
+    <w:p>
+      <w:pPr>
+        <w:pStyle w:val="Heading2"/>
+      </w:pPr>
+      <w:r>
+        <w:t>Map the paper actions to code</w:t>
       </w:r>
     </w:p>
     <w:p>
@@ -1156,6 +956,14 @@
       </w:r>
     </w:p>
     <w:p>
+      <w:pPr>
+        <w:pStyle w:val="Heading2"/>
+      </w:pPr>
+      <w:r>
+        <w:t>Complete packing program</w:t>
+      </w:r>
+    </w:p>
+    <w:p>
       <w:r>
         <w:rPr>
           <w:rFonts w:ascii="Courier New" w:hAnsi="Courier New"/>
@@ -1172,6 +980,14 @@
     </w:p>
     <w:p>
       <w:pPr>
+        <w:pStyle w:val="Heading2"/>
+      </w:pPr>
+      <w:r>
+        <w:t>Explain assignment and displayed output</w:t>
+      </w:r>
+    </w:p>
+    <w:p>
+      <w:pPr>
         <w:spacing w:line="336" w:lineRule="auto" w:after="180"/>
       </w:pPr>
       <w:r>
@@ -1194,94 +1010,300 @@
     </w:p>
     <w:p>
       <w:pPr>
+        <w:pStyle w:val="Heading2"/>
+      </w:pPr>
+      <w:r>
+        <w:t>Explain the deciding step</w:t>
+      </w:r>
+    </w:p>
+    <w:p>
+      <w:pPr>
+        <w:pStyle w:val="ListBullet"/>
+      </w:pPr>
+      <w:r>
+        <w:t>Point to the input, the deciding step and the result in this week’s visual. Explain the same step in ordinary words. A picture helps when you can say what each part represents.</w:t>
+      </w:r>
+    </w:p>
+    <w:p>
+      <w:pPr>
+        <w:pStyle w:val="Heading2"/>
+      </w:pPr>
+      <w:r>
+        <w:t>Earlier wording, alternatives and picture transcripts · reference / check after trying</w:t>
+      </w:r>
+    </w:p>
+    <w:p>
+      <w:pPr>
+        <w:spacing w:line="336" w:lineRule="auto" w:after="180"/>
+      </w:pPr>
+      <w:r>
+        <w:rPr>
+          <w:b w:val="0"/>
+        </w:rPr>
+        <w:t xml:space="preserve">VISUAL </w:t>
+      </w:r>
+      <w:r>
+        <w:rPr>
+          <w:b/>
+        </w:rPr>
+        <w:t>MECHANISM</w:t>
+      </w:r>
+    </w:p>
+    <w:p>
+      <w:pPr>
+        <w:spacing w:line="336" w:lineRule="auto" w:after="180"/>
+      </w:pPr>
+      <w:r>
+        <w:rPr>
+          <w:b/>
+        </w:rPr>
+        <w:t>Input</w:t>
+      </w:r>
+      <w:r>
+        <w:rPr>
+          <w:b w:val="0"/>
+        </w:rPr>
+        <w:t xml:space="preserve"> → </w:t>
+      </w:r>
+      <w:r>
+        <w:rPr>
+          <w:b/>
+        </w:rPr>
+        <w:t>Process</w:t>
+      </w:r>
+      <w:r>
+        <w:rPr>
+          <w:b w:val="0"/>
+        </w:rPr>
+        <w:t xml:space="preserve"> → </w:t>
+      </w:r>
+      <w:r>
+        <w:rPr>
+          <w:b/>
+        </w:rPr>
+        <w:t>Output</w:t>
+      </w:r>
+    </w:p>
+    <w:p>
+      <w:pPr>
+        <w:spacing w:line="336" w:lineRule="auto" w:after="180"/>
+      </w:pPr>
+      <w:r>
+        <w:rPr>
+          <w:b w:val="0"/>
+        </w:rPr>
+        <w:t>Trace the information. At each stage, ask what changed and how you could test it.</w:t>
+      </w:r>
+    </w:p>
+    <w:p>
+      <w:r>
+        <w:drawing>
+          <wp:inline xmlns:a="http://schemas.openxmlformats.org/drawingml/2006/main" xmlns:pic="http://schemas.openxmlformats.org/drawingml/2006/picture">
+            <wp:extent cx="5486400" cy="3145536"/>
+            <wp:docPr id="3" name="Picture 3" descr="INPUT stage for Block-to-Python Bridge"/>
+            <wp:cNvGraphicFramePr>
+              <a:graphicFrameLocks noChangeAspect="1"/>
+            </wp:cNvGraphicFramePr>
+            <a:graphic>
+              <a:graphicData uri="http://schemas.openxmlformats.org/drawingml/2006/picture">
+                <pic:pic>
+                  <pic:nvPicPr>
+                    <pic:cNvPr id="0" name="94dbb5b977577df1afa1168e9204907aa3def658316b79db8f74d725220c7091.png"/>
+                    <pic:cNvPicPr/>
+                  </pic:nvPicPr>
+                  <pic:blipFill>
+                    <a:blip r:embed="rId10"/>
+                    <a:stretch>
+                      <a:fillRect/>
+                    </a:stretch>
+                  </pic:blipFill>
+                  <pic:spPr>
+                    <a:xfrm>
+                      <a:off x="0" y="0"/>
+                      <a:ext cx="5486400" cy="3145536"/>
+                    </a:xfrm>
+                    <a:prstGeom prst="rect"/>
+                  </pic:spPr>
+                </pic:pic>
+              </a:graphicData>
+            </a:graphic>
+          </wp:inline>
+        </w:drawing>
+      </w:r>
+    </w:p>
+    <w:p>
+      <w:pPr>
+        <w:spacing w:line="336" w:lineRule="auto" w:after="180"/>
+      </w:pPr>
+      <w:r>
+        <w:rPr>
+          <w:b w:val="0"/>
+        </w:rPr>
+        <w:t>↓</w:t>
+      </w:r>
+    </w:p>
+    <w:p>
+      <w:r>
+        <w:drawing>
+          <wp:inline xmlns:a="http://schemas.openxmlformats.org/drawingml/2006/main" xmlns:pic="http://schemas.openxmlformats.org/drawingml/2006/picture">
+            <wp:extent cx="5486400" cy="3145536"/>
+            <wp:docPr id="4" name="Picture 4" descr="PROCESS stage for Block-to-Python Bridge"/>
+            <wp:cNvGraphicFramePr>
+              <a:graphicFrameLocks noChangeAspect="1"/>
+            </wp:cNvGraphicFramePr>
+            <a:graphic>
+              <a:graphicData uri="http://schemas.openxmlformats.org/drawingml/2006/picture">
+                <pic:pic>
+                  <pic:nvPicPr>
+                    <pic:cNvPr id="0" name="24521bb004e04bd353e2602e74d111bc50296ec5260db0b1bbf73326cf05c9c0.png"/>
+                    <pic:cNvPicPr/>
+                  </pic:nvPicPr>
+                  <pic:blipFill>
+                    <a:blip r:embed="rId11"/>
+                    <a:stretch>
+                      <a:fillRect/>
+                    </a:stretch>
+                  </pic:blipFill>
+                  <pic:spPr>
+                    <a:xfrm>
+                      <a:off x="0" y="0"/>
+                      <a:ext cx="5486400" cy="3145536"/>
+                    </a:xfrm>
+                    <a:prstGeom prst="rect"/>
+                  </pic:spPr>
+                </pic:pic>
+              </a:graphicData>
+            </a:graphic>
+          </wp:inline>
+        </w:drawing>
+      </w:r>
+    </w:p>
+    <w:p>
+      <w:pPr>
+        <w:spacing w:line="336" w:lineRule="auto" w:after="180"/>
+      </w:pPr>
+      <w:r>
+        <w:rPr>
+          <w:b w:val="0"/>
+        </w:rPr>
+        <w:t>↓</w:t>
+      </w:r>
+    </w:p>
+    <w:p>
+      <w:r>
+        <w:drawing>
+          <wp:inline xmlns:a="http://schemas.openxmlformats.org/drawingml/2006/main" xmlns:pic="http://schemas.openxmlformats.org/drawingml/2006/picture">
+            <wp:extent cx="5486400" cy="3145536"/>
+            <wp:docPr id="5" name="Picture 5" descr="OUTPUT stage for Block-to-Python Bridge"/>
+            <wp:cNvGraphicFramePr>
+              <a:graphicFrameLocks noChangeAspect="1"/>
+            </wp:cNvGraphicFramePr>
+            <a:graphic>
+              <a:graphicData uri="http://schemas.openxmlformats.org/drawingml/2006/picture">
+                <pic:pic>
+                  <pic:nvPicPr>
+                    <pic:cNvPr id="0" name="fd726b2cf52e61a9c933ce1e01f52bb17953a945a7f2e9faa33529676f3679f3.png"/>
+                    <pic:cNvPicPr/>
+                  </pic:nvPicPr>
+                  <pic:blipFill>
+                    <a:blip r:embed="rId12"/>
+                    <a:stretch>
+                      <a:fillRect/>
+                    </a:stretch>
+                  </pic:blipFill>
+                  <pic:spPr>
+                    <a:xfrm>
+                      <a:off x="0" y="0"/>
+                      <a:ext cx="5486400" cy="3145536"/>
+                    </a:xfrm>
+                    <a:prstGeom prst="rect"/>
+                  </pic:spPr>
+                </pic:pic>
+              </a:graphicData>
+            </a:graphic>
+          </wp:inline>
+        </w:drawing>
+      </w:r>
+    </w:p>
+    <w:p>
+      <w:pPr>
+        <w:spacing w:line="336" w:lineRule="auto" w:after="180"/>
+      </w:pPr>
+      <w:r>
+        <w:rPr>
+          <w:b w:val="0"/>
+        </w:rPr>
+        <w:t>Which stage could fail even when the other two are correct? Explain:</w:t>
+      </w:r>
+    </w:p>
+    <w:p>
+      <w:pPr>
         <w:pStyle w:val="Heading3"/>
       </w:pPr>
       <w:r>
+        <w:t>Write or draw your reasoning and evidence.</w:t>
+      </w:r>
+    </w:p>
+    <w:p>
+      <w:r>
+        <w:t>________________________________________________________________</w:t>
+      </w:r>
+    </w:p>
+    <w:p>
+      <w:r>
+        <w:t>________________________________________________________________</w:t>
+      </w:r>
+    </w:p>
+    <w:p>
+      <w:r>
+        <w:t>________________________________________________________________</w:t>
+      </w:r>
+    </w:p>
+    <w:p>
+      <w:r>
+        <w:t>________________________________________________________________</w:t>
+      </w:r>
+    </w:p>
+    <w:p>
+      <w:r>
+        <w:t>________________________________________________________________</w:t>
+      </w:r>
+    </w:p>
+    <w:p>
+      <w:pPr>
+        <w:pStyle w:val="Heading3"/>
+      </w:pPr>
+      <w:r>
+        <w:t>A closer explanation</w:t>
+      </w:r>
+    </w:p>
+    <w:p>
+      <w:pPr>
+        <w:pStyle w:val="Heading3"/>
+      </w:pPr>
+      <w:r>
         <w:t>Connect the picture and the explanation</w:t>
       </w:r>
     </w:p>
     <w:p>
       <w:pPr>
-        <w:spacing w:line="336" w:lineRule="auto" w:after="180"/>
-      </w:pPr>
-      <w:r>
-        <w:rPr>
-          <w:b w:val="0"/>
-        </w:rPr>
-        <w:t xml:space="preserve">Point to the </w:t>
-      </w:r>
-      <w:r>
-        <w:rPr>
-          <w:b/>
-        </w:rPr>
-        <w:t>input</w:t>
-      </w:r>
-      <w:r>
-        <w:rPr>
-          <w:b w:val="0"/>
-        </w:rPr>
-        <w:t>, the deciding step and the result in this week’s visual. Explain the same step in ordinary words. A picture helps when you can say what each part represents.</w:t>
-      </w:r>
-    </w:p>
-    <w:p>
-      <w:pPr>
         <w:pStyle w:val="Heading1"/>
       </w:pPr>
       <w:r>
-        <w:t>04. Compare the cases</w:t>
-      </w:r>
-    </w:p>
-    <w:p>
-      <w:r>
-        <w:t>Compare the supplied cases for Block to Python Bridge. Identify the detail that changes the conclusion.</w:t>
-      </w:r>
-    </w:p>
-    <w:p>
-      <w:pPr>
-        <w:pStyle w:val="Heading3"/>
-      </w:pPr>
-      <w:r>
-        <w:t>The case to investigate</w:t>
-      </w:r>
-    </w:p>
-    <w:p>
-      <w:pPr>
-        <w:spacing w:line="336" w:lineRule="auto" w:after="180"/>
-        <w:shd w:fill="F1F6FC"/>
-      </w:pPr>
-      <w:r>
-        <w:rPr>
-          <w:b w:val="0"/>
-        </w:rPr>
-        <w:t>CASE GALLERY</w:t>
-      </w:r>
-    </w:p>
-    <w:p>
-      <w:pPr>
-        <w:spacing w:line="336" w:lineRule="auto" w:after="180"/>
-      </w:pPr>
-      <w:r>
-        <w:rPr>
-          <w:b w:val="0"/>
-        </w:rPr>
-        <w:t xml:space="preserve">Four Tests, Four Kinds of </w:t>
-      </w:r>
-      <w:r>
-        <w:rPr>
-          <w:b/>
-        </w:rPr>
-        <w:t>Evidence</w:t>
-      </w:r>
-    </w:p>
-    <w:p>
-      <w:pPr>
-        <w:spacing w:line="336" w:lineRule="auto" w:after="180"/>
-      </w:pPr>
-      <w:r>
-        <w:rPr>
-          <w:b w:val="0"/>
-        </w:rPr>
-        <w:t>A system is not understood until it survives more than one comfortable example.</w:t>
+        <w:t>04. Compare a correct procedure with a misplaced statement</w:t>
+      </w:r>
+    </w:p>
+    <w:p>
+      <w:r>
+        <w:t>Initialization, loop body and final output occupy different positions.</w:t>
+      </w:r>
+    </w:p>
+    <w:p>
+      <w:pPr>
+        <w:pStyle w:val="Heading2"/>
+      </w:pPr>
+      <w:r>
+        <w:t>Four pictures with a purpose</w:t>
       </w:r>
     </w:p>
     <w:p>
@@ -1322,6 +1344,11 @@
     </w:p>
     <w:p>
       <w:r>
+        <w:t>Normal case: predict the result and deciding evidence.</w:t>
+      </w:r>
+    </w:p>
+    <w:p>
+      <w:r>
         <w:drawing>
           <wp:inline xmlns:a="http://schemas.openxmlformats.org/drawingml/2006/main" xmlns:pic="http://schemas.openxmlformats.org/drawingml/2006/picture">
             <wp:extent cx="5486400" cy="3200400"/>
@@ -1357,47 +1384,8 @@
       </w:r>
     </w:p>
     <w:p>
-      <w:pPr>
-        <w:pStyle w:val="Heading3"/>
-      </w:pPr>
-      <w:r>
-        <w:t>The normal case</w:t>
-      </w:r>
-    </w:p>
-    <w:p>
-      <w:pPr>
-        <w:spacing w:line="336" w:lineRule="auto" w:after="180"/>
-        <w:shd w:fill="F1F6FC"/>
-      </w:pPr>
-      <w:r>
-        <w:rPr>
-          <w:b w:val="0"/>
-        </w:rPr>
-        <w:t xml:space="preserve">NORMAL CASE: predict and name </w:t>
-      </w:r>
-      <w:r>
-        <w:rPr>
-          <w:b/>
-        </w:rPr>
-        <w:t>evidence</w:t>
-      </w:r>
-      <w:r>
-        <w:rPr>
-          <w:b w:val="0"/>
-        </w:rPr>
-        <w:t xml:space="preserve">.     BOUNDARY CASE: predict and name </w:t>
-      </w:r>
-      <w:r>
-        <w:rPr>
-          <w:b/>
-        </w:rPr>
-        <w:t>evidence</w:t>
-      </w:r>
-      <w:r>
-        <w:rPr>
-          <w:b w:val="0"/>
-        </w:rPr>
-        <w:t>.</w:t>
+      <w:r>
+        <w:t>Boundary case: identify the exact limit.</w:t>
       </w:r>
     </w:p>
     <w:p>
@@ -1438,6 +1426,11 @@
     </w:p>
     <w:p>
       <w:r>
+        <w:t>Missing information: name what must be clarified.</w:t>
+      </w:r>
+    </w:p>
+    <w:p>
+      <w:r>
         <w:drawing>
           <wp:inline xmlns:a="http://schemas.openxmlformats.org/drawingml/2006/main" xmlns:pic="http://schemas.openxmlformats.org/drawingml/2006/picture">
             <wp:extent cx="5486400" cy="3200400"/>
@@ -1473,212 +1466,156 @@
       </w:r>
     </w:p>
     <w:p>
+      <w:r>
+        <w:t>Transfer case: explain which procedure still applies.</w:t>
+      </w:r>
+    </w:p>
+    <w:p>
+      <w:pPr>
+        <w:pStyle w:val="Heading2"/>
+      </w:pPr>
+      <w:r>
+        <w:t>Choose a revealing case</w:t>
+      </w:r>
+    </w:p>
+    <w:p>
+      <w:pPr>
+        <w:pStyle w:val="ListBullet"/>
+      </w:pPr>
+      <w:r>
+        <w:t>Which case is most likely to reveal a hidden assumption? Why?</w:t>
+      </w:r>
+    </w:p>
+    <w:p>
       <w:pPr>
         <w:pStyle w:val="Heading3"/>
       </w:pPr>
       <w:r>
-        <w:t>Check missing information</w:t>
+        <w:t>Write or draw your reasoning and evidence.</w:t>
+      </w:r>
+    </w:p>
+    <w:p>
+      <w:r>
+        <w:t>________________________________________________________________</w:t>
+      </w:r>
+    </w:p>
+    <w:p>
+      <w:r>
+        <w:t>________________________________________________________________</w:t>
+      </w:r>
+    </w:p>
+    <w:p>
+      <w:r>
+        <w:t>________________________________________________________________</w:t>
+      </w:r>
+    </w:p>
+    <w:p>
+      <w:r>
+        <w:t>________________________________________________________________</w:t>
+      </w:r>
+    </w:p>
+    <w:p>
+      <w:r>
+        <w:t>________________________________________________________________</w:t>
+      </w:r>
+    </w:p>
+    <w:p>
+      <w:pPr>
+        <w:pStyle w:val="Heading2"/>
+      </w:pPr>
+      <w:r>
+        <w:t>Predict the supplied changed case</w:t>
+      </w:r>
+    </w:p>
+    <w:p>
+      <w:pPr>
+        <w:pStyle w:val="ListBullet"/>
+      </w:pPr>
+      <w:r>
+        <w:t>Change: Replace the last page count 90 with 100.</w:t>
+      </w:r>
+    </w:p>
+    <w:p>
+      <w:pPr>
+        <w:pStyle w:val="Heading2"/>
+      </w:pPr>
+      <w:r>
+        <w:t>Check after predicting · reference / check after trying</w:t>
       </w:r>
     </w:p>
     <w:p>
       <w:pPr>
         <w:spacing w:line="336" w:lineRule="auto" w:after="180"/>
-        <w:shd w:fill="FFF5E6"/>
-      </w:pPr>
+      </w:pPr>
+      <w:r>
+        <w:rPr>
+          <w:b/>
+        </w:rPr>
+        <w:t>Prediction</w:t>
+      </w:r>
       <w:r>
         <w:rPr>
           <w:b w:val="0"/>
         </w:rPr>
-        <w:t xml:space="preserve">MISSING INFORMATION: predict and name </w:t>
+        <w:t>: The final count becomes 1.</w:t>
+      </w:r>
+    </w:p>
+    <w:p>
+      <w:pPr>
+        <w:spacing w:line="336" w:lineRule="auto" w:after="180"/>
+      </w:pPr>
+      <w:r>
+        <w:rPr>
+          <w:b w:val="0"/>
+        </w:rPr>
+        <w:t>Reason: The comparison is strictly less than 100, so the boundary value does not qualify.</w:t>
+      </w:r>
+    </w:p>
+    <w:p>
+      <w:pPr>
+        <w:pStyle w:val="Heading2"/>
+      </w:pPr>
+      <w:r>
+        <w:t>Earlier wording, alternatives and picture transcripts · reference / check after trying</w:t>
+      </w:r>
+    </w:p>
+    <w:p>
+      <w:pPr>
+        <w:spacing w:line="336" w:lineRule="auto" w:after="180"/>
+      </w:pPr>
+      <w:r>
+        <w:rPr>
+          <w:b w:val="0"/>
+        </w:rPr>
+        <w:t>CASE GALLERY</w:t>
+      </w:r>
+    </w:p>
+    <w:p>
+      <w:pPr>
+        <w:spacing w:line="336" w:lineRule="auto" w:after="180"/>
+      </w:pPr>
+      <w:r>
+        <w:rPr>
+          <w:b w:val="0"/>
+        </w:rPr>
+        <w:t xml:space="preserve">Four Tests, Four Kinds of </w:t>
       </w:r>
       <w:r>
         <w:rPr>
           <w:b/>
         </w:rPr>
-        <w:t>evidence</w:t>
-      </w:r>
+        <w:t>Evidence</w:t>
+      </w:r>
+    </w:p>
+    <w:p>
+      <w:pPr>
+        <w:spacing w:line="336" w:lineRule="auto" w:after="180"/>
+      </w:pPr>
       <w:r>
         <w:rPr>
           <w:b w:val="0"/>
         </w:rPr>
-        <w:t xml:space="preserve">.     TRANSFER CASE: predict and name </w:t>
-      </w:r>
-      <w:r>
-        <w:rPr>
-          <w:b/>
-        </w:rPr>
-        <w:t>evidence</w:t>
-      </w:r>
-      <w:r>
-        <w:rPr>
-          <w:b w:val="0"/>
-        </w:rPr>
-        <w:t>.</w:t>
-      </w:r>
-    </w:p>
-    <w:p>
-      <w:pPr>
-        <w:spacing w:line="336" w:lineRule="auto" w:after="180"/>
-        <w:shd w:fill="F5F1FB"/>
-      </w:pPr>
-      <w:r>
-        <w:rPr>
-          <w:b w:val="0"/>
-        </w:rPr>
-        <w:t>Which case is most likely to reveal a hidden assumption? Why?</w:t>
-      </w:r>
-    </w:p>
-    <w:p>
-      <w:pPr>
-        <w:pStyle w:val="Heading3"/>
-      </w:pPr>
-      <w:r>
-        <w:t>Write or draw your reasoning and evidence.</w:t>
-      </w:r>
-    </w:p>
-    <w:p>
-      <w:r>
-        <w:t>________________________________________________________________</w:t>
-      </w:r>
-    </w:p>
-    <w:p>
-      <w:r>
-        <w:t>________________________________________________________________</w:t>
-      </w:r>
-    </w:p>
-    <w:p>
-      <w:r>
-        <w:t>________________________________________________________________</w:t>
-      </w:r>
-    </w:p>
-    <w:p>
-      <w:r>
-        <w:t>________________________________________________________________</w:t>
-      </w:r>
-    </w:p>
-    <w:p>
-      <w:r>
-        <w:t>________________________________________________________________</w:t>
-      </w:r>
-    </w:p>
-    <w:p>
-      <w:pPr>
-        <w:pStyle w:val="Heading3"/>
-      </w:pPr>
-      <w:r>
-        <w:t>Change one thing in the pictured case</w:t>
-      </w:r>
-    </w:p>
-    <w:p>
-      <w:pPr>
-        <w:pStyle w:val="Heading3"/>
-      </w:pPr>
-      <w:r>
-        <w:t>Change one thing</w:t>
-      </w:r>
-    </w:p>
-    <w:p>
-      <w:pPr>
-        <w:spacing w:line="336" w:lineRule="auto" w:after="180"/>
-        <w:shd w:fill="F5F1FB"/>
-      </w:pPr>
-      <w:r>
-        <w:rPr>
-          <w:b w:val="0"/>
-        </w:rPr>
-        <w:t>Change: Replace the last page count 90 with 100.</w:t>
-      </w:r>
-    </w:p>
-    <w:p>
-      <w:pPr>
-        <w:pStyle w:val="Heading3"/>
-      </w:pPr>
-      <w:r>
-        <w:t>Predicted result</w:t>
-      </w:r>
-    </w:p>
-    <w:p>
-      <w:pPr>
-        <w:spacing w:line="336" w:lineRule="auto" w:after="180"/>
-        <w:shd w:fill="F1F6FC"/>
-      </w:pPr>
-      <w:r>
-        <w:rPr>
-          <w:b/>
-        </w:rPr>
-        <w:t>Prediction</w:t>
-      </w:r>
-      <w:r>
-        <w:rPr>
-          <w:b w:val="0"/>
-        </w:rPr>
-        <w:t>: The final count becomes 1.</w:t>
-      </w:r>
-    </w:p>
-    <w:p>
-      <w:pPr>
-        <w:pStyle w:val="Heading3"/>
-      </w:pPr>
-      <w:r>
-        <w:t>Why the result follows</w:t>
-      </w:r>
-    </w:p>
-    <w:p>
-      <w:pPr>
-        <w:spacing w:line="336" w:lineRule="auto" w:after="180"/>
-        <w:shd w:fill="F1F6FC"/>
-      </w:pPr>
-      <w:r>
-        <w:rPr>
-          <w:b w:val="0"/>
-        </w:rPr>
-        <w:t>Reason: The comparison is strictly less than 100, so the boundary value does not qualify.</w:t>
-      </w:r>
-    </w:p>
-    <w:p>
-      <w:pPr>
-        <w:pStyle w:val="Heading1"/>
-      </w:pPr>
-      <w:r>
-        <w:t>05. Words that unlock the idea</w:t>
-      </w:r>
-    </w:p>
-    <w:p>
-      <w:r>
-        <w:t>Use the vocabulary of Block to Python Bridge to explain a concrete decision, rather than only memorising definitions.</w:t>
-      </w:r>
-    </w:p>
-    <w:p>
-      <w:pPr>
-        <w:spacing w:line="336" w:lineRule="auto" w:after="180"/>
-      </w:pPr>
-      <w:r>
-        <w:rPr>
-          <w:b/>
-        </w:rPr>
-        <w:t>VOCABULARY LAB</w:t>
-      </w:r>
-    </w:p>
-    <w:p>
-      <w:pPr>
-        <w:spacing w:line="336" w:lineRule="auto" w:after="180"/>
-      </w:pPr>
-      <w:r>
-        <w:rPr>
-          <w:b w:val="0"/>
-        </w:rPr>
-        <w:t>Words You Can Use to Reason</w:t>
-      </w:r>
-    </w:p>
-    <w:p>
-      <w:pPr>
-        <w:spacing w:line="336" w:lineRule="auto" w:after="180"/>
-      </w:pPr>
-      <w:r>
-        <w:rPr>
-          <w:b w:val="0"/>
-        </w:rPr>
-        <w:t>A definition matters when you can recognize the idea, use it, and contrast it with a near-miss.</w:t>
+        <w:t>A system is not understood until it survives more than one comfortable example.</w:t>
       </w:r>
     </w:p>
     <w:p>
@@ -1686,7 +1623,7 @@
         <w:drawing>
           <wp:inline xmlns:a="http://schemas.openxmlformats.org/drawingml/2006/main" xmlns:pic="http://schemas.openxmlformats.org/drawingml/2006/picture">
             <wp:extent cx="5486400" cy="3200400"/>
-            <wp:docPr id="10" name="Picture 10" descr="Vocabulary badge: variable"/>
+            <wp:docPr id="10" name="Picture 10" descr="NORMAL CASE illustration"/>
             <wp:cNvGraphicFramePr>
               <a:graphicFrameLocks noChangeAspect="1"/>
             </wp:cNvGraphicFramePr>
@@ -1694,11 +1631,11 @@
               <a:graphicData uri="http://schemas.openxmlformats.org/drawingml/2006/picture">
                 <pic:pic>
                   <pic:nvPicPr>
-                    <pic:cNvPr id="0" name="b5424dc2d520c5e8eadd3acafa13f37bcbc950e1630d73aeee27e5ff917d77e2.png"/>
+                    <pic:cNvPr id="0" name="baa081bb74d63b3556ecfd5951cdc8779d64ec1813de34614621c4e969a973f1.png"/>
                     <pic:cNvPicPr/>
                   </pic:nvPicPr>
                   <pic:blipFill>
-                    <a:blip r:embed="rId17"/>
+                    <a:blip r:embed="rId13"/>
                     <a:stretch>
                       <a:fillRect/>
                     </a:stretch>
@@ -1722,7 +1659,7 @@
         <w:drawing>
           <wp:inline xmlns:a="http://schemas.openxmlformats.org/drawingml/2006/main" xmlns:pic="http://schemas.openxmlformats.org/drawingml/2006/picture">
             <wp:extent cx="5486400" cy="3200400"/>
-            <wp:docPr id="11" name="Picture 11" descr="Vocabulary badge: list"/>
+            <wp:docPr id="11" name="Picture 11" descr="BOUNDARY CASE illustration"/>
             <wp:cNvGraphicFramePr>
               <a:graphicFrameLocks noChangeAspect="1"/>
             </wp:cNvGraphicFramePr>
@@ -1730,11 +1667,11 @@
               <a:graphicData uri="http://schemas.openxmlformats.org/drawingml/2006/picture">
                 <pic:pic>
                   <pic:nvPicPr>
-                    <pic:cNvPr id="0" name="221204e60e9de908e83a0e8fc7fcdd8731ced563fa38bcd707f915649a18ff5f.png"/>
+                    <pic:cNvPr id="0" name="5e6557194a1470352d07b6a509da5d673d81767981996dd1b685f799a5582b76.png"/>
                     <pic:cNvPicPr/>
                   </pic:nvPicPr>
                   <pic:blipFill>
-                    <a:blip r:embed="rId18"/>
+                    <a:blip r:embed="rId14"/>
                     <a:stretch>
                       <a:fillRect/>
                     </a:stretch>
@@ -1754,11 +1691,46 @@
       </w:r>
     </w:p>
     <w:p>
+      <w:pPr>
+        <w:spacing w:line="336" w:lineRule="auto" w:after="180"/>
+      </w:pPr>
+      <w:r>
+        <w:rPr>
+          <w:b w:val="0"/>
+        </w:rPr>
+        <w:t xml:space="preserve">NORMAL CASE: predict and name </w:t>
+      </w:r>
+      <w:r>
+        <w:rPr>
+          <w:b/>
+        </w:rPr>
+        <w:t>evidence</w:t>
+      </w:r>
+      <w:r>
+        <w:rPr>
+          <w:b w:val="0"/>
+        </w:rPr>
+        <w:t xml:space="preserve">.     BOUNDARY CASE: predict and name </w:t>
+      </w:r>
+      <w:r>
+        <w:rPr>
+          <w:b/>
+        </w:rPr>
+        <w:t>evidence</w:t>
+      </w:r>
+      <w:r>
+        <w:rPr>
+          <w:b w:val="0"/>
+        </w:rPr>
+        <w:t>.</w:t>
+      </w:r>
+    </w:p>
+    <w:p>
       <w:r>
         <w:drawing>
           <wp:inline xmlns:a="http://schemas.openxmlformats.org/drawingml/2006/main" xmlns:pic="http://schemas.openxmlformats.org/drawingml/2006/picture">
             <wp:extent cx="5486400" cy="3200400"/>
-            <wp:docPr id="12" name="Picture 12" descr="Vocabulary badge: function"/>
+            <wp:docPr id="12" name="Picture 12" descr="MISSING INFORMATION illustration"/>
             <wp:cNvGraphicFramePr>
               <a:graphicFrameLocks noChangeAspect="1"/>
             </wp:cNvGraphicFramePr>
@@ -1766,11 +1738,11 @@
               <a:graphicData uri="http://schemas.openxmlformats.org/drawingml/2006/picture">
                 <pic:pic>
                   <pic:nvPicPr>
-                    <pic:cNvPr id="0" name="f277af26d7ce833501957bf84a227e604830190f18c7e46e7eb8c1f3d4698a87.png"/>
+                    <pic:cNvPr id="0" name="8e1f2e3affdd81449df265675243cda4511c1e88dd8cd9583d4ea42f6083c297.png"/>
                     <pic:cNvPicPr/>
                   </pic:nvPicPr>
                   <pic:blipFill>
-                    <a:blip r:embed="rId19"/>
+                    <a:blip r:embed="rId15"/>
                     <a:stretch>
                       <a:fillRect/>
                     </a:stretch>
@@ -1794,7 +1766,7 @@
         <w:drawing>
           <wp:inline xmlns:a="http://schemas.openxmlformats.org/drawingml/2006/main" xmlns:pic="http://schemas.openxmlformats.org/drawingml/2006/picture">
             <wp:extent cx="5486400" cy="3200400"/>
-            <wp:docPr id="13" name="Picture 13" descr="Vocabulary badge: condition"/>
+            <wp:docPr id="13" name="Picture 13" descr="TRANSFER CASE illustration"/>
             <wp:cNvGraphicFramePr>
               <a:graphicFrameLocks noChangeAspect="1"/>
             </wp:cNvGraphicFramePr>
@@ -1802,11 +1774,11 @@
               <a:graphicData uri="http://schemas.openxmlformats.org/drawingml/2006/picture">
                 <pic:pic>
                   <pic:nvPicPr>
-                    <pic:cNvPr id="0" name="284947a2565c368f2e5d439d0176744ad7923dc22a6beb2b450f29005ebddd2a.png"/>
+                    <pic:cNvPr id="0" name="a54f0c40e48e47ca92a4c36ebbc98f08b4a78c72cd385d85b0a5a7f07f558757.png"/>
                     <pic:cNvPicPr/>
                   </pic:nvPicPr>
                   <pic:blipFill>
-                    <a:blip r:embed="rId20"/>
+                    <a:blip r:embed="rId16"/>
                     <a:stretch>
                       <a:fillRect/>
                     </a:stretch>
@@ -1825,179 +1797,165 @@
         </w:drawing>
       </w:r>
     </w:p>
-    <w:tbl>
-      <w:tblPr>
-        <w:tblStyle w:val="LightShading-Accent1"/>
-        <w:tblW w:type="auto" w:w="0"/>
-        <w:tblLook w:firstColumn="1" w:firstRow="1" w:lastColumn="0" w:lastRow="0" w:noHBand="0" w:noVBand="1" w:val="04A0"/>
-      </w:tblPr>
-      <w:tblGrid>
-        <w:gridCol w:w="3408"/>
-        <w:gridCol w:w="3408"/>
-        <w:gridCol w:w="3408"/>
-      </w:tblGrid>
-      <w:tr>
-        <w:trPr>
-          <w:tblHeader/>
-        </w:trPr>
-        <w:tc>
-          <w:tcPr>
-            <w:tcW w:type="dxa" w:w="3408"/>
-          </w:tcPr>
-          <w:p>
-            <w:r>
-              <w:t>Word</w:t>
-            </w:r>
-          </w:p>
-        </w:tc>
-        <w:tc>
-          <w:tcPr>
-            <w:tcW w:type="dxa" w:w="3408"/>
-          </w:tcPr>
-          <w:p>
-            <w:r>
-              <w:t>My own example</w:t>
-            </w:r>
-          </w:p>
-        </w:tc>
-        <w:tc>
-          <w:tcPr>
-            <w:tcW w:type="dxa" w:w="3408"/>
-          </w:tcPr>
-          <w:p>
-            <w:r>
-              <w:t>Not this / boundary</w:t>
-            </w:r>
-          </w:p>
-        </w:tc>
-      </w:tr>
-      <w:tr>
-        <w:tc>
-          <w:tcPr>
-            <w:tcW w:type="dxa" w:w="3408"/>
-          </w:tcPr>
-          <w:p>
-            <w:r>
-              <w:t>variable</w:t>
-            </w:r>
-          </w:p>
-        </w:tc>
-        <w:tc>
-          <w:tcPr>
-            <w:tcW w:type="dxa" w:w="3408"/>
-          </w:tcPr>
-          <w:p>
-            <w:r>
-              <w:t>A named reference to a value that can be used or changed in a program.</w:t>
-            </w:r>
-          </w:p>
-        </w:tc>
-        <w:tc>
-          <w:tcPr>
-            <w:tcW w:type="dxa" w:w="3408"/>
-          </w:tcPr>
-          <w:p>
-            <w:r/>
-          </w:p>
-        </w:tc>
-      </w:tr>
-      <w:tr>
-        <w:tc>
-          <w:tcPr>
-            <w:tcW w:type="dxa" w:w="3408"/>
-          </w:tcPr>
-          <w:p>
-            <w:r>
-              <w:t>list</w:t>
-            </w:r>
-          </w:p>
-        </w:tc>
-        <w:tc>
-          <w:tcPr>
-            <w:tcW w:type="dxa" w:w="3408"/>
-          </w:tcPr>
-          <w:p>
-            <w:r>
-              <w:t>An ordered collection of items.</w:t>
-            </w:r>
-          </w:p>
-        </w:tc>
-        <w:tc>
-          <w:tcPr>
-            <w:tcW w:type="dxa" w:w="3408"/>
-          </w:tcPr>
-          <w:p>
-            <w:r/>
-          </w:p>
-        </w:tc>
-      </w:tr>
-      <w:tr>
-        <w:tc>
-          <w:tcPr>
-            <w:tcW w:type="dxa" w:w="3408"/>
-          </w:tcPr>
-          <w:p>
-            <w:r>
-              <w:t>function</w:t>
-            </w:r>
-          </w:p>
-        </w:tc>
-        <w:tc>
-          <w:tcPr>
-            <w:tcW w:type="dxa" w:w="3408"/>
-          </w:tcPr>
-          <w:p>
-            <w:r>
-              <w:t>A named unit of code that performs a task, optionally receiving arguments and returning a value.</w:t>
-            </w:r>
-          </w:p>
-        </w:tc>
-        <w:tc>
-          <w:tcPr>
-            <w:tcW w:type="dxa" w:w="3408"/>
-          </w:tcPr>
-          <w:p>
-            <w:r/>
-          </w:p>
-        </w:tc>
-      </w:tr>
-      <w:tr>
-        <w:tc>
-          <w:tcPr>
-            <w:tcW w:type="dxa" w:w="3408"/>
-          </w:tcPr>
-          <w:p>
-            <w:r>
-              <w:t>condition</w:t>
-            </w:r>
-          </w:p>
-        </w:tc>
-        <w:tc>
-          <w:tcPr>
-            <w:tcW w:type="dxa" w:w="3408"/>
-          </w:tcPr>
-          <w:p>
-            <w:r>
-              <w:t>A statement evaluated as true or false to help select an action.</w:t>
-            </w:r>
-          </w:p>
-        </w:tc>
-        <w:tc>
-          <w:tcPr>
-            <w:tcW w:type="dxa" w:w="3408"/>
-          </w:tcPr>
-          <w:p>
-            <w:r/>
-          </w:p>
-        </w:tc>
-      </w:tr>
-    </w:tbl>
+    <w:p>
+      <w:pPr>
+        <w:spacing w:line="336" w:lineRule="auto" w:after="180"/>
+      </w:pPr>
+      <w:r>
+        <w:rPr>
+          <w:b w:val="0"/>
+        </w:rPr>
+        <w:t xml:space="preserve">MISSING INFORMATION: predict and name </w:t>
+      </w:r>
+      <w:r>
+        <w:rPr>
+          <w:b/>
+        </w:rPr>
+        <w:t>evidence</w:t>
+      </w:r>
+      <w:r>
+        <w:rPr>
+          <w:b w:val="0"/>
+        </w:rPr>
+        <w:t xml:space="preserve">.     TRANSFER CASE: predict and name </w:t>
+      </w:r>
+      <w:r>
+        <w:rPr>
+          <w:b/>
+        </w:rPr>
+        <w:t>evidence</w:t>
+      </w:r>
+      <w:r>
+        <w:rPr>
+          <w:b w:val="0"/>
+        </w:rPr>
+        <w:t>.</w:t>
+      </w:r>
+    </w:p>
     <w:p>
       <w:pPr>
         <w:pStyle w:val="Heading3"/>
       </w:pPr>
       <w:r>
-        <w:t>Words used in the closer explanation</w:t>
+        <w:t>Change one thing in the pictured case</w:t>
+      </w:r>
+    </w:p>
+    <w:p>
+      <w:pPr>
+        <w:pStyle w:val="Heading1"/>
+      </w:pPr>
+      <w:r>
+        <w:t>06. Trace the book counter one decision at a time</w:t>
+      </w:r>
+    </w:p>
+    <w:p>
+      <w:r>
+        <w:t>Counting qualifying books differs from summing page counts.</w:t>
+      </w:r>
+    </w:p>
+    <w:p>
+      <w:pPr>
+        <w:pStyle w:val="Heading2"/>
+      </w:pPr>
+      <w:r>
+        <w:t>Read the complete book-count input</w:t>
+      </w:r>
+    </w:p>
+    <w:p>
+      <w:pPr>
+        <w:spacing w:line="336" w:lineRule="auto" w:after="180"/>
+      </w:pPr>
+      <w:r>
+        <w:rPr>
+          <w:b w:val="0"/>
+        </w:rPr>
+        <w:t>Translate a “count qualifying books” paper procedure into a Python-style trace.</w:t>
+      </w:r>
+    </w:p>
+    <w:p>
+      <w:pPr>
+        <w:spacing w:line="336" w:lineRule="auto" w:after="180"/>
+      </w:pPr>
+      <w:r>
+        <w:rPr>
+          <w:b w:val="0"/>
+        </w:rPr>
+        <w:t>Page counts are [80, 150, 90]. Start count=0; for each pages value, add 1 only when pages&lt;100.</w:t>
+      </w:r>
+    </w:p>
+    <w:p>
+      <w:pPr>
+        <w:spacing w:line="336" w:lineRule="auto" w:after="180"/>
+      </w:pPr>
+      <w:r>
+        <w:rPr>
+          <w:b w:val="0"/>
+        </w:rPr>
+        <w:t xml:space="preserve">All </w:t>
+      </w:r>
+      <w:r>
+        <w:rPr>
+          <w:b/>
+        </w:rPr>
+        <w:t>input</w:t>
+      </w:r>
+      <w:r>
+        <w:rPr>
+          <w:b w:val="0"/>
+        </w:rPr>
+        <w:t>s and outcomes in this worked example are invented classroom data; no real model run is claimed.</w:t>
+      </w:r>
+    </w:p>
+    <w:p>
+      <w:pPr>
+        <w:pStyle w:val="Heading2"/>
+      </w:pPr>
+      <w:r>
+        <w:t>Trace the labelled decisions</w:t>
+      </w:r>
+    </w:p>
+    <w:p>
+      <w:r>
+        <w:drawing>
+          <wp:inline xmlns:a="http://schemas.openxmlformats.org/drawingml/2006/main" xmlns:pic="http://schemas.openxmlformats.org/drawingml/2006/picture">
+            <wp:extent cx="5486400" cy="3182112"/>
+            <wp:docPr id="14" name="Picture 14" descr="Start counter: count begins at 0 before the loop. → Trace decisions: 80 qualifies: count 1. 150 does not: count 1. 90 qualifies: count 2. → Report count: The final result is 2 qualifying books, not the sum of their page counts."/>
+            <wp:cNvGraphicFramePr>
+              <a:graphicFrameLocks noChangeAspect="1"/>
+            </wp:cNvGraphicFramePr>
+            <a:graphic>
+              <a:graphicData uri="http://schemas.openxmlformats.org/drawingml/2006/picture">
+                <pic:pic>
+                  <pic:nvPicPr>
+                    <pic:cNvPr id="0" name="academy-story-ai-3-23-02.png"/>
+                    <pic:cNvPicPr/>
+                  </pic:nvPicPr>
+                  <pic:blipFill>
+                    <a:blip r:embed="rId17"/>
+                    <a:stretch>
+                      <a:fillRect/>
+                    </a:stretch>
+                  </pic:blipFill>
+                  <pic:spPr>
+                    <a:xfrm>
+                      <a:off x="0" y="0"/>
+                      <a:ext cx="5486400" cy="3182112"/>
+                    </a:xfrm>
+                    <a:prstGeom prst="rect"/>
+                  </pic:spPr>
+                </pic:pic>
+              </a:graphicData>
+            </a:graphic>
+          </wp:inline>
+        </w:drawing>
+      </w:r>
+    </w:p>
+    <w:p>
+      <w:pPr>
+        <w:pStyle w:val="Heading3"/>
+      </w:pPr>
+      <w:r>
+        <w:t>Read the picture one step at a time</w:t>
       </w:r>
     </w:p>
     <w:tbl>
@@ -2020,7 +1978,7 @@
           </w:tcPr>
           <w:p>
             <w:r>
-              <w:t>Word</w:t>
+              <w:t>Step</w:t>
             </w:r>
           </w:p>
         </w:tc>
@@ -2030,7 +1988,7 @@
           </w:tcPr>
           <w:p>
             <w:r>
-              <w:t>Meaning</w:t>
+              <w:t>What happens and why</w:t>
             </w:r>
           </w:p>
         </w:tc>
@@ -2042,7 +2000,7 @@
           </w:tcPr>
           <w:p>
             <w:r>
-              <w:t>Algorithm</w:t>
+              <w:t>1. Start counter</w:t>
             </w:r>
           </w:p>
         </w:tc>
@@ -2052,7 +2010,7 @@
           </w:tcPr>
           <w:p>
             <w:r>
-              <w:t>An ordered procedure for solving a stated problem</w:t>
+              <w:t>count begins at 0 before the loop.</w:t>
             </w:r>
           </w:p>
         </w:tc>
@@ -2064,7 +2022,7 @@
           </w:tcPr>
           <w:p>
             <w:r>
-              <w:t>Program</w:t>
+              <w:t>2. Trace decisions</w:t>
             </w:r>
           </w:p>
         </w:tc>
@@ -2074,7 +2032,7 @@
           </w:tcPr>
           <w:p>
             <w:r>
-              <w:t>Instructions written in a language a computer can execute</w:t>
+              <w:t>80 qualifies: count 1. 150 does not: count 1. 90 qualifies: count 2.</w:t>
             </w:r>
           </w:p>
         </w:tc>
@@ -2086,7 +2044,7 @@
           </w:tcPr>
           <w:p>
             <w:r>
-              <w:t>Interpreter</w:t>
+              <w:t>3. Report count</w:t>
             </w:r>
           </w:p>
         </w:tc>
@@ -2096,7 +2054,90 @@
           </w:tcPr>
           <w:p>
             <w:r>
-              <w:t>Software that executes Python instructions</w:t>
+              <w:t>The final result is 2 qualifying books, not the sum of their page counts.</w:t>
+            </w:r>
+          </w:p>
+        </w:tc>
+      </w:tr>
+    </w:tbl>
+    <w:p>
+      <w:r>
+        <w:t>Match each pictured step to the supplied facts. This is a worked teaching case, not an independent assessment.</w:t>
+      </w:r>
+    </w:p>
+    <w:p>
+      <w:pPr>
+        <w:spacing w:line="336" w:lineRule="auto" w:after="180"/>
+      </w:pPr>
+      <w:r>
+        <w:rPr>
+          <w:b w:val="0"/>
+        </w:rPr>
+        <w:t xml:space="preserve">Read the picture in order. The final result is 2 qualifying books, not the sum of their page counts. The arrows show which recorded </w:t>
+      </w:r>
+      <w:r>
+        <w:rPr>
+          <w:b/>
+        </w:rPr>
+        <w:t>input</w:t>
+      </w:r>
+      <w:r>
+        <w:rPr>
+          <w:b w:val="0"/>
+        </w:rPr>
+        <w:t xml:space="preserve"> or intermediate result each decision uses.</w:t>
+      </w:r>
+    </w:p>
+    <w:p>
+      <w:pPr>
+        <w:spacing w:line="336" w:lineRule="auto" w:after="180"/>
+      </w:pPr>
+      <w:r>
+        <w:rPr>
+          <w:b w:val="0"/>
+        </w:rPr>
+        <w:t>Explain the deciding step aloud before checking the changed case; pointing to the final answer alone does not show how it follows.</w:t>
+      </w:r>
+    </w:p>
+    <w:p>
+      <w:pPr>
+        <w:pStyle w:val="Heading2"/>
+      </w:pPr>
+      <w:r>
+        <w:t>Connect five block actions to executable code</w:t>
+      </w:r>
+    </w:p>
+    <w:tbl>
+      <w:tblPr>
+        <w:tblStyle w:val="LightShading-Accent1"/>
+        <w:tblW w:type="auto" w:w="0"/>
+        <w:tblLook w:firstColumn="1" w:firstRow="1" w:lastColumn="0" w:lastRow="0" w:noHBand="0" w:noVBand="1" w:val="04A0"/>
+      </w:tblPr>
+      <w:tblGrid>
+        <w:gridCol w:w="5112"/>
+        <w:gridCol w:w="5112"/>
+      </w:tblGrid>
+      <w:tr>
+        <w:trPr>
+          <w:tblHeader/>
+        </w:trPr>
+        <w:tc>
+          <w:tcPr>
+            <w:tcW w:type="dxa" w:w="5112"/>
+          </w:tcPr>
+          <w:p>
+            <w:r>
+              <w:t>Block action</w:t>
+            </w:r>
+          </w:p>
+        </w:tc>
+        <w:tc>
+          <w:tcPr>
+            <w:tcW w:type="dxa" w:w="5112"/>
+          </w:tcPr>
+          <w:p>
+            <w:r>
+              <w:t>Python and effect</w:t>
             </w:r>
           </w:p>
         </w:tc>
@@ -2108,7 +2149,7 @@
           </w:tcPr>
           <w:p>
             <w:r>
-              <w:t>Assignment</w:t>
+              <w:t>Set counter once</w:t>
             </w:r>
           </w:p>
         </w:tc>
@@ -2118,7 +2159,7 @@
           </w:tcPr>
           <w:p>
             <w:r>
-              <w:t>Binding a name to the value of an expression</w:t>
+              <w:t>count = 0 before the loop</w:t>
             </w:r>
           </w:p>
         </w:tc>
@@ -2130,7 +2171,7 @@
           </w:tcPr>
           <w:p>
             <w:r>
-              <w:t>Output</w:t>
+              <w:t>Repeat for each book</w:t>
             </w:r>
           </w:p>
         </w:tc>
@@ -2140,23 +2181,197 @@
           </w:tcPr>
           <w:p>
             <w:r>
-              <w:t>Information a program displays or returns</w:t>
+              <w:t>for pages in page_counts:</w:t>
+            </w:r>
+          </w:p>
+        </w:tc>
+      </w:tr>
+      <w:tr>
+        <w:tc>
+          <w:tcPr>
+            <w:tcW w:type="dxa" w:w="5112"/>
+          </w:tcPr>
+          <w:p>
+            <w:r>
+              <w:t>Test the strict rule</w:t>
+            </w:r>
+          </w:p>
+        </w:tc>
+        <w:tc>
+          <w:tcPr>
+            <w:tcW w:type="dxa" w:w="5112"/>
+          </w:tcPr>
+          <w:p>
+            <w:r>
+              <w:t>if pages &lt; 100:</w:t>
+            </w:r>
+          </w:p>
+        </w:tc>
+      </w:tr>
+      <w:tr>
+        <w:tc>
+          <w:tcPr>
+            <w:tcW w:type="dxa" w:w="5112"/>
+          </w:tcPr>
+          <w:p>
+            <w:r>
+              <w:t>Increase qualifying count</w:t>
+            </w:r>
+          </w:p>
+        </w:tc>
+        <w:tc>
+          <w:tcPr>
+            <w:tcW w:type="dxa" w:w="5112"/>
+          </w:tcPr>
+          <w:p>
+            <w:r>
+              <w:t>count = count + 1, inside the condition</w:t>
+            </w:r>
+          </w:p>
+        </w:tc>
+      </w:tr>
+      <w:tr>
+        <w:tc>
+          <w:tcPr>
+            <w:tcW w:type="dxa" w:w="5112"/>
+          </w:tcPr>
+          <w:p>
+            <w:r>
+              <w:t>Finish the function</w:t>
+            </w:r>
+          </w:p>
+        </w:tc>
+        <w:tc>
+          <w:tcPr>
+            <w:tcW w:type="dxa" w:w="5112"/>
+          </w:tcPr>
+          <w:p>
+            <w:r>
+              <w:t>return count after the loop; print the returned result</w:t>
             </w:r>
           </w:p>
         </w:tc>
       </w:tr>
     </w:tbl>
     <w:p>
-      <w:pPr>
-        <w:pStyle w:val="Heading1"/>
-      </w:pPr>
-      <w:r>
-        <w:t>06. Follow a worked example</w:t>
-      </w:r>
-    </w:p>
-    <w:p>
-      <w:r>
-        <w:t>Follow the worked trace for Block to Python Bridge, predict a step, then compare with its explanation.</w:t>
+      <w:r>
+        <w:rPr>
+          <w:rFonts w:ascii="Courier New" w:hAnsi="Courier New"/>
+          <w:sz w:val="18"/>
+        </w:rPr>
+        <w:t>def count_short_books(page_counts):</w:t>
+        <w:br/>
+        <w:t xml:space="preserve">    # Supplied input: a list of nonnegative integer page counts.</w:t>
+        <w:br/>
+        <w:t xml:space="preserve">    count = 0</w:t>
+        <w:br/>
+        <w:t xml:space="preserve">    for pages in page_counts:</w:t>
+        <w:br/>
+        <w:t xml:space="preserve">        if pages &lt; 100:</w:t>
+        <w:br/>
+        <w:t xml:space="preserve">            count = count + 1</w:t>
+        <w:br/>
+        <w:t xml:space="preserve">    return count</w:t>
+        <w:br/>
+        <w:br/>
+        <w:t>print(count_short_books([80, 150, 90]))</w:t>
+        <w:br/>
+        <w:t>print(count_short_books([80, 150, 100]))</w:t>
+        <w:br/>
+        <w:t>print(count_short_books([]))</w:t>
+        <w:br/>
+      </w:r>
+    </w:p>
+    <w:p>
+      <w:pPr>
+        <w:pStyle w:val="Heading2"/>
+      </w:pPr>
+      <w:r>
+        <w:t>Predict replacing 90 with 100</w:t>
+      </w:r>
+    </w:p>
+    <w:p>
+      <w:pPr>
+        <w:pStyle w:val="ListBullet"/>
+      </w:pPr>
+      <w:r>
+        <w:t>Change one thing: Replace the last page count 90 with 100. Predict the result before checking the explanation. What remains the same?</w:t>
+      </w:r>
+    </w:p>
+    <w:p>
+      <w:pPr>
+        <w:pStyle w:val="Heading2"/>
+      </w:pPr>
+      <w:r>
+        <w:t>Check after predicting · reference / check after trying</w:t>
+      </w:r>
+    </w:p>
+    <w:p>
+      <w:r>
+        <w:drawing>
+          <wp:inline xmlns:a="http://schemas.openxmlformats.org/drawingml/2006/main" xmlns:pic="http://schemas.openxmlformats.org/drawingml/2006/picture">
+            <wp:extent cx="5486400" cy="3026664"/>
+            <wp:docPr id="15" name="Picture 15" descr="Original case: The final result is 2 qualifying books, not the sum of their page counts. Changed condition: Replace the last page count 90 with 100. Expected result: The final count becomes 1. Reason: The comparison is strictly less than 100, so the boundary value does not qualify."/>
+            <wp:cNvGraphicFramePr>
+              <a:graphicFrameLocks noChangeAspect="1"/>
+            </wp:cNvGraphicFramePr>
+            <a:graphic>
+              <a:graphicData uri="http://schemas.openxmlformats.org/drawingml/2006/picture">
+                <pic:pic>
+                  <pic:nvPicPr>
+                    <pic:cNvPr id="0" name="academy-story-ai-3-23-04.png"/>
+                    <pic:cNvPicPr/>
+                  </pic:nvPicPr>
+                  <pic:blipFill>
+                    <a:blip r:embed="rId18"/>
+                    <a:stretch>
+                      <a:fillRect/>
+                    </a:stretch>
+                  </pic:blipFill>
+                  <pic:spPr>
+                    <a:xfrm>
+                      <a:off x="0" y="0"/>
+                      <a:ext cx="5486400" cy="3026664"/>
+                    </a:xfrm>
+                    <a:prstGeom prst="rect"/>
+                  </pic:spPr>
+                </pic:pic>
+              </a:graphicData>
+            </a:graphic>
+          </wp:inline>
+        </w:drawing>
+      </w:r>
+    </w:p>
+    <w:p>
+      <w:pPr>
+        <w:pStyle w:val="Heading2"/>
+      </w:pPr>
+      <w:r>
+        <w:t>State what this deterministic result does not measure</w:t>
+      </w:r>
+    </w:p>
+    <w:p>
+      <w:pPr>
+        <w:pStyle w:val="ListBullet"/>
+      </w:pPr>
+      <w:r>
+        <w:t>This deterministic loop counts a stated condition; it neither trains a model nor measures whether the books suit a reader.</w:t>
+      </w:r>
+    </w:p>
+    <w:p>
+      <w:pPr>
+        <w:pStyle w:val="ListBullet"/>
+      </w:pPr>
+      <w:r>
+        <w:t>Read the labelled picture: Trace the changed list and identify where the result differs. Point to the relevant step in the picture, then write the changed result and the rule or evidence that supports it.</w:t>
+      </w:r>
+    </w:p>
+    <w:p>
+      <w:pPr>
+        <w:pStyle w:val="Heading2"/>
+      </w:pPr>
+      <w:r>
+        <w:t>Packing warm-up · Prediction versus observation · reference / check after trying</w:t>
       </w:r>
     </w:p>
     <w:p>
@@ -2165,7 +2380,85 @@
       </w:pPr>
       <w:r>
         <w:rPr>
+          <w:b w:val="0"/>
+        </w:rPr>
+        <w:t xml:space="preserve">Write 24 as the expected </w:t>
+      </w:r>
+      <w:r>
+        <w:rPr>
           <w:b/>
+        </w:rPr>
+        <w:t>output</w:t>
+      </w:r>
+      <w:r>
+        <w:rPr>
+          <w:b w:val="0"/>
+        </w:rPr>
+        <w:t xml:space="preserve"> before running. Then copy the actual </w:t>
+      </w:r>
+      <w:r>
+        <w:rPr>
+          <w:b/>
+        </w:rPr>
+        <w:t>output</w:t>
+      </w:r>
+      <w:r>
+        <w:rPr>
+          <w:b w:val="0"/>
+        </w:rPr>
+        <w:t xml:space="preserve"> into a separate column. A matching result supports this case, not every possible </w:t>
+      </w:r>
+      <w:r>
+        <w:rPr>
+          <w:b/>
+        </w:rPr>
+        <w:t>input</w:t>
+      </w:r>
+      <w:r>
+        <w:rPr>
+          <w:b w:val="0"/>
+        </w:rPr>
+        <w:t>.</w:t>
+      </w:r>
+    </w:p>
+    <w:p>
+      <w:pPr>
+        <w:spacing w:line="336" w:lineRule="auto" w:after="180"/>
+      </w:pPr>
+      <w:r>
+        <w:rPr>
+          <w:b w:val="0"/>
+        </w:rPr>
+        <w:t xml:space="preserve">A saved file may contain an old edit: save again and rerun the whole script. Do not type the expected number into the </w:t>
+      </w:r>
+      <w:r>
+        <w:rPr>
+          <w:b/>
+        </w:rPr>
+        <w:t>output</w:t>
+      </w:r>
+      <w:r>
+        <w:rPr>
+          <w:b w:val="0"/>
+        </w:rPr>
+        <w:t xml:space="preserve"> record without running.</w:t>
+      </w:r>
+    </w:p>
+    <w:p>
+      <w:pPr>
+        <w:pStyle w:val="Heading2"/>
+      </w:pPr>
+      <w:r>
+        <w:t>Earlier wording, alternatives and picture transcripts · reference / check after trying</w:t>
+      </w:r>
+    </w:p>
+    <w:p>
+      <w:pPr>
+        <w:spacing w:line="336" w:lineRule="auto" w:after="180"/>
+      </w:pPr>
+      <w:r>
+        <w:rPr>
+          <w:b w:val="0"/>
         </w:rPr>
         <w:t xml:space="preserve">WORKED </w:t>
       </w:r>
@@ -2215,7 +2508,7 @@
         <w:drawing>
           <wp:inline xmlns:a="http://schemas.openxmlformats.org/drawingml/2006/main" xmlns:pic="http://schemas.openxmlformats.org/drawingml/2006/picture">
             <wp:extent cx="5486400" cy="2377440"/>
-            <wp:docPr id="14" name="Picture 14" descr="Worked evidence for Block-to-Python Bridge"/>
+            <wp:docPr id="16" name="Picture 16" descr="Worked evidence for Block-to-Python Bridge"/>
             <wp:cNvGraphicFramePr>
               <a:graphicFrameLocks noChangeAspect="1"/>
             </wp:cNvGraphicFramePr>
@@ -2227,7 +2520,7 @@
                     <pic:cNvPicPr/>
                   </pic:nvPicPr>
                   <pic:blipFill>
-                    <a:blip r:embed="rId21"/>
+                    <a:blip r:embed="rId19"/>
                     <a:stretch>
                       <a:fillRect/>
                     </a:stretch>
@@ -2249,7 +2542,6 @@
     <w:p>
       <w:pPr>
         <w:spacing w:line="336" w:lineRule="auto" w:after="180"/>
-        <w:shd w:fill="F4F9FC"/>
       </w:pPr>
       <w:r>
         <w:rPr>
@@ -2261,7 +2553,6 @@
     <w:p>
       <w:pPr>
         <w:spacing w:line="336" w:lineRule="auto" w:after="180"/>
-        <w:shd w:fill="F4F9FC"/>
       </w:pPr>
       <w:r>
         <w:rPr>
@@ -2273,7 +2564,6 @@
     <w:p>
       <w:pPr>
         <w:spacing w:line="336" w:lineRule="auto" w:after="180"/>
-        <w:shd w:fill="F4F9FC"/>
       </w:pPr>
       <w:r>
         <w:rPr>
@@ -2297,7 +2587,6 @@
     <w:p>
       <w:pPr>
         <w:spacing w:line="336" w:lineRule="auto" w:after="180"/>
-        <w:shd w:fill="F4F9FC"/>
       </w:pPr>
       <w:r>
         <w:rPr>
@@ -2377,7 +2666,6 @@
     <w:p>
       <w:pPr>
         <w:spacing w:line="336" w:lineRule="auto" w:after="180"/>
-        <w:shd w:fill="F5F1FB"/>
       </w:pPr>
       <w:r>
         <w:rPr>
@@ -2586,79 +2874,51 @@
         <w:pStyle w:val="Heading3"/>
       </w:pPr>
       <w:r>
-        <w:t>Worked explanation · Block to Python Bridge</w:t>
+        <w:t>Why is there no displayed output after the third line? What changes if print(total) is placed first in a fresh run, before any assignment? Explain using which names exist.</w:t>
+      </w:r>
+    </w:p>
+    <w:p>
+      <w:r>
+        <w:t>________________________________________________________________</w:t>
+      </w:r>
+    </w:p>
+    <w:p>
+      <w:r>
+        <w:t>________________________________________________________________</w:t>
+      </w:r>
+    </w:p>
+    <w:p>
+      <w:r>
+        <w:t>________________________________________________________________</w:t>
+      </w:r>
+    </w:p>
+    <w:p>
+      <w:r>
+        <w:t>________________________________________________________________</w:t>
+      </w:r>
+    </w:p>
+    <w:p>
+      <w:r>
+        <w:t>________________________________________________________________</w:t>
+      </w:r>
+    </w:p>
+    <w:p>
+      <w:pPr>
+        <w:pStyle w:val="Heading3"/>
+      </w:pPr>
+      <w:r>
+        <w:t>Learn from the worked case</w:t>
       </w:r>
     </w:p>
     <w:p>
       <w:pPr>
         <w:spacing w:line="336" w:lineRule="auto" w:after="180"/>
-        <w:shd w:fill="F1F6FC"/>
       </w:pPr>
       <w:r>
         <w:rPr>
           <w:b w:val="0"/>
         </w:rPr>
-        <w:t xml:space="preserve">Write 24 as the expected </w:t>
-      </w:r>
-      <w:r>
-        <w:rPr>
-          <w:b/>
-        </w:rPr>
-        <w:t>output</w:t>
-      </w:r>
-      <w:r>
-        <w:rPr>
-          <w:b w:val="0"/>
-        </w:rPr>
-        <w:t xml:space="preserve"> before running. Then copy the actual </w:t>
-      </w:r>
-      <w:r>
-        <w:rPr>
-          <w:b/>
-        </w:rPr>
-        <w:t>output</w:t>
-      </w:r>
-      <w:r>
-        <w:rPr>
-          <w:b w:val="0"/>
-        </w:rPr>
-        <w:t xml:space="preserve"> into a separate column. A matching result supports this case, not every possible </w:t>
-      </w:r>
-      <w:r>
-        <w:rPr>
-          <w:b/>
-        </w:rPr>
-        <w:t>input</w:t>
-      </w:r>
-      <w:r>
-        <w:rPr>
-          <w:b w:val="0"/>
-        </w:rPr>
-        <w:t>.</w:t>
-      </w:r>
-    </w:p>
-    <w:p>
-      <w:pPr>
-        <w:spacing w:line="336" w:lineRule="auto" w:after="180"/>
-        <w:shd w:fill="F1F6FC"/>
-      </w:pPr>
-      <w:r>
-        <w:rPr>
-          <w:b w:val="0"/>
-        </w:rPr>
-        <w:t xml:space="preserve">A saved file may contain an old edit: save again and rerun the whole script. Do not type the expected number into the </w:t>
-      </w:r>
-      <w:r>
-        <w:rPr>
-          <w:b/>
-        </w:rPr>
-        <w:t>output</w:t>
-      </w:r>
-      <w:r>
-        <w:rPr>
-          <w:b w:val="0"/>
-        </w:rPr>
-        <w:t xml:space="preserve"> record without running.</w:t>
+        <w:t>Cover the result before checking it. Say what is given, choose the procedure, and follow one step at a time. Then uncover the result and explain your first mismatch. Ask why a step is allowed, not only what number it produces.</w:t>
       </w:r>
     </w:p>
     <w:p>
@@ -2666,32 +2926,7 @@
         <w:pStyle w:val="Heading3"/>
       </w:pPr>
       <w:r>
-        <w:t>Why is there no displayed output after the third line? What changes if print(total) is placed first in a fresh run, before any assignment? Explain using which names exist.</w:t>
-      </w:r>
-    </w:p>
-    <w:p>
-      <w:r>
-        <w:t>________________________________________________________________</w:t>
-      </w:r>
-    </w:p>
-    <w:p>
-      <w:r>
-        <w:t>________________________________________________________________</w:t>
-      </w:r>
-    </w:p>
-    <w:p>
-      <w:r>
-        <w:t>________________________________________________________________</w:t>
-      </w:r>
-    </w:p>
-    <w:p>
-      <w:r>
-        <w:t>________________________________________________________________</w:t>
-      </w:r>
-    </w:p>
-    <w:p>
-      <w:r>
-        <w:t>________________________________________________________________</w:t>
+        <w:t>A pictorial worked case: Block to Python Bridge</w:t>
       </w:r>
     </w:p>
     <w:p>
@@ -2699,97 +2934,7 @@
         <w:pStyle w:val="Heading3"/>
       </w:pPr>
       <w:r>
-        <w:t>Learn from the worked case</w:t>
-      </w:r>
-    </w:p>
-    <w:p>
-      <w:pPr>
-        <w:spacing w:line="336" w:lineRule="auto" w:after="180"/>
-      </w:pPr>
-      <w:r>
-        <w:rPr>
-          <w:b w:val="0"/>
-        </w:rPr>
-        <w:t>Cover the result before checking it. Say what is given, choose the procedure, and follow one step at a time. Then uncover the result and explain your first mismatch. Ask why a step is allowed, not only what number it produces.</w:t>
-      </w:r>
-    </w:p>
-    <w:p>
-      <w:pPr>
-        <w:pStyle w:val="Heading3"/>
-      </w:pPr>
-      <w:r>
-        <w:t>A pictorial worked case: Block to Python Bridge</w:t>
-      </w:r>
-    </w:p>
-    <w:p>
-      <w:pPr>
-        <w:spacing w:line="336" w:lineRule="auto" w:after="180"/>
-      </w:pPr>
-      <w:r>
-        <w:rPr>
-          <w:b w:val="0"/>
-        </w:rPr>
-        <w:t>Translate a “count qualifying books” paper procedure into a Python-style trace.</w:t>
-      </w:r>
-    </w:p>
-    <w:p>
-      <w:pPr>
-        <w:pStyle w:val="Heading3"/>
-      </w:pPr>
-      <w:r>
         <w:t>The facts we will use</w:t>
-      </w:r>
-    </w:p>
-    <w:p>
-      <w:pPr>
-        <w:pStyle w:val="Heading3"/>
-      </w:pPr>
-      <w:r>
-        <w:t>Supplied facts</w:t>
-      </w:r>
-    </w:p>
-    <w:p>
-      <w:pPr>
-        <w:spacing w:line="336" w:lineRule="auto" w:after="180"/>
-        <w:shd w:fill="F1F6FC"/>
-      </w:pPr>
-      <w:r>
-        <w:rPr>
-          <w:b w:val="0"/>
-        </w:rPr>
-        <w:t>Page counts are [80, 150, 90]. Start count=0; for each pages value, add 1 only when pages&lt;100.</w:t>
-      </w:r>
-    </w:p>
-    <w:p>
-      <w:pPr>
-        <w:pStyle w:val="Heading3"/>
-      </w:pPr>
-      <w:r>
-        <w:t>Supplied facts</w:t>
-      </w:r>
-    </w:p>
-    <w:p>
-      <w:pPr>
-        <w:spacing w:line="336" w:lineRule="auto" w:after="180"/>
-        <w:shd w:fill="F1F6FC"/>
-      </w:pPr>
-      <w:r>
-        <w:rPr>
-          <w:b w:val="0"/>
-        </w:rPr>
-        <w:t xml:space="preserve">All </w:t>
-      </w:r>
-      <w:r>
-        <w:rPr>
-          <w:b/>
-        </w:rPr>
-        <w:t>input</w:t>
-      </w:r>
-      <w:r>
-        <w:rPr>
-          <w:b w:val="0"/>
-        </w:rPr>
-        <w:t>s and outcomes in this worked example are invented classroom data; no real model run is claimed.</w:t>
       </w:r>
     </w:p>
     <w:p>
@@ -2797,7 +2942,7 @@
         <w:drawing>
           <wp:inline xmlns:a="http://schemas.openxmlformats.org/drawingml/2006/main" xmlns:pic="http://schemas.openxmlformats.org/drawingml/2006/picture">
             <wp:extent cx="5486400" cy="5225143"/>
-            <wp:docPr id="15" name="Picture 15" descr="Block to Python Bridge. Start counter: count begins at 0 before the loop.. Trace decisions: 80 qualifies: count 1. 150 does not: count 1. 90 qualifies: count 2.. Report count: The final result is 2 qualifying books, not the sum of their page counts."/>
+            <wp:docPr id="17" name="Picture 17" descr="Block to Python Bridge. Start counter: count begins at 0 before the loop.. Trace decisions: 80 qualifies: count 1. 150 does not: count 1. 90 qualifies: count 2.. Report count: The final result is 2 qualifying books, not the sum of their page counts."/>
             <wp:cNvGraphicFramePr>
               <a:graphicFrameLocks noChangeAspect="1"/>
             </wp:cNvGraphicFramePr>
@@ -2809,7 +2954,7 @@
                     <pic:cNvPicPr/>
                   </pic:nvPicPr>
                   <pic:blipFill>
-                    <a:blip r:embed="rId22"/>
+                    <a:blip r:embed="rId20"/>
                     <a:stretch>
                       <a:fillRect/>
                     </a:stretch>
@@ -2833,114 +2978,7 @@
         <w:pStyle w:val="Heading3"/>
       </w:pPr>
       <w:r>
-        <w:t>Read the picture one step at a time</w:t>
-      </w:r>
-    </w:p>
-    <w:tbl>
-      <w:tblPr>
-        <w:tblStyle w:val="LightShading-Accent1"/>
-        <w:tblW w:type="auto" w:w="0"/>
-        <w:tblLook w:firstColumn="1" w:firstRow="1" w:lastColumn="0" w:lastRow="0" w:noHBand="0" w:noVBand="1" w:val="04A0"/>
-      </w:tblPr>
-      <w:tblGrid>
-        <w:gridCol w:w="5112"/>
-        <w:gridCol w:w="5112"/>
-      </w:tblGrid>
-      <w:tr>
-        <w:trPr>
-          <w:tblHeader/>
-        </w:trPr>
-        <w:tc>
-          <w:tcPr>
-            <w:tcW w:type="dxa" w:w="5112"/>
-          </w:tcPr>
-          <w:p>
-            <w:r>
-              <w:t>Step</w:t>
-            </w:r>
-          </w:p>
-        </w:tc>
-        <w:tc>
-          <w:tcPr>
-            <w:tcW w:type="dxa" w:w="5112"/>
-          </w:tcPr>
-          <w:p>
-            <w:r>
-              <w:t>What happens and why</w:t>
-            </w:r>
-          </w:p>
-        </w:tc>
-      </w:tr>
-      <w:tr>
-        <w:tc>
-          <w:tcPr>
-            <w:tcW w:type="dxa" w:w="5112"/>
-          </w:tcPr>
-          <w:p>
-            <w:r>
-              <w:t>1. Start counter</w:t>
-            </w:r>
-          </w:p>
-        </w:tc>
-        <w:tc>
-          <w:tcPr>
-            <w:tcW w:type="dxa" w:w="5112"/>
-          </w:tcPr>
-          <w:p>
-            <w:r>
-              <w:t>count begins at 0 before the loop.</w:t>
-            </w:r>
-          </w:p>
-        </w:tc>
-      </w:tr>
-      <w:tr>
-        <w:tc>
-          <w:tcPr>
-            <w:tcW w:type="dxa" w:w="5112"/>
-          </w:tcPr>
-          <w:p>
-            <w:r>
-              <w:t>2. Trace decisions</w:t>
-            </w:r>
-          </w:p>
-        </w:tc>
-        <w:tc>
-          <w:tcPr>
-            <w:tcW w:type="dxa" w:w="5112"/>
-          </w:tcPr>
-          <w:p>
-            <w:r>
-              <w:t>80 qualifies: count 1. 150 does not: count 1. 90 qualifies: count 2.</w:t>
-            </w:r>
-          </w:p>
-        </w:tc>
-      </w:tr>
-      <w:tr>
-        <w:tc>
-          <w:tcPr>
-            <w:tcW w:type="dxa" w:w="5112"/>
-          </w:tcPr>
-          <w:p>
-            <w:r>
-              <w:t>3. Report count</w:t>
-            </w:r>
-          </w:p>
-        </w:tc>
-        <w:tc>
-          <w:tcPr>
-            <w:tcW w:type="dxa" w:w="5112"/>
-          </w:tcPr>
-          <w:p>
-            <w:r>
-              <w:t>The final result is 2 qualifying books, not the sum of their page counts.</w:t>
-            </w:r>
-          </w:p>
-        </w:tc>
-      </w:tr>
-    </w:tbl>
-    <w:p>
-      <w:r>
-        <w:t>Match each pictured step to the supplied facts. This is a worked teaching case, not an independent assessment.</w:t>
+        <w:t>Why this result follows</w:t>
       </w:r>
     </w:p>
     <w:p>
@@ -2948,7 +2986,58 @@
         <w:pStyle w:val="Heading3"/>
       </w:pPr>
       <w:r>
-        <w:t>Why this result follows</w:t>
+        <w:t>What this example does not establish</w:t>
+      </w:r>
+    </w:p>
+    <w:p>
+      <w:pPr>
+        <w:pStyle w:val="Heading1"/>
+      </w:pPr>
+      <w:r>
+        <w:t>07. Find a statement placed at the wrong scope</w:t>
+      </w:r>
+    </w:p>
+    <w:p>
+      <w:r>
+        <w:t>A passing example can hide a changed procedure.</w:t>
+      </w:r>
+    </w:p>
+    <w:p>
+      <w:pPr>
+        <w:pStyle w:val="Heading2"/>
+      </w:pPr>
+      <w:r>
+        <w:t>Repair the reset and boundary shortcuts</w:t>
+      </w:r>
+    </w:p>
+    <w:p>
+      <w:pPr>
+        <w:spacing w:line="336" w:lineRule="auto" w:after="180"/>
+      </w:pPr>
+      <w:r>
+        <w:rPr>
+          <w:b w:val="0"/>
+        </w:rPr>
+        <w:t>Claim to repair: Put count=0 inside the loop so it starts fresh for every book. That erases the accumulated count before each decision. In the supplied three-book list it can accidentally finish at 1 instead of 2. Keep initialization before the loop. A different error is using pages&lt;=100 when the rule says fewer than 100; boundary 100 must not qualify.</w:t>
+      </w:r>
+    </w:p>
+    <w:p>
+      <w:pPr>
+        <w:spacing w:line="336" w:lineRule="auto" w:after="180"/>
+      </w:pPr>
+      <w:r>
+        <w:rPr>
+          <w:b w:val="0"/>
+        </w:rPr>
+        <w:t>Explain the state change instead of fixing code until it happens to print the expected number.</w:t>
+      </w:r>
+    </w:p>
+    <w:p>
+      <w:pPr>
+        <w:pStyle w:val="Heading2"/>
+      </w:pPr>
+      <w:r>
+        <w:t>Design a revealing follow-up</w:t>
       </w:r>
     </w:p>
     <w:p>
@@ -2956,174 +3045,45 @@
         <w:pStyle w:val="Heading3"/>
       </w:pPr>
       <w:r>
-        <w:t>Why the result follows</w:t>
+        <w:t>A script runs without an error and displays 11 for five packs of six. Is it correct for the stated requirement? Give the required result, the likely wrong operation and one check after repair. State whether your evidence came from a device run or a paper trace.</w:t>
+      </w:r>
+    </w:p>
+    <w:p>
+      <w:r>
+        <w:t>________________________________________________________________</w:t>
+      </w:r>
+    </w:p>
+    <w:p>
+      <w:r>
+        <w:t>________________________________________________________________</w:t>
+      </w:r>
+    </w:p>
+    <w:p>
+      <w:r>
+        <w:t>________________________________________________________________</w:t>
+      </w:r>
+    </w:p>
+    <w:p>
+      <w:r>
+        <w:t>________________________________________________________________</w:t>
+      </w:r>
+    </w:p>
+    <w:p>
+      <w:r>
+        <w:t>________________________________________________________________</w:t>
+      </w:r>
+    </w:p>
+    <w:p>
+      <w:pPr>
+        <w:pStyle w:val="Heading2"/>
+      </w:pPr>
+      <w:r>
+        <w:t>Earlier wording, alternatives and picture transcripts · reference / check after trying</w:t>
       </w:r>
     </w:p>
     <w:p>
       <w:pPr>
         <w:spacing w:line="336" w:lineRule="auto" w:after="180"/>
-        <w:shd w:fill="F1F6FC"/>
-      </w:pPr>
-      <w:r>
-        <w:rPr>
-          <w:b w:val="0"/>
-        </w:rPr>
-        <w:t xml:space="preserve">Read the picture in order. The final result is 2 qualifying books, not the sum of their page counts. The arrows show which recorded </w:t>
-      </w:r>
-      <w:r>
-        <w:rPr>
-          <w:b/>
-        </w:rPr>
-        <w:t>input</w:t>
-      </w:r>
-      <w:r>
-        <w:rPr>
-          <w:b w:val="0"/>
-        </w:rPr>
-        <w:t xml:space="preserve"> or intermediate result each decision uses.</w:t>
-      </w:r>
-    </w:p>
-    <w:p>
-      <w:pPr>
-        <w:spacing w:line="336" w:lineRule="auto" w:after="180"/>
-        <w:shd w:fill="F1F6FC"/>
-      </w:pPr>
-      <w:r>
-        <w:rPr>
-          <w:b w:val="0"/>
-        </w:rPr>
-        <w:t>Explain the deciding step aloud before checking the changed case; pointing to the final answer alone does not show how it follows.</w:t>
-      </w:r>
-    </w:p>
-    <w:p>
-      <w:pPr>
-        <w:pStyle w:val="Heading3"/>
-      </w:pPr>
-      <w:r>
-        <w:t>What this example does not establish</w:t>
-      </w:r>
-    </w:p>
-    <w:p>
-      <w:pPr>
-        <w:pStyle w:val="Heading3"/>
-      </w:pPr>
-      <w:r>
-        <w:t>Keep the stated limit</w:t>
-      </w:r>
-    </w:p>
-    <w:p>
-      <w:pPr>
-        <w:spacing w:line="336" w:lineRule="auto" w:after="180"/>
-        <w:shd w:fill="FFF5E6"/>
-      </w:pPr>
-      <w:r>
-        <w:rPr>
-          <w:b w:val="0"/>
-        </w:rPr>
-        <w:t xml:space="preserve">This deterministic loop counts a stated </w:t>
-      </w:r>
-      <w:r>
-        <w:rPr>
-          <w:b/>
-        </w:rPr>
-        <w:t>condition</w:t>
-      </w:r>
-      <w:r>
-        <w:rPr>
-          <w:b w:val="0"/>
-        </w:rPr>
-        <w:t>; it neither trains a model nor measures whether the books suit a reader.</w:t>
-      </w:r>
-    </w:p>
-    <w:p>
-      <w:pPr>
-        <w:pStyle w:val="Heading3"/>
-      </w:pPr>
-      <w:r>
-        <w:t>Keep the stated limit</w:t>
-      </w:r>
-    </w:p>
-    <w:p>
-      <w:pPr>
-        <w:spacing w:line="336" w:lineRule="auto" w:after="180"/>
-        <w:shd w:fill="FFF5E6"/>
-      </w:pPr>
-      <w:r>
-        <w:rPr>
-          <w:b w:val="0"/>
-        </w:rPr>
-        <w:t xml:space="preserve">Read the labelled picture: Trace the changed </w:t>
-      </w:r>
-      <w:r>
-        <w:rPr>
-          <w:b/>
-        </w:rPr>
-        <w:t>list</w:t>
-      </w:r>
-      <w:r>
-        <w:rPr>
-          <w:b w:val="0"/>
-        </w:rPr>
-        <w:t xml:space="preserve"> and identify where the result differs. Point to the relevant step in the picture, then write the changed result and the rule or </w:t>
-      </w:r>
-      <w:r>
-        <w:rPr>
-          <w:b/>
-        </w:rPr>
-        <w:t>evidence</w:t>
-      </w:r>
-      <w:r>
-        <w:rPr>
-          <w:b w:val="0"/>
-        </w:rPr>
-        <w:t xml:space="preserve"> that supports it.</w:t>
-      </w:r>
-    </w:p>
-    <w:p>
-      <w:pPr>
-        <w:pStyle w:val="Heading3"/>
-      </w:pPr>
-      <w:r>
-        <w:t>Keep the stated limit</w:t>
-      </w:r>
-    </w:p>
-    <w:p>
-      <w:pPr>
-        <w:spacing w:line="336" w:lineRule="auto" w:after="180"/>
-        <w:shd w:fill="FFF5E6"/>
-      </w:pPr>
-      <w:r>
-        <w:rPr>
-          <w:b w:val="0"/>
-        </w:rPr>
-        <w:t>Change one thing: Replace the last page count 90 with 100. Predict the result before checking the explanation. What remains the same?</w:t>
-      </w:r>
-    </w:p>
-    <w:p>
-      <w:pPr>
-        <w:pStyle w:val="Heading1"/>
-      </w:pPr>
-      <w:r>
-        <w:t>07. Find and repair a mistake</w:t>
-      </w:r>
-    </w:p>
-    <w:p>
-      <w:r>
-        <w:t>Find the unsupported step in the Block to Python Bridge claim and explain a repair using the supplied evidence.</w:t>
-      </w:r>
-    </w:p>
-    <w:p>
-      <w:pPr>
-        <w:pStyle w:val="Heading3"/>
-      </w:pPr>
-      <w:r>
-        <w:t>Find the first error</w:t>
-      </w:r>
-    </w:p>
-    <w:p>
-      <w:pPr>
-        <w:spacing w:line="336" w:lineRule="auto" w:after="180"/>
-        <w:shd w:fill="FFF5E6"/>
       </w:pPr>
       <w:r>
         <w:rPr>
@@ -3171,7 +3131,7 @@
         <w:drawing>
           <wp:inline xmlns:a="http://schemas.openxmlformats.org/drawingml/2006/main" xmlns:pic="http://schemas.openxmlformats.org/drawingml/2006/picture">
             <wp:extent cx="5486400" cy="1901952"/>
-            <wp:docPr id="16" name="Picture 16" descr="Misconception diagnosis for Block-to-Python Bridge"/>
+            <wp:docPr id="18" name="Picture 18" descr="Misconception diagnosis for Block-to-Python Bridge"/>
             <wp:cNvGraphicFramePr>
               <a:graphicFrameLocks noChangeAspect="1"/>
             </wp:cNvGraphicFramePr>
@@ -3183,7 +3143,7 @@
                     <pic:cNvPicPr/>
                   </pic:nvPicPr>
                   <pic:blipFill>
-                    <a:blip r:embed="rId23"/>
+                    <a:blip r:embed="rId21"/>
                     <a:stretch>
                       <a:fillRect/>
                     </a:stretch>
@@ -3415,7 +3375,6 @@
     <w:p>
       <w:pPr>
         <w:spacing w:line="336" w:lineRule="auto" w:after="180"/>
-        <w:shd w:fill="F5F1FB"/>
       </w:pPr>
       <w:r>
         <w:rPr>
@@ -3467,16 +3426,7 @@
     </w:p>
     <w:p>
       <w:pPr>
-        <w:pStyle w:val="Heading3"/>
-      </w:pPr>
-      <w:r>
-        <w:t>Check the claim against the facts</w:t>
-      </w:r>
-    </w:p>
-    <w:p>
-      <w:pPr>
         <w:spacing w:line="336" w:lineRule="auto" w:after="180"/>
-        <w:shd w:fill="FFF5E6"/>
       </w:pPr>
       <w:r>
         <w:rPr>
@@ -3524,7 +3474,6 @@
     <w:p>
       <w:pPr>
         <w:spacing w:line="336" w:lineRule="auto" w:after="180"/>
-        <w:shd w:fill="FFF5E6"/>
       </w:pPr>
       <w:r>
         <w:rPr>
@@ -3535,354 +3484,23 @@
     </w:p>
     <w:p>
       <w:pPr>
-        <w:pStyle w:val="Heading3"/>
-      </w:pPr>
-      <w:r>
-        <w:t>A script runs without an error and displays 11 for five packs of six. Is it correct for the stated requirement? Give the required result, the likely wrong operation and one check after repair. State whether your evidence came from a device run or a paper trace.</w:t>
-      </w:r>
-    </w:p>
-    <w:p>
-      <w:r>
-        <w:t>________________________________________________________________</w:t>
-      </w:r>
-    </w:p>
-    <w:p>
-      <w:r>
-        <w:t>________________________________________________________________</w:t>
-      </w:r>
-    </w:p>
-    <w:p>
-      <w:r>
-        <w:t>________________________________________________________________</w:t>
-      </w:r>
-    </w:p>
-    <w:p>
-      <w:r>
-        <w:t>________________________________________________________________</w:t>
-      </w:r>
-    </w:p>
-    <w:p>
-      <w:r>
-        <w:t>________________________________________________________________</w:t>
-      </w:r>
-    </w:p>
-    <w:p>
-      <w:pPr>
         <w:pStyle w:val="Heading1"/>
       </w:pPr>
       <w:r>
-        <w:t>08. Practise together</w:t>
-      </w:r>
-    </w:p>
-    <w:p>
-      <w:r>
-        <w:t>Practise Block to Python Bridge with support, then explain the deciding step in your own words.</w:t>
-      </w:r>
-    </w:p>
-    <w:p>
-      <w:pPr>
-        <w:spacing w:line="336" w:lineRule="auto" w:after="180"/>
-      </w:pPr>
-      <w:r>
-        <w:rPr>
-          <w:b/>
-        </w:rPr>
-        <w:t>LOGIC STUDIO</w:t>
-      </w:r>
-    </w:p>
-    <w:p>
-      <w:pPr>
-        <w:spacing w:line="336" w:lineRule="auto" w:after="180"/>
-      </w:pPr>
-      <w:r>
-        <w:rPr>
-          <w:b w:val="0"/>
-        </w:rPr>
-        <w:t>Specify Before You Run</w:t>
-      </w:r>
-    </w:p>
-    <w:p>
-      <w:pPr>
-        <w:spacing w:line="336" w:lineRule="auto" w:after="180"/>
-      </w:pPr>
-      <w:r>
-        <w:rPr>
-          <w:b w:val="0"/>
-        </w:rPr>
-        <w:t>Prompts, schemas, retrieval, tool calls, and code are inspectable parts of one AI product.</w:t>
-      </w:r>
-    </w:p>
-    <w:p>
-      <w:r>
-        <w:drawing>
-          <wp:inline xmlns:a="http://schemas.openxmlformats.org/drawingml/2006/main" xmlns:pic="http://schemas.openxmlformats.org/drawingml/2006/picture">
-            <wp:extent cx="5486400" cy="1901952"/>
-            <wp:docPr id="17" name="Picture 17" descr="Logic tracing graphic for Block-to-Python Bridge"/>
-            <wp:cNvGraphicFramePr>
-              <a:graphicFrameLocks noChangeAspect="1"/>
-            </wp:cNvGraphicFramePr>
-            <a:graphic>
-              <a:graphicData uri="http://schemas.openxmlformats.org/drawingml/2006/picture">
-                <pic:pic>
-                  <pic:nvPicPr>
-                    <pic:cNvPr id="0" name="112c89216380e7327670e715cf532346aeed10eee4e4400b610a219e3e4bc9f9.png"/>
-                    <pic:cNvPicPr/>
-                  </pic:nvPicPr>
-                  <pic:blipFill>
-                    <a:blip r:embed="rId24"/>
-                    <a:stretch>
-                      <a:fillRect/>
-                    </a:stretch>
-                  </pic:blipFill>
-                  <pic:spPr>
-                    <a:xfrm>
-                      <a:off x="0" y="0"/>
-                      <a:ext cx="5486400" cy="1901952"/>
-                    </a:xfrm>
-                    <a:prstGeom prst="rect"/>
-                  </pic:spPr>
-                </pic:pic>
-              </a:graphicData>
-            </a:graphic>
-          </wp:inline>
-        </w:drawing>
-      </w:r>
-    </w:p>
-    <w:p>
-      <w:pPr>
-        <w:spacing w:line="336" w:lineRule="auto" w:after="180"/>
-      </w:pPr>
-      <w:r>
-        <w:rPr>
-          <w:b w:val="0"/>
-        </w:rPr>
-        <w:t xml:space="preserve">SET task, audience, constraints, </w:t>
-      </w:r>
-      <w:r>
-        <w:rPr>
-          <w:b/>
-        </w:rPr>
-        <w:t>output</w:t>
-      </w:r>
-      <w:r>
-        <w:rPr>
-          <w:b w:val="0"/>
-        </w:rPr>
-        <w:t>_schema</w:t>
-        <w:br/>
-        <w:t>LOAD approved_context or retrieval_result</w:t>
-        <w:br/>
-        <w:t>CALL model or allowed_tool</w:t>
-        <w:br/>
-        <w:t>VALIDATE fields, claims, citations, and safety</w:t>
-        <w:br/>
-        <w:t xml:space="preserve">IF </w:t>
-      </w:r>
-      <w:r>
-        <w:rPr>
-          <w:b/>
-        </w:rPr>
-        <w:t>evidence</w:t>
-      </w:r>
-      <w:r>
-        <w:rPr>
-          <w:b w:val="0"/>
-        </w:rPr>
-        <w:t xml:space="preserve"> missing: ask, retrieve, or abstain</w:t>
-        <w:br/>
-        <w:t xml:space="preserve">RETURN useful </w:t>
-      </w:r>
-      <w:r>
-        <w:rPr>
-          <w:b/>
-        </w:rPr>
-        <w:t>output</w:t>
-      </w:r>
-      <w:r>
-        <w:rPr>
-          <w:b w:val="0"/>
-        </w:rPr>
-        <w:t xml:space="preserve"> + source trail + limitations</w:t>
-      </w:r>
-    </w:p>
-    <w:p>
-      <w:pPr>
-        <w:spacing w:line="336" w:lineRule="auto" w:after="180"/>
-        <w:shd w:fill="F5F1FB"/>
-      </w:pPr>
-      <w:r>
-        <w:rPr>
-          <w:b w:val="0"/>
-        </w:rPr>
-        <w:t xml:space="preserve">Trace one </w:t>
-      </w:r>
-      <w:r>
-        <w:rPr>
-          <w:b/>
-        </w:rPr>
-        <w:t>input</w:t>
-      </w:r>
-      <w:r>
-        <w:rPr>
-          <w:b w:val="0"/>
-        </w:rPr>
-        <w:t>. Which line changes the state or chooses a path?</w:t>
-      </w:r>
-    </w:p>
-    <w:p>
-      <w:pPr>
-        <w:pStyle w:val="Heading3"/>
-      </w:pPr>
-      <w:r>
-        <w:t>Write or draw your reasoning and evidence.</w:t>
-      </w:r>
-    </w:p>
-    <w:p>
-      <w:r>
-        <w:t>________________________________________________________________</w:t>
-      </w:r>
-    </w:p>
-    <w:p>
-      <w:r>
-        <w:t>________________________________________________________________</w:t>
-      </w:r>
-    </w:p>
-    <w:p>
-      <w:r>
-        <w:t>________________________________________________________________</w:t>
-      </w:r>
-    </w:p>
-    <w:p>
-      <w:r>
-        <w:t>________________________________________________________________</w:t>
-      </w:r>
-    </w:p>
-    <w:p>
-      <w:r>
-        <w:t>________________________________________________________________</w:t>
-      </w:r>
-    </w:p>
-    <w:p>
-      <w:pPr>
-        <w:pStyle w:val="Heading3"/>
-      </w:pPr>
-      <w:r>
-        <w:t>A closer explanation</w:t>
-      </w:r>
-    </w:p>
-    <w:p>
-      <w:pPr>
-        <w:spacing w:line="336" w:lineRule="auto" w:after="180"/>
-      </w:pPr>
-      <w:r>
-        <w:rPr>
-          <w:b w:val="0"/>
-        </w:rPr>
-        <w:t xml:space="preserve">Change only packs to 5. Predict the result from five groups of six, save, then run the entire file again. The expected </w:t>
-      </w:r>
-      <w:r>
-        <w:rPr>
-          <w:b/>
-        </w:rPr>
-        <w:t>output</w:t>
-      </w:r>
-      <w:r>
-        <w:rPr>
-          <w:b w:val="0"/>
-        </w:rPr>
-        <w:t xml:space="preserve"> is 30. Keep the original four-pack result beside the new one and label the changed </w:t>
-      </w:r>
-      <w:r>
-        <w:rPr>
-          <w:b/>
-        </w:rPr>
-        <w:t>input</w:t>
-      </w:r>
-      <w:r>
-        <w:rPr>
-          <w:b w:val="0"/>
-        </w:rPr>
-        <w:t>.</w:t>
-      </w:r>
-    </w:p>
-    <w:p>
-      <w:pPr>
-        <w:spacing w:line="336" w:lineRule="auto" w:after="180"/>
-      </w:pPr>
-      <w:r>
-        <w:rPr>
-          <w:b w:val="0"/>
-        </w:rPr>
-        <w:t>A comment can explain an instruction: Python ignores text after # outside a string. A comment does not change the calculation.</w:t>
-      </w:r>
-    </w:p>
-    <w:p>
-      <w:r>
-        <w:rPr>
-          <w:rFonts w:ascii="Courier New" w:hAnsi="Courier New"/>
-          <w:sz w:val="18"/>
-        </w:rPr>
-        <w:t>packs = 5  # five equal packs</w:t>
-        <w:br/>
-        <w:t>per_pack = 6</w:t>
-        <w:br/>
-        <w:t>total = packs * per_pack</w:t>
-        <w:br/>
-        <w:t>print(total)</w:t>
-      </w:r>
-    </w:p>
-    <w:p>
-      <w:pPr>
-        <w:spacing w:line="336" w:lineRule="auto" w:after="180"/>
-      </w:pPr>
-      <w:r>
-        <w:rPr>
-          <w:b w:val="0"/>
-        </w:rPr>
-        <w:t xml:space="preserve">A </w:t>
-      </w:r>
-      <w:r>
-        <w:rPr>
-          <w:b/>
-        </w:rPr>
-        <w:t>program</w:t>
-      </w:r>
-      <w:r>
-        <w:rPr>
-          <w:b w:val="0"/>
-        </w:rPr>
-        <w:t xml:space="preserve"> can run successfully and still solve the wrong problem. Replacing * with + would display 11 for this </w:t>
-      </w:r>
-      <w:r>
-        <w:rPr>
-          <w:b/>
-        </w:rPr>
-        <w:t>input</w:t>
-      </w:r>
-      <w:r>
-        <w:rPr>
-          <w:b w:val="0"/>
-        </w:rPr>
-        <w:t>, but addition does not count five groups of six.</w:t>
-      </w:r>
-    </w:p>
-    <w:p>
-      <w:pPr>
-        <w:spacing w:line="336" w:lineRule="auto" w:after="180"/>
-      </w:pPr>
-      <w:r>
-        <w:rPr>
-          <w:b w:val="0"/>
-        </w:rPr>
-        <w:t>Use the requirement and a paper calculation to check meaning; the absence of an error message is not proof of correctness.</w:t>
-      </w:r>
-    </w:p>
-    <w:p>
-      <w:pPr>
-        <w:pStyle w:val="Heading3"/>
-      </w:pPr>
-      <w:r>
-        <w:t>Practise with less help: Predict then observe</w:t>
+        <w:t>08. Practise packing predictions with less help</w:t>
+      </w:r>
+    </w:p>
+    <w:p>
+      <w:r>
+        <w:t>Use this simple script before the separate book loop.</w:t>
+      </w:r>
+    </w:p>
+    <w:p>
+      <w:pPr>
+        <w:pStyle w:val="Heading2"/>
+      </w:pPr>
+      <w:r>
+        <w:t>Complete W2 prediction and observation</w:t>
       </w:r>
     </w:p>
     <w:p>
@@ -4001,21 +3619,97 @@
     </w:tbl>
     <w:p>
       <w:pPr>
+        <w:pStyle w:val="Heading2"/>
+      </w:pPr>
+      <w:r>
+        <w:t>Check assignment versus display</w:t>
+      </w:r>
+    </w:p>
+    <w:p>
+      <w:pPr>
+        <w:pStyle w:val="ListBullet"/>
+      </w:pPr>
+      <w:r>
+        <w:t>Use the worked case for From a paper algorithm to Python. Proposed explanation: “An equals sign displays the answer”. Decide whether this explanation is supported. Point to the step or supplied fact that decides; explain your repair if needed.</w:t>
+      </w:r>
+    </w:p>
+    <w:p>
+      <w:pPr>
+        <w:pStyle w:val="ListBullet"/>
+      </w:pPr>
+      <w:r>
+        <w:t>Answer on your own before discussion. If you are unsure, say which step you need help with.</w:t>
+      </w:r>
+    </w:p>
+    <w:p>
+      <w:pPr>
+        <w:pStyle w:val="Heading2"/>
+      </w:pPr>
+      <w:r>
+        <w:t>Explain the pictured changed list</w:t>
+      </w:r>
+    </w:p>
+    <w:p>
+      <w:pPr>
+        <w:pStyle w:val="ListBullet"/>
+      </w:pPr>
+      <w:r>
+        <w:t>Trace the changed list and identify where the result differs. Point to the relevant step in the picture, then write the changed result and the rule or evidence that supports it.</w:t>
+      </w:r>
+    </w:p>
+    <w:p>
+      <w:pPr>
+        <w:pStyle w:val="Heading3"/>
+      </w:pPr>
+      <w:r>
+        <w:t>My explanation using a pictured step and the given facts</w:t>
+      </w:r>
+    </w:p>
+    <w:p>
+      <w:r>
+        <w:t>________________________________________________________________</w:t>
+      </w:r>
+    </w:p>
+    <w:p>
+      <w:r>
+        <w:t>________________________________________________________________</w:t>
+      </w:r>
+    </w:p>
+    <w:p>
+      <w:r>
+        <w:t>________________________________________________________________</w:t>
+      </w:r>
+    </w:p>
+    <w:p>
+      <w:r>
+        <w:t>________________________________________________________________</w:t>
+      </w:r>
+    </w:p>
+    <w:p>
+      <w:pPr>
+        <w:pStyle w:val="Heading2"/>
+      </w:pPr>
+      <w:r>
+        <w:t>Keep independent work separate</w:t>
+      </w:r>
+    </w:p>
+    <w:p>
+      <w:pPr>
         <w:spacing w:line="336" w:lineRule="auto" w:after="180"/>
       </w:pPr>
       <w:r>
         <w:rPr>
           <w:b w:val="0"/>
         </w:rPr>
-        <w:t>Explain your trace to a partner. Your partner points to one step to check. Swap roles on the next case. Each person writes their own explanation.</w:t>
-      </w:r>
-    </w:p>
-    <w:p>
-      <w:pPr>
-        <w:pStyle w:val="Heading3"/>
-      </w:pPr>
-      <w:r>
-        <w:t>Check your reasoning</w:t>
+        <w:t>This is supported practice. Keep the separately named independent case for an attempt before feedback.</w:t>
+      </w:r>
+    </w:p>
+    <w:p>
+      <w:pPr>
+        <w:pStyle w:val="Heading2"/>
+      </w:pPr>
+      <w:r>
+        <w:t>Earlier wording, alternatives and picture transcripts · reference / check after trying</w:t>
       </w:r>
     </w:p>
     <w:p>
@@ -4026,19 +3720,18 @@
         <w:rPr>
           <w:b w:val="0"/>
         </w:rPr>
-        <w:t xml:space="preserve">Use the worked case for From a paper </w:t>
-      </w:r>
-      <w:r>
-        <w:rPr>
-          <w:b/>
-        </w:rPr>
-        <w:t>algorithm</w:t>
-      </w:r>
+        <w:t>LOGIC STUDIO</w:t>
+      </w:r>
+    </w:p>
+    <w:p>
+      <w:pPr>
+        <w:spacing w:line="336" w:lineRule="auto" w:after="180"/>
+      </w:pPr>
       <w:r>
         <w:rPr>
           <w:b w:val="0"/>
         </w:rPr>
-        <w:t xml:space="preserve"> to Python. Proposed explanation: “An equals sign displays the answer”. Decide whether this explanation is supported.</w:t>
+        <w:t>Specify Before You Run</w:t>
       </w:r>
     </w:p>
     <w:p>
@@ -4049,152 +3742,7 @@
         <w:rPr>
           <w:b w:val="0"/>
         </w:rPr>
-        <w:t>Point to the step or supplied fact that decides; explain your repair if needed.</w:t>
-      </w:r>
-    </w:p>
-    <w:p>
-      <w:pPr>
-        <w:spacing w:line="336" w:lineRule="auto" w:after="180"/>
-      </w:pPr>
-      <w:r>
-        <w:rPr>
-          <w:b w:val="0"/>
-        </w:rPr>
-        <w:t>Answer on your own before discussion. If you are unsure, say which step you need help with.</w:t>
-      </w:r>
-    </w:p>
-    <w:p>
-      <w:pPr>
-        <w:pStyle w:val="Heading3"/>
-      </w:pPr>
-      <w:r>
-        <w:t>Explain the picture</w:t>
-      </w:r>
-    </w:p>
-    <w:p>
-      <w:pPr>
-        <w:spacing w:line="336" w:lineRule="auto" w:after="180"/>
-      </w:pPr>
-      <w:r>
-        <w:rPr>
-          <w:b w:val="0"/>
-        </w:rPr>
-        <w:t xml:space="preserve">Trace the changed </w:t>
-      </w:r>
-      <w:r>
-        <w:rPr>
-          <w:b/>
-        </w:rPr>
-        <w:t>list</w:t>
-      </w:r>
-      <w:r>
-        <w:rPr>
-          <w:b w:val="0"/>
-        </w:rPr>
-        <w:t xml:space="preserve"> and identify where the result differs. Point to the relevant step in the picture, then write the changed result and the rule or </w:t>
-      </w:r>
-      <w:r>
-        <w:rPr>
-          <w:b/>
-        </w:rPr>
-        <w:t>evidence</w:t>
-      </w:r>
-      <w:r>
-        <w:rPr>
-          <w:b w:val="0"/>
-        </w:rPr>
-        <w:t xml:space="preserve"> that supports it.</w:t>
-      </w:r>
-    </w:p>
-    <w:p>
-      <w:pPr>
-        <w:pStyle w:val="Heading3"/>
-      </w:pPr>
-      <w:r>
-        <w:t>My explanation using a pictured step and the given facts</w:t>
-      </w:r>
-    </w:p>
-    <w:p>
-      <w:r>
-        <w:t>________________________________________________________________</w:t>
-      </w:r>
-    </w:p>
-    <w:p>
-      <w:r>
-        <w:t>________________________________________________________________</w:t>
-      </w:r>
-    </w:p>
-    <w:p>
-      <w:r>
-        <w:t>________________________________________________________________</w:t>
-      </w:r>
-    </w:p>
-    <w:p>
-      <w:r>
-        <w:t>________________________________________________________________</w:t>
-      </w:r>
-    </w:p>
-    <w:p>
-      <w:pPr>
-        <w:spacing w:line="336" w:lineRule="auto" w:after="180"/>
-      </w:pPr>
-      <w:r>
-        <w:rPr>
-          <w:b w:val="0"/>
-        </w:rPr>
-        <w:t>This is supported practice. Keep the separately named independent case for an attempt before feedback.</w:t>
-      </w:r>
-    </w:p>
-    <w:p>
-      <w:pPr>
-        <w:pStyle w:val="Heading1"/>
-      </w:pPr>
-      <w:r>
-        <w:t>09. Run the investigation</w:t>
-      </w:r>
-    </w:p>
-    <w:p>
-      <w:r>
-        <w:t>Investigate Block to Python Bridge. Record the prediction, actual observation or labelled paper trace, explanation and next test separately.</w:t>
-      </w:r>
-    </w:p>
-    <w:p>
-      <w:pPr>
-        <w:spacing w:line="336" w:lineRule="auto" w:after="180"/>
-      </w:pPr>
-      <w:r>
-        <w:rPr>
-          <w:b/>
-        </w:rPr>
-        <w:t>EVIDENCE</w:t>
-      </w:r>
-      <w:r>
-        <w:rPr>
-          <w:b/>
-        </w:rPr>
-        <w:t xml:space="preserve"> LAB</w:t>
-      </w:r>
-    </w:p>
-    <w:p>
-      <w:pPr>
-        <w:spacing w:line="336" w:lineRule="auto" w:after="180"/>
-      </w:pPr>
-      <w:r>
-        <w:rPr>
-          <w:b w:val="0"/>
-        </w:rPr>
-        <w:t>Predict → Test → Record → Explain</w:t>
-      </w:r>
-    </w:p>
-    <w:p>
-      <w:pPr>
-        <w:spacing w:line="336" w:lineRule="auto" w:after="180"/>
-      </w:pPr>
-      <w:r>
-        <w:rPr>
-          <w:b w:val="0"/>
-        </w:rPr>
-        <w:t>Keep expected and actual results separate. Surprises are useful data when recorded honestly.</w:t>
+        <w:t>Prompts, schemas, retrieval, tool calls, and code are inspectable parts of one AI product.</w:t>
       </w:r>
     </w:p>
     <w:p>
@@ -4202,7 +3750,7 @@
         <w:drawing>
           <wp:inline xmlns:a="http://schemas.openxmlformats.org/drawingml/2006/main" xmlns:pic="http://schemas.openxmlformats.org/drawingml/2006/picture">
             <wp:extent cx="5486400" cy="1901952"/>
-            <wp:docPr id="18" name="Picture 18" descr="Evidence lab graphic for Block-to-Python Bridge"/>
+            <wp:docPr id="19" name="Picture 19" descr="Logic tracing graphic for Block-to-Python Bridge"/>
             <wp:cNvGraphicFramePr>
               <a:graphicFrameLocks noChangeAspect="1"/>
             </wp:cNvGraphicFramePr>
@@ -4210,11 +3758,11 @@
               <a:graphicData uri="http://schemas.openxmlformats.org/drawingml/2006/picture">
                 <pic:pic>
                   <pic:nvPicPr>
-                    <pic:cNvPr id="0" name="1ecf0caf03b7fc8f00713d134afd1a33dfed166b1930969527c694b6423f8fce.png"/>
+                    <pic:cNvPr id="0" name="112c89216380e7327670e715cf532346aeed10eee4e4400b610a219e3e4bc9f9.png"/>
                     <pic:cNvPicPr/>
                   </pic:nvPicPr>
                   <pic:blipFill>
-                    <a:blip r:embed="rId25"/>
+                    <a:blip r:embed="rId22"/>
                     <a:stretch>
                       <a:fillRect/>
                     </a:stretch>
@@ -4241,31 +3789,450 @@
         <w:rPr>
           <w:b w:val="0"/>
         </w:rPr>
-        <w:t xml:space="preserve">Translate five blocks, predict </w:t>
+        <w:t xml:space="preserve">SET task, audience, constraints, </w:t>
       </w:r>
       <w:r>
         <w:rPr>
           <w:b/>
         </w:rPr>
-        <w:t>variable</w:t>
+        <w:t>output</w:t>
       </w:r>
       <w:r>
         <w:rPr>
           <w:b w:val="0"/>
         </w:rPr>
-        <w:t xml:space="preserve"> values, run or simulate, then test empty-</w:t>
+        <w:t>_schema</w:t>
+        <w:br/>
+        <w:t>LOAD approved_context or retrieval_result</w:t>
+        <w:br/>
+        <w:t>CALL model or allowed_tool</w:t>
+        <w:br/>
+        <w:t>VALIDATE fields, claims, citations, and safety</w:t>
+        <w:br/>
+        <w:t xml:space="preserve">IF </w:t>
       </w:r>
       <w:r>
         <w:rPr>
           <w:b/>
         </w:rPr>
-        <w:t>list</w:t>
+        <w:t>evidence</w:t>
       </w:r>
       <w:r>
         <w:rPr>
           <w:b w:val="0"/>
         </w:rPr>
-        <w:t xml:space="preserve"> and missing-field cases.</w:t>
+        <w:t xml:space="preserve"> missing: ask, retrieve, or abstain</w:t>
+        <w:br/>
+        <w:t xml:space="preserve">RETURN useful </w:t>
+      </w:r>
+      <w:r>
+        <w:rPr>
+          <w:b/>
+        </w:rPr>
+        <w:t>output</w:t>
+      </w:r>
+      <w:r>
+        <w:rPr>
+          <w:b w:val="0"/>
+        </w:rPr>
+        <w:t xml:space="preserve"> + source trail + limitations</w:t>
+      </w:r>
+    </w:p>
+    <w:p>
+      <w:pPr>
+        <w:spacing w:line="336" w:lineRule="auto" w:after="180"/>
+      </w:pPr>
+      <w:r>
+        <w:rPr>
+          <w:b w:val="0"/>
+        </w:rPr>
+        <w:t xml:space="preserve">Trace one </w:t>
+      </w:r>
+      <w:r>
+        <w:rPr>
+          <w:b/>
+        </w:rPr>
+        <w:t>input</w:t>
+      </w:r>
+      <w:r>
+        <w:rPr>
+          <w:b w:val="0"/>
+        </w:rPr>
+        <w:t>. Which line changes the state or chooses a path?</w:t>
+      </w:r>
+    </w:p>
+    <w:p>
+      <w:pPr>
+        <w:pStyle w:val="Heading3"/>
+      </w:pPr>
+      <w:r>
+        <w:t>Write or draw your reasoning and evidence.</w:t>
+      </w:r>
+    </w:p>
+    <w:p>
+      <w:r>
+        <w:t>________________________________________________________________</w:t>
+      </w:r>
+    </w:p>
+    <w:p>
+      <w:r>
+        <w:t>________________________________________________________________</w:t>
+      </w:r>
+    </w:p>
+    <w:p>
+      <w:r>
+        <w:t>________________________________________________________________</w:t>
+      </w:r>
+    </w:p>
+    <w:p>
+      <w:r>
+        <w:t>________________________________________________________________</w:t>
+      </w:r>
+    </w:p>
+    <w:p>
+      <w:r>
+        <w:t>________________________________________________________________</w:t>
+      </w:r>
+    </w:p>
+    <w:p>
+      <w:pPr>
+        <w:pStyle w:val="Heading3"/>
+      </w:pPr>
+      <w:r>
+        <w:t>A closer explanation</w:t>
+      </w:r>
+    </w:p>
+    <w:p>
+      <w:pPr>
+        <w:spacing w:line="336" w:lineRule="auto" w:after="180"/>
+      </w:pPr>
+      <w:r>
+        <w:rPr>
+          <w:b w:val="0"/>
+        </w:rPr>
+        <w:t xml:space="preserve">Change only packs to 5. Predict the result from five groups of six, save, then run the entire file again. The expected </w:t>
+      </w:r>
+      <w:r>
+        <w:rPr>
+          <w:b/>
+        </w:rPr>
+        <w:t>output</w:t>
+      </w:r>
+      <w:r>
+        <w:rPr>
+          <w:b w:val="0"/>
+        </w:rPr>
+        <w:t xml:space="preserve"> is 30. Keep the original four-pack result beside the new one and label the changed </w:t>
+      </w:r>
+      <w:r>
+        <w:rPr>
+          <w:b/>
+        </w:rPr>
+        <w:t>input</w:t>
+      </w:r>
+      <w:r>
+        <w:rPr>
+          <w:b w:val="0"/>
+        </w:rPr>
+        <w:t>.</w:t>
+      </w:r>
+    </w:p>
+    <w:p>
+      <w:pPr>
+        <w:spacing w:line="336" w:lineRule="auto" w:after="180"/>
+      </w:pPr>
+      <w:r>
+        <w:rPr>
+          <w:b w:val="0"/>
+        </w:rPr>
+        <w:t>A comment can explain an instruction: Python ignores text after # outside a string. A comment does not change the calculation.</w:t>
+      </w:r>
+    </w:p>
+    <w:p>
+      <w:r>
+        <w:rPr>
+          <w:rFonts w:ascii="Courier New" w:hAnsi="Courier New"/>
+          <w:sz w:val="18"/>
+        </w:rPr>
+        <w:t>packs = 5  # five equal packs</w:t>
+        <w:br/>
+        <w:t>per_pack = 6</w:t>
+        <w:br/>
+        <w:t>total = packs * per_pack</w:t>
+        <w:br/>
+        <w:t>print(total)</w:t>
+      </w:r>
+    </w:p>
+    <w:p>
+      <w:pPr>
+        <w:spacing w:line="336" w:lineRule="auto" w:after="180"/>
+      </w:pPr>
+      <w:r>
+        <w:rPr>
+          <w:b w:val="0"/>
+        </w:rPr>
+        <w:t xml:space="preserve">A </w:t>
+      </w:r>
+      <w:r>
+        <w:rPr>
+          <w:b/>
+        </w:rPr>
+        <w:t>program</w:t>
+      </w:r>
+      <w:r>
+        <w:rPr>
+          <w:b w:val="0"/>
+        </w:rPr>
+        <w:t xml:space="preserve"> can run successfully and still solve the wrong problem. Replacing * with + would display 11 for this </w:t>
+      </w:r>
+      <w:r>
+        <w:rPr>
+          <w:b/>
+        </w:rPr>
+        <w:t>input</w:t>
+      </w:r>
+      <w:r>
+        <w:rPr>
+          <w:b w:val="0"/>
+        </w:rPr>
+        <w:t>, but addition does not count five groups of six.</w:t>
+      </w:r>
+    </w:p>
+    <w:p>
+      <w:pPr>
+        <w:spacing w:line="336" w:lineRule="auto" w:after="180"/>
+      </w:pPr>
+      <w:r>
+        <w:rPr>
+          <w:b w:val="0"/>
+        </w:rPr>
+        <w:t>Use the requirement and a paper calculation to check meaning; the absence of an error message is not proof of correctness.</w:t>
+      </w:r>
+    </w:p>
+    <w:p>
+      <w:pPr>
+        <w:pStyle w:val="Heading3"/>
+      </w:pPr>
+      <w:r>
+        <w:t>Practise with less help: Predict then observe</w:t>
+      </w:r>
+    </w:p>
+    <w:p>
+      <w:pPr>
+        <w:spacing w:line="336" w:lineRule="auto" w:after="180"/>
+      </w:pPr>
+      <w:r>
+        <w:rPr>
+          <w:b w:val="0"/>
+        </w:rPr>
+        <w:t>Explain your trace to a partner. Your partner points to one step to check. Swap roles on the next case. Each person writes their own explanation.</w:t>
+      </w:r>
+    </w:p>
+    <w:p>
+      <w:pPr>
+        <w:pStyle w:val="Heading3"/>
+      </w:pPr>
+      <w:r>
+        <w:t>Check your reasoning</w:t>
+      </w:r>
+    </w:p>
+    <w:p>
+      <w:pPr>
+        <w:pStyle w:val="Heading3"/>
+      </w:pPr>
+      <w:r>
+        <w:t>Explain the picture</w:t>
+      </w:r>
+    </w:p>
+    <w:p>
+      <w:pPr>
+        <w:pStyle w:val="Heading1"/>
+      </w:pPr>
+      <w:r>
+        <w:t>09. Test five complete block-to-code cases</w:t>
+      </w:r>
+    </w:p>
+    <w:p>
+      <w:r>
+        <w:t>Separate the runnable numeric-list program from a proposed missing-field guard.</w:t>
+      </w:r>
+    </w:p>
+    <w:p>
+      <w:pPr>
+        <w:pStyle w:val="Heading2"/>
+      </w:pPr>
+      <w:r>
+        <w:t>All supplied inputs and expected boundaries</w:t>
+      </w:r>
+    </w:p>
+    <w:tbl>
+      <w:tblPr>
+        <w:tblStyle w:val="LightShading-Accent1"/>
+        <w:tblW w:type="auto" w:w="0"/>
+        <w:tblLook w:firstColumn="1" w:firstRow="1" w:lastColumn="0" w:lastRow="0" w:noHBand="0" w:noVBand="1" w:val="04A0"/>
+      </w:tblPr>
+      <w:tblGrid>
+        <w:gridCol w:w="5112"/>
+        <w:gridCol w:w="5112"/>
+      </w:tblGrid>
+      <w:tr>
+        <w:trPr>
+          <w:tblHeader/>
+        </w:trPr>
+        <w:tc>
+          <w:tcPr>
+            <w:tcW w:type="dxa" w:w="5112"/>
+          </w:tcPr>
+          <w:p>
+            <w:r>
+              <w:t>Complete supplied case</w:t>
+            </w:r>
+          </w:p>
+        </w:tc>
+        <w:tc>
+          <w:tcPr>
+            <w:tcW w:type="dxa" w:w="5112"/>
+          </w:tcPr>
+          <w:p>
+            <w:r>
+              <w:t>Expected procedure/result</w:t>
+            </w:r>
+          </w:p>
+        </w:tc>
+      </w:tr>
+      <w:tr>
+        <w:tc>
+          <w:tcPr>
+            <w:tcW w:type="dxa" w:w="5112"/>
+          </w:tcPr>
+          <w:p>
+            <w:r>
+              <w:t>A · Page list[80,150,90]</w:t>
+            </w:r>
+          </w:p>
+        </w:tc>
+        <w:tc>
+          <w:tcPr>
+            <w:tcW w:type="dxa" w:w="5112"/>
+          </w:tcPr>
+          <w:p>
+            <w:r>
+              <w:t>Book-count trace0→1→1→2</w:t>
+            </w:r>
+          </w:p>
+        </w:tc>
+      </w:tr>
+      <w:tr>
+        <w:tc>
+          <w:tcPr>
+            <w:tcW w:type="dxa" w:w="5112"/>
+          </w:tcPr>
+          <w:p>
+            <w:r>
+              <w:t>B · Page list[80,150,100]</w:t>
+            </w:r>
+          </w:p>
+        </w:tc>
+        <w:tc>
+          <w:tcPr>
+            <w:tcW w:type="dxa" w:w="5112"/>
+          </w:tcPr>
+          <w:p>
+            <w:r>
+              <w:t>Strict boundary excludes100; result 1</w:t>
+            </w:r>
+          </w:p>
+        </w:tc>
+      </w:tr>
+      <w:tr>
+        <w:tc>
+          <w:tcPr>
+            <w:tcW w:type="dxa" w:w="5112"/>
+          </w:tcPr>
+          <w:p>
+            <w:r>
+              <w:t>C · Empty page list[]</w:t>
+            </w:r>
+          </w:p>
+        </w:tc>
+        <w:tc>
+          <w:tcPr>
+            <w:tcW w:type="dxa" w:w="5112"/>
+          </w:tcPr>
+          <w:p>
+            <w:r>
+              <w:t>No iterations; initialized count 0 returned</w:t>
+            </w:r>
+          </w:p>
+        </w:tc>
+      </w:tr>
+      <w:tr>
+        <w:tc>
+          <w:tcPr>
+            <w:tcW w:type="dxa" w:w="5112"/>
+          </w:tcPr>
+          <w:p>
+            <w:r>
+              <w:t>D · One book record {"title":"Cedar","pages":80}</w:t>
+            </w:r>
+          </w:p>
+        </w:tc>
+        <w:tc>
+          <w:tcPr>
+            <w:tcW w:type="dxa" w:w="5112"/>
+          </w:tcPr>
+          <w:p>
+            <w:r>
+              <w:t>pages field supplied; one qualifying book</w:t>
+            </w:r>
+          </w:p>
+        </w:tc>
+      </w:tr>
+      <w:tr>
+        <w:tc>
+          <w:tcPr>
+            <w:tcW w:type="dxa" w:w="5112"/>
+          </w:tcPr>
+          <w:p>
+            <w:r>
+              <w:t>E · One book record {"title":"Maple"}, pages absent</w:t>
+            </w:r>
+          </w:p>
+        </w:tc>
+        <w:tc>
+          <w:tcPr>
+            <w:tcW w:type="dxa" w:w="5112"/>
+          </w:tcPr>
+          <w:p>
+            <w:r>
+              <w:t>No page measurement; ask for it or report incomplete, not pages 0</w:t>
+            </w:r>
+          </w:p>
+        </w:tc>
+      </w:tr>
+    </w:tbl>
+    <w:p>
+      <w:pPr>
+        <w:pStyle w:val="Heading2"/>
+      </w:pPr>
+      <w:r>
+        <w:t>Translate, predict, run or trace, then explain</w:t>
+      </w:r>
+    </w:p>
+    <w:p>
+      <w:pPr>
+        <w:pStyle w:val="ListNumber"/>
+      </w:pPr>
+      <w:r>
+        <w:t>Translate the five displayed block actions into the supplied Python function. Predict A/B/C outputs, then run or trace and label your evidence. D/E add a record-reading design question: D has a supplied page value; E does not. The numeric-list function is not a record parser, so do not pass those dictionaries into it. State a guard that checks the pages field before using it; missing data must not silently become zero. Record any actual errors rather than replacing them with predictions. Keep the independent sum/reset task withheld.</w:t>
+      </w:r>
+    </w:p>
+    <w:p>
+      <w:pPr>
+        <w:pStyle w:val="Heading2"/>
+      </w:pPr>
+      <w:r>
+        <w:t>Keep the evidence record</w:t>
       </w:r>
     </w:p>
     <w:tbl>
@@ -4516,7 +4483,6 @@
     <w:p>
       <w:pPr>
         <w:spacing w:line="336" w:lineRule="auto" w:after="180"/>
-        <w:shd w:fill="F5F1FB"/>
       </w:pPr>
       <w:r>
         <w:rPr>
@@ -4560,6 +4526,135 @@
     </w:p>
     <w:p>
       <w:pPr>
+        <w:spacing w:line="336" w:lineRule="auto" w:after="180"/>
+      </w:pPr>
+      <w:r>
+        <w:rPr>
+          <w:b w:val="0"/>
+        </w:rPr>
+        <w:t>Before trying: what do I expect, and why? While trying: which step could first go wrong? Afterwards: what did I actually observe, and what should change? Keep “not run” if you only traced the procedure.</w:t>
+      </w:r>
+    </w:p>
+    <w:p>
+      <w:pPr>
+        <w:pStyle w:val="Heading2"/>
+      </w:pPr>
+      <w:r>
+        <w:t>Earlier wording, alternatives and picture transcripts · reference / check after trying</w:t>
+      </w:r>
+    </w:p>
+    <w:p>
+      <w:pPr>
+        <w:spacing w:line="336" w:lineRule="auto" w:after="180"/>
+      </w:pPr>
+      <w:r>
+        <w:rPr>
+          <w:b/>
+        </w:rPr>
+        <w:t>EVIDENCE</w:t>
+      </w:r>
+      <w:r>
+        <w:rPr>
+          <w:b w:val="0"/>
+        </w:rPr>
+        <w:t xml:space="preserve"> LAB</w:t>
+      </w:r>
+    </w:p>
+    <w:p>
+      <w:pPr>
+        <w:spacing w:line="336" w:lineRule="auto" w:after="180"/>
+      </w:pPr>
+      <w:r>
+        <w:rPr>
+          <w:b w:val="0"/>
+        </w:rPr>
+        <w:t>Predict → Test → Record → Explain</w:t>
+      </w:r>
+    </w:p>
+    <w:p>
+      <w:pPr>
+        <w:spacing w:line="336" w:lineRule="auto" w:after="180"/>
+      </w:pPr>
+      <w:r>
+        <w:rPr>
+          <w:b w:val="0"/>
+        </w:rPr>
+        <w:t>Keep expected and actual results separate. Surprises are useful data when recorded honestly.</w:t>
+      </w:r>
+    </w:p>
+    <w:p>
+      <w:r>
+        <w:drawing>
+          <wp:inline xmlns:a="http://schemas.openxmlformats.org/drawingml/2006/main" xmlns:pic="http://schemas.openxmlformats.org/drawingml/2006/picture">
+            <wp:extent cx="5486400" cy="1901952"/>
+            <wp:docPr id="20" name="Picture 20" descr="Evidence lab graphic for Block-to-Python Bridge"/>
+            <wp:cNvGraphicFramePr>
+              <a:graphicFrameLocks noChangeAspect="1"/>
+            </wp:cNvGraphicFramePr>
+            <a:graphic>
+              <a:graphicData uri="http://schemas.openxmlformats.org/drawingml/2006/picture">
+                <pic:pic>
+                  <pic:nvPicPr>
+                    <pic:cNvPr id="0" name="1ecf0caf03b7fc8f00713d134afd1a33dfed166b1930969527c694b6423f8fce.png"/>
+                    <pic:cNvPicPr/>
+                  </pic:nvPicPr>
+                  <pic:blipFill>
+                    <a:blip r:embed="rId23"/>
+                    <a:stretch>
+                      <a:fillRect/>
+                    </a:stretch>
+                  </pic:blipFill>
+                  <pic:spPr>
+                    <a:xfrm>
+                      <a:off x="0" y="0"/>
+                      <a:ext cx="5486400" cy="1901952"/>
+                    </a:xfrm>
+                    <a:prstGeom prst="rect"/>
+                  </pic:spPr>
+                </pic:pic>
+              </a:graphicData>
+            </a:graphic>
+          </wp:inline>
+        </w:drawing>
+      </w:r>
+    </w:p>
+    <w:p>
+      <w:pPr>
+        <w:spacing w:line="336" w:lineRule="auto" w:after="180"/>
+      </w:pPr>
+      <w:r>
+        <w:rPr>
+          <w:b w:val="0"/>
+        </w:rPr>
+        <w:t xml:space="preserve">Use the complete five-action book-count mapping and supplied cases A–E. Run or trace numeric </w:t>
+      </w:r>
+      <w:r>
+        <w:rPr>
+          <w:b/>
+        </w:rPr>
+        <w:t>list</w:t>
+      </w:r>
+      <w:r>
+        <w:rPr>
+          <w:b w:val="0"/>
+        </w:rPr>
+        <w:t>s, including empty and boundary cases. For record cards, explain the missing-pages guard separately; do not claim the numeric-</w:t>
+      </w:r>
+      <w:r>
+        <w:rPr>
+          <w:b/>
+        </w:rPr>
+        <w:t>list</w:t>
+      </w:r>
+      <w:r>
+        <w:rPr>
+          <w:b w:val="0"/>
+        </w:rPr>
+        <w:t xml:space="preserve"> function parses records or validates arbitrary input.</w:t>
+      </w:r>
+    </w:p>
+    <w:p>
+      <w:pPr>
         <w:pStyle w:val="Heading3"/>
       </w:pPr>
       <w:r>
@@ -4568,13 +4663,500 @@
     </w:p>
     <w:p>
       <w:pPr>
+        <w:pStyle w:val="Heading1"/>
+      </w:pPr>
+      <w:r>
+        <w:t>14. Try alone: explain the fresh sum-and-reset procedure</w:t>
+      </w:r>
+    </w:p>
+    <w:p>
+      <w:r>
+        <w:t>Use the independent values without substituting a practised packing case.</w:t>
+      </w:r>
+    </w:p>
+    <w:p>
+      <w:pPr>
+        <w:pStyle w:val="Heading2"/>
+      </w:pPr>
+      <w:r>
+        <w:t>Independent procedure and scope</w:t>
+      </w:r>
+    </w:p>
+    <w:p>
+      <w:pPr>
         <w:spacing w:line="336" w:lineRule="auto" w:after="180"/>
       </w:pPr>
       <w:r>
         <w:rPr>
           <w:b w:val="0"/>
         </w:rPr>
-        <w:t>Before trying: what do I expect, and why? While trying: which step could first go wrong? Afterwards: what did I actually observe, and what should change? Keep “not run” if you only traced the procedure.</w:t>
+        <w:t>Set total=0, then for values2,4,9 perform total=total+value. Trace the result. What changes if total=0 moves inside the loop before that addition?</w:t>
+      </w:r>
+    </w:p>
+    <w:p>
+      <w:pPr>
+        <w:spacing w:line="336" w:lineRule="auto" w:after="180"/>
+      </w:pPr>
+      <w:r>
+        <w:rPr>
+          <w:b w:val="0"/>
+        </w:rPr>
+        <w:t>Trace both versions of the supplied sum procedure in order, keeping each intermediate total. Compare initialization before the loop with initialization inside it. This fresh task sums values; do not copy the book counter’s increment-by-one rule.</w:t>
+      </w:r>
+    </w:p>
+    <w:p>
+      <w:pPr>
+        <w:pStyle w:val="Heading2"/>
+      </w:pPr>
+      <w:r>
+        <w:t>Your first attempt and help record</w:t>
+      </w:r>
+    </w:p>
+    <w:p>
+      <w:pPr>
+        <w:pStyle w:val="Heading3"/>
+      </w:pPr>
+      <w:r>
+        <w:t>My independent explanation, trace and limits</w:t>
+      </w:r>
+    </w:p>
+    <w:p>
+      <w:r>
+        <w:t>________________________________________________________________</w:t>
+      </w:r>
+    </w:p>
+    <w:p>
+      <w:r>
+        <w:t>________________________________________________________________</w:t>
+      </w:r>
+    </w:p>
+    <w:p>
+      <w:r>
+        <w:t>________________________________________________________________</w:t>
+      </w:r>
+    </w:p>
+    <w:p>
+      <w:r>
+        <w:t>________________________________________________________________</w:t>
+      </w:r>
+    </w:p>
+    <w:p>
+      <w:r>
+        <w:t>________________________________________________________________</w:t>
+      </w:r>
+    </w:p>
+    <w:p>
+      <w:r>
+        <w:t>________________________________________________________________</w:t>
+      </w:r>
+    </w:p>
+    <w:p>
+      <w:r>
+        <w:t>________________________________________________________________</w:t>
+      </w:r>
+    </w:p>
+    <w:p>
+      <w:pPr>
+        <w:spacing w:line="336" w:lineRule="auto" w:after="180"/>
+      </w:pPr>
+      <w:r>
+        <w:rPr>
+          <w:b w:val="0"/>
+        </w:rPr>
+        <w:t>Attempt this case before feedback. Record any help. Earlier examples below are further practice; a case already practised with feedback cannot establish fresh transfer.</w:t>
+      </w:r>
+    </w:p>
+    <w:p>
+      <w:pPr>
+        <w:spacing w:line="336" w:lineRule="auto" w:after="180"/>
+      </w:pPr>
+      <w:r>
+        <w:rPr>
+          <w:b w:val="0"/>
+        </w:rPr>
+        <w:t xml:space="preserve">Your teacher has the independent answer and scoring criteria. Complete the matching workbook week to keep your practice </w:t>
+      </w:r>
+      <w:r>
+        <w:rPr>
+          <w:b/>
+        </w:rPr>
+        <w:t>evidence</w:t>
+      </w:r>
+      <w:r>
+        <w:rPr>
+          <w:b w:val="0"/>
+        </w:rPr>
+        <w:t xml:space="preserve"> together.</w:t>
+      </w:r>
+    </w:p>
+    <w:p>
+      <w:pPr>
+        <w:pStyle w:val="Heading2"/>
+      </w:pPr>
+      <w:r>
+        <w:t>Use feedback afterwards</w:t>
+      </w:r>
+    </w:p>
+    <w:p>
+      <w:pPr>
+        <w:spacing w:line="336" w:lineRule="auto" w:after="180"/>
+      </w:pPr>
+      <w:r>
+        <w:rPr>
+          <w:b w:val="0"/>
+        </w:rPr>
+        <w:t>Attempt the independent case before hints. Record whether you worked alone, used a hint or followed a model. After feedback, fix the first unsupported step and explain why it changed.</w:t>
+      </w:r>
+    </w:p>
+    <w:p>
+      <w:pPr>
+        <w:spacing w:line="336" w:lineRule="auto" w:after="180"/>
+      </w:pPr>
+      <w:r>
+        <w:rPr>
+          <w:b w:val="0"/>
+        </w:rPr>
+        <w:t>A later check uses a changed case, not a copied answer.</w:t>
+      </w:r>
+    </w:p>
+    <w:p>
+      <w:pPr>
+        <w:pStyle w:val="Heading2"/>
+      </w:pPr>
+      <w:r>
+        <w:t>Earlier wording, alternatives and picture transcripts · reference / check after trying</w:t>
+      </w:r>
+    </w:p>
+    <w:p>
+      <w:pPr>
+        <w:pStyle w:val="Heading3"/>
+      </w:pPr>
+      <w:r>
+        <w:t>Independent case: Changed independent case</w:t>
+      </w:r>
+    </w:p>
+    <w:p>
+      <w:pPr>
+        <w:pStyle w:val="Heading3"/>
+      </w:pPr>
+      <w:r>
+        <w:t>Week 23 Independent application</w:t>
+      </w:r>
+    </w:p>
+    <w:p>
+      <w:pPr>
+        <w:spacing w:line="336" w:lineRule="auto" w:after="180"/>
+      </w:pPr>
+      <w:r>
+        <w:rPr>
+          <w:b w:val="0"/>
+        </w:rPr>
+        <w:t>Close the worked explanation. Apply the idea to this different question without copying.</w:t>
+      </w:r>
+    </w:p>
+    <w:p>
+      <w:pPr>
+        <w:spacing w:line="336" w:lineRule="auto" w:after="180"/>
+      </w:pPr>
+      <w:r>
+        <w:rPr>
+          <w:b w:val="0"/>
+        </w:rPr>
+        <w:t xml:space="preserve">Trace this Python: score = 2; then if score &gt;= 2: score = score + 3. What is the final value, and what changes if the </w:t>
+      </w:r>
+      <w:r>
+        <w:rPr>
+          <w:b/>
+        </w:rPr>
+        <w:t>condition</w:t>
+      </w:r>
+      <w:r>
+        <w:rPr>
+          <w:b w:val="0"/>
+        </w:rPr>
+        <w:t xml:space="preserve"> becomes score &gt; 2?</w:t>
+      </w:r>
+    </w:p>
+    <w:p>
+      <w:pPr>
+        <w:spacing w:line="336" w:lineRule="auto" w:after="180"/>
+      </w:pPr>
+      <w:r>
+        <w:rPr>
+          <w:b w:val="0"/>
+        </w:rPr>
+        <w:t xml:space="preserve">My answer, with a trace, calculation or supporting </w:t>
+      </w:r>
+      <w:r>
+        <w:rPr>
+          <w:b/>
+        </w:rPr>
+        <w:t>evidence</w:t>
+      </w:r>
+    </w:p>
+    <w:p>
+      <w:pPr>
+        <w:pStyle w:val="Heading3"/>
+      </w:pPr>
+      <w:r>
+        <w:t>Write or draw your reasoning and evidence.</w:t>
+      </w:r>
+    </w:p>
+    <w:p>
+      <w:r>
+        <w:t>________________________________________________________________</w:t>
+      </w:r>
+    </w:p>
+    <w:p>
+      <w:r>
+        <w:t>________________________________________________________________</w:t>
+      </w:r>
+    </w:p>
+    <w:p>
+      <w:r>
+        <w:t>________________________________________________________________</w:t>
+      </w:r>
+    </w:p>
+    <w:p>
+      <w:r>
+        <w:t>________________________________________________________________</w:t>
+      </w:r>
+    </w:p>
+    <w:p>
+      <w:r>
+        <w:t>________________________________________________________________</w:t>
+      </w:r>
+    </w:p>
+    <w:p>
+      <w:pPr>
+        <w:pStyle w:val="Heading3"/>
+      </w:pPr>
+      <w:r>
+        <w:t>Create and test</w:t>
+      </w:r>
+    </w:p>
+    <w:p>
+      <w:pPr>
+        <w:spacing w:line="336" w:lineRule="auto" w:after="180"/>
+      </w:pPr>
+      <w:r>
+        <w:rPr>
+          <w:b w:val="0"/>
+        </w:rPr>
+        <w:t>Change one relevant detail. Predict the result before testing. Include a boundary or missing-information case when it helps reveal a limit.</w:t>
+      </w:r>
+    </w:p>
+    <w:p>
+      <w:pPr>
+        <w:spacing w:line="336" w:lineRule="auto" w:after="180"/>
+      </w:pPr>
+      <w:r>
+        <w:rPr>
+          <w:b w:val="0"/>
+        </w:rPr>
+        <w:t xml:space="preserve">My changed </w:t>
+      </w:r>
+      <w:r>
+        <w:rPr>
+          <w:b/>
+        </w:rPr>
+        <w:t>input</w:t>
+      </w:r>
+      <w:r>
+        <w:rPr>
+          <w:b w:val="0"/>
+        </w:rPr>
+        <w:t xml:space="preserve"> and expected result</w:t>
+      </w:r>
+    </w:p>
+    <w:p>
+      <w:pPr>
+        <w:pStyle w:val="Heading3"/>
+      </w:pPr>
+      <w:r>
+        <w:t>Write or draw your reasoning and evidence.</w:t>
+      </w:r>
+    </w:p>
+    <w:p>
+      <w:r>
+        <w:t>________________________________________________________________</w:t>
+      </w:r>
+    </w:p>
+    <w:p>
+      <w:r>
+        <w:t>________________________________________________________________</w:t>
+      </w:r>
+    </w:p>
+    <w:p>
+      <w:r>
+        <w:t>________________________________________________________________</w:t>
+      </w:r>
+    </w:p>
+    <w:p>
+      <w:r>
+        <w:t>________________________________________________________________</w:t>
+      </w:r>
+    </w:p>
+    <w:p>
+      <w:r>
+        <w:t>________________________________________________________________</w:t>
+      </w:r>
+    </w:p>
+    <w:p>
+      <w:pPr>
+        <w:pStyle w:val="Heading3"/>
+      </w:pPr>
+      <w:r>
+        <w:t>Connect to your project</w:t>
+      </w:r>
+    </w:p>
+    <w:p>
+      <w:pPr>
+        <w:spacing w:line="336" w:lineRule="auto" w:after="180"/>
+      </w:pPr>
+      <w:r>
+        <w:rPr>
+          <w:b w:val="0"/>
+        </w:rPr>
+        <w:t xml:space="preserve">Implement small transparent </w:t>
+      </w:r>
+      <w:r>
+        <w:rPr>
+          <w:b/>
+        </w:rPr>
+        <w:t>function</w:t>
+      </w:r>
+      <w:r>
+        <w:rPr>
+          <w:b w:val="0"/>
+        </w:rPr>
+        <w:t>s for selection, validation, and citation formatting.</w:t>
+      </w:r>
+    </w:p>
+    <w:p>
+      <w:pPr>
+        <w:spacing w:line="336" w:lineRule="auto" w:after="180"/>
+      </w:pPr>
+      <w:r>
+        <w:rPr>
+          <w:b w:val="0"/>
+        </w:rPr>
+        <w:t xml:space="preserve">The </w:t>
+      </w:r>
+      <w:r>
+        <w:rPr>
+          <w:b/>
+        </w:rPr>
+        <w:t>evidence</w:t>
+      </w:r>
+      <w:r>
+        <w:rPr>
+          <w:b w:val="0"/>
+        </w:rPr>
+        <w:t xml:space="preserve"> I will keep</w:t>
+      </w:r>
+    </w:p>
+    <w:p>
+      <w:pPr>
+        <w:pStyle w:val="Heading3"/>
+      </w:pPr>
+      <w:r>
+        <w:t>Write or draw your reasoning and evidence.</w:t>
+      </w:r>
+    </w:p>
+    <w:p>
+      <w:r>
+        <w:t>________________________________________________________________</w:t>
+      </w:r>
+    </w:p>
+    <w:p>
+      <w:r>
+        <w:t>________________________________________________________________</w:t>
+      </w:r>
+    </w:p>
+    <w:p>
+      <w:r>
+        <w:t>________________________________________________________________</w:t>
+      </w:r>
+    </w:p>
+    <w:p>
+      <w:r>
+        <w:t>________________________________________________________________</w:t>
+      </w:r>
+    </w:p>
+    <w:p>
+      <w:r>
+        <w:t>________________________________________________________________</w:t>
+      </w:r>
+    </w:p>
+    <w:p>
+      <w:pPr>
+        <w:pStyle w:val="Heading3"/>
+      </w:pPr>
+      <w:r>
+        <w:t>Transfer practice from the original programme</w:t>
+      </w:r>
+    </w:p>
+    <w:p>
+      <w:pPr>
+        <w:spacing w:line="336" w:lineRule="auto" w:after="180"/>
+      </w:pPr>
+      <w:r>
+        <w:rPr>
+          <w:b w:val="0"/>
+        </w:rPr>
+        <w:t>Write Python that totals [3,5,7], then trace each total. Explain how indenting 'total=0' inside the loop changes the result.</w:t>
+      </w:r>
+    </w:p>
+    <w:p>
+      <w:pPr>
+        <w:pStyle w:val="Heading3"/>
+      </w:pPr>
+      <w:r>
+        <w:t>Explain the mechanism, evidence and one limit.</w:t>
+      </w:r>
+    </w:p>
+    <w:p>
+      <w:r>
+        <w:t>________________________________________________________________</w:t>
+      </w:r>
+    </w:p>
+    <w:p>
+      <w:r>
+        <w:t>________________________________________________________________</w:t>
+      </w:r>
+    </w:p>
+    <w:p>
+      <w:r>
+        <w:t>________________________________________________________________</w:t>
+      </w:r>
+    </w:p>
+    <w:p>
+      <w:r>
+        <w:t>________________________________________________________________</w:t>
+      </w:r>
+    </w:p>
+    <w:p>
+      <w:r>
+        <w:t>________________________________________________________________</w:t>
+      </w:r>
+    </w:p>
+    <w:p>
+      <w:r>
+        <w:t>________________________________________________________________</w:t>
+      </w:r>
+    </w:p>
+    <w:p>
+      <w:r>
+        <w:t>________________________________________________________________</w:t>
+      </w:r>
+    </w:p>
+    <w:p>
+      <w:pPr>
+        <w:pStyle w:val="Heading3"/>
+      </w:pPr>
+      <w:r>
+        <w:t>Use feedback to improve</w:t>
       </w:r>
     </w:p>
     <w:p>
@@ -4582,12 +5164,20 @@
         <w:pStyle w:val="Heading1"/>
       </w:pPr>
       <w:r>
-        <w:t>10. Build your understanding</w:t>
-      </w:r>
-    </w:p>
-    <w:p>
-      <w:r>
-        <w:t>Move from recall to tracing, diagnosis and transfer in Block to Python Bridge. Explain why each step is justified.</w:t>
+        <w:t>11. Keep the project’s code and evidence together</w:t>
+      </w:r>
+    </w:p>
+    <w:p>
+      <w:r>
+        <w:t>Translate one stage with a clear input contract.</w:t>
+      </w:r>
+    </w:p>
+    <w:p>
+      <w:pPr>
+        <w:pStyle w:val="Heading2"/>
+      </w:pPr>
+      <w:r>
+        <w:t>This week’s contribution</w:t>
       </w:r>
     </w:p>
     <w:p>
@@ -4596,7 +5186,1089 @@
       </w:pPr>
       <w:r>
         <w:rPr>
+          <w:b w:val="0"/>
+        </w:rPr>
+        <w:t>For the Verified Study Buddy, translate one bounded deterministic stage into readable code before attempting a full assistant. Keep source values, assignment, decisions, output and input assumptions visible. Save the code version and distinguish predicted output, executed output, paper trace and error. A working loop is evidence for the supplied computation, not model training or learner benefit.</w:t>
+      </w:r>
+    </w:p>
+    <w:p>
+      <w:pPr>
+        <w:pStyle w:val="Heading2"/>
+      </w:pPr>
+      <w:r>
+        <w:t>Retain the checkpoint and human choice</w:t>
+      </w:r>
+    </w:p>
+    <w:p>
+      <w:pPr>
+        <w:spacing w:line="336" w:lineRule="auto" w:after="180"/>
+      </w:pPr>
+      <w:r>
+        <w:rPr>
+          <w:b w:val="0"/>
+        </w:rPr>
+        <w:t xml:space="preserve">THIS WEEK’S CHECKPOINT  Implement small transparent </w:t>
+      </w:r>
+      <w:r>
+        <w:rPr>
           <w:b/>
+        </w:rPr>
+        <w:t>function</w:t>
+      </w:r>
+      <w:r>
+        <w:rPr>
+          <w:b w:val="0"/>
+        </w:rPr>
+        <w:t>s for selection, validation, and citation formatting.</w:t>
+      </w:r>
+    </w:p>
+    <w:p>
+      <w:pPr>
+        <w:spacing w:line="336" w:lineRule="auto" w:after="180"/>
+      </w:pPr>
+      <w:r>
+        <w:rPr>
+          <w:b w:val="0"/>
+        </w:rPr>
+        <w:t xml:space="preserve">SYSTEM MAP  Learner need → prompt/schema → approved sources/retrieval → model/tool → structured answer → verification → </w:t>
+      </w:r>
+      <w:r>
+        <w:rPr>
+          <w:b/>
+        </w:rPr>
+        <w:t>human decision</w:t>
+      </w:r>
+    </w:p>
+    <w:p>
+      <w:pPr>
+        <w:spacing w:line="336" w:lineRule="auto" w:after="180"/>
+      </w:pPr>
+      <w:r>
+        <w:rPr>
+          <w:b w:val="0"/>
+        </w:rPr>
+        <w:t>What will you add, change, or verify in the project this week?</w:t>
+      </w:r>
+    </w:p>
+    <w:p>
+      <w:pPr>
+        <w:pStyle w:val="Heading3"/>
+      </w:pPr>
+      <w:r>
+        <w:t>Write or draw your reasoning and evidence.</w:t>
+      </w:r>
+    </w:p>
+    <w:p>
+      <w:r>
+        <w:t>________________________________________________________________</w:t>
+      </w:r>
+    </w:p>
+    <w:p>
+      <w:r>
+        <w:t>________________________________________________________________</w:t>
+      </w:r>
+    </w:p>
+    <w:p>
+      <w:r>
+        <w:t>________________________________________________________________</w:t>
+      </w:r>
+    </w:p>
+    <w:p>
+      <w:r>
+        <w:t>________________________________________________________________</w:t>
+      </w:r>
+    </w:p>
+    <w:p>
+      <w:r>
+        <w:t>________________________________________________________________</w:t>
+      </w:r>
+    </w:p>
+    <w:p>
+      <w:pPr>
+        <w:spacing w:line="336" w:lineRule="auto" w:after="180"/>
+      </w:pPr>
+      <w:r>
+        <w:rPr>
+          <w:b w:val="0"/>
+        </w:rPr>
+        <w:t xml:space="preserve">What should remain under </w:t>
+      </w:r>
+      <w:r>
+        <w:rPr>
+          <w:b/>
+        </w:rPr>
+        <w:t>human control</w:t>
+      </w:r>
+      <w:r>
+        <w:rPr>
+          <w:b w:val="0"/>
+        </w:rPr>
+        <w:t>?</w:t>
+      </w:r>
+    </w:p>
+    <w:p>
+      <w:pPr>
+        <w:pStyle w:val="Heading3"/>
+      </w:pPr>
+      <w:r>
+        <w:t>Write or draw your reasoning and evidence.</w:t>
+      </w:r>
+    </w:p>
+    <w:p>
+      <w:r>
+        <w:t>________________________________________________________________</w:t>
+      </w:r>
+    </w:p>
+    <w:p>
+      <w:r>
+        <w:t>________________________________________________________________</w:t>
+      </w:r>
+    </w:p>
+    <w:p>
+      <w:r>
+        <w:t>________________________________________________________________</w:t>
+      </w:r>
+    </w:p>
+    <w:p>
+      <w:r>
+        <w:t>________________________________________________________________</w:t>
+      </w:r>
+    </w:p>
+    <w:p>
+      <w:r>
+        <w:t>________________________________________________________________</w:t>
+      </w:r>
+    </w:p>
+    <w:p>
+      <w:pPr>
+        <w:spacing w:line="336" w:lineRule="auto" w:after="180"/>
+      </w:pPr>
+      <w:r>
+        <w:rPr>
+          <w:b w:val="0"/>
+        </w:rPr>
+        <w:t xml:space="preserve">RESPONSIBLE DESIGN  Collect only necessary information. Show uncertainty and limits. Never confuse fluent </w:t>
+      </w:r>
+      <w:r>
+        <w:rPr>
+          <w:b/>
+        </w:rPr>
+        <w:t>output</w:t>
+      </w:r>
+      <w:r>
+        <w:rPr>
+          <w:b w:val="0"/>
+        </w:rPr>
+        <w:t xml:space="preserve"> with verified truth.</w:t>
+      </w:r>
+    </w:p>
+    <w:p>
+      <w:pPr>
+        <w:pStyle w:val="Heading2"/>
+      </w:pPr>
+      <w:r>
+        <w:t>Earlier wording, alternatives and picture transcripts · reference / check after trying</w:t>
+      </w:r>
+    </w:p>
+    <w:p>
+      <w:pPr>
+        <w:spacing w:line="336" w:lineRule="auto" w:after="180"/>
+      </w:pPr>
+      <w:r>
+        <w:rPr>
+          <w:b w:val="0"/>
+        </w:rPr>
+        <w:t>CUMULATIVE PROJECT</w:t>
+      </w:r>
+    </w:p>
+    <w:p>
+      <w:pPr>
+        <w:spacing w:line="336" w:lineRule="auto" w:after="180"/>
+      </w:pPr>
+      <w:r>
+        <w:rPr>
+          <w:b w:val="0"/>
+        </w:rPr>
+        <w:t>Verified Study Buddy</w:t>
+      </w:r>
+    </w:p>
+    <w:p>
+      <w:pPr>
+        <w:spacing w:line="336" w:lineRule="auto" w:after="180"/>
+      </w:pPr>
+      <w:r>
+        <w:rPr>
+          <w:b w:val="0"/>
+        </w:rPr>
+        <w:t>Every week adds one inspectable piece. The system must show how it reached a result.</w:t>
+      </w:r>
+    </w:p>
+    <w:p>
+      <w:r>
+        <w:drawing>
+          <wp:inline xmlns:a="http://schemas.openxmlformats.org/drawingml/2006/main" xmlns:pic="http://schemas.openxmlformats.org/drawingml/2006/picture">
+            <wp:extent cx="5486400" cy="1901952"/>
+            <wp:docPr id="21" name="Picture 21" descr="Book recommender connection for Block-to-Python Bridge"/>
+            <wp:cNvGraphicFramePr>
+              <a:graphicFrameLocks noChangeAspect="1"/>
+            </wp:cNvGraphicFramePr>
+            <a:graphic>
+              <a:graphicData uri="http://schemas.openxmlformats.org/drawingml/2006/picture">
+                <pic:pic>
+                  <pic:nvPicPr>
+                    <pic:cNvPr id="0" name="0b5aaba00a3f8338a3349cd6a205d486ebc5c4a6a51caf3acefedf1e5e15c5f6.png"/>
+                    <pic:cNvPicPr/>
+                  </pic:nvPicPr>
+                  <pic:blipFill>
+                    <a:blip r:embed="rId24"/>
+                    <a:stretch>
+                      <a:fillRect/>
+                    </a:stretch>
+                  </pic:blipFill>
+                  <pic:spPr>
+                    <a:xfrm>
+                      <a:off x="0" y="0"/>
+                      <a:ext cx="5486400" cy="1901952"/>
+                    </a:xfrm>
+                    <a:prstGeom prst="rect"/>
+                  </pic:spPr>
+                </pic:pic>
+              </a:graphicData>
+            </a:graphic>
+          </wp:inline>
+        </w:drawing>
+      </w:r>
+    </w:p>
+    <w:p>
+      <w:pPr>
+        <w:pStyle w:val="Heading3"/>
+      </w:pPr>
+      <w:r>
+        <w:t>Evidence for your project</w:t>
+      </w:r>
+    </w:p>
+    <w:p>
+      <w:pPr>
+        <w:spacing w:line="336" w:lineRule="auto" w:after="180"/>
+      </w:pPr>
+      <w:r>
+        <w:rPr>
+          <w:b w:val="0"/>
+        </w:rPr>
+        <w:t xml:space="preserve">For your Verified Study Buddy, save the </w:t>
+      </w:r>
+      <w:r>
+        <w:rPr>
+          <w:b/>
+        </w:rPr>
+        <w:t>input</w:t>
+      </w:r>
+      <w:r>
+        <w:rPr>
+          <w:b w:val="0"/>
+        </w:rPr>
+        <w:t>, procedure, observed result and limitation of this check.</w:t>
+      </w:r>
+    </w:p>
+    <w:p>
+      <w:pPr>
+        <w:spacing w:line="336" w:lineRule="auto" w:after="180"/>
+      </w:pPr>
+      <w:r>
+        <w:rPr>
+          <w:b w:val="0"/>
+        </w:rPr>
+        <w:t>Label this worked example as practice; use a different, previously unreviewed case when checking independent understanding.</w:t>
+      </w:r>
+    </w:p>
+    <w:p>
+      <w:pPr>
+        <w:pStyle w:val="Heading1"/>
+      </w:pPr>
+      <w:r>
+        <w:t>16. Finish: explain order, indentation and the evidence of a run</w:t>
+      </w:r>
+    </w:p>
+    <w:p>
+      <w:r>
+        <w:t>A correct prediction and a successful execution are distinct records.</w:t>
+      </w:r>
+    </w:p>
+    <w:p>
+      <w:pPr>
+        <w:pStyle w:val="Heading2"/>
+      </w:pPr>
+      <w:r>
+        <w:t>Explain without notes</w:t>
+      </w:r>
+    </w:p>
+    <w:p>
+      <w:pPr>
+        <w:pStyle w:val="ListBullet"/>
+      </w:pPr>
+      <w:r>
+        <w:t>Close your notes. Explain this goal in your own words: Translate a short paper calculation into a Python script</w:t>
+      </w:r>
+    </w:p>
+    <w:p>
+      <w:pPr>
+        <w:pStyle w:val="Heading3"/>
+      </w:pPr>
+      <w:r>
+        <w:t>My deciding step, evidence and one remaining question</w:t>
+      </w:r>
+    </w:p>
+    <w:p>
+      <w:r>
+        <w:t>________________________________________________________________</w:t>
+      </w:r>
+    </w:p>
+    <w:p>
+      <w:r>
+        <w:t>________________________________________________________________</w:t>
+      </w:r>
+    </w:p>
+    <w:p>
+      <w:r>
+        <w:t>________________________________________________________________</w:t>
+      </w:r>
+    </w:p>
+    <w:p>
+      <w:r>
+        <w:t>________________________________________________________________</w:t>
+      </w:r>
+    </w:p>
+    <w:p>
+      <w:r>
+        <w:t>________________________________________________________________</w:t>
+      </w:r>
+    </w:p>
+    <w:p>
+      <w:pPr>
+        <w:pStyle w:val="Heading2"/>
+      </w:pPr>
+      <w:r>
+        <w:t>Plan a changed-case return</w:t>
+      </w:r>
+    </w:p>
+    <w:p>
+      <w:pPr>
+        <w:spacing w:line="336" w:lineRule="auto" w:after="180"/>
+      </w:pPr>
+      <w:r>
+        <w:rPr>
+          <w:b w:val="0"/>
+        </w:rPr>
+        <w:t xml:space="preserve">If you are unsure, return to the worked picture and explain one arrow. If you are ready, change an </w:t>
+      </w:r>
+      <w:r>
+        <w:rPr>
+          <w:b/>
+        </w:rPr>
+        <w:t>input</w:t>
+      </w:r>
+      <w:r>
+        <w:rPr>
+          <w:b w:val="0"/>
+        </w:rPr>
+        <w:t xml:space="preserve"> or assumption and justify your </w:t>
+      </w:r>
+      <w:r>
+        <w:rPr>
+          <w:b/>
+        </w:rPr>
+        <w:t>prediction</w:t>
+      </w:r>
+      <w:r>
+        <w:rPr>
+          <w:b w:val="0"/>
+        </w:rPr>
+        <w:t>.</w:t>
+      </w:r>
+    </w:p>
+    <w:p>
+      <w:pPr>
+        <w:spacing w:line="336" w:lineRule="auto" w:after="180"/>
+      </w:pPr>
+      <w:r>
+        <w:rPr>
+          <w:b w:val="0"/>
+        </w:rPr>
+        <w:t xml:space="preserve">Save your workbook </w:t>
+      </w:r>
+      <w:r>
+        <w:rPr>
+          <w:b/>
+        </w:rPr>
+        <w:t>evidence</w:t>
+      </w:r>
+      <w:r>
+        <w:rPr>
+          <w:b w:val="0"/>
+        </w:rPr>
+        <w:t>. At the next review, try a different case before opening your old answer.</w:t>
+      </w:r>
+    </w:p>
+    <w:p>
+      <w:pPr>
+        <w:pStyle w:val="Heading1"/>
+      </w:pPr>
+      <w:r>
+        <w:t>Reference bank and extra practice</w:t>
+      </w:r>
+    </w:p>
+    <w:p>
+      <w:pPr>
+        <w:pStyle w:val="Heading1"/>
+      </w:pPr>
+      <w:r>
+        <w:t>05. Your quick word guide</w:t>
+      </w:r>
+    </w:p>
+    <w:p>
+      <w:r>
+        <w:t>Use the words to explain a particular step, record or limit.</w:t>
+      </w:r>
+    </w:p>
+    <w:p>
+      <w:pPr>
+        <w:pStyle w:val="Heading2"/>
+      </w:pPr>
+      <w:r>
+        <w:t>Core vocabulary</w:t>
+      </w:r>
+    </w:p>
+    <w:tbl>
+      <w:tblPr>
+        <w:tblStyle w:val="LightShading-Accent1"/>
+        <w:tblW w:type="auto" w:w="0"/>
+        <w:tblLook w:firstColumn="1" w:firstRow="1" w:lastColumn="0" w:lastRow="0" w:noHBand="0" w:noVBand="1" w:val="04A0"/>
+      </w:tblPr>
+      <w:tblGrid>
+        <w:gridCol w:w="3408"/>
+        <w:gridCol w:w="3408"/>
+        <w:gridCol w:w="3408"/>
+      </w:tblGrid>
+      <w:tr>
+        <w:trPr>
+          <w:tblHeader/>
+        </w:trPr>
+        <w:tc>
+          <w:tcPr>
+            <w:tcW w:type="dxa" w:w="3408"/>
+          </w:tcPr>
+          <w:p>
+            <w:r>
+              <w:t>Word</w:t>
+            </w:r>
+          </w:p>
+        </w:tc>
+        <w:tc>
+          <w:tcPr>
+            <w:tcW w:type="dxa" w:w="3408"/>
+          </w:tcPr>
+          <w:p>
+            <w:r>
+              <w:t>My own example</w:t>
+            </w:r>
+          </w:p>
+        </w:tc>
+        <w:tc>
+          <w:tcPr>
+            <w:tcW w:type="dxa" w:w="3408"/>
+          </w:tcPr>
+          <w:p>
+            <w:r>
+              <w:t>Not this / boundary</w:t>
+            </w:r>
+          </w:p>
+        </w:tc>
+      </w:tr>
+      <w:tr>
+        <w:tc>
+          <w:tcPr>
+            <w:tcW w:type="dxa" w:w="3408"/>
+          </w:tcPr>
+          <w:p>
+            <w:r>
+              <w:t>variable</w:t>
+            </w:r>
+          </w:p>
+        </w:tc>
+        <w:tc>
+          <w:tcPr>
+            <w:tcW w:type="dxa" w:w="3408"/>
+          </w:tcPr>
+          <w:p>
+            <w:r>
+              <w:t>A named reference to a value that can be used or changed in a program.</w:t>
+            </w:r>
+          </w:p>
+        </w:tc>
+        <w:tc>
+          <w:tcPr>
+            <w:tcW w:type="dxa" w:w="3408"/>
+          </w:tcPr>
+          <w:p>
+            <w:r/>
+          </w:p>
+        </w:tc>
+      </w:tr>
+      <w:tr>
+        <w:tc>
+          <w:tcPr>
+            <w:tcW w:type="dxa" w:w="3408"/>
+          </w:tcPr>
+          <w:p>
+            <w:r>
+              <w:t>list</w:t>
+            </w:r>
+          </w:p>
+        </w:tc>
+        <w:tc>
+          <w:tcPr>
+            <w:tcW w:type="dxa" w:w="3408"/>
+          </w:tcPr>
+          <w:p>
+            <w:r>
+              <w:t>An ordered collection of items.</w:t>
+            </w:r>
+          </w:p>
+        </w:tc>
+        <w:tc>
+          <w:tcPr>
+            <w:tcW w:type="dxa" w:w="3408"/>
+          </w:tcPr>
+          <w:p>
+            <w:r/>
+          </w:p>
+        </w:tc>
+      </w:tr>
+      <w:tr>
+        <w:tc>
+          <w:tcPr>
+            <w:tcW w:type="dxa" w:w="3408"/>
+          </w:tcPr>
+          <w:p>
+            <w:r>
+              <w:t>function</w:t>
+            </w:r>
+          </w:p>
+        </w:tc>
+        <w:tc>
+          <w:tcPr>
+            <w:tcW w:type="dxa" w:w="3408"/>
+          </w:tcPr>
+          <w:p>
+            <w:r>
+              <w:t>A named unit of code that performs a task, optionally receiving arguments and returning a value.</w:t>
+            </w:r>
+          </w:p>
+        </w:tc>
+        <w:tc>
+          <w:tcPr>
+            <w:tcW w:type="dxa" w:w="3408"/>
+          </w:tcPr>
+          <w:p>
+            <w:r/>
+          </w:p>
+        </w:tc>
+      </w:tr>
+      <w:tr>
+        <w:tc>
+          <w:tcPr>
+            <w:tcW w:type="dxa" w:w="3408"/>
+          </w:tcPr>
+          <w:p>
+            <w:r>
+              <w:t>condition</w:t>
+            </w:r>
+          </w:p>
+        </w:tc>
+        <w:tc>
+          <w:tcPr>
+            <w:tcW w:type="dxa" w:w="3408"/>
+          </w:tcPr>
+          <w:p>
+            <w:r>
+              <w:t>A statement evaluated as true or false to help select an action.</w:t>
+            </w:r>
+          </w:p>
+        </w:tc>
+        <w:tc>
+          <w:tcPr>
+            <w:tcW w:type="dxa" w:w="3408"/>
+          </w:tcPr>
+          <w:p>
+            <w:r/>
+          </w:p>
+        </w:tc>
+      </w:tr>
+    </w:tbl>
+    <w:p>
+      <w:pPr>
+        <w:pStyle w:val="Heading2"/>
+      </w:pPr>
+      <w:r>
+        <w:t>Terms for the connected explanation</w:t>
+      </w:r>
+    </w:p>
+    <w:tbl>
+      <w:tblPr>
+        <w:tblStyle w:val="LightShading-Accent1"/>
+        <w:tblW w:type="auto" w:w="0"/>
+        <w:tblLook w:firstColumn="1" w:firstRow="1" w:lastColumn="0" w:lastRow="0" w:noHBand="0" w:noVBand="1" w:val="04A0"/>
+      </w:tblPr>
+      <w:tblGrid>
+        <w:gridCol w:w="5112"/>
+        <w:gridCol w:w="5112"/>
+      </w:tblGrid>
+      <w:tr>
+        <w:trPr>
+          <w:tblHeader/>
+        </w:trPr>
+        <w:tc>
+          <w:tcPr>
+            <w:tcW w:type="dxa" w:w="5112"/>
+          </w:tcPr>
+          <w:p>
+            <w:r>
+              <w:t>Word</w:t>
+            </w:r>
+          </w:p>
+        </w:tc>
+        <w:tc>
+          <w:tcPr>
+            <w:tcW w:type="dxa" w:w="5112"/>
+          </w:tcPr>
+          <w:p>
+            <w:r>
+              <w:t>Meaning</w:t>
+            </w:r>
+          </w:p>
+        </w:tc>
+      </w:tr>
+      <w:tr>
+        <w:tc>
+          <w:tcPr>
+            <w:tcW w:type="dxa" w:w="5112"/>
+          </w:tcPr>
+          <w:p>
+            <w:r>
+              <w:t>Algorithm</w:t>
+            </w:r>
+          </w:p>
+        </w:tc>
+        <w:tc>
+          <w:tcPr>
+            <w:tcW w:type="dxa" w:w="5112"/>
+          </w:tcPr>
+          <w:p>
+            <w:r>
+              <w:t>An ordered procedure for solving a stated problem</w:t>
+            </w:r>
+          </w:p>
+        </w:tc>
+      </w:tr>
+      <w:tr>
+        <w:tc>
+          <w:tcPr>
+            <w:tcW w:type="dxa" w:w="5112"/>
+          </w:tcPr>
+          <w:p>
+            <w:r>
+              <w:t>Program</w:t>
+            </w:r>
+          </w:p>
+        </w:tc>
+        <w:tc>
+          <w:tcPr>
+            <w:tcW w:type="dxa" w:w="5112"/>
+          </w:tcPr>
+          <w:p>
+            <w:r>
+              <w:t>Instructions written in a language a computer can execute</w:t>
+            </w:r>
+          </w:p>
+        </w:tc>
+      </w:tr>
+      <w:tr>
+        <w:tc>
+          <w:tcPr>
+            <w:tcW w:type="dxa" w:w="5112"/>
+          </w:tcPr>
+          <w:p>
+            <w:r>
+              <w:t>Interpreter</w:t>
+            </w:r>
+          </w:p>
+        </w:tc>
+        <w:tc>
+          <w:tcPr>
+            <w:tcW w:type="dxa" w:w="5112"/>
+          </w:tcPr>
+          <w:p>
+            <w:r>
+              <w:t>Software that executes Python instructions</w:t>
+            </w:r>
+          </w:p>
+        </w:tc>
+      </w:tr>
+      <w:tr>
+        <w:tc>
+          <w:tcPr>
+            <w:tcW w:type="dxa" w:w="5112"/>
+          </w:tcPr>
+          <w:p>
+            <w:r>
+              <w:t>Assignment</w:t>
+            </w:r>
+          </w:p>
+        </w:tc>
+        <w:tc>
+          <w:tcPr>
+            <w:tcW w:type="dxa" w:w="5112"/>
+          </w:tcPr>
+          <w:p>
+            <w:r>
+              <w:t>Binding a name to the value of an expression</w:t>
+            </w:r>
+          </w:p>
+        </w:tc>
+      </w:tr>
+      <w:tr>
+        <w:tc>
+          <w:tcPr>
+            <w:tcW w:type="dxa" w:w="5112"/>
+          </w:tcPr>
+          <w:p>
+            <w:r>
+              <w:t>Output</w:t>
+            </w:r>
+          </w:p>
+        </w:tc>
+        <w:tc>
+          <w:tcPr>
+            <w:tcW w:type="dxa" w:w="5112"/>
+          </w:tcPr>
+          <w:p>
+            <w:r>
+              <w:t>Information a program displays or returns</w:t>
+            </w:r>
+          </w:p>
+        </w:tc>
+      </w:tr>
+    </w:tbl>
+    <w:p>
+      <w:pPr>
+        <w:pStyle w:val="Heading2"/>
+      </w:pPr>
+      <w:r>
+        <w:t>Earlier wording, alternatives and picture transcripts · reference / check after trying</w:t>
+      </w:r>
+    </w:p>
+    <w:p>
+      <w:pPr>
+        <w:spacing w:line="336" w:lineRule="auto" w:after="180"/>
+      </w:pPr>
+      <w:r>
+        <w:rPr>
+          <w:b w:val="0"/>
+        </w:rPr>
+        <w:t>VOCABULARY LAB</w:t>
+      </w:r>
+    </w:p>
+    <w:p>
+      <w:pPr>
+        <w:spacing w:line="336" w:lineRule="auto" w:after="180"/>
+      </w:pPr>
+      <w:r>
+        <w:rPr>
+          <w:b w:val="0"/>
+        </w:rPr>
+        <w:t>Words You Can Use to Reason</w:t>
+      </w:r>
+    </w:p>
+    <w:p>
+      <w:pPr>
+        <w:spacing w:line="336" w:lineRule="auto" w:after="180"/>
+      </w:pPr>
+      <w:r>
+        <w:rPr>
+          <w:b w:val="0"/>
+        </w:rPr>
+        <w:t>A definition matters when you can recognize the idea, use it, and contrast it with a near-miss.</w:t>
+      </w:r>
+    </w:p>
+    <w:p>
+      <w:r>
+        <w:drawing>
+          <wp:inline xmlns:a="http://schemas.openxmlformats.org/drawingml/2006/main" xmlns:pic="http://schemas.openxmlformats.org/drawingml/2006/picture">
+            <wp:extent cx="5486400" cy="3200400"/>
+            <wp:docPr id="22" name="Picture 22" descr="Vocabulary badge: variable"/>
+            <wp:cNvGraphicFramePr>
+              <a:graphicFrameLocks noChangeAspect="1"/>
+            </wp:cNvGraphicFramePr>
+            <a:graphic>
+              <a:graphicData uri="http://schemas.openxmlformats.org/drawingml/2006/picture">
+                <pic:pic>
+                  <pic:nvPicPr>
+                    <pic:cNvPr id="0" name="b5424dc2d520c5e8eadd3acafa13f37bcbc950e1630d73aeee27e5ff917d77e2.png"/>
+                    <pic:cNvPicPr/>
+                  </pic:nvPicPr>
+                  <pic:blipFill>
+                    <a:blip r:embed="rId25"/>
+                    <a:stretch>
+                      <a:fillRect/>
+                    </a:stretch>
+                  </pic:blipFill>
+                  <pic:spPr>
+                    <a:xfrm>
+                      <a:off x="0" y="0"/>
+                      <a:ext cx="5486400" cy="3200400"/>
+                    </a:xfrm>
+                    <a:prstGeom prst="rect"/>
+                  </pic:spPr>
+                </pic:pic>
+              </a:graphicData>
+            </a:graphic>
+          </wp:inline>
+        </w:drawing>
+      </w:r>
+    </w:p>
+    <w:p>
+      <w:r>
+        <w:drawing>
+          <wp:inline xmlns:a="http://schemas.openxmlformats.org/drawingml/2006/main" xmlns:pic="http://schemas.openxmlformats.org/drawingml/2006/picture">
+            <wp:extent cx="5486400" cy="3200400"/>
+            <wp:docPr id="23" name="Picture 23" descr="Vocabulary badge: list"/>
+            <wp:cNvGraphicFramePr>
+              <a:graphicFrameLocks noChangeAspect="1"/>
+            </wp:cNvGraphicFramePr>
+            <a:graphic>
+              <a:graphicData uri="http://schemas.openxmlformats.org/drawingml/2006/picture">
+                <pic:pic>
+                  <pic:nvPicPr>
+                    <pic:cNvPr id="0" name="221204e60e9de908e83a0e8fc7fcdd8731ced563fa38bcd707f915649a18ff5f.png"/>
+                    <pic:cNvPicPr/>
+                  </pic:nvPicPr>
+                  <pic:blipFill>
+                    <a:blip r:embed="rId26"/>
+                    <a:stretch>
+                      <a:fillRect/>
+                    </a:stretch>
+                  </pic:blipFill>
+                  <pic:spPr>
+                    <a:xfrm>
+                      <a:off x="0" y="0"/>
+                      <a:ext cx="5486400" cy="3200400"/>
+                    </a:xfrm>
+                    <a:prstGeom prst="rect"/>
+                  </pic:spPr>
+                </pic:pic>
+              </a:graphicData>
+            </a:graphic>
+          </wp:inline>
+        </w:drawing>
+      </w:r>
+    </w:p>
+    <w:p>
+      <w:r>
+        <w:drawing>
+          <wp:inline xmlns:a="http://schemas.openxmlformats.org/drawingml/2006/main" xmlns:pic="http://schemas.openxmlformats.org/drawingml/2006/picture">
+            <wp:extent cx="5486400" cy="3200400"/>
+            <wp:docPr id="24" name="Picture 24" descr="Vocabulary badge: function"/>
+            <wp:cNvGraphicFramePr>
+              <a:graphicFrameLocks noChangeAspect="1"/>
+            </wp:cNvGraphicFramePr>
+            <a:graphic>
+              <a:graphicData uri="http://schemas.openxmlformats.org/drawingml/2006/picture">
+                <pic:pic>
+                  <pic:nvPicPr>
+                    <pic:cNvPr id="0" name="f277af26d7ce833501957bf84a227e604830190f18c7e46e7eb8c1f3d4698a87.png"/>
+                    <pic:cNvPicPr/>
+                  </pic:nvPicPr>
+                  <pic:blipFill>
+                    <a:blip r:embed="rId27"/>
+                    <a:stretch>
+                      <a:fillRect/>
+                    </a:stretch>
+                  </pic:blipFill>
+                  <pic:spPr>
+                    <a:xfrm>
+                      <a:off x="0" y="0"/>
+                      <a:ext cx="5486400" cy="3200400"/>
+                    </a:xfrm>
+                    <a:prstGeom prst="rect"/>
+                  </pic:spPr>
+                </pic:pic>
+              </a:graphicData>
+            </a:graphic>
+          </wp:inline>
+        </w:drawing>
+      </w:r>
+    </w:p>
+    <w:p>
+      <w:r>
+        <w:drawing>
+          <wp:inline xmlns:a="http://schemas.openxmlformats.org/drawingml/2006/main" xmlns:pic="http://schemas.openxmlformats.org/drawingml/2006/picture">
+            <wp:extent cx="5486400" cy="3200400"/>
+            <wp:docPr id="25" name="Picture 25" descr="Vocabulary badge: condition"/>
+            <wp:cNvGraphicFramePr>
+              <a:graphicFrameLocks noChangeAspect="1"/>
+            </wp:cNvGraphicFramePr>
+            <a:graphic>
+              <a:graphicData uri="http://schemas.openxmlformats.org/drawingml/2006/picture">
+                <pic:pic>
+                  <pic:nvPicPr>
+                    <pic:cNvPr id="0" name="284947a2565c368f2e5d439d0176744ad7923dc22a6beb2b450f29005ebddd2a.png"/>
+                    <pic:cNvPicPr/>
+                  </pic:nvPicPr>
+                  <pic:blipFill>
+                    <a:blip r:embed="rId28"/>
+                    <a:stretch>
+                      <a:fillRect/>
+                    </a:stretch>
+                  </pic:blipFill>
+                  <pic:spPr>
+                    <a:xfrm>
+                      <a:off x="0" y="0"/>
+                      <a:ext cx="5486400" cy="3200400"/>
+                    </a:xfrm>
+                    <a:prstGeom prst="rect"/>
+                  </pic:spPr>
+                </pic:pic>
+              </a:graphicData>
+            </a:graphic>
+          </wp:inline>
+        </w:drawing>
+      </w:r>
+    </w:p>
+    <w:p>
+      <w:pPr>
+        <w:pStyle w:val="Heading3"/>
+      </w:pPr>
+      <w:r>
+        <w:t>Words used in the closer explanation</w:t>
+      </w:r>
+    </w:p>
+    <w:p>
+      <w:pPr>
+        <w:pStyle w:val="Heading1"/>
+      </w:pPr>
+      <w:r>
+        <w:t>10. Choose a stronger thinking challenge</w:t>
+      </w:r>
+    </w:p>
+    <w:p>
+      <w:r>
+        <w:t>Choose the next useful challenge rather than treating the whole ladder as compulsory.</w:t>
+      </w:r>
+    </w:p>
+    <w:p>
+      <w:pPr>
+        <w:pStyle w:val="Heading2"/>
+      </w:pPr>
+      <w:r>
+        <w:t>Pick your next step</w:t>
+      </w:r>
+    </w:p>
+    <w:p>
+      <w:pPr>
+        <w:pStyle w:val="ListBullet"/>
+      </w:pPr>
+      <w:r>
+        <w:t>1 • NAME: Define the concept without repeating the textbook.</w:t>
+      </w:r>
+    </w:p>
+    <w:p>
+      <w:pPr>
+        <w:pStyle w:val="ListBullet"/>
+      </w:pPr>
+      <w:r>
+        <w:t>2 • TRACE: Show the information, state, branch, calculation, or evidence path.</w:t>
+      </w:r>
+    </w:p>
+    <w:p>
+      <w:pPr>
+        <w:pStyle w:val="ListBullet"/>
+      </w:pPr>
+      <w:r>
+        <w:t>3 • APPLY: Solve a different example independently.</w:t>
+      </w:r>
+    </w:p>
+    <w:p>
+      <w:pPr>
+        <w:pStyle w:val="ListBullet"/>
+      </w:pPr>
+      <w:r>
+        <w:t>4 • CHALLENGE: Find a boundary case, counterexample, or unfair outcome.</w:t>
+      </w:r>
+    </w:p>
+    <w:p>
+      <w:pPr>
+        <w:pStyle w:val="ListBullet"/>
+      </w:pPr>
+      <w:r>
+        <w:t>5 • EXPLAIN LIMITS: Say when the result should not be trusted or used alone.</w:t>
+      </w:r>
+    </w:p>
+    <w:p>
+      <w:pPr>
+        <w:pStyle w:val="ListBullet"/>
+      </w:pPr>
+      <w:r>
+        <w:t>My strongest evidence of independent understanding:</w:t>
+      </w:r>
+    </w:p>
+    <w:p>
+      <w:pPr>
+        <w:pStyle w:val="Heading3"/>
+      </w:pPr>
+      <w:r>
+        <w:t>Write or draw your reasoning and evidence.</w:t>
+      </w:r>
+    </w:p>
+    <w:p>
+      <w:r>
+        <w:t>________________________________________________________________</w:t>
+      </w:r>
+    </w:p>
+    <w:p>
+      <w:r>
+        <w:t>________________________________________________________________</w:t>
+      </w:r>
+    </w:p>
+    <w:p>
+      <w:r>
+        <w:t>________________________________________________________________</w:t>
+      </w:r>
+    </w:p>
+    <w:p>
+      <w:r>
+        <w:t>________________________________________________________________</w:t>
+      </w:r>
+    </w:p>
+    <w:p>
+      <w:r>
+        <w:t>________________________________________________________________</w:t>
+      </w:r>
+    </w:p>
+    <w:p>
+      <w:pPr>
+        <w:pStyle w:val="Heading2"/>
+      </w:pPr>
+      <w:r>
+        <w:t>Earlier wording, alternatives and picture transcripts · reference / check after trying</w:t>
+      </w:r>
+    </w:p>
+    <w:p>
+      <w:pPr>
+        <w:spacing w:line="336" w:lineRule="auto" w:after="180"/>
+      </w:pPr>
+      <w:r>
+        <w:rPr>
+          <w:b w:val="0"/>
         </w:rPr>
         <w:t>MASTERY</w:t>
       </w:r>
@@ -4640,7 +6312,7 @@
         <w:drawing>
           <wp:inline xmlns:a="http://schemas.openxmlformats.org/drawingml/2006/main" xmlns:pic="http://schemas.openxmlformats.org/drawingml/2006/picture">
             <wp:extent cx="5486400" cy="1719072"/>
-            <wp:docPr id="19" name="Picture 19" descr="Mastery ladder for Block-to-Python Bridge"/>
+            <wp:docPr id="26" name="Picture 26" descr="Mastery ladder for Block-to-Python Bridge"/>
             <wp:cNvGraphicFramePr>
               <a:graphicFrameLocks noChangeAspect="1"/>
             </wp:cNvGraphicFramePr>
@@ -4652,7 +6324,7 @@
                     <pic:cNvPicPr/>
                   </pic:nvPicPr>
                   <pic:blipFill>
-                    <a:blip r:embed="rId26"/>
+                    <a:blip r:embed="rId29"/>
                     <a:stretch>
                       <a:fillRect/>
                     </a:stretch>
@@ -4673,13 +6345,164 @@
     </w:p>
     <w:p>
       <w:pPr>
+        <w:pStyle w:val="Heading1"/>
+      </w:pPr>
+      <w:r>
+        <w:t>12. Reference: check your explanation</w:t>
+      </w:r>
+    </w:p>
+    <w:p>
+      <w:r>
+        <w:t>Use after practice. Trace the new sum/reset procedure independently is the selected independent case.</w:t>
+      </w:r>
+    </w:p>
+    <w:p>
+      <w:pPr>
+        <w:pStyle w:val="Heading2"/>
+      </w:pPr>
+      <w:r>
+        <w:t>Check the evidence and its limit</w:t>
+      </w:r>
+    </w:p>
+    <w:p>
+      <w:pPr>
+        <w:pStyle w:val="ListBullet"/>
+      </w:pPr>
+      <w:r>
+        <w:t>1. My fresh example, trace, calculation, or design:</w:t>
+      </w:r>
+    </w:p>
+    <w:p>
+      <w:pPr>
+        <w:pStyle w:val="Heading3"/>
+      </w:pPr>
+      <w:r>
+        <w:t>Write or draw your reasoning and evidence.</w:t>
+      </w:r>
+    </w:p>
+    <w:p>
+      <w:r>
+        <w:t>________________________________________________________________</w:t>
+      </w:r>
+    </w:p>
+    <w:p>
+      <w:r>
+        <w:t>________________________________________________________________</w:t>
+      </w:r>
+    </w:p>
+    <w:p>
+      <w:r>
+        <w:t>________________________________________________________________</w:t>
+      </w:r>
+    </w:p>
+    <w:p>
+      <w:r>
+        <w:t>________________________________________________________________</w:t>
+      </w:r>
+    </w:p>
+    <w:p>
+      <w:r>
+        <w:t>________________________________________________________________</w:t>
+      </w:r>
+    </w:p>
+    <w:p>
+      <w:pPr>
+        <w:pStyle w:val="ListBullet"/>
+      </w:pPr>
+      <w:r>
+        <w:t>2. My evidence that it works (include a boundary or missing-data case):</w:t>
+      </w:r>
+    </w:p>
+    <w:p>
+      <w:pPr>
+        <w:pStyle w:val="Heading3"/>
+      </w:pPr>
+      <w:r>
+        <w:t>Write or draw your reasoning and evidence.</w:t>
+      </w:r>
+    </w:p>
+    <w:p>
+      <w:r>
+        <w:t>________________________________________________________________</w:t>
+      </w:r>
+    </w:p>
+    <w:p>
+      <w:r>
+        <w:t>________________________________________________________________</w:t>
+      </w:r>
+    </w:p>
+    <w:p>
+      <w:r>
+        <w:t>________________________________________________________________</w:t>
+      </w:r>
+    </w:p>
+    <w:p>
+      <w:r>
+        <w:t>________________________________________________________________</w:t>
+      </w:r>
+    </w:p>
+    <w:p>
+      <w:r>
+        <w:t>________________________________________________________________</w:t>
+      </w:r>
+    </w:p>
+    <w:p>
+      <w:pPr>
+        <w:pStyle w:val="ListBullet"/>
+      </w:pPr>
+      <w:r>
+        <w:t>3. One limitation, fairness concern, or situation needing human review:</w:t>
+      </w:r>
+    </w:p>
+    <w:p>
+      <w:pPr>
+        <w:pStyle w:val="Heading2"/>
+      </w:pPr>
+      <w:r>
+        <w:t>Self-check and record</w:t>
+      </w:r>
+    </w:p>
+    <w:p>
+      <w:pPr>
         <w:spacing w:line="336" w:lineRule="auto" w:after="180"/>
       </w:pPr>
       <w:r>
         <w:rPr>
           <w:b w:val="0"/>
         </w:rPr>
-        <w:t>1 • NAME: Define the concept without repeating the textbook.</w:t>
+        <w:t xml:space="preserve">SELF-CHECK  □ I explained the </w:t>
+      </w:r>
+      <w:r>
+        <w:rPr>
+          <w:b/>
+        </w:rPr>
+        <w:t>mechanism</w:t>
+      </w:r>
+      <w:r>
+        <w:rPr>
+          <w:b w:val="0"/>
+        </w:rPr>
+        <w:t xml:space="preserve">  □ I used </w:t>
+      </w:r>
+      <w:r>
+        <w:rPr>
+          <w:b/>
+        </w:rPr>
+        <w:t>evidence</w:t>
+      </w:r>
+      <w:r>
+        <w:rPr>
+          <w:b w:val="0"/>
+        </w:rPr>
+        <w:t xml:space="preserve">  □ I tested a fresh case  □ I named a limitation  □ I can answer ‘why?’</w:t>
+      </w:r>
+    </w:p>
+    <w:p>
+      <w:pPr>
+        <w:pStyle w:val="Heading2"/>
+      </w:pPr>
+      <w:r>
+        <w:t>Earlier wording, alternatives and picture transcripts · reference / check after trying</w:t>
       </w:r>
     </w:p>
     <w:p>
@@ -4690,19 +6513,18 @@
         <w:rPr>
           <w:b w:val="0"/>
         </w:rPr>
-        <w:t xml:space="preserve">2 • TRACE: Show the information, state, branch, calculation, or </w:t>
-      </w:r>
-      <w:r>
-        <w:rPr>
-          <w:b/>
-        </w:rPr>
-        <w:t>evidence</w:t>
-      </w:r>
+        <w:t>INDEPENDENT MASTERY PROOF</w:t>
+      </w:r>
+    </w:p>
+    <w:p>
+      <w:pPr>
+        <w:spacing w:line="336" w:lineRule="auto" w:after="180"/>
+      </w:pPr>
       <w:r>
         <w:rPr>
           <w:b w:val="0"/>
         </w:rPr>
-        <w:t xml:space="preserve"> path.</w:t>
+        <w:t>Checklist for explaining this week’s idea</w:t>
       </w:r>
     </w:p>
     <w:p>
@@ -4713,131 +6535,7 @@
         <w:rPr>
           <w:b w:val="0"/>
         </w:rPr>
-        <w:t>3 • APPLY: Solve a different example independently.</w:t>
-      </w:r>
-    </w:p>
-    <w:p>
-      <w:pPr>
-        <w:spacing w:line="336" w:lineRule="auto" w:after="180"/>
-      </w:pPr>
-      <w:r>
-        <w:rPr>
-          <w:b w:val="0"/>
-        </w:rPr>
-        <w:t>4 • CHALLENGE: Find a boundary case, counterexample, or unfair outcome.</w:t>
-      </w:r>
-    </w:p>
-    <w:p>
-      <w:pPr>
-        <w:spacing w:line="336" w:lineRule="auto" w:after="180"/>
-      </w:pPr>
-      <w:r>
-        <w:rPr>
-          <w:b w:val="0"/>
-        </w:rPr>
-        <w:t>5 • EXPLAIN LIMITS: Say when the result should not be trusted or used alone.</w:t>
-      </w:r>
-    </w:p>
-    <w:p>
-      <w:pPr>
-        <w:spacing w:line="336" w:lineRule="auto" w:after="180"/>
-      </w:pPr>
-      <w:r>
-        <w:rPr>
-          <w:b w:val="0"/>
-        </w:rPr>
-        <w:t xml:space="preserve">My strongest </w:t>
-      </w:r>
-      <w:r>
-        <w:rPr>
-          <w:b/>
-        </w:rPr>
-        <w:t>evidence</w:t>
-      </w:r>
-      <w:r>
-        <w:rPr>
-          <w:b w:val="0"/>
-        </w:rPr>
-        <w:t xml:space="preserve"> of independent understanding:</w:t>
-      </w:r>
-    </w:p>
-    <w:p>
-      <w:pPr>
-        <w:pStyle w:val="Heading3"/>
-      </w:pPr>
-      <w:r>
-        <w:t>Write or draw your reasoning and evidence.</w:t>
-      </w:r>
-    </w:p>
-    <w:p>
-      <w:r>
-        <w:t>________________________________________________________________</w:t>
-      </w:r>
-    </w:p>
-    <w:p>
-      <w:r>
-        <w:t>________________________________________________________________</w:t>
-      </w:r>
-    </w:p>
-    <w:p>
-      <w:r>
-        <w:t>________________________________________________________________</w:t>
-      </w:r>
-    </w:p>
-    <w:p>
-      <w:r>
-        <w:t>________________________________________________________________</w:t>
-      </w:r>
-    </w:p>
-    <w:p>
-      <w:r>
-        <w:t>________________________________________________________________</w:t>
-      </w:r>
-    </w:p>
-    <w:p>
-      <w:pPr>
-        <w:pStyle w:val="Heading1"/>
-      </w:pPr>
-      <w:r>
-        <w:t>11. Connect your project</w:t>
-      </w:r>
-    </w:p>
-    <w:p>
-      <w:r>
-        <w:t>Apply this week’s idea to Verified Study Buddy. Keep an annotated decision and the evidence supporting it.</w:t>
-      </w:r>
-    </w:p>
-    <w:p>
-      <w:pPr>
-        <w:spacing w:line="336" w:lineRule="auto" w:after="180"/>
-      </w:pPr>
-      <w:r>
-        <w:rPr>
-          <w:b/>
-        </w:rPr>
-        <w:t>CUMULATIVE PROJECT</w:t>
-      </w:r>
-    </w:p>
-    <w:p>
-      <w:pPr>
-        <w:spacing w:line="336" w:lineRule="auto" w:after="180"/>
-      </w:pPr>
-      <w:r>
-        <w:rPr>
-          <w:b w:val="0"/>
-        </w:rPr>
-        <w:t>Verified Study Buddy</w:t>
-      </w:r>
-    </w:p>
-    <w:p>
-      <w:pPr>
-        <w:spacing w:line="336" w:lineRule="auto" w:after="180"/>
-      </w:pPr>
-      <w:r>
-        <w:rPr>
-          <w:b w:val="0"/>
-        </w:rPr>
-        <w:t>Every week adds one inspectable piece. The system must show how it reached a result.</w:t>
+        <w:t>Use after practice. Trace the new sum/reset procedure independently is the selected independent case.</w:t>
       </w:r>
     </w:p>
     <w:p>
@@ -4845,7 +6543,7 @@
         <w:drawing>
           <wp:inline xmlns:a="http://schemas.openxmlformats.org/drawingml/2006/main" xmlns:pic="http://schemas.openxmlformats.org/drawingml/2006/picture">
             <wp:extent cx="5486400" cy="1901952"/>
-            <wp:docPr id="20" name="Picture 20" descr="Book recommender connection for Block-to-Python Bridge"/>
+            <wp:docPr id="27" name="Picture 27" descr="Independent proof graphic for Block-to-Python Bridge"/>
             <wp:cNvGraphicFramePr>
               <a:graphicFrameLocks noChangeAspect="1"/>
             </wp:cNvGraphicFramePr>
@@ -4853,11 +6551,11 @@
               <a:graphicData uri="http://schemas.openxmlformats.org/drawingml/2006/picture">
                 <pic:pic>
                   <pic:nvPicPr>
-                    <pic:cNvPr id="0" name="0b5aaba00a3f8338a3349cd6a205d486ebc5c4a6a51caf3acefedf1e5e15c5f6.png"/>
+                    <pic:cNvPr id="0" name="050be248aa4e5fca72e2aac25c667717e42e5ee8dcd0094f7546913c6f15b5f2.png"/>
                     <pic:cNvPicPr/>
                   </pic:nvPicPr>
                   <pic:blipFill>
-                    <a:blip r:embed="rId27"/>
+                    <a:blip r:embed="rId30"/>
                     <a:stretch>
                       <a:fillRect/>
                     </a:stretch>
@@ -4884,19 +6582,111 @@
         <w:rPr>
           <w:b w:val="0"/>
         </w:rPr>
-        <w:t xml:space="preserve">THIS WEEK’S CHECKPOINT  Implement small transparent </w:t>
+        <w:t>EXPLANATION CHECK  Require ordered intermediate state, initialization scope and separation of paper trace from executed output.</w:t>
+      </w:r>
+    </w:p>
+    <w:p>
+      <w:pPr>
+        <w:pStyle w:val="Heading3"/>
+      </w:pPr>
+      <w:r>
+        <w:t>Write or draw your reasoning and evidence.</w:t>
+      </w:r>
+    </w:p>
+    <w:p>
+      <w:r>
+        <w:t>________________________________________________________________</w:t>
+      </w:r>
+    </w:p>
+    <w:p>
+      <w:r>
+        <w:t>________________________________________________________________</w:t>
+      </w:r>
+    </w:p>
+    <w:p>
+      <w:r>
+        <w:t>________________________________________________________________</w:t>
+      </w:r>
+    </w:p>
+    <w:p>
+      <w:r>
+        <w:t>________________________________________________________________</w:t>
+      </w:r>
+    </w:p>
+    <w:p>
+      <w:r>
+        <w:t>________________________________________________________________</w:t>
+      </w:r>
+    </w:p>
+    <w:p>
+      <w:pPr>
+        <w:pStyle w:val="Heading1"/>
+      </w:pPr>
+      <w:r>
+        <w:t>13. Extra practice: Trace the accumulator inside the loop</w:t>
+      </w:r>
+    </w:p>
+    <w:p>
+      <w:r>
+        <w:t>Try the question before opening its worked explanation.</w:t>
+      </w:r>
+    </w:p>
+    <w:p>
+      <w:pPr>
+        <w:pStyle w:val="Heading2"/>
+      </w:pPr>
+      <w:r>
+        <w:t>Read the supplied case and question</w:t>
+      </w:r>
+    </w:p>
+    <w:p>
+      <w:pPr>
+        <w:spacing w:line="336" w:lineRule="auto" w:after="180"/>
+      </w:pPr>
+      <w:r>
+        <w:rPr>
+          <w:b w:val="0"/>
+        </w:rPr>
+        <w:t xml:space="preserve">A block </w:t>
       </w:r>
       <w:r>
         <w:rPr>
           <w:b/>
         </w:rPr>
-        <w:t>function</w:t>
+        <w:t>program</w:t>
       </w:r>
       <w:r>
         <w:rPr>
           <w:b w:val="0"/>
         </w:rPr>
-        <w:t>s for selection, validation, and citation formatting.</w:t>
+        <w:t xml:space="preserve"> sets total=0 and adds each value in [2,4,6].</w:t>
+      </w:r>
+    </w:p>
+    <w:p>
+      <w:pPr>
+        <w:spacing w:line="336" w:lineRule="auto" w:after="180"/>
+      </w:pPr>
+      <w:r>
+        <w:rPr>
+          <w:b w:val="0"/>
+        </w:rPr>
+        <w:t>Translate and trace.</w:t>
+      </w:r>
+    </w:p>
+    <w:p>
+      <w:pPr>
+        <w:pStyle w:val="Heading2"/>
+      </w:pPr>
+      <w:r>
+        <w:t>Your explanation</w:t>
+      </w:r>
+    </w:p>
+    <w:p>
+      <w:pPr>
+        <w:pStyle w:val="ListBullet"/>
+      </w:pPr>
+      <w:r>
+        <w:t>Which detail supports the answer, and why does it matter?</w:t>
       </w:r>
     </w:p>
     <w:p>
@@ -4904,673 +6694,51 @@
         <w:pStyle w:val="Heading3"/>
       </w:pPr>
       <w:r>
-        <w:t>Trace the system</w:t>
+        <w:t>Write or draw your reasoning and evidence.</w:t>
+      </w:r>
+    </w:p>
+    <w:p>
+      <w:r>
+        <w:t>________________________________________________________________</w:t>
+      </w:r>
+    </w:p>
+    <w:p>
+      <w:r>
+        <w:t>________________________________________________________________</w:t>
+      </w:r>
+    </w:p>
+    <w:p>
+      <w:r>
+        <w:t>________________________________________________________________</w:t>
+      </w:r>
+    </w:p>
+    <w:p>
+      <w:r>
+        <w:t>________________________________________________________________</w:t>
+      </w:r>
+    </w:p>
+    <w:p>
+      <w:r>
+        <w:t>________________________________________________________________</w:t>
+      </w:r>
+    </w:p>
+    <w:p>
+      <w:pPr>
+        <w:pStyle w:val="Heading2"/>
+      </w:pPr>
+      <w:r>
+        <w:t>Check after trying · reference / check after trying</w:t>
       </w:r>
     </w:p>
     <w:p>
       <w:pPr>
         <w:spacing w:line="336" w:lineRule="auto" w:after="180"/>
-        <w:shd w:fill="EDF7F3"/>
       </w:pPr>
       <w:r>
         <w:rPr>
           <w:b w:val="0"/>
         </w:rPr>
-        <w:t xml:space="preserve">SYSTEM MAP  Learner need → prompt/schema → approved sources/retrieval → model/tool → structured answer → verification → </w:t>
-      </w:r>
-      <w:r>
-        <w:rPr>
-          <w:b/>
-        </w:rPr>
-        <w:t>human decision</w:t>
-      </w:r>
-    </w:p>
-    <w:p>
-      <w:pPr>
-        <w:spacing w:line="336" w:lineRule="auto" w:after="180"/>
-        <w:shd w:fill="F5F1FB"/>
-      </w:pPr>
-      <w:r>
-        <w:rPr>
-          <w:b w:val="0"/>
-        </w:rPr>
-        <w:t>What will you add, change, or verify in the project this week?</w:t>
-      </w:r>
-    </w:p>
-    <w:p>
-      <w:pPr>
-        <w:pStyle w:val="Heading3"/>
-      </w:pPr>
-      <w:r>
-        <w:t>Write or draw your reasoning and evidence.</w:t>
-      </w:r>
-    </w:p>
-    <w:p>
-      <w:r>
-        <w:t>________________________________________________________________</w:t>
-      </w:r>
-    </w:p>
-    <w:p>
-      <w:r>
-        <w:t>________________________________________________________________</w:t>
-      </w:r>
-    </w:p>
-    <w:p>
-      <w:r>
-        <w:t>________________________________________________________________</w:t>
-      </w:r>
-    </w:p>
-    <w:p>
-      <w:r>
-        <w:t>________________________________________________________________</w:t>
-      </w:r>
-    </w:p>
-    <w:p>
-      <w:r>
-        <w:t>________________________________________________________________</w:t>
-      </w:r>
-    </w:p>
-    <w:p>
-      <w:pPr>
-        <w:spacing w:line="336" w:lineRule="auto" w:after="180"/>
-        <w:shd w:fill="F5F1FB"/>
-      </w:pPr>
-      <w:r>
-        <w:rPr>
-          <w:b w:val="0"/>
-        </w:rPr>
-        <w:t xml:space="preserve">What should remain under </w:t>
-      </w:r>
-      <w:r>
-        <w:rPr>
-          <w:b/>
-        </w:rPr>
-        <w:t>human control</w:t>
-      </w:r>
-      <w:r>
-        <w:rPr>
-          <w:b w:val="0"/>
-        </w:rPr>
-        <w:t>?</w:t>
-      </w:r>
-    </w:p>
-    <w:p>
-      <w:pPr>
-        <w:pStyle w:val="Heading3"/>
-      </w:pPr>
-      <w:r>
-        <w:t>Write or draw your reasoning and evidence.</w:t>
-      </w:r>
-    </w:p>
-    <w:p>
-      <w:r>
-        <w:t>________________________________________________________________</w:t>
-      </w:r>
-    </w:p>
-    <w:p>
-      <w:r>
-        <w:t>________________________________________________________________</w:t>
-      </w:r>
-    </w:p>
-    <w:p>
-      <w:r>
-        <w:t>________________________________________________________________</w:t>
-      </w:r>
-    </w:p>
-    <w:p>
-      <w:r>
-        <w:t>________________________________________________________________</w:t>
-      </w:r>
-    </w:p>
-    <w:p>
-      <w:r>
-        <w:t>________________________________________________________________</w:t>
-      </w:r>
-    </w:p>
-    <w:p>
-      <w:pPr>
-        <w:pStyle w:val="Heading3"/>
-      </w:pPr>
-      <w:r>
-        <w:t>Responsible design</w:t>
-      </w:r>
-    </w:p>
-    <w:p>
-      <w:pPr>
-        <w:spacing w:line="336" w:lineRule="auto" w:after="180"/>
-        <w:shd w:fill="FFF5E6"/>
-      </w:pPr>
-      <w:r>
-        <w:rPr>
-          <w:b w:val="0"/>
-        </w:rPr>
-        <w:t xml:space="preserve">RESPONSIBLE DESIGN  Collect only necessary information. Show uncertainty and limits. Never confuse fluent </w:t>
-      </w:r>
-      <w:r>
-        <w:rPr>
-          <w:b/>
-        </w:rPr>
-        <w:t>output</w:t>
-      </w:r>
-      <w:r>
-        <w:rPr>
-          <w:b w:val="0"/>
-        </w:rPr>
-        <w:t xml:space="preserve"> with verified truth.</w:t>
-      </w:r>
-    </w:p>
-    <w:p>
-      <w:pPr>
-        <w:pStyle w:val="Heading3"/>
-      </w:pPr>
-      <w:r>
-        <w:t>Evidence for your project</w:t>
-      </w:r>
-    </w:p>
-    <w:p>
-      <w:pPr>
-        <w:spacing w:line="336" w:lineRule="auto" w:after="180"/>
-      </w:pPr>
-      <w:r>
-        <w:rPr>
-          <w:b w:val="0"/>
-        </w:rPr>
-        <w:t xml:space="preserve">For your Verified Study Buddy, save the </w:t>
-      </w:r>
-      <w:r>
-        <w:rPr>
-          <w:b/>
-        </w:rPr>
-        <w:t>input</w:t>
-      </w:r>
-      <w:r>
-        <w:rPr>
-          <w:b w:val="0"/>
-        </w:rPr>
-        <w:t>, procedure, observed result and limitation of this check.</w:t>
-      </w:r>
-    </w:p>
-    <w:p>
-      <w:pPr>
-        <w:spacing w:line="336" w:lineRule="auto" w:after="180"/>
-      </w:pPr>
-      <w:r>
-        <w:rPr>
-          <w:b w:val="0"/>
-        </w:rPr>
-        <w:t>Label this worked example as practice; use a different, previously unreviewed case when checking independent understanding.</w:t>
-      </w:r>
-    </w:p>
-    <w:p>
-      <w:pPr>
-        <w:pStyle w:val="Heading1"/>
-      </w:pPr>
-      <w:r>
-        <w:t>12. Show what you know</w:t>
-      </w:r>
-    </w:p>
-    <w:p>
-      <w:r>
-        <w:t>Use a genuinely new case for independent evidence. Previously discussed examples remain practice; use the separately named independent case before feedback.</w:t>
-      </w:r>
-    </w:p>
-    <w:p>
-      <w:pPr>
-        <w:pStyle w:val="Heading3"/>
-      </w:pPr>
-      <w:r>
-        <w:t>Independent evidence</w:t>
-      </w:r>
-    </w:p>
-    <w:p>
-      <w:pPr>
-        <w:spacing w:line="336" w:lineRule="auto" w:after="180"/>
-        <w:shd w:fill="FFF5E6"/>
-      </w:pPr>
-      <w:r>
-        <w:rPr>
-          <w:b w:val="0"/>
-        </w:rPr>
-        <w:t>INDEPENDENT MASTERY PROOF</w:t>
-      </w:r>
-    </w:p>
-    <w:p>
-      <w:pPr>
-        <w:spacing w:line="336" w:lineRule="auto" w:after="180"/>
-      </w:pPr>
-      <w:r>
-        <w:rPr>
-          <w:b w:val="0"/>
-        </w:rPr>
-        <w:t>Explain • Transfer • Test • Defend</w:t>
-      </w:r>
-    </w:p>
-    <w:p>
-      <w:pPr>
-        <w:spacing w:line="336" w:lineRule="auto" w:after="180"/>
-      </w:pPr>
-      <w:r>
-        <w:rPr>
-          <w:b w:val="0"/>
-        </w:rPr>
-        <w:t>Complete this page without copying the worked example. Your reasoning matters more than decoration.</w:t>
-      </w:r>
-    </w:p>
-    <w:p>
-      <w:r>
-        <w:drawing>
-          <wp:inline xmlns:a="http://schemas.openxmlformats.org/drawingml/2006/main" xmlns:pic="http://schemas.openxmlformats.org/drawingml/2006/picture">
-            <wp:extent cx="5486400" cy="1901952"/>
-            <wp:docPr id="21" name="Picture 21" descr="Independent proof graphic for Block-to-Python Bridge"/>
-            <wp:cNvGraphicFramePr>
-              <a:graphicFrameLocks noChangeAspect="1"/>
-            </wp:cNvGraphicFramePr>
-            <a:graphic>
-              <a:graphicData uri="http://schemas.openxmlformats.org/drawingml/2006/picture">
-                <pic:pic>
-                  <pic:nvPicPr>
-                    <pic:cNvPr id="0" name="050be248aa4e5fca72e2aac25c667717e42e5ee8dcd0094f7546913c6f15b5f2.png"/>
-                    <pic:cNvPicPr/>
-                  </pic:nvPicPr>
-                  <pic:blipFill>
-                    <a:blip r:embed="rId28"/>
-                    <a:stretch>
-                      <a:fillRect/>
-                    </a:stretch>
-                  </pic:blipFill>
-                  <pic:spPr>
-                    <a:xfrm>
-                      <a:off x="0" y="0"/>
-                      <a:ext cx="5486400" cy="1901952"/>
-                    </a:xfrm>
-                    <a:prstGeom prst="rect"/>
-                  </pic:spPr>
-                </pic:pic>
-              </a:graphicData>
-            </a:graphic>
-          </wp:inline>
-        </w:drawing>
-      </w:r>
-    </w:p>
-    <w:p>
-      <w:pPr>
-        <w:pStyle w:val="Heading3"/>
-      </w:pPr>
-      <w:r>
-        <w:t>Try a more demanding case</w:t>
-      </w:r>
-    </w:p>
-    <w:p>
-      <w:pPr>
-        <w:spacing w:line="336" w:lineRule="auto" w:after="180"/>
-        <w:shd w:fill="F5F1FB"/>
-      </w:pPr>
-      <w:r>
-        <w:rPr>
-          <w:b w:val="0"/>
-        </w:rPr>
-        <w:t>CHALLENGE  Translate a block workflow into readable Python.</w:t>
-      </w:r>
-    </w:p>
-    <w:p>
-      <w:pPr>
-        <w:spacing w:line="336" w:lineRule="auto" w:after="180"/>
-        <w:shd w:fill="F4F9FC"/>
-      </w:pPr>
-      <w:r>
-        <w:rPr>
-          <w:b w:val="0"/>
-        </w:rPr>
-        <w:t>1. My fresh example, trace, calculation, or design:</w:t>
-      </w:r>
-    </w:p>
-    <w:p>
-      <w:pPr>
-        <w:pStyle w:val="Heading3"/>
-      </w:pPr>
-      <w:r>
-        <w:t>Write or draw your reasoning and evidence.</w:t>
-      </w:r>
-    </w:p>
-    <w:p>
-      <w:r>
-        <w:t>________________________________________________________________</w:t>
-      </w:r>
-    </w:p>
-    <w:p>
-      <w:r>
-        <w:t>________________________________________________________________</w:t>
-      </w:r>
-    </w:p>
-    <w:p>
-      <w:r>
-        <w:t>________________________________________________________________</w:t>
-      </w:r>
-    </w:p>
-    <w:p>
-      <w:r>
-        <w:t>________________________________________________________________</w:t>
-      </w:r>
-    </w:p>
-    <w:p>
-      <w:r>
-        <w:t>________________________________________________________________</w:t>
-      </w:r>
-    </w:p>
-    <w:p>
-      <w:pPr>
-        <w:spacing w:line="336" w:lineRule="auto" w:after="180"/>
-        <w:shd w:fill="F4F9FC"/>
-      </w:pPr>
-      <w:r>
-        <w:rPr>
-          <w:b w:val="0"/>
-        </w:rPr>
-        <w:t xml:space="preserve">2. My </w:t>
-      </w:r>
-      <w:r>
-        <w:rPr>
-          <w:b/>
-        </w:rPr>
-        <w:t>evidence</w:t>
-      </w:r>
-      <w:r>
-        <w:rPr>
-          <w:b w:val="0"/>
-        </w:rPr>
-        <w:t xml:space="preserve"> that it works (include a boundary or missing-data case):</w:t>
-      </w:r>
-    </w:p>
-    <w:p>
-      <w:pPr>
-        <w:pStyle w:val="Heading3"/>
-      </w:pPr>
-      <w:r>
-        <w:t>Write or draw your reasoning and evidence.</w:t>
-      </w:r>
-    </w:p>
-    <w:p>
-      <w:r>
-        <w:t>________________________________________________________________</w:t>
-      </w:r>
-    </w:p>
-    <w:p>
-      <w:r>
-        <w:t>________________________________________________________________</w:t>
-      </w:r>
-    </w:p>
-    <w:p>
-      <w:r>
-        <w:t>________________________________________________________________</w:t>
-      </w:r>
-    </w:p>
-    <w:p>
-      <w:r>
-        <w:t>________________________________________________________________</w:t>
-      </w:r>
-    </w:p>
-    <w:p>
-      <w:r>
-        <w:t>________________________________________________________________</w:t>
-      </w:r>
-    </w:p>
-    <w:p>
-      <w:pPr>
-        <w:spacing w:line="336" w:lineRule="auto" w:after="180"/>
-        <w:shd w:fill="F4F9FC"/>
-      </w:pPr>
-      <w:r>
-        <w:rPr>
-          <w:b w:val="0"/>
-        </w:rPr>
-        <w:t>3. One limitation, fairness concern, or situation needing human review:</w:t>
-      </w:r>
-    </w:p>
-    <w:p>
-      <w:pPr>
-        <w:pStyle w:val="Heading3"/>
-      </w:pPr>
-      <w:r>
-        <w:t>Write or draw your reasoning and evidence.</w:t>
-      </w:r>
-    </w:p>
-    <w:p>
-      <w:r>
-        <w:t>________________________________________________________________</w:t>
-      </w:r>
-    </w:p>
-    <w:p>
-      <w:r>
-        <w:t>________________________________________________________________</w:t>
-      </w:r>
-    </w:p>
-    <w:p>
-      <w:r>
-        <w:t>________________________________________________________________</w:t>
-      </w:r>
-    </w:p>
-    <w:p>
-      <w:r>
-        <w:t>________________________________________________________________</w:t>
-      </w:r>
-    </w:p>
-    <w:p>
-      <w:r>
-        <w:t>________________________________________________________________</w:t>
-      </w:r>
-    </w:p>
-    <w:p>
-      <w:pPr>
-        <w:pStyle w:val="Heading3"/>
-      </w:pPr>
-      <w:r>
-        <w:t>Check your explanation</w:t>
-      </w:r>
-    </w:p>
-    <w:p>
-      <w:pPr>
-        <w:spacing w:line="336" w:lineRule="auto" w:after="180"/>
-        <w:shd w:fill="F5F1FB"/>
-      </w:pPr>
-      <w:r>
-        <w:rPr>
-          <w:b w:val="0"/>
-        </w:rPr>
-        <w:t xml:space="preserve">SELF-CHECK  □ I explained the </w:t>
-      </w:r>
-      <w:r>
-        <w:rPr>
-          <w:b/>
-        </w:rPr>
-        <w:t>mechanism</w:t>
-      </w:r>
-      <w:r>
-        <w:rPr>
-          <w:b w:val="0"/>
-        </w:rPr>
-        <w:t xml:space="preserve">  □ I used </w:t>
-      </w:r>
-      <w:r>
-        <w:rPr>
-          <w:b/>
-        </w:rPr>
-        <w:t>evidence</w:t>
-      </w:r>
-      <w:r>
-        <w:rPr>
-          <w:b w:val="0"/>
-        </w:rPr>
-        <w:t xml:space="preserve">  □ I tested a fresh case  □ I named a limitation  □ I can answer ‘why?’</w:t>
-      </w:r>
-    </w:p>
-    <w:p>
-      <w:pPr>
-        <w:pStyle w:val="Heading1"/>
-      </w:pPr>
-      <w:r>
-        <w:t>13. Study a complete case</w:t>
-      </w:r>
-    </w:p>
-    <w:p>
-      <w:r>
-        <w:t>Revisit the complete Block to Python Bridge case for supported practice. Repeated examples do not become fresh assessments.</w:t>
-      </w:r>
-    </w:p>
-    <w:p>
-      <w:pPr>
-        <w:pStyle w:val="Heading3"/>
-      </w:pPr>
-      <w:r>
-        <w:t>Week 23 Worked case</w:t>
-      </w:r>
-    </w:p>
-    <w:p>
-      <w:pPr>
-        <w:spacing w:line="336" w:lineRule="auto" w:after="180"/>
-      </w:pPr>
-      <w:r>
-        <w:rPr>
-          <w:b w:val="0"/>
-        </w:rPr>
-        <w:t>Use the supplied details to practise the weekly concept before attempting the independent question. This case extends the illustrated lesson.</w:t>
-      </w:r>
-    </w:p>
-    <w:p>
-      <w:pPr>
-        <w:pStyle w:val="Heading3"/>
-      </w:pPr>
-      <w:r>
-        <w:t>The situation</w:t>
-      </w:r>
-    </w:p>
-    <w:p>
-      <w:pPr>
-        <w:spacing w:line="336" w:lineRule="auto" w:after="180"/>
-      </w:pPr>
-      <w:r>
-        <w:rPr>
-          <w:b w:val="0"/>
-        </w:rPr>
-        <w:t xml:space="preserve">A block </w:t>
-      </w:r>
-      <w:r>
-        <w:rPr>
-          <w:b/>
-        </w:rPr>
-        <w:t>program</w:t>
-      </w:r>
-      <w:r>
-        <w:rPr>
-          <w:b w:val="0"/>
-        </w:rPr>
-        <w:t xml:space="preserve"> sets total=0 and adds each value in [2,4,6].</w:t>
-      </w:r>
-    </w:p>
-    <w:p>
-      <w:pPr>
-        <w:pStyle w:val="Heading3"/>
-      </w:pPr>
-      <w:r>
-        <w:t>The question</w:t>
-      </w:r>
-    </w:p>
-    <w:p>
-      <w:pPr>
-        <w:spacing w:line="336" w:lineRule="auto" w:after="180"/>
-      </w:pPr>
-      <w:r>
-        <w:rPr>
-          <w:b w:val="0"/>
-        </w:rPr>
-        <w:t>Translate and trace.</w:t>
-      </w:r>
-    </w:p>
-    <w:p>
-      <w:pPr>
-        <w:pStyle w:val="Heading3"/>
-      </w:pPr>
-      <w:r>
-        <w:t>Worked explanation</w:t>
-      </w:r>
-    </w:p>
-    <w:p>
-      <w:pPr>
-        <w:spacing w:line="336" w:lineRule="auto" w:after="180"/>
-      </w:pPr>
-      <w:r>
-        <w:rPr>
-          <w:b w:val="0"/>
-        </w:rPr>
         <w:t>Python uses total=0, then an indented total += value inside for value in [2,4,6]. Totals are 2,6,12.</w:t>
-      </w:r>
-    </w:p>
-    <w:p>
-      <w:pPr>
-        <w:pStyle w:val="Heading3"/>
-      </w:pPr>
-      <w:r>
-        <w:t>Explain it in your own words</w:t>
-      </w:r>
-    </w:p>
-    <w:p>
-      <w:pPr>
-        <w:spacing w:line="336" w:lineRule="auto" w:after="180"/>
-        <w:shd w:fill="F5F1FB"/>
-      </w:pPr>
-      <w:r>
-        <w:rPr>
-          <w:b w:val="0"/>
-        </w:rPr>
-        <w:t>Which detail supports the answer, and why does it matter?</w:t>
-      </w:r>
-    </w:p>
-    <w:p>
-      <w:pPr>
-        <w:pStyle w:val="Heading3"/>
-      </w:pPr>
-      <w:r>
-        <w:t>Write or draw your reasoning and evidence.</w:t>
-      </w:r>
-    </w:p>
-    <w:p>
-      <w:r>
-        <w:t>________________________________________________________________</w:t>
-      </w:r>
-    </w:p>
-    <w:p>
-      <w:r>
-        <w:t>________________________________________________________________</w:t>
-      </w:r>
-    </w:p>
-    <w:p>
-      <w:r>
-        <w:t>________________________________________________________________</w:t>
-      </w:r>
-    </w:p>
-    <w:p>
-      <w:r>
-        <w:t>________________________________________________________________</w:t>
-      </w:r>
-    </w:p>
-    <w:p>
-      <w:r>
-        <w:t>________________________________________________________________</w:t>
-      </w:r>
-    </w:p>
-    <w:p>
-      <w:pPr>
-        <w:pStyle w:val="Heading3"/>
-      </w:pPr>
-      <w:r>
-        <w:t>Trace the supplied case visually</w:t>
-      </w:r>
-    </w:p>
-    <w:p>
-      <w:pPr>
-        <w:pStyle w:val="Heading3"/>
-      </w:pPr>
-      <w:r>
-        <w:t>Trace the accumulator inside the loop</w:t>
       </w:r>
     </w:p>
     <w:tbl>
@@ -5699,12 +6867,87 @@
     </w:tbl>
     <w:p>
       <w:pPr>
+        <w:pStyle w:val="Heading2"/>
+      </w:pPr>
+      <w:r>
+        <w:t>Earlier wording, alternatives and picture transcripts · reference / check after trying</w:t>
+      </w:r>
+    </w:p>
+    <w:p>
+      <w:pPr>
+        <w:pStyle w:val="Heading3"/>
+      </w:pPr>
+      <w:r>
+        <w:t>Week 23 Worked case</w:t>
+      </w:r>
+    </w:p>
+    <w:p>
+      <w:pPr>
         <w:spacing w:line="336" w:lineRule="auto" w:after="180"/>
       </w:pPr>
       <w:r>
         <w:rPr>
           <w:b w:val="0"/>
         </w:rPr>
+        <w:t>Use the supplied details to practise the weekly concept before attempting the independent question. This case extends the illustrated lesson.</w:t>
+      </w:r>
+    </w:p>
+    <w:p>
+      <w:pPr>
+        <w:pStyle w:val="Heading3"/>
+      </w:pPr>
+      <w:r>
+        <w:t>The situation</w:t>
+      </w:r>
+    </w:p>
+    <w:p>
+      <w:pPr>
+        <w:pStyle w:val="Heading3"/>
+      </w:pPr>
+      <w:r>
+        <w:t>The question</w:t>
+      </w:r>
+    </w:p>
+    <w:p>
+      <w:pPr>
+        <w:pStyle w:val="Heading3"/>
+      </w:pPr>
+      <w:r>
+        <w:t>Worked explanation</w:t>
+      </w:r>
+    </w:p>
+    <w:p>
+      <w:pPr>
+        <w:pStyle w:val="Heading3"/>
+      </w:pPr>
+      <w:r>
+        <w:t>Explain it in your own words</w:t>
+      </w:r>
+    </w:p>
+    <w:p>
+      <w:pPr>
+        <w:pStyle w:val="Heading3"/>
+      </w:pPr>
+      <w:r>
+        <w:t>Trace the supplied case visually</w:t>
+      </w:r>
+    </w:p>
+    <w:p>
+      <w:pPr>
+        <w:pStyle w:val="Heading3"/>
+      </w:pPr>
+      <w:r>
+        <w:t>Trace the accumulator inside the loop</w:t>
+      </w:r>
+    </w:p>
+    <w:p>
+      <w:pPr>
+        <w:spacing w:line="336" w:lineRule="auto" w:after="180"/>
+      </w:pPr>
+      <w:r>
+        <w:rPr>
+          <w:b w:val="0"/>
+        </w:rPr>
         <w:t xml:space="preserve">A block </w:t>
       </w:r>
       <w:r>
@@ -5747,480 +6990,20 @@
         <w:pStyle w:val="Heading1"/>
       </w:pPr>
       <w:r>
-        <w:t>14. Try a new case independently</w:t>
-      </w:r>
-    </w:p>
-    <w:p>
-      <w:r>
-        <w:t>Attempt the reserved new case before feedback. Record support; the earlier examples below remain additional practice.</w:t>
-      </w:r>
-    </w:p>
-    <w:p>
-      <w:pPr>
-        <w:pStyle w:val="Heading3"/>
-      </w:pPr>
-      <w:r>
-        <w:t>Independent case: Changed independent case</w:t>
-      </w:r>
-    </w:p>
-    <w:p>
-      <w:pPr>
-        <w:spacing w:line="336" w:lineRule="auto" w:after="180"/>
-        <w:shd w:fill="F5F1FB"/>
-      </w:pPr>
-      <w:r>
-        <w:rPr>
-          <w:b w:val="0"/>
-        </w:rPr>
-        <w:t>Set total=0, then for values2,4,9 perform total=total+value. Trace the result. What changes if total=0 moves inside the loop before that addition?</w:t>
-      </w:r>
-    </w:p>
-    <w:p>
-      <w:pPr>
-        <w:pStyle w:val="Heading3"/>
-      </w:pPr>
-      <w:r>
-        <w:t>My independent explanation, trace and limits</w:t>
-      </w:r>
-    </w:p>
-    <w:p>
-      <w:r>
-        <w:t>________________________________________________________________</w:t>
-      </w:r>
-    </w:p>
-    <w:p>
-      <w:r>
-        <w:t>________________________________________________________________</w:t>
-      </w:r>
-    </w:p>
-    <w:p>
-      <w:r>
-        <w:t>________________________________________________________________</w:t>
-      </w:r>
-    </w:p>
-    <w:p>
-      <w:r>
-        <w:t>________________________________________________________________</w:t>
-      </w:r>
-    </w:p>
-    <w:p>
-      <w:r>
-        <w:t>________________________________________________________________</w:t>
-      </w:r>
-    </w:p>
-    <w:p>
-      <w:r>
-        <w:t>________________________________________________________________</w:t>
-      </w:r>
-    </w:p>
-    <w:p>
-      <w:r>
-        <w:t>________________________________________________________________</w:t>
-      </w:r>
-    </w:p>
-    <w:p>
-      <w:pPr>
-        <w:spacing w:line="336" w:lineRule="auto" w:after="180"/>
-      </w:pPr>
-      <w:r>
-        <w:rPr>
-          <w:b w:val="0"/>
-        </w:rPr>
-        <w:t>Attempt this case before feedback. Record any help. Earlier examples below are further practice; a case already practised with feedback cannot establish fresh transfer.</w:t>
-      </w:r>
-    </w:p>
-    <w:p>
-      <w:pPr>
-        <w:pStyle w:val="Heading3"/>
-      </w:pPr>
-      <w:r>
-        <w:t>Week 23 Independent application</w:t>
-      </w:r>
-    </w:p>
-    <w:p>
-      <w:pPr>
-        <w:spacing w:line="336" w:lineRule="auto" w:after="180"/>
-      </w:pPr>
-      <w:r>
-        <w:rPr>
-          <w:b w:val="0"/>
-        </w:rPr>
-        <w:t>Close the worked explanation. Apply the idea to this different question without copying.</w:t>
-      </w:r>
-    </w:p>
-    <w:p>
-      <w:pPr>
-        <w:spacing w:line="336" w:lineRule="auto" w:after="180"/>
-        <w:shd w:fill="F5F1FB"/>
-      </w:pPr>
-      <w:r>
-        <w:rPr>
-          <w:b w:val="0"/>
-        </w:rPr>
-        <w:t xml:space="preserve">Trace this Python: score = 2; then if score &gt;= 2: score = score + 3. What is the final value, and what changes if the </w:t>
-      </w:r>
-      <w:r>
-        <w:rPr>
-          <w:b/>
-        </w:rPr>
-        <w:t>condition</w:t>
-      </w:r>
-      <w:r>
-        <w:rPr>
-          <w:b w:val="0"/>
-        </w:rPr>
-        <w:t xml:space="preserve"> becomes score &gt; 2?</w:t>
-      </w:r>
-    </w:p>
-    <w:p>
-      <w:pPr>
-        <w:spacing w:line="336" w:lineRule="auto" w:after="180"/>
-      </w:pPr>
-      <w:r>
-        <w:rPr>
-          <w:b w:val="0"/>
-        </w:rPr>
-        <w:t xml:space="preserve">My answer, with a trace, calculation or supporting </w:t>
-      </w:r>
-      <w:r>
-        <w:rPr>
-          <w:b/>
-        </w:rPr>
-        <w:t>evidence</w:t>
-      </w:r>
-    </w:p>
-    <w:p>
-      <w:pPr>
-        <w:pStyle w:val="Heading3"/>
-      </w:pPr>
-      <w:r>
-        <w:t>Write or draw your reasoning and evidence.</w:t>
-      </w:r>
-    </w:p>
-    <w:p>
-      <w:r>
-        <w:t>________________________________________________________________</w:t>
-      </w:r>
-    </w:p>
-    <w:p>
-      <w:r>
-        <w:t>________________________________________________________________</w:t>
-      </w:r>
-    </w:p>
-    <w:p>
-      <w:r>
-        <w:t>________________________________________________________________</w:t>
-      </w:r>
-    </w:p>
-    <w:p>
-      <w:r>
-        <w:t>________________________________________________________________</w:t>
-      </w:r>
-    </w:p>
-    <w:p>
-      <w:r>
-        <w:t>________________________________________________________________</w:t>
-      </w:r>
-    </w:p>
-    <w:p>
-      <w:pPr>
-        <w:pStyle w:val="Heading3"/>
-      </w:pPr>
-      <w:r>
-        <w:t>Create and test</w:t>
-      </w:r>
-    </w:p>
-    <w:p>
-      <w:pPr>
-        <w:spacing w:line="336" w:lineRule="auto" w:after="180"/>
-      </w:pPr>
-      <w:r>
-        <w:rPr>
-          <w:b w:val="0"/>
-        </w:rPr>
-        <w:t>Change one relevant detail. Predict the result before testing. Include a boundary or missing-information case when it helps reveal a limit.</w:t>
-      </w:r>
-    </w:p>
-    <w:p>
-      <w:pPr>
-        <w:spacing w:line="336" w:lineRule="auto" w:after="180"/>
-      </w:pPr>
-      <w:r>
-        <w:rPr>
-          <w:b w:val="0"/>
-        </w:rPr>
-        <w:t xml:space="preserve">My changed </w:t>
-      </w:r>
-      <w:r>
-        <w:rPr>
-          <w:b/>
-        </w:rPr>
-        <w:t>input</w:t>
-      </w:r>
-      <w:r>
-        <w:rPr>
-          <w:b w:val="0"/>
-        </w:rPr>
-        <w:t xml:space="preserve"> and expected result</w:t>
-      </w:r>
-    </w:p>
-    <w:p>
-      <w:pPr>
-        <w:pStyle w:val="Heading3"/>
-      </w:pPr>
-      <w:r>
-        <w:t>Write or draw your reasoning and evidence.</w:t>
-      </w:r>
-    </w:p>
-    <w:p>
-      <w:r>
-        <w:t>________________________________________________________________</w:t>
-      </w:r>
-    </w:p>
-    <w:p>
-      <w:r>
-        <w:t>________________________________________________________________</w:t>
-      </w:r>
-    </w:p>
-    <w:p>
-      <w:r>
-        <w:t>________________________________________________________________</w:t>
-      </w:r>
-    </w:p>
-    <w:p>
-      <w:r>
-        <w:t>________________________________________________________________</w:t>
-      </w:r>
-    </w:p>
-    <w:p>
-      <w:r>
-        <w:t>________________________________________________________________</w:t>
-      </w:r>
-    </w:p>
-    <w:p>
-      <w:pPr>
-        <w:pStyle w:val="Heading3"/>
-      </w:pPr>
-      <w:r>
-        <w:t>Connect to your project</w:t>
-      </w:r>
-    </w:p>
-    <w:p>
-      <w:pPr>
-        <w:spacing w:line="336" w:lineRule="auto" w:after="180"/>
-      </w:pPr>
-      <w:r>
-        <w:rPr>
-          <w:b w:val="0"/>
-        </w:rPr>
-        <w:t xml:space="preserve">Implement small transparent </w:t>
-      </w:r>
-      <w:r>
-        <w:rPr>
-          <w:b/>
-        </w:rPr>
-        <w:t>function</w:t>
-      </w:r>
-      <w:r>
-        <w:rPr>
-          <w:b w:val="0"/>
-        </w:rPr>
-        <w:t>s for selection, validation, and citation formatting.</w:t>
-      </w:r>
-    </w:p>
-    <w:p>
-      <w:pPr>
-        <w:spacing w:line="336" w:lineRule="auto" w:after="180"/>
-      </w:pPr>
-      <w:r>
-        <w:rPr>
-          <w:b w:val="0"/>
-        </w:rPr>
-        <w:t xml:space="preserve">The </w:t>
-      </w:r>
-      <w:r>
-        <w:rPr>
-          <w:b/>
-        </w:rPr>
-        <w:t>evidence</w:t>
-      </w:r>
-      <w:r>
-        <w:rPr>
-          <w:b w:val="0"/>
-        </w:rPr>
-        <w:t xml:space="preserve"> I will keep</w:t>
-      </w:r>
-    </w:p>
-    <w:p>
-      <w:pPr>
-        <w:pStyle w:val="Heading3"/>
-      </w:pPr>
-      <w:r>
-        <w:t>Write or draw your reasoning and evidence.</w:t>
-      </w:r>
-    </w:p>
-    <w:p>
-      <w:r>
-        <w:t>________________________________________________________________</w:t>
-      </w:r>
-    </w:p>
-    <w:p>
-      <w:r>
-        <w:t>________________________________________________________________</w:t>
-      </w:r>
-    </w:p>
-    <w:p>
-      <w:r>
-        <w:t>________________________________________________________________</w:t>
-      </w:r>
-    </w:p>
-    <w:p>
-      <w:r>
-        <w:t>________________________________________________________________</w:t>
-      </w:r>
-    </w:p>
-    <w:p>
-      <w:r>
-        <w:t>________________________________________________________________</w:t>
-      </w:r>
-    </w:p>
-    <w:p>
-      <w:pPr>
-        <w:spacing w:line="336" w:lineRule="auto" w:after="180"/>
-      </w:pPr>
-      <w:r>
-        <w:rPr>
-          <w:b w:val="0"/>
-        </w:rPr>
-        <w:t xml:space="preserve">Your teacher has the independent answer and scoring criteria. Complete the matching workbook week to keep your practice </w:t>
-      </w:r>
-      <w:r>
-        <w:rPr>
-          <w:b/>
-        </w:rPr>
-        <w:t>evidence</w:t>
-      </w:r>
-      <w:r>
-        <w:rPr>
-          <w:b w:val="0"/>
-        </w:rPr>
-        <w:t xml:space="preserve"> together.</w:t>
-      </w:r>
-    </w:p>
-    <w:p>
-      <w:pPr>
-        <w:pStyle w:val="Heading3"/>
-      </w:pPr>
-      <w:r>
-        <w:t>Transfer practice from the original programme</w:t>
-      </w:r>
-    </w:p>
-    <w:p>
-      <w:pPr>
-        <w:spacing w:line="336" w:lineRule="auto" w:after="180"/>
-      </w:pPr>
-      <w:r>
-        <w:rPr>
-          <w:b w:val="0"/>
-        </w:rPr>
-        <w:t>Write Python that totals [3,5,7], then trace each total. Explain how indenting 'total=0' inside the loop changes the result.</w:t>
-      </w:r>
-    </w:p>
-    <w:p>
-      <w:pPr>
-        <w:pStyle w:val="Heading3"/>
-      </w:pPr>
-      <w:r>
-        <w:t>Explain the mechanism, evidence and one limit.</w:t>
-      </w:r>
-    </w:p>
-    <w:p>
-      <w:r>
-        <w:t>________________________________________________________________</w:t>
-      </w:r>
-    </w:p>
-    <w:p>
-      <w:r>
-        <w:t>________________________________________________________________</w:t>
-      </w:r>
-    </w:p>
-    <w:p>
-      <w:r>
-        <w:t>________________________________________________________________</w:t>
-      </w:r>
-    </w:p>
-    <w:p>
-      <w:r>
-        <w:t>________________________________________________________________</w:t>
-      </w:r>
-    </w:p>
-    <w:p>
-      <w:r>
-        <w:t>________________________________________________________________</w:t>
-      </w:r>
-    </w:p>
-    <w:p>
-      <w:r>
-        <w:t>________________________________________________________________</w:t>
-      </w:r>
-    </w:p>
-    <w:p>
-      <w:r>
-        <w:t>________________________________________________________________</w:t>
-      </w:r>
-    </w:p>
-    <w:p>
-      <w:pPr>
-        <w:pStyle w:val="Heading3"/>
-      </w:pPr>
-      <w:r>
-        <w:t>Use feedback to improve</w:t>
-      </w:r>
-    </w:p>
-    <w:p>
-      <w:pPr>
-        <w:spacing w:line="336" w:lineRule="auto" w:after="180"/>
-      </w:pPr>
-      <w:r>
-        <w:rPr>
-          <w:b w:val="0"/>
-        </w:rPr>
-        <w:t>Attempt the independent case before hints. Record whether you worked alone, used a hint or followed a model. After feedback, fix the first unsupported step and explain why it changed.</w:t>
-      </w:r>
-    </w:p>
-    <w:p>
-      <w:pPr>
-        <w:spacing w:line="336" w:lineRule="auto" w:after="180"/>
-      </w:pPr>
-      <w:r>
-        <w:rPr>
-          <w:b w:val="0"/>
-        </w:rPr>
-        <w:t>A later check uses a changed case, not a copied answer.</w:t>
-      </w:r>
-    </w:p>
-    <w:p>
-      <w:pPr>
-        <w:pStyle w:val="Heading1"/>
-      </w:pPr>
-      <w:r>
-        <w:t>15. Your lesson route</w:t>
-      </w:r>
-    </w:p>
-    <w:p>
-      <w:r>
-        <w:t>Use this map to navigate Block to Python Bridge, connect the goals to tasks and keep one evidence record for each attempt.</w:t>
-      </w:r>
-    </w:p>
-    <w:p>
-      <w:pPr>
-        <w:spacing w:line="336" w:lineRule="auto" w:after="180"/>
-      </w:pPr>
-      <w:r>
-        <w:rPr>
-          <w:b w:val="0"/>
-        </w:rPr>
-        <w:t>Start with this question: Translate a “count qualifying books” paper procedure into a Python-style trace.</w:t>
+        <w:t>15. Reference: original lesson checklist</w:t>
+      </w:r>
+    </w:p>
+    <w:p>
+      <w:r>
+        <w:t>Use an additional checklist when it helps inspect your explanation.</w:t>
+      </w:r>
+    </w:p>
+    <w:p>
+      <w:pPr>
+        <w:pStyle w:val="Heading2"/>
+      </w:pPr>
+      <w:r>
+        <w:t>Targets and evidence</w:t>
       </w:r>
     </w:p>
     <w:tbl>
@@ -6327,6 +7110,14 @@
     </w:tbl>
     <w:p>
       <w:pPr>
+        <w:pStyle w:val="Heading2"/>
+      </w:pPr>
+      <w:r>
+        <w:t>Keep your route and first prediction</w:t>
+      </w:r>
+    </w:p>
+    <w:p>
+      <w:pPr>
         <w:spacing w:line="336" w:lineRule="auto" w:after="180"/>
       </w:pPr>
       <w:r>
@@ -6385,15 +7176,268 @@
     </w:p>
     <w:p>
       <w:pPr>
+        <w:pStyle w:val="Heading2"/>
+      </w:pPr>
+      <w:r>
+        <w:t>Earlier wording, alternatives and picture transcripts · reference / check after trying</w:t>
+      </w:r>
+    </w:p>
+    <w:p>
+      <w:pPr>
+        <w:spacing w:line="336" w:lineRule="auto" w:after="180"/>
+      </w:pPr>
+      <w:r>
+        <w:rPr>
+          <w:b w:val="0"/>
+        </w:rPr>
+        <w:t>Start with this question: Translate a “count qualifying books” paper procedure into a Python-style trace.</w:t>
+      </w:r>
+    </w:p>
+    <w:p>
+      <w:pPr>
         <w:pStyle w:val="Heading1"/>
       </w:pPr>
       <w:r>
-        <w:t>16. Finish and return</w:t>
-      </w:r>
-    </w:p>
-    <w:p>
-      <w:r>
-        <w:t>Explain Block to Python Bridge without notes, identify a remaining question and plan a later check with a changed case.</w:t>
+        <w:t>17. Extra practice: pictures, repair and feedback</w:t>
+      </w:r>
+    </w:p>
+    <w:p>
+      <w:r>
+        <w:t>Attempt each question before opening its explanation. Use one browser or paper copy.</w:t>
+      </w:r>
+    </w:p>
+    <w:p>
+      <w:pPr>
+        <w:pStyle w:val="Heading2"/>
+      </w:pPr>
+      <w:r>
+        <w:t>First supported question</w:t>
+      </w:r>
+    </w:p>
+    <w:p>
+      <w:pPr>
+        <w:pStyle w:val="ListBullet"/>
+      </w:pPr>
+      <w:r>
+        <w:t>Translate a “count qualifying books” paper procedure into a Python-style trace.</w:t>
+      </w:r>
+    </w:p>
+    <w:p>
+      <w:pPr>
+        <w:pStyle w:val="Heading3"/>
+      </w:pPr>
+      <w:r>
+        <w:t>Practice 1: explain the deciding evidence</w:t>
+      </w:r>
+    </w:p>
+    <w:p>
+      <w:pPr>
+        <w:pStyle w:val="ListBullet"/>
+      </w:pPr>
+      <w:r>
+        <w:t>Which labelled step matches this detail? The final result is 2 qualifying books, not the sum of their page counts.</w:t>
+      </w:r>
+    </w:p>
+    <w:p>
+      <w:pPr>
+        <w:pStyle w:val="ListBullet"/>
+      </w:pPr>
+      <w:r>
+        <w:t>1. Trace decisions</w:t>
+      </w:r>
+    </w:p>
+    <w:p>
+      <w:pPr>
+        <w:pStyle w:val="ListBullet"/>
+      </w:pPr>
+      <w:r>
+        <w:t>2. Start counter</w:t>
+      </w:r>
+    </w:p>
+    <w:p>
+      <w:pPr>
+        <w:pStyle w:val="ListBullet"/>
+      </w:pPr>
+      <w:r>
+        <w:t>3. Report count</w:t>
+      </w:r>
+    </w:p>
+    <w:p>
+      <w:pPr>
+        <w:pStyle w:val="Heading3"/>
+      </w:pPr>
+      <w:r>
+        <w:t>My selected conclusion, deciding fact and explanation</w:t>
+      </w:r>
+    </w:p>
+    <w:p>
+      <w:r>
+        <w:t>________________________________________________________________</w:t>
+      </w:r>
+    </w:p>
+    <w:p>
+      <w:r>
+        <w:t>________________________________________________________________</w:t>
+      </w:r>
+    </w:p>
+    <w:p>
+      <w:r>
+        <w:t>________________________________________________________________</w:t>
+      </w:r>
+    </w:p>
+    <w:p>
+      <w:r>
+        <w:t>________________________________________________________________</w:t>
+      </w:r>
+    </w:p>
+    <w:p>
+      <w:r>
+        <w:t>________________________________________________________________</w:t>
+      </w:r>
+    </w:p>
+    <w:p>
+      <w:pPr>
+        <w:pStyle w:val="ListBullet"/>
+      </w:pPr>
+      <w:r>
+        <w:t>Hint if needed: Read the steps in the pictorial case. Match the supplied detail to the stage that performs or records it.</w:t>
+      </w:r>
+    </w:p>
+    <w:p>
+      <w:pPr>
+        <w:pStyle w:val="ListBullet"/>
+      </w:pPr>
+      <w:r>
+        <w:t>After your attempt, compare with the supported explanation: Report count The final result is 2 qualifying books, not the sum of their page counts. Read the picture in order. The final result is 2 qualifying books, not the sum of their page counts. The arrows show which recorded input or intermediate result each decision uses. Explain the deciding step aloud before checking the changed case; pointing to the final answer alone does not show how it follows.</w:t>
+      </w:r>
+    </w:p>
+    <w:p>
+      <w:pPr>
+        <w:pStyle w:val="Heading2"/>
+      </w:pPr>
+      <w:r>
+        <w:t>Check the first explanation · reference / check after trying</w:t>
+      </w:r>
+    </w:p>
+    <w:p>
+      <w:pPr>
+        <w:pStyle w:val="Heading3"/>
+      </w:pPr>
+      <w:r>
+        <w:t>Practice 2: explain the deciding evidence</w:t>
+      </w:r>
+    </w:p>
+    <w:p>
+      <w:pPr>
+        <w:pStyle w:val="Heading2"/>
+      </w:pPr>
+      <w:r>
+        <w:t>Changed-case question</w:t>
+      </w:r>
+    </w:p>
+    <w:p>
+      <w:pPr>
+        <w:pStyle w:val="ListBullet"/>
+      </w:pPr>
+      <w:r>
+        <w:t>Changed-case practice: Replace the last page count 90 with 100. Which conclusion is supported by the supplied facts?</w:t>
+      </w:r>
+    </w:p>
+    <w:p>
+      <w:pPr>
+        <w:pStyle w:val="ListBullet"/>
+      </w:pPr>
+      <w:r>
+        <w:t>1. This one example guarantees correct results for every future input.</w:t>
+      </w:r>
+    </w:p>
+    <w:p>
+      <w:pPr>
+        <w:pStyle w:val="ListBullet"/>
+      </w:pPr>
+      <w:r>
+        <w:t>2. We can decide the result without examining the changed input or the procedure.</w:t>
+      </w:r>
+    </w:p>
+    <w:p>
+      <w:pPr>
+        <w:pStyle w:val="ListBullet"/>
+      </w:pPr>
+      <w:r>
+        <w:t>3. The final count becomes 1.</w:t>
+      </w:r>
+    </w:p>
+    <w:p>
+      <w:pPr>
+        <w:pStyle w:val="Heading3"/>
+      </w:pPr>
+      <w:r>
+        <w:t>My selected conclusion, deciding fact and explanation</w:t>
+      </w:r>
+    </w:p>
+    <w:p>
+      <w:r>
+        <w:t>________________________________________________________________</w:t>
+      </w:r>
+    </w:p>
+    <w:p>
+      <w:r>
+        <w:t>________________________________________________________________</w:t>
+      </w:r>
+    </w:p>
+    <w:p>
+      <w:r>
+        <w:t>________________________________________________________________</w:t>
+      </w:r>
+    </w:p>
+    <w:p>
+      <w:r>
+        <w:t>________________________________________________________________</w:t>
+      </w:r>
+    </w:p>
+    <w:p>
+      <w:r>
+        <w:t>________________________________________________________________</w:t>
+      </w:r>
+    </w:p>
+    <w:p>
+      <w:pPr>
+        <w:pStyle w:val="ListBullet"/>
+      </w:pPr>
+      <w:r>
+        <w:t>Hint if needed: Use the changed condition and the deciding step in the pictorial trace. The answer must say what follows from those facts.</w:t>
+      </w:r>
+    </w:p>
+    <w:p>
+      <w:pPr>
+        <w:pStyle w:val="ListBullet"/>
+      </w:pPr>
+      <w:r>
+        <w:t>After your attempt, compare with the supported explanation: The final count becomes 1. The comparison is strictly less than 100, so the boundary value does not qualify.</w:t>
+      </w:r>
+    </w:p>
+    <w:p>
+      <w:pPr>
+        <w:pStyle w:val="Heading2"/>
+      </w:pPr>
+      <w:r>
+        <w:t>Check the changed case · reference / check after trying</w:t>
+      </w:r>
+    </w:p>
+    <w:p>
+      <w:pPr>
+        <w:pStyle w:val="Heading3"/>
+      </w:pPr>
+      <w:r>
+        <w:t>Repair a missing building block</w:t>
+      </w:r>
+    </w:p>
+    <w:p>
+      <w:pPr>
+        <w:pStyle w:val="Heading2"/>
+      </w:pPr>
+      <w:r>
+        <w:t>Repair and save your work</w:t>
       </w:r>
     </w:p>
     <w:p>
@@ -6404,7 +7448,233 @@
         <w:rPr>
           <w:b w:val="0"/>
         </w:rPr>
-        <w:t>Close your notes. Explain this goal in your own words: Translate a short paper calculation into a Python script</w:t>
+        <w:t>Review Requests Responses and JSON (ai-3/22). Goal: Parse JSON into Python records. Short practice: Would converting the text silently prove the source count is correct?</w:t>
+      </w:r>
+    </w:p>
+    <w:p>
+      <w:pPr>
+        <w:spacing w:line="336" w:lineRule="auto" w:after="180"/>
+      </w:pPr>
+      <w:r>
+        <w:rPr>
+          <w:b w:val="0"/>
+        </w:rPr>
+        <w:t xml:space="preserve">Point to the relevant step in the picture, then write the changed result and the rule or </w:t>
+      </w:r>
+      <w:r>
+        <w:rPr>
+          <w:b/>
+        </w:rPr>
+        <w:t>evidence</w:t>
+      </w:r>
+      <w:r>
+        <w:rPr>
+          <w:b w:val="0"/>
+        </w:rPr>
+        <w:t xml:space="preserve"> that supports it.. Return to this week and explain what you changed.</w:t>
+      </w:r>
+    </w:p>
+    <w:p>
+      <w:pPr>
+        <w:spacing w:line="336" w:lineRule="auto" w:after="180"/>
+      </w:pPr>
+      <w:r>
+        <w:rPr>
+          <w:b w:val="0"/>
+        </w:rPr>
+        <w:t xml:space="preserve">Review Conversation State and Memory (ai-3/20). Goal: Explain the </w:t>
+      </w:r>
+      <w:r>
+        <w:rPr>
+          <w:b/>
+        </w:rPr>
+        <w:t>mechanism</w:t>
+      </w:r>
+      <w:r>
+        <w:rPr>
+          <w:b w:val="0"/>
+        </w:rPr>
+        <w:t xml:space="preserve"> and terminology of conversation state and retention. Short practice: What is selected_book after the correction and after exit?</w:t>
+      </w:r>
+    </w:p>
+    <w:p>
+      <w:pPr>
+        <w:spacing w:line="336" w:lineRule="auto" w:after="180"/>
+      </w:pPr>
+      <w:r>
+        <w:rPr>
+          <w:b w:val="0"/>
+        </w:rPr>
+        <w:t xml:space="preserve">Point to the relevant step in the picture, then write the changed result and the rule or </w:t>
+      </w:r>
+      <w:r>
+        <w:rPr>
+          <w:b/>
+        </w:rPr>
+        <w:t>evidence</w:t>
+      </w:r>
+      <w:r>
+        <w:rPr>
+          <w:b w:val="0"/>
+        </w:rPr>
+        <w:t xml:space="preserve"> that supports it.. Return to this week and explain what you changed.</w:t>
+      </w:r>
+    </w:p>
+    <w:p>
+      <w:pPr>
+        <w:spacing w:line="336" w:lineRule="auto" w:after="180"/>
+      </w:pPr>
+      <w:r>
+        <w:rPr>
+          <w:b w:val="0"/>
+        </w:rPr>
+        <w:t xml:space="preserve">Review Model Memory vs Retrieval (ai-3/17). Goal: Explain the </w:t>
+      </w:r>
+      <w:r>
+        <w:rPr>
+          <w:b/>
+        </w:rPr>
+        <w:t>mechanism</w:t>
+      </w:r>
+      <w:r>
+        <w:rPr>
+          <w:b w:val="0"/>
+        </w:rPr>
+        <w:t xml:space="preserve"> and terminology of retrieval and indexing. Short practice: Why can the assistant not certify 15: 00 when the notice is missing?</w:t>
+      </w:r>
+    </w:p>
+    <w:p>
+      <w:pPr>
+        <w:spacing w:line="336" w:lineRule="auto" w:after="180"/>
+      </w:pPr>
+      <w:r>
+        <w:rPr>
+          <w:b w:val="0"/>
+        </w:rPr>
+        <w:t xml:space="preserve">Point to the relevant step in the picture, then write the changed result and the rule or </w:t>
+      </w:r>
+      <w:r>
+        <w:rPr>
+          <w:b/>
+        </w:rPr>
+        <w:t>evidence</w:t>
+      </w:r>
+      <w:r>
+        <w:rPr>
+          <w:b w:val="0"/>
+        </w:rPr>
+        <w:t xml:space="preserve"> that supports it.. Return to this week and explain what you changed.</w:t>
+      </w:r>
+    </w:p>
+    <w:p>
+      <w:pPr>
+        <w:spacing w:line="336" w:lineRule="auto" w:after="180"/>
+      </w:pPr>
+      <w:r>
+        <w:rPr>
+          <w:b w:val="0"/>
+        </w:rPr>
+        <w:t xml:space="preserve">The browser lab lets you edit the supported Python examples already included in this lesson. Predict first, run, inspect the actual </w:t>
+      </w:r>
+      <w:r>
+        <w:rPr>
+          <w:b/>
+        </w:rPr>
+        <w:t>output</w:t>
+      </w:r>
+      <w:r>
+        <w:rPr>
+          <w:b w:val="0"/>
+        </w:rPr>
+        <w:t xml:space="preserve"> or error, change one </w:t>
+      </w:r>
+      <w:r>
+        <w:rPr>
+          <w:b/>
+        </w:rPr>
+        <w:t>input</w:t>
+      </w:r>
+      <w:r>
+        <w:rPr>
+          <w:b w:val="0"/>
+        </w:rPr>
+        <w:t>, then run again.</w:t>
+      </w:r>
+    </w:p>
+    <w:p>
+      <w:pPr>
+        <w:spacing w:line="336" w:lineRule="auto" w:after="180"/>
+      </w:pPr>
+      <w:r>
+        <w:rPr>
+          <w:b w:val="0"/>
+        </w:rPr>
+        <w:t xml:space="preserve">Keep code, </w:t>
+      </w:r>
+      <w:r>
+        <w:rPr>
+          <w:b/>
+        </w:rPr>
+        <w:t>prediction</w:t>
+      </w:r>
+      <w:r>
+        <w:rPr>
+          <w:b w:val="0"/>
+        </w:rPr>
+        <w:t>s, actual results and a reasoned revision together. On paper, label your result as a trace rather than an execution.</w:t>
+      </w:r>
+    </w:p>
+    <w:p>
+      <w:pPr>
+        <w:spacing w:line="336" w:lineRule="auto" w:after="180"/>
+      </w:pPr>
+      <w:r>
+        <w:rPr>
+          <w:b w:val="0"/>
+        </w:rPr>
+        <w:t xml:space="preserve">Use Download completed work in the hosted lesson to export your answers, reflections, practice feedback and code-run </w:t>
+      </w:r>
+      <w:r>
+        <w:rPr>
+          <w:b/>
+        </w:rPr>
+        <w:t>evidence</w:t>
+      </w:r>
+      <w:r>
+        <w:rPr>
+          <w:b w:val="0"/>
+        </w:rPr>
+        <w:t>. Open the HTML copy to read or print it.</w:t>
+      </w:r>
+    </w:p>
+    <w:p>
+      <w:pPr>
+        <w:spacing w:line="336" w:lineRule="auto" w:after="180"/>
+      </w:pPr>
+      <w:r>
+        <w:rPr>
+          <w:b w:val="0"/>
+        </w:rPr>
+        <w:t>Drafts stay in this browser when storage is available; clear drafts on a shared device.</w:t>
+      </w:r>
+    </w:p>
+    <w:p>
+      <w:pPr>
+        <w:pStyle w:val="Heading2"/>
+      </w:pPr>
+      <w:r>
+        <w:t>Earlier wording, alternatives and picture transcripts · reference / check after trying</w:t>
+      </w:r>
+    </w:p>
+    <w:p>
+      <w:pPr>
+        <w:spacing w:line="336" w:lineRule="auto" w:after="180"/>
+      </w:pPr>
+      <w:r>
+        <w:rPr>
+          <w:b w:val="0"/>
+        </w:rPr>
+        <w:t>Use this supported practice once, in the browser or on paper. Keep the reserved independent assessment for a separate first attempt before teacher feedback.</w:t>
       </w:r>
     </w:p>
     <w:p>
@@ -6412,90 +7682,15 @@
         <w:pStyle w:val="Heading3"/>
       </w:pPr>
       <w:r>
-        <w:t>My deciding step, evidence and one remaining question</w:t>
-      </w:r>
-    </w:p>
-    <w:p>
-      <w:r>
-        <w:t>________________________________________________________________</w:t>
-      </w:r>
-    </w:p>
-    <w:p>
-      <w:r>
-        <w:t>________________________________________________________________</w:t>
-      </w:r>
-    </w:p>
-    <w:p>
-      <w:r>
-        <w:t>________________________________________________________________</w:t>
-      </w:r>
-    </w:p>
-    <w:p>
-      <w:r>
-        <w:t>________________________________________________________________</w:t>
-      </w:r>
-    </w:p>
-    <w:p>
-      <w:r>
-        <w:t>________________________________________________________________</w:t>
-      </w:r>
-    </w:p>
-    <w:p>
-      <w:pPr>
-        <w:spacing w:line="336" w:lineRule="auto" w:after="180"/>
-      </w:pPr>
-      <w:r>
-        <w:rPr>
-          <w:b w:val="0"/>
-        </w:rPr>
-        <w:t xml:space="preserve">If you are unsure, return to the worked picture and explain one arrow. If you are ready, change an </w:t>
-      </w:r>
-      <w:r>
-        <w:rPr>
-          <w:b/>
-        </w:rPr>
-        <w:t>input</w:t>
-      </w:r>
-      <w:r>
-        <w:rPr>
-          <w:b w:val="0"/>
-        </w:rPr>
-        <w:t xml:space="preserve"> or assumption and justify your </w:t>
-      </w:r>
-      <w:r>
-        <w:rPr>
-          <w:b/>
-        </w:rPr>
-        <w:t>prediction</w:t>
-      </w:r>
-      <w:r>
-        <w:rPr>
-          <w:b w:val="0"/>
-        </w:rPr>
-        <w:t>.</w:t>
-      </w:r>
-    </w:p>
-    <w:p>
-      <w:pPr>
-        <w:spacing w:line="336" w:lineRule="auto" w:after="180"/>
-      </w:pPr>
-      <w:r>
-        <w:rPr>
-          <w:b w:val="0"/>
-        </w:rPr>
-        <w:t xml:space="preserve">Save your workbook </w:t>
-      </w:r>
-      <w:r>
-        <w:rPr>
-          <w:b/>
-        </w:rPr>
-        <w:t>evidence</w:t>
-      </w:r>
-      <w:r>
-        <w:rPr>
-          <w:b w:val="0"/>
-        </w:rPr>
-        <w:t>. At the next review, try a different case before opening your old answer.</w:t>
+        <w:t>Predict, run and debug</w:t>
+      </w:r>
+    </w:p>
+    <w:p>
+      <w:pPr>
+        <w:pStyle w:val="Heading3"/>
+      </w:pPr>
+      <w:r>
+        <w:t>Keep your completed work</w:t>
       </w:r>
     </w:p>
     <w:p>
@@ -6503,631 +7698,17 @@
         <w:pStyle w:val="Heading1"/>
       </w:pPr>
       <w:r>
-        <w:t>17. Supported practice, repair and portfolio</w:t>
-      </w:r>
-    </w:p>
-    <w:p>
-      <w:r>
-        <w:t>Attempt supported questions before using hints or feedback. Review a missing building block, then keep the completed work.</w:t>
-      </w:r>
-    </w:p>
-    <w:p>
-      <w:pPr>
-        <w:spacing w:line="336" w:lineRule="auto" w:after="180"/>
-      </w:pPr>
-      <w:r>
-        <w:rPr>
-          <w:b w:val="0"/>
-        </w:rPr>
-        <w:t>Use this supported practice once, in the browser or on paper. Keep the reserved independent assessment for a separate first attempt before teacher feedback.</w:t>
-      </w:r>
-    </w:p>
-    <w:p>
-      <w:pPr>
-        <w:spacing w:line="336" w:lineRule="auto" w:after="180"/>
-      </w:pPr>
-      <w:r>
-        <w:rPr>
-          <w:b w:val="0"/>
-        </w:rPr>
-        <w:t>Translate a “count qualifying books” paper procedure into a Python-style trace.</w:t>
-      </w:r>
-    </w:p>
-    <w:p>
-      <w:pPr>
-        <w:pStyle w:val="Heading3"/>
-      </w:pPr>
-      <w:r>
-        <w:t>Practice 1: explain the deciding evidence</w:t>
-      </w:r>
-    </w:p>
-    <w:p>
-      <w:pPr>
-        <w:spacing w:line="336" w:lineRule="auto" w:after="180"/>
-      </w:pPr>
-      <w:r>
-        <w:rPr>
-          <w:b w:val="0"/>
-        </w:rPr>
-        <w:t>Which labelled step matches this detail? The final result is 2 qualifying books, not the sum of their page counts.</w:t>
-      </w:r>
-    </w:p>
-    <w:p>
-      <w:pPr>
-        <w:spacing w:line="336" w:lineRule="auto" w:after="180"/>
-        <w:shd w:fill="F4F9FC"/>
-      </w:pPr>
-      <w:r>
-        <w:rPr>
-          <w:b w:val="0"/>
-        </w:rPr>
-        <w:t>1. Trace decisions</w:t>
-      </w:r>
-    </w:p>
-    <w:p>
-      <w:pPr>
-        <w:spacing w:line="336" w:lineRule="auto" w:after="180"/>
-        <w:shd w:fill="F4F9FC"/>
-      </w:pPr>
-      <w:r>
-        <w:rPr>
-          <w:b w:val="0"/>
-        </w:rPr>
-        <w:t>2. Start counter</w:t>
-      </w:r>
-    </w:p>
-    <w:p>
-      <w:pPr>
-        <w:spacing w:line="336" w:lineRule="auto" w:after="180"/>
-        <w:shd w:fill="F4F9FC"/>
-      </w:pPr>
-      <w:r>
-        <w:rPr>
-          <w:b w:val="0"/>
-        </w:rPr>
-        <w:t>3. Report count</w:t>
-      </w:r>
-    </w:p>
-    <w:p>
-      <w:pPr>
-        <w:pStyle w:val="Heading3"/>
-      </w:pPr>
-      <w:r>
-        <w:t>My selected conclusion, deciding fact and explanation</w:t>
-      </w:r>
-    </w:p>
-    <w:p>
-      <w:r>
-        <w:t>________________________________________________________________</w:t>
-      </w:r>
-    </w:p>
-    <w:p>
-      <w:r>
-        <w:t>________________________________________________________________</w:t>
-      </w:r>
-    </w:p>
-    <w:p>
-      <w:r>
-        <w:t>________________________________________________________________</w:t>
-      </w:r>
-    </w:p>
-    <w:p>
-      <w:r>
-        <w:t>________________________________________________________________</w:t>
-      </w:r>
-    </w:p>
-    <w:p>
-      <w:r>
-        <w:t>________________________________________________________________</w:t>
-      </w:r>
-    </w:p>
-    <w:p>
-      <w:pPr>
-        <w:pStyle w:val="Heading3"/>
-      </w:pPr>
-      <w:r>
-        <w:t>Hint · try first</w:t>
-      </w:r>
-    </w:p>
-    <w:p>
-      <w:pPr>
-        <w:spacing w:line="336" w:lineRule="auto" w:after="180"/>
-        <w:shd w:fill="F1F6F8"/>
-      </w:pPr>
-      <w:r>
-        <w:rPr>
-          <w:b w:val="0"/>
-        </w:rPr>
-        <w:t>Hint if needed: Read the steps in the pictorial case. Match the supplied detail to the stage that performs or records it.</w:t>
-      </w:r>
-    </w:p>
-    <w:p>
-      <w:pPr>
-        <w:pStyle w:val="Heading3"/>
-      </w:pPr>
-      <w:r>
-        <w:t>Feedback · compare after trying</w:t>
-      </w:r>
-    </w:p>
-    <w:p>
-      <w:pPr>
-        <w:spacing w:line="336" w:lineRule="auto" w:after="180"/>
-        <w:shd w:fill="F1F6FC"/>
-      </w:pPr>
-      <w:r>
-        <w:rPr>
-          <w:b w:val="0"/>
-        </w:rPr>
-        <w:t>After your attempt, compare with the supported explanation: Report count The final result is 2 qualifying books, not the sum of their page counts. Read the picture in order.</w:t>
-      </w:r>
-    </w:p>
-    <w:p>
-      <w:pPr>
-        <w:spacing w:line="336" w:lineRule="auto" w:after="180"/>
-        <w:shd w:fill="F1F6FC"/>
-      </w:pPr>
-      <w:r>
-        <w:rPr>
-          <w:b w:val="0"/>
-        </w:rPr>
-        <w:t xml:space="preserve">The final result is 2 qualifying books, not the sum of their page counts. The arrows show which recorded </w:t>
-      </w:r>
-      <w:r>
-        <w:rPr>
-          <w:b/>
-        </w:rPr>
-        <w:t>input</w:t>
-      </w:r>
-      <w:r>
-        <w:rPr>
-          <w:b w:val="0"/>
-        </w:rPr>
-        <w:t xml:space="preserve"> or intermediate result each decision uses.</w:t>
-      </w:r>
-    </w:p>
-    <w:p>
-      <w:pPr>
-        <w:spacing w:line="336" w:lineRule="auto" w:after="180"/>
-        <w:shd w:fill="F1F6FC"/>
-      </w:pPr>
-      <w:r>
-        <w:rPr>
-          <w:b w:val="0"/>
-        </w:rPr>
-        <w:t>Explain the deciding step aloud before checking the changed case; pointing to the final answer alone does not show how it follows.</w:t>
-      </w:r>
-    </w:p>
-    <w:p>
-      <w:pPr>
-        <w:pStyle w:val="Heading3"/>
-      </w:pPr>
-      <w:r>
-        <w:t>Practice 2: explain the deciding evidence</w:t>
-      </w:r>
-    </w:p>
-    <w:p>
-      <w:pPr>
-        <w:pStyle w:val="Heading3"/>
-      </w:pPr>
-      <w:r>
-        <w:t>Changed case · predict first</w:t>
-      </w:r>
-    </w:p>
-    <w:p>
-      <w:pPr>
-        <w:spacing w:line="336" w:lineRule="auto" w:after="180"/>
-        <w:shd w:fill="F5F1FB"/>
-      </w:pPr>
-      <w:r>
-        <w:rPr>
-          <w:b w:val="0"/>
-        </w:rPr>
-        <w:t>Changed-case practice: Replace the last page count 90 with 100. Which conclusion is supported by the supplied facts?</w:t>
-      </w:r>
-    </w:p>
-    <w:p>
-      <w:pPr>
-        <w:spacing w:line="336" w:lineRule="auto" w:after="180"/>
-        <w:shd w:fill="F4F9FC"/>
-      </w:pPr>
-      <w:r>
-        <w:rPr>
-          <w:b w:val="0"/>
-        </w:rPr>
-        <w:t xml:space="preserve">1. This one example guarantees correct results for every future </w:t>
-      </w:r>
-      <w:r>
-        <w:rPr>
-          <w:b/>
-        </w:rPr>
-        <w:t>input</w:t>
-      </w:r>
-      <w:r>
-        <w:rPr>
-          <w:b w:val="0"/>
-        </w:rPr>
-        <w:t>.</w:t>
-      </w:r>
-    </w:p>
-    <w:p>
-      <w:pPr>
-        <w:spacing w:line="336" w:lineRule="auto" w:after="180"/>
-        <w:shd w:fill="F4F9FC"/>
-      </w:pPr>
-      <w:r>
-        <w:rPr>
-          <w:b w:val="0"/>
-        </w:rPr>
-        <w:t xml:space="preserve">2. We can decide the result without examining the changed </w:t>
-      </w:r>
-      <w:r>
-        <w:rPr>
-          <w:b/>
-        </w:rPr>
-        <w:t>input</w:t>
-      </w:r>
-      <w:r>
-        <w:rPr>
-          <w:b w:val="0"/>
-        </w:rPr>
-        <w:t xml:space="preserve"> or the procedure.</w:t>
-      </w:r>
-    </w:p>
-    <w:p>
-      <w:pPr>
-        <w:spacing w:line="336" w:lineRule="auto" w:after="180"/>
-        <w:shd w:fill="F4F9FC"/>
-      </w:pPr>
-      <w:r>
-        <w:rPr>
-          <w:b w:val="0"/>
-        </w:rPr>
-        <w:t>3. The final count becomes 1.</w:t>
-      </w:r>
-    </w:p>
-    <w:p>
-      <w:pPr>
-        <w:pStyle w:val="Heading3"/>
-      </w:pPr>
-      <w:r>
-        <w:t>My selected conclusion, deciding fact and explanation</w:t>
-      </w:r>
-    </w:p>
-    <w:p>
-      <w:r>
-        <w:t>________________________________________________________________</w:t>
-      </w:r>
-    </w:p>
-    <w:p>
-      <w:r>
-        <w:t>________________________________________________________________</w:t>
-      </w:r>
-    </w:p>
-    <w:p>
-      <w:r>
-        <w:t>________________________________________________________________</w:t>
-      </w:r>
-    </w:p>
-    <w:p>
-      <w:r>
-        <w:t>________________________________________________________________</w:t>
-      </w:r>
-    </w:p>
-    <w:p>
-      <w:r>
-        <w:t>________________________________________________________________</w:t>
-      </w:r>
-    </w:p>
-    <w:p>
-      <w:pPr>
-        <w:pStyle w:val="Heading3"/>
-      </w:pPr>
-      <w:r>
-        <w:t>Hint · try first</w:t>
-      </w:r>
-    </w:p>
-    <w:p>
-      <w:pPr>
-        <w:spacing w:line="336" w:lineRule="auto" w:after="180"/>
-        <w:shd w:fill="F1F6F8"/>
-      </w:pPr>
-      <w:r>
-        <w:rPr>
-          <w:b w:val="0"/>
-        </w:rPr>
-        <w:t xml:space="preserve">Hint if needed: Use the changed </w:t>
-      </w:r>
-      <w:r>
-        <w:rPr>
-          <w:b/>
-        </w:rPr>
-        <w:t>condition</w:t>
-      </w:r>
-      <w:r>
-        <w:rPr>
-          <w:b w:val="0"/>
-        </w:rPr>
-        <w:t xml:space="preserve"> and the deciding step in the pictorial trace. The answer must say what follows from those facts.</w:t>
-      </w:r>
-    </w:p>
-    <w:p>
-      <w:pPr>
-        <w:pStyle w:val="Heading3"/>
-      </w:pPr>
-      <w:r>
-        <w:t>Feedback · compare after trying</w:t>
-      </w:r>
-    </w:p>
-    <w:p>
-      <w:pPr>
-        <w:spacing w:line="336" w:lineRule="auto" w:after="180"/>
-        <w:shd w:fill="F1F6FC"/>
-      </w:pPr>
-      <w:r>
-        <w:rPr>
-          <w:b w:val="0"/>
-        </w:rPr>
-        <w:t>After your attempt, compare with the supported explanation: The final count becomes 1. The comparison is strictly less than 100, so the boundary value does not qualify.</w:t>
-      </w:r>
-    </w:p>
-    <w:p>
-      <w:pPr>
-        <w:pStyle w:val="Heading3"/>
-      </w:pPr>
-      <w:r>
-        <w:t>Repair a missing building block</w:t>
-      </w:r>
-    </w:p>
-    <w:p>
-      <w:pPr>
-        <w:spacing w:line="336" w:lineRule="auto" w:after="180"/>
-      </w:pPr>
-      <w:r>
-        <w:rPr>
-          <w:b w:val="0"/>
-        </w:rPr>
-        <w:t>Review Requests Responses and JSON (ai-3/22). Goal: Parse JSON into Python records. Short practice: Would converting the text silently prove the source count is correct?</w:t>
-      </w:r>
-    </w:p>
-    <w:p>
-      <w:pPr>
-        <w:spacing w:line="336" w:lineRule="auto" w:after="180"/>
-      </w:pPr>
-      <w:r>
-        <w:rPr>
-          <w:b w:val="0"/>
-        </w:rPr>
-        <w:t xml:space="preserve">Point to the relevant step in the picture, then write the changed result and the rule or </w:t>
-      </w:r>
-      <w:r>
-        <w:rPr>
-          <w:b/>
-        </w:rPr>
-        <w:t>evidence</w:t>
-      </w:r>
-      <w:r>
-        <w:rPr>
-          <w:b w:val="0"/>
-        </w:rPr>
-        <w:t xml:space="preserve"> that supports it.. Return to this week and explain what you changed.</w:t>
-      </w:r>
-    </w:p>
-    <w:p>
-      <w:pPr>
-        <w:spacing w:line="336" w:lineRule="auto" w:after="180"/>
-      </w:pPr>
-      <w:r>
-        <w:rPr>
-          <w:b w:val="0"/>
-        </w:rPr>
-        <w:t xml:space="preserve">Review Conversation State and Memory (ai-3/20). Goal: Explain the </w:t>
-      </w:r>
-      <w:r>
-        <w:rPr>
-          <w:b/>
-        </w:rPr>
-        <w:t>mechanism</w:t>
-      </w:r>
-      <w:r>
-        <w:rPr>
-          <w:b w:val="0"/>
-        </w:rPr>
-        <w:t xml:space="preserve"> and terminology of conversation state and retention. Short practice: What is selected_book after the correction and after exit?</w:t>
-      </w:r>
-    </w:p>
-    <w:p>
-      <w:pPr>
-        <w:spacing w:line="336" w:lineRule="auto" w:after="180"/>
-      </w:pPr>
-      <w:r>
-        <w:rPr>
-          <w:b w:val="0"/>
-        </w:rPr>
-        <w:t xml:space="preserve">Point to the relevant step in the picture, then write the changed result and the rule or </w:t>
-      </w:r>
-      <w:r>
-        <w:rPr>
-          <w:b/>
-        </w:rPr>
-        <w:t>evidence</w:t>
-      </w:r>
-      <w:r>
-        <w:rPr>
-          <w:b w:val="0"/>
-        </w:rPr>
-        <w:t xml:space="preserve"> that supports it.. Return to this week and explain what you changed.</w:t>
-      </w:r>
-    </w:p>
-    <w:p>
-      <w:pPr>
-        <w:spacing w:line="336" w:lineRule="auto" w:after="180"/>
-      </w:pPr>
-      <w:r>
-        <w:rPr>
-          <w:b w:val="0"/>
-        </w:rPr>
-        <w:t xml:space="preserve">Review Model Memory vs Retrieval (ai-3/17). Goal: Explain the </w:t>
-      </w:r>
-      <w:r>
-        <w:rPr>
-          <w:b/>
-        </w:rPr>
-        <w:t>mechanism</w:t>
-      </w:r>
-      <w:r>
-        <w:rPr>
-          <w:b w:val="0"/>
-        </w:rPr>
-        <w:t xml:space="preserve"> and terminology of retrieval and indexing. Short practice: Why can the assistant not certify 15: 00 when the notice is missing?</w:t>
-      </w:r>
-    </w:p>
-    <w:p>
-      <w:pPr>
-        <w:spacing w:line="336" w:lineRule="auto" w:after="180"/>
-      </w:pPr>
-      <w:r>
-        <w:rPr>
-          <w:b w:val="0"/>
-        </w:rPr>
-        <w:t xml:space="preserve">Point to the relevant step in the picture, then write the changed result and the rule or </w:t>
-      </w:r>
-      <w:r>
-        <w:rPr>
-          <w:b/>
-        </w:rPr>
-        <w:t>evidence</w:t>
-      </w:r>
-      <w:r>
-        <w:rPr>
-          <w:b w:val="0"/>
-        </w:rPr>
-        <w:t xml:space="preserve"> that supports it.. Return to this week and explain what you changed.</w:t>
-      </w:r>
-    </w:p>
-    <w:p>
-      <w:pPr>
-        <w:pStyle w:val="Heading3"/>
-      </w:pPr>
-      <w:r>
-        <w:t>Predict, run and debug</w:t>
-      </w:r>
-    </w:p>
-    <w:p>
-      <w:pPr>
-        <w:spacing w:line="336" w:lineRule="auto" w:after="180"/>
-      </w:pPr>
-      <w:r>
-        <w:rPr>
-          <w:b w:val="0"/>
-        </w:rPr>
-        <w:t xml:space="preserve">The browser lab lets you edit the supported Python examples already included in this lesson. Predict first, run, inspect the actual </w:t>
-      </w:r>
-      <w:r>
-        <w:rPr>
-          <w:b/>
-        </w:rPr>
-        <w:t>output</w:t>
-      </w:r>
-      <w:r>
-        <w:rPr>
-          <w:b w:val="0"/>
-        </w:rPr>
-        <w:t xml:space="preserve"> or error, change one </w:t>
-      </w:r>
-      <w:r>
-        <w:rPr>
-          <w:b/>
-        </w:rPr>
-        <w:t>input</w:t>
-      </w:r>
-      <w:r>
-        <w:rPr>
-          <w:b w:val="0"/>
-        </w:rPr>
-        <w:t>, then run again.</w:t>
-      </w:r>
-    </w:p>
-    <w:p>
-      <w:pPr>
-        <w:spacing w:line="336" w:lineRule="auto" w:after="180"/>
-      </w:pPr>
-      <w:r>
-        <w:rPr>
-          <w:b w:val="0"/>
-        </w:rPr>
-        <w:t xml:space="preserve">Keep code, </w:t>
-      </w:r>
-      <w:r>
-        <w:rPr>
-          <w:b/>
-        </w:rPr>
-        <w:t>prediction</w:t>
-      </w:r>
-      <w:r>
-        <w:rPr>
-          <w:b w:val="0"/>
-        </w:rPr>
-        <w:t>s, actual results and a reasoned revision together. On paper, label your result as a trace rather than an execution.</w:t>
-      </w:r>
-    </w:p>
-    <w:p>
-      <w:pPr>
-        <w:pStyle w:val="Heading3"/>
-      </w:pPr>
-      <w:r>
-        <w:t>Keep your completed work</w:t>
-      </w:r>
-    </w:p>
-    <w:p>
-      <w:pPr>
-        <w:spacing w:line="336" w:lineRule="auto" w:after="180"/>
-      </w:pPr>
-      <w:r>
-        <w:rPr>
-          <w:b w:val="0"/>
-        </w:rPr>
-        <w:t xml:space="preserve">Use Download completed work in the hosted lesson to export your answers, reflections, practice feedback and code-run </w:t>
-      </w:r>
-      <w:r>
-        <w:rPr>
-          <w:b/>
-        </w:rPr>
-        <w:t>evidence</w:t>
-      </w:r>
-      <w:r>
-        <w:rPr>
-          <w:b w:val="0"/>
-        </w:rPr>
-        <w:t>. Open the HTML copy to read or print it.</w:t>
-      </w:r>
-    </w:p>
-    <w:p>
-      <w:pPr>
-        <w:spacing w:line="336" w:lineRule="auto" w:after="180"/>
-      </w:pPr>
-      <w:r>
-        <w:rPr>
-          <w:b w:val="0"/>
-        </w:rPr>
-        <w:t>Drafts stay in this browser when storage is available; clear drafts on a shared device.</w:t>
-      </w:r>
-    </w:p>
-    <w:p>
-      <w:pPr>
-        <w:pStyle w:val="Heading1"/>
-      </w:pPr>
-      <w:r>
-        <w:t>18. Visual concept journey</w:t>
-      </w:r>
-    </w:p>
-    <w:p>
-      <w:r>
-        <w:t>Explain each Block to Python Bridge graphic using its labels, deciding evidence and relevant limitation.</w:t>
-      </w:r>
-    </w:p>
-    <w:p>
-      <w:pPr>
-        <w:pStyle w:val="Heading3"/>
+        <w:t>18. Reference: the six-picture journey</w:t>
+      </w:r>
+    </w:p>
+    <w:p>
+      <w:r>
+        <w:t>Revisit the picture that serves the current question; key diagrams already sit beside the main explanation.</w:t>
+      </w:r>
+    </w:p>
+    <w:p>
+      <w:pPr>
+        <w:pStyle w:val="Heading2"/>
       </w:pPr>
       <w:r>
         <w:t>01. Block to Python Bridge: the case</w:t>
@@ -7138,7 +7719,7 @@
         <w:drawing>
           <wp:inline xmlns:a="http://schemas.openxmlformats.org/drawingml/2006/main" xmlns:pic="http://schemas.openxmlformats.org/drawingml/2006/picture">
             <wp:extent cx="5486400" cy="2990088"/>
-            <wp:docPr id="22" name="Picture 22" descr="Translate a “count qualifying books” paper procedure into a Python-style trace. Supplied facts: Page counts are [80, 150, 90]. Start count=0; for each pages value, add 1 only when pages&lt;100. All inputs and outcomes in this worked example are invented classroom data; no real model run is claimed."/>
+            <wp:docPr id="28" name="Picture 28" descr="Translate a “count qualifying books” paper procedure into a Python-style trace. Supplied facts: Page counts are [80, 150, 90]. Start count=0; for each pages value, add 1 only when pages&lt;100. All inputs and outcomes in this worked example are invented classroom data; no real model run is claimed."/>
             <wp:cNvGraphicFramePr>
               <a:graphicFrameLocks noChangeAspect="1"/>
             </wp:cNvGraphicFramePr>
@@ -7150,7 +7731,7 @@
                     <pic:cNvPicPr/>
                   </pic:nvPicPr>
                   <pic:blipFill>
-                    <a:blip r:embed="rId29"/>
+                    <a:blip r:embed="rId31"/>
                     <a:stretch>
                       <a:fillRect/>
                     </a:stretch>
@@ -7206,7 +7787,6 @@
     <w:p>
       <w:pPr>
         <w:spacing w:line="336" w:lineRule="auto" w:after="180"/>
-        <w:shd w:fill="F5F1FB"/>
       </w:pPr>
       <w:r>
         <w:rPr>
@@ -7217,7 +7797,7 @@
     </w:p>
     <w:p>
       <w:pPr>
-        <w:pStyle w:val="Heading3"/>
+        <w:pStyle w:val="Heading2"/>
       </w:pPr>
       <w:r>
         <w:t>02. Follow the deciding steps</w:t>
@@ -7228,7 +7808,7 @@
         <w:drawing>
           <wp:inline xmlns:a="http://schemas.openxmlformats.org/drawingml/2006/main" xmlns:pic="http://schemas.openxmlformats.org/drawingml/2006/picture">
             <wp:extent cx="5486400" cy="3182112"/>
-            <wp:docPr id="23" name="Picture 23" descr="Start counter: count begins at 0 before the loop. → Trace decisions: 80 qualifies: count 1. 150 does not: count 1. 90 qualifies: count 2. → Report count: The final result is 2 qualifying books, not the sum of their page counts."/>
+            <wp:docPr id="29" name="Picture 29" descr="Start counter: count begins at 0 before the loop. → Trace decisions: 80 qualifies: count 1. 150 does not: count 1. 90 qualifies: count 2. → Report count: The final result is 2 qualifying books, not the sum of their page counts."/>
             <wp:cNvGraphicFramePr>
               <a:graphicFrameLocks noChangeAspect="1"/>
             </wp:cNvGraphicFramePr>
@@ -7240,7 +7820,7 @@
                     <pic:cNvPicPr/>
                   </pic:nvPicPr>
                   <pic:blipFill>
-                    <a:blip r:embed="rId30"/>
+                    <a:blip r:embed="rId17"/>
                     <a:stretch>
                       <a:fillRect/>
                     </a:stretch>
@@ -7273,7 +7853,6 @@
     <w:p>
       <w:pPr>
         <w:spacing w:line="336" w:lineRule="auto" w:after="180"/>
-        <w:shd w:fill="F5F1FB"/>
       </w:pPr>
       <w:r>
         <w:rPr>
@@ -7296,7 +7875,7 @@
     </w:p>
     <w:p>
       <w:pPr>
-        <w:pStyle w:val="Heading3"/>
+        <w:pStyle w:val="Heading2"/>
       </w:pPr>
       <w:r>
         <w:t>03. A calculation from paper to output</w:t>
@@ -7307,7 +7886,7 @@
         <w:drawing>
           <wp:inline xmlns:a="http://schemas.openxmlformats.org/drawingml/2006/main" xmlns:pic="http://schemas.openxmlformats.org/drawingml/2006/picture">
             <wp:extent cx="5486400" cy="2834640"/>
-            <wp:docPr id="24" name="Picture 24" descr="A calculation from paper to output. Record pack count | packs = 4 | Name holds 4. Multiply two quantities | total = packs * per_pack | Name holds product. Show the answer | print(total) | Displays the value"/>
+            <wp:docPr id="30" name="Picture 30" descr="A calculation from paper to output. Record pack count | packs = 4 | Name holds 4. Multiply two quantities | total = packs * per_pack | Name holds product. Show the answer | print(total) | Displays the value"/>
             <wp:cNvGraphicFramePr>
               <a:graphicFrameLocks noChangeAspect="1"/>
             </wp:cNvGraphicFramePr>
@@ -7319,7 +7898,7 @@
                     <pic:cNvPicPr/>
                   </pic:nvPicPr>
                   <pic:blipFill>
-                    <a:blip r:embed="rId31"/>
+                    <a:blip r:embed="rId32"/>
                     <a:stretch>
                       <a:fillRect/>
                     </a:stretch>
@@ -7364,7 +7943,6 @@
     <w:p>
       <w:pPr>
         <w:spacing w:line="336" w:lineRule="auto" w:after="180"/>
-        <w:shd w:fill="F5F1FB"/>
       </w:pPr>
       <w:r>
         <w:rPr>
@@ -7375,7 +7953,7 @@
     </w:p>
     <w:p>
       <w:pPr>
-        <w:pStyle w:val="Heading3"/>
+        <w:pStyle w:val="Heading2"/>
       </w:pPr>
       <w:r>
         <w:t>04. Change one thing. Trace what follows.</w:t>
@@ -7386,7 +7964,7 @@
         <w:drawing>
           <wp:inline xmlns:a="http://schemas.openxmlformats.org/drawingml/2006/main" xmlns:pic="http://schemas.openxmlformats.org/drawingml/2006/picture">
             <wp:extent cx="5486400" cy="3026664"/>
-            <wp:docPr id="25" name="Picture 25" descr="Original case: The final result is 2 qualifying books, not the sum of their page counts. Changed condition: Replace the last page count 90 with 100. Expected result: The final count becomes 1. Reason: The comparison is strictly less than 100, so the boundary value does not qualify."/>
+            <wp:docPr id="31" name="Picture 31" descr="Original case: The final result is 2 qualifying books, not the sum of their page counts. Changed condition: Replace the last page count 90 with 100. Expected result: The final count becomes 1. Reason: The comparison is strictly less than 100, so the boundary value does not qualify."/>
             <wp:cNvGraphicFramePr>
               <a:graphicFrameLocks noChangeAspect="1"/>
             </wp:cNvGraphicFramePr>
@@ -7398,7 +7976,7 @@
                     <pic:cNvPicPr/>
                   </pic:nvPicPr>
                   <pic:blipFill>
-                    <a:blip r:embed="rId32"/>
+                    <a:blip r:embed="rId18"/>
                     <a:stretch>
                       <a:fillRect/>
                     </a:stretch>
@@ -7454,7 +8032,6 @@
     <w:p>
       <w:pPr>
         <w:spacing w:line="336" w:lineRule="auto" w:after="180"/>
-        <w:shd w:fill="F5F1FB"/>
       </w:pPr>
       <w:r>
         <w:rPr>
@@ -7465,7 +8042,7 @@
     </w:p>
     <w:p>
       <w:pPr>
-        <w:pStyle w:val="Heading3"/>
+        <w:pStyle w:val="Heading2"/>
       </w:pPr>
       <w:r>
         <w:t>05. Connect the explanation to its limit</w:t>
@@ -7476,7 +8053,7 @@
         <w:drawing>
           <wp:inline xmlns:a="http://schemas.openxmlformats.org/drawingml/2006/main" xmlns:pic="http://schemas.openxmlformats.org/drawingml/2006/picture">
             <wp:extent cx="5486400" cy="2834640"/>
-            <wp:docPr id="26" name="Picture 26" descr="Read the picture in order. The final result is 2 qualifying books, not the sum of their page counts. The arrows show which recorded input or intermediate result each decision uses. Explain the deciding step aloud before checking the changed case; pointing to the final answer alone does not show how it follows. Limit: This deterministic loop counts a stated condition; it neither trains a model nor measures whether the books suit a reader."/>
+            <wp:docPr id="32" name="Picture 32" descr="Read the picture in order. The final result is 2 qualifying books, not the sum of their page counts. The arrows show which recorded input or intermediate result each decision uses. Explain the deciding step aloud before checking the changed case; pointing to the final answer alone does not show how it follows. Limit: This deterministic loop counts a stated condition; it neither trains a model nor measures whether the books suit a reader."/>
             <wp:cNvGraphicFramePr>
               <a:graphicFrameLocks noChangeAspect="1"/>
             </wp:cNvGraphicFramePr>
@@ -7567,7 +8144,6 @@
     <w:p>
       <w:pPr>
         <w:spacing w:line="336" w:lineRule="auto" w:after="180"/>
-        <w:shd w:fill="F5F1FB"/>
       </w:pPr>
       <w:r>
         <w:rPr>
@@ -7578,7 +8154,7 @@
     </w:p>
     <w:p>
       <w:pPr>
-        <w:pStyle w:val="Heading3"/>
+        <w:pStyle w:val="Heading2"/>
       </w:pPr>
       <w:r>
         <w:t>06. Make the idea visible in your project</w:t>
@@ -7589,7 +8165,7 @@
         <w:drawing>
           <wp:inline xmlns:a="http://schemas.openxmlformats.org/drawingml/2006/main" xmlns:pic="http://schemas.openxmlformats.org/drawingml/2006/picture">
             <wp:extent cx="5486400" cy="3681984"/>
-            <wp:docPr id="27" name="Picture 27" descr="For your Verified Study Buddy, save the input, procedure, observed result and limitation of this check. Label this worked example as practice; use a different, previously unreviewed case when checking independent understanding. Draw your input, deciding step, result and limit. Supported question: Trace the changed list and identify where the result differs. Point to the relevant step in the picture, then write the changed result and the rule or evidence that supports it."/>
+            <wp:docPr id="33" name="Picture 33" descr="For your Verified Study Buddy, save the input, procedure, observed result and limitation of this check. Label this worked example as practice; use a different, previously unreviewed case when checking independent understanding. Draw your input, deciding step, result and limit. Supported question: Trace the changed list and identify where the result differs. Point to the relevant step in the picture, then write the changed result and the rule or evidence that supports it."/>
             <wp:cNvGraphicFramePr>
               <a:graphicFrameLocks noChangeAspect="1"/>
             </wp:cNvGraphicFramePr>
@@ -7704,7 +8280,6 @@
     <w:p>
       <w:pPr>
         <w:spacing w:line="336" w:lineRule="auto" w:after="180"/>
-        <w:shd w:fill="F5F1FB"/>
       </w:pPr>
       <w:r>
         <w:rPr>
@@ -7723,6 +8298,62 @@
           <w:b w:val="0"/>
         </w:rPr>
         <w:t>.</w:t>
+      </w:r>
+    </w:p>
+    <w:p>
+      <w:pPr>
+        <w:pStyle w:val="Heading2"/>
+      </w:pPr>
+      <w:r>
+        <w:t>Earlier wording, alternatives and picture transcripts · reference / check after trying</w:t>
+      </w:r>
+    </w:p>
+    <w:p>
+      <w:pPr>
+        <w:pStyle w:val="Heading3"/>
+      </w:pPr>
+      <w:r>
+        <w:t>01. Block to Python Bridge: the case</w:t>
+      </w:r>
+    </w:p>
+    <w:p>
+      <w:pPr>
+        <w:pStyle w:val="Heading3"/>
+      </w:pPr>
+      <w:r>
+        <w:t>02. Follow the deciding steps</w:t>
+      </w:r>
+    </w:p>
+    <w:p>
+      <w:pPr>
+        <w:pStyle w:val="Heading3"/>
+      </w:pPr>
+      <w:r>
+        <w:t>03. A calculation from paper to output</w:t>
+      </w:r>
+    </w:p>
+    <w:p>
+      <w:pPr>
+        <w:pStyle w:val="Heading3"/>
+      </w:pPr>
+      <w:r>
+        <w:t>04. Change one thing. Trace what follows.</w:t>
+      </w:r>
+    </w:p>
+    <w:p>
+      <w:pPr>
+        <w:pStyle w:val="Heading3"/>
+      </w:pPr>
+      <w:r>
+        <w:t>05. Connect the explanation to its limit</w:t>
+      </w:r>
+    </w:p>
+    <w:p>
+      <w:pPr>
+        <w:pStyle w:val="Heading3"/>
+      </w:pPr>
+      <w:r>
+        <w:t>06. Make the idea visible in your project</w:t>
       </w:r>
     </w:p>
     <w:sectPr>
